--- a/reporte/productos_formales/Producto_03_Modelo_Favoritismo.docx
+++ b/reporte/productos_formales/Producto_03_Modelo_Favoritismo.docx
@@ -274,41 +274,41 @@
           <w:sz w:val="21"/>
           <w:szCs w:val="21"/>
         </w:rPr>
-        <w:t xml:space="preserve">Arquitectura: 300 árboles, profundidad máxima 6 (para limitar sobreajuste dado el tamaño de la clase positiva), class_weight='balanced'.</w:t>
-      </w:r>
-    </w:p>
-    <w:p>
-      <w:pPr>
-        <w:pStyle w:val="ListParagraph"/>
-        <w:numPr>
-          <w:ilvl w:val="0"/>
-          <w:numId w:val="1"/>
-        </w:numPr>
-        <w:spacing w:after="70"/>
-      </w:pPr>
-      <w:r>
-        <w:rPr>
-          <w:sz w:val="21"/>
-          <w:szCs w:val="21"/>
-        </w:rPr>
-        <w:t xml:space="preserve">Reporte de implementación: prototipo desarrollado en scikit-learn (RandomForestClassifier); arquitectura directamente portable a pyspark.ml.classification.RandomForestClassifier.</w:t>
-      </w:r>
-    </w:p>
-    <w:p>
-      <w:pPr>
-        <w:pStyle w:val="ListParagraph"/>
-        <w:numPr>
-          <w:ilvl w:val="0"/>
-          <w:numId w:val="1"/>
-        </w:numPr>
-        <w:spacing w:after="70"/>
-      </w:pPr>
-      <w:r>
-        <w:rPr>
-          <w:sz w:val="21"/>
-          <w:szCs w:val="21"/>
-        </w:rPr>
-        <w:t xml:space="preserve">Parámetros de entrenamiento documentados en el código fuente (src/modelo_favoritismo.py, constante FEATURES y configuración del modelo).</w:t>
+        <w:t xml:space="preserve">Arquitectura: 300 árboles, profundidad máxima 6 (para limitar sobreajuste dado el tamaño de la clase positiva), class_weight='balanced'. Actualización: una búsqueda sistemática posterior (Producto 4) confirmó 100 árboles/profundidad 3 como igual de efectivo y ~65% más rápido de entrenar — arquitectura final ajustada en base a esa evidencia.</w:t>
+      </w:r>
+    </w:p>
+    <w:p>
+      <w:pPr>
+        <w:pStyle w:val="ListParagraph"/>
+        <w:numPr>
+          <w:ilvl w:val="0"/>
+          <w:numId w:val="1"/>
+        </w:numPr>
+        <w:spacing w:after="70"/>
+      </w:pPr>
+      <w:r>
+        <w:rPr>
+          <w:sz w:val="21"/>
+          <w:szCs w:val="21"/>
+        </w:rPr>
+        <w:t xml:space="preserve">Reporte de implementación: implementado y ejecutado en scikit-learn Y en Spark MLlib real (pyspark.ml.classification.RandomForestClassifier) — no solo 'portable', sino corrido y verificado en ambas plataformas (ver Producto 7, Sección 4).</w:t>
+      </w:r>
+    </w:p>
+    <w:p>
+      <w:pPr>
+        <w:pStyle w:val="ListParagraph"/>
+        <w:numPr>
+          <w:ilvl w:val="0"/>
+          <w:numId w:val="1"/>
+        </w:numPr>
+        <w:spacing w:after="70"/>
+      </w:pPr>
+      <w:r>
+        <w:rPr>
+          <w:sz w:val="21"/>
+          <w:szCs w:val="21"/>
+        </w:rPr>
+        <w:t xml:space="preserve">Parámetros de entrenamiento documentados en el código fuente (src/modelo_favoritismo.py y src/spark/modelo_favoritismo_spark.py).</w:t>
       </w:r>
     </w:p>
     <w:p>
@@ -389,7 +389,7 @@
           <w:sz w:val="21"/>
           <w:szCs w:val="21"/>
         </w:rPr>
-        <w:t xml:space="preserve">Se completó la selección y el diseño de arquitectura del modelo. La implementación se realizó en scikit-learn como prueba de concepto; la migración a Spark MLlib queda como actividad de la fase de producción (ver Sección 8 del Informe Final, Producto 7).</w:t>
+        <w:t xml:space="preserve">Se completó la selección y el diseño de arquitectura del modelo. La implementación se realizó en scikit-learn y posteriormente se ejecutó y validó en Spark MLlib real (ver Producto 7, Sección 4) — la migración ya no es una actividad pendiente.</w:t>
       </w:r>
     </w:p>
     <w:p>
@@ -415,7 +415,7 @@
           <w:sz w:val="21"/>
           <w:szCs w:val="21"/>
         </w:rPr>
-        <w:t xml:space="preserve">No se dispuso de un clúster Hadoop/Spark productivo para validar el rendimiento a escala de big data; la arquitectura se validó funcionalmente en modo local.</w:t>
+        <w:t xml:space="preserve">Al momento de este producto no se había validado en Spark real; esto se resolvió en una etapa posterior (Producto 7) obteniendo los .jar necesarios directamente de Maven Central.</w:t>
       </w:r>
     </w:p>
     <w:p>

--- a/reporte/productos_formales/Producto_03_Modelo_Favoritismo.docx
+++ b/reporte/productos_formales/Producto_03_Modelo_Favoritismo.docx
@@ -62,7 +62,7 @@
           <w:sz w:val="19"/>
           <w:szCs w:val="19"/>
         </w:rPr>
-        <w:t xml:space="preserve">Prototipo elaborado como prueba de concepto (proof of concept) — no constituye una postulación formal</w:t>
+        <w:t xml:space="preserve">Prototipo independiente elaborado como prueba de concepto (proof of concept) — no constituye una postulación formal, una implementación oficial, ni cuenta con aprobación institucional de la CGR</w:t>
       </w:r>
     </w:p>
     <w:p>

--- a/reporte/productos_formales/Producto_03_Modelo_Favoritismo.docx
+++ b/reporte/productos_formales/Producto_03_Modelo_Favoritismo.docx
@@ -134,7 +134,19 @@
           <w:sz w:val="21"/>
           <w:szCs w:val="21"/>
         </w:rPr>
-        <w:t xml:space="preserve">Se evaluó y seleccionó un modelo Random Forest para la identificación de proveedores favoritos, por su balance entre precisión, interpretabilidad y bajo riesgo de sobreajuste con una clase positiva minoritaria (0.25% de los pares proveedor-entidad).</w:t>
+        <w:t xml:space="preserve">Se compararon tres candidatos con las mismas particiones out-of-fold. Random Forest obtuvo el mayor AUC-PR (0.671), por encima de Regresión Logística (0.621) y Gradient Boosting (0.418).</w:t>
+      </w:r>
+    </w:p>
+    <w:p>
+      <w:pPr>
+        <w:spacing w:after="140"/>
+      </w:pPr>
+      <w:r>
+        <w:rPr>
+          <w:sz w:val="21"/>
+          <w:szCs w:val="21"/>
+        </w:rPr>
+        <w:t xml:space="preserve">Nota metodológica: este es un prototipo independiente. Las métricas del benchmark sintético evalúan la coherencia del PoC y no estiman desempeño productivo. Las salidas sobre datos públicos son señales de priorización para revisión de auditor y no constituyen hallazgos ni determinaciones automáticas de irregularidad.</w:t>
       </w:r>
     </w:p>
     <w:p>
@@ -155,7 +167,7 @@
           <w:sz w:val="21"/>
           <w:szCs w:val="21"/>
         </w:rPr>
-        <w:t xml:space="preserve">1. Introducción — 2. Objetivo de la consultoría — 3. Productos alcanzados — 4. Actividades realizadas — 5. Grado de cumplimiento — 6. Dificultades y limitaciones — 7. Conclusiones y recomendaciones — 8. Anexos</w:t>
+        <w:t xml:space="preserve">1. Introducción — 2. Objetivo — 3. Productos alcanzados — 4. Actividades realizadas — 5. Grado de cumplimiento — 6. Dificultades y limitaciones — 7. Conclusiones y recomendaciones — 8. Anexos</w:t>
       </w:r>
     </w:p>
     <w:p>
@@ -176,16 +188,16 @@
           <w:sz w:val="21"/>
           <w:szCs w:val="21"/>
         </w:rPr>
-        <w:t xml:space="preserve">Cubre el numeral 4.2.1 y 4.2.2 del TDR: diseño y selección de algoritmos de Machine Learning para la identificación de favoritismo mediante modelos de clasificación o de puntuación de riesgo.</w:t>
-      </w:r>
-    </w:p>
-    <w:p>
-      <w:pPr>
-        <w:pStyle w:val="Heading1"/>
-        <w:spacing w:after="140" w:before="260"/>
-      </w:pPr>
-      <w:r>
-        <w:t xml:space="preserve">2. Objetivo de la Consultoría</w:t>
+        <w:t xml:space="preserve">Cubre la selección fundamentada del algoritmo supervisado para priorizar pares proveedor-entidad con señales de posible favoritismo.</w:t>
+      </w:r>
+    </w:p>
+    <w:p>
+      <w:pPr>
+        <w:pStyle w:val="Heading1"/>
+        <w:spacing w:after="140" w:before="260"/>
+      </w:pPr>
+      <w:r>
+        <w:t xml:space="preserve">2. Objetivo</w:t>
       </w:r>
     </w:p>
     <w:p>
@@ -197,7 +209,7 @@
           <w:sz w:val="21"/>
           <w:szCs w:val="21"/>
         </w:rPr>
-        <w:t xml:space="preserve">Desarrollar modelos de ciencia de datos y machine learning que permitan la identificación temprana de proveedores favorecidos, la detección de fraccionamiento indebido del gasto público, y la evaluación de vínculos impropios entre proveedores y funcionarios.</w:t>
+        <w:t xml:space="preserve">Desarrollar y validar una prueba de concepto de analítica de datos que priorice señales de posible favoritismo, posible fraccionamiento y vínculos proveedor-funcionario para apoyar la revisión del auditor.</w:t>
       </w:r>
     </w:p>
     <w:p>
@@ -223,7 +235,7 @@
           <w:sz w:val="21"/>
           <w:szCs w:val="21"/>
         </w:rPr>
-        <w:t xml:space="preserve">Documentación de patrones identificados: concentración de contratos en un subconjunto de proveedores (hasta 32 contratos por proveedor), predominancia de Adjudicación Simplificada (33%) y Comparación de Precios (29%) sobre modalidades competitivas.</w:t>
+        <w:t xml:space="preserve">Diseño de comparación: predicciones out-of-fold, StratifiedKFold 3-fold, mismas particiones para todos; criterio primario: AUC-PR por desbalance severo.</w:t>
       </w:r>
     </w:p>
     <w:p>
@@ -240,7 +252,7 @@
           <w:sz w:val="21"/>
           <w:szCs w:val="21"/>
         </w:rPr>
-        <w:t xml:space="preserve">Análisis estadístico de variables clave: distribución log-normal de montos, con 7.7% de contratos identificados como outliers por el método IQR.</w:t>
+        <w:t xml:space="preserve">Random Forest: AUC-PR 0.671, AUC-ROC 0.999, F1 0.444.</w:t>
       </w:r>
     </w:p>
     <w:p>
@@ -257,7 +269,7 @@
           <w:sz w:val="21"/>
           <w:szCs w:val="21"/>
         </w:rPr>
-        <w:t xml:space="preserve">Propuesta fundamentada: se evaluaron Regresión Logística, Gradient Boosting y Random Forest. Se eligió Random Forest por su robustez ante variables correlacionadas, su soporte nativo para pesos balanceados de clase, y su compatibilidad directa con RandomForestClassifier de Spark MLlib para escalamiento futuro.</w:t>
+        <w:t xml:space="preserve">Regresión Logística: AUC-PR 0.621; Gradient Boosting: AUC-PR 0.418.</w:t>
       </w:r>
     </w:p>
     <w:p>
@@ -274,7 +286,7 @@
           <w:sz w:val="21"/>
           <w:szCs w:val="21"/>
         </w:rPr>
-        <w:t xml:space="preserve">Arquitectura: 300 árboles, profundidad máxima 6 (para limitar sobreajuste dado el tamaño de la clase positiva), class_weight='balanced'. Actualización: una búsqueda sistemática posterior (Producto 4) confirmó 100 árboles/profundidad 3 como igual de efectivo y ~65% más rápido de entrenar — arquitectura final ajustada en base a esa evidencia.</w:t>
+        <w:t xml:space="preserve">Configuración final seleccionada por tuning: 100 árboles, profundidad 3, min_samples_leaf 1.</w:t>
       </w:r>
     </w:p>
     <w:p>
@@ -291,7 +303,16 @@
           <w:sz w:val="21"/>
           <w:szCs w:val="21"/>
         </w:rPr>
-        <w:t xml:space="preserve">Reporte de implementación: implementado y ejecutado en scikit-learn Y en Spark MLlib real (pyspark.ml.classification.RandomForestClassifier) — no solo 'portable', sino corrido y verificado en ambas plataformas (ver Producto 7, Sección 4).</w:t>
+        <w:t xml:space="preserve">La selección queda persistida en JSON y puede ser consumida por el entrenamiento final; ya no depende de parámetros escritos manualmente en el informe.</w:t>
+      </w:r>
+    </w:p>
+    <w:p>
+      <w:pPr>
+        <w:pStyle w:val="Heading1"/>
+        <w:spacing w:after="140" w:before="260"/>
+      </w:pPr>
+      <w:r>
+        <w:t xml:space="preserve">4. Actividades Realizadas</w:t>
       </w:r>
     </w:p>
     <w:p>
@@ -308,16 +329,7 @@
           <w:sz w:val="21"/>
           <w:szCs w:val="21"/>
         </w:rPr>
-        <w:t xml:space="preserve">Parámetros de entrenamiento documentados en el código fuente (src/modelo_favoritismo.py y src/spark/modelo_favoritismo_spark.py).</w:t>
-      </w:r>
-    </w:p>
-    <w:p>
-      <w:pPr>
-        <w:pStyle w:val="Heading1"/>
-        <w:spacing w:after="140" w:before="260"/>
-      </w:pPr>
-      <w:r>
-        <w:t xml:space="preserve">4. Actividades Realizadas</w:t>
+        <w:t xml:space="preserve">Predicciones out-of-fold con StratifiedKFold de 3 particiones.</w:t>
       </w:r>
     </w:p>
     <w:p>
@@ -334,7 +346,7 @@
           <w:sz w:val="21"/>
           <w:szCs w:val="21"/>
         </w:rPr>
-        <w:t xml:space="preserve">Análisis comparativo de algoritmos candidatos sobre el dataset del Producto 2.</w:t>
+        <w:t xml:space="preserve">Comparación ejecutable de Regresión Logística, Random Forest y Gradient Boosting.</w:t>
       </w:r>
     </w:p>
     <w:p>
@@ -351,7 +363,37 @@
           <w:sz w:val="21"/>
           <w:szCs w:val="21"/>
         </w:rPr>
-        <w:t xml:space="preserve">Definición de la arquitectura final y sus hiperparámetros.</w:t>
+        <w:t xml:space="preserve">Grid search de Random Forest usando AUC-PR por el fuerte desbalance de clase.</w:t>
+      </w:r>
+    </w:p>
+    <w:p>
+      <w:pPr>
+        <w:pStyle w:val="Heading1"/>
+        <w:spacing w:after="140" w:before="260"/>
+      </w:pPr>
+      <w:r>
+        <w:t xml:space="preserve">5. Grado de Cumplimiento del Producto</w:t>
+      </w:r>
+    </w:p>
+    <w:p>
+      <w:pPr>
+        <w:spacing w:after="140"/>
+      </w:pPr>
+      <w:r>
+        <w:rPr>
+          <w:sz w:val="21"/>
+          <w:szCs w:val="21"/>
+        </w:rPr>
+        <w:t xml:space="preserve">Selección técnica completada para el benchmark sintético, con evidencia versionada y reproducible.</w:t>
+      </w:r>
+    </w:p>
+    <w:p>
+      <w:pPr>
+        <w:pStyle w:val="Heading1"/>
+        <w:spacing w:after="140" w:before="260"/>
+      </w:pPr>
+      <w:r>
+        <w:t xml:space="preserve">6. Dificultades y Limitaciones Encontradas</w:t>
       </w:r>
     </w:p>
     <w:p>
@@ -368,16 +410,16 @@
           <w:sz w:val="21"/>
           <w:szCs w:val="21"/>
         </w:rPr>
-        <w:t xml:space="preserve">Documentación de la lógica de negocio detrás de cada variable predictora.</w:t>
-      </w:r>
-    </w:p>
-    <w:p>
-      <w:pPr>
-        <w:pStyle w:val="Heading1"/>
-        <w:spacing w:after="140" w:before="260"/>
-      </w:pPr>
-      <w:r>
-        <w:t xml:space="preserve">5. Grado de Cumplimiento del Producto</w:t>
+        <w:t xml:space="preserve">Solo existen 6 positivos sintéticos; las métricas tienen incertidumbre alta.</w:t>
+      </w:r>
+    </w:p>
+    <w:p>
+      <w:pPr>
+        <w:pStyle w:val="Heading1"/>
+        <w:spacing w:after="140" w:before="260"/>
+      </w:pPr>
+      <w:r>
+        <w:t xml:space="preserve">7. Conclusiones y Recomendaciones</w:t>
       </w:r>
     </w:p>
     <w:p>
@@ -389,42 +431,16 @@
           <w:sz w:val="21"/>
           <w:szCs w:val="21"/>
         </w:rPr>
-        <w:t xml:space="preserve">Se completó la selección y el diseño de arquitectura del modelo. La implementación se realizó en scikit-learn y posteriormente se ejecutó y validó en Spark MLlib real (ver Producto 7, Sección 4) — la migración ya no es una actividad pendiente.</w:t>
-      </w:r>
-    </w:p>
-    <w:p>
-      <w:pPr>
-        <w:pStyle w:val="Heading1"/>
-        <w:spacing w:after="140" w:before="260"/>
-      </w:pPr>
-      <w:r>
-        <w:t xml:space="preserve">6. Dificultades y Limitaciones Encontradas</w:t>
-      </w:r>
-    </w:p>
-    <w:p>
-      <w:pPr>
-        <w:pStyle w:val="ListParagraph"/>
-        <w:numPr>
-          <w:ilvl w:val="0"/>
-          <w:numId w:val="1"/>
-        </w:numPr>
-        <w:spacing w:after="70"/>
-      </w:pPr>
-      <w:r>
-        <w:rPr>
-          <w:sz w:val="21"/>
-          <w:szCs w:val="21"/>
-        </w:rPr>
-        <w:t xml:space="preserve">Al momento de este producto no se había validado en Spark real; esto se resolvió en una etapa posterior (Producto 7) obteniendo los .jar necesarios directamente de Maven Central.</w:t>
-      </w:r>
-    </w:p>
-    <w:p>
-      <w:pPr>
-        <w:pStyle w:val="Heading1"/>
-        <w:spacing w:after="140" w:before="260"/>
-      </w:pPr>
-      <w:r>
-        <w:t xml:space="preserve">7. Conclusiones y Recomendaciones</w:t>
+        <w:t xml:space="preserve">Random Forest es el candidato preferido del PoC por AUC-PR y por su capacidad de explicación con SHAP. La elección debe reevaluarse con ground truth real antes de producción.</w:t>
+      </w:r>
+    </w:p>
+    <w:p>
+      <w:pPr>
+        <w:pStyle w:val="Heading1"/>
+        <w:spacing w:after="140" w:before="260"/>
+      </w:pPr>
+      <w:r>
+        <w:t xml:space="preserve">8. Anexos</w:t>
       </w:r>
     </w:p>
     <w:p>
@@ -436,28 +452,7 @@
           <w:sz w:val="21"/>
           <w:szCs w:val="21"/>
         </w:rPr>
-        <w:t xml:space="preserve">Random Forest ofrece el mejor balance entre desempeño e interpretabilidad para este caso de uso. Se recomienda mantener esta elección en producción, complementada con SHAP (ver Producto 4) para sustentar hallazgos ante auditores.</w:t>
-      </w:r>
-    </w:p>
-    <w:p>
-      <w:pPr>
-        <w:pStyle w:val="Heading1"/>
-        <w:spacing w:after="140" w:before="260"/>
-      </w:pPr>
-      <w:r>
-        <w:t xml:space="preserve">8. Anexos</w:t>
-      </w:r>
-    </w:p>
-    <w:p>
-      <w:pPr>
-        <w:spacing w:after="140"/>
-      </w:pPr>
-      <w:r>
-        <w:rPr>
-          <w:sz w:val="21"/>
-          <w:szCs w:val="21"/>
-        </w:rPr>
-        <w:t xml:space="preserve">Código fuente y datasets: ver repositorio indicado en la portada.</w:t>
+        <w:t xml:space="preserve">Código, datasets y evidencia machine-readable: ver repositorio indicado en la portada.</w:t>
       </w:r>
     </w:p>
     <w:sectPr>

--- a/reporte/productos_formales/Producto_03_Modelo_Favoritismo.docx
+++ b/reporte/productos_formales/Producto_03_Modelo_Favoritismo.docx
@@ -250,7 +250,7 @@
         <w:spacing w:lineRule="exact" w:line="240" w:before="240" w:after="120"/>
         <w:rPr/>
       </w:pPr>
-      <w:bookmarkStart w:id="0" w:name="__RefHeading___Toc1877_3155877788"/>
+      <w:bookmarkStart w:id="0" w:name="__RefHeading___Toc1877_2045034821"/>
       <w:bookmarkEnd w:id="0"/>
       <w:r>
         <w:rPr>
@@ -355,7 +355,7 @@
             </w:rPr>
             <w:fldChar w:fldCharType="separate"/>
           </w:r>
-          <w:hyperlink w:anchor="__RefHeading___Toc1877_3155877788">
+          <w:hyperlink w:anchor="__RefHeading___Toc1877_2045034821">
             <w:r>
               <w:rPr>
                 <w:rStyle w:val="IndexLink"/>
@@ -375,7 +375,7 @@
             </w:tabs>
             <w:rPr/>
           </w:pPr>
-          <w:hyperlink w:anchor="__RefHeading___Toc1879_3155877788">
+          <w:hyperlink w:anchor="__RefHeading___Toc1879_2045034821">
             <w:r>
               <w:rPr>
                 <w:rStyle w:val="IndexLink"/>
@@ -395,7 +395,7 @@
             </w:tabs>
             <w:rPr/>
           </w:pPr>
-          <w:hyperlink w:anchor="__RefHeading___Toc1881_3155877788">
+          <w:hyperlink w:anchor="__RefHeading___Toc1881_2045034821">
             <w:r>
               <w:rPr>
                 <w:rStyle w:val="IndexLink"/>
@@ -415,7 +415,7 @@
             </w:tabs>
             <w:rPr/>
           </w:pPr>
-          <w:hyperlink w:anchor="__RefHeading___Toc1883_3155877788">
+          <w:hyperlink w:anchor="__RefHeading___Toc1883_2045034821">
             <w:r>
               <w:rPr>
                 <w:rStyle w:val="IndexLink"/>
@@ -435,7 +435,7 @@
             </w:tabs>
             <w:rPr/>
           </w:pPr>
-          <w:hyperlink w:anchor="__RefHeading___Toc1885_3155877788">
+          <w:hyperlink w:anchor="__RefHeading___Toc1885_2045034821">
             <w:r>
               <w:rPr>
                 <w:rStyle w:val="IndexLink"/>
@@ -455,7 +455,7 @@
             </w:tabs>
             <w:rPr/>
           </w:pPr>
-          <w:hyperlink w:anchor="__RefHeading___Toc1887_3155877788">
+          <w:hyperlink w:anchor="__RefHeading___Toc1887_2045034821">
             <w:r>
               <w:rPr>
                 <w:rStyle w:val="IndexLink"/>
@@ -475,7 +475,7 @@
             </w:tabs>
             <w:rPr/>
           </w:pPr>
-          <w:hyperlink w:anchor="__RefHeading___Toc1889_3155877788">
+          <w:hyperlink w:anchor="__RefHeading___Toc1889_2045034821">
             <w:r>
               <w:rPr>
                 <w:rStyle w:val="IndexLink"/>
@@ -495,7 +495,7 @@
             </w:tabs>
             <w:rPr/>
           </w:pPr>
-          <w:hyperlink w:anchor="__RefHeading___Toc1891_3155877788">
+          <w:hyperlink w:anchor="__RefHeading___Toc1891_2045034821">
             <w:r>
               <w:rPr>
                 <w:rStyle w:val="IndexLink"/>
@@ -515,7 +515,7 @@
             </w:tabs>
             <w:rPr/>
           </w:pPr>
-          <w:hyperlink w:anchor="__RefHeading___Toc1893_3155877788">
+          <w:hyperlink w:anchor="__RefHeading___Toc1893_2045034821">
             <w:r>
               <w:rPr>
                 <w:rStyle w:val="IndexLink"/>
@@ -535,7 +535,7 @@
             </w:tabs>
             <w:rPr/>
           </w:pPr>
-          <w:hyperlink w:anchor="__RefHeading___Toc1895_3155877788">
+          <w:hyperlink w:anchor="__RefHeading___Toc1895_2045034821">
             <w:r>
               <w:rPr>
                 <w:rStyle w:val="IndexLink"/>
@@ -555,7 +555,7 @@
             </w:tabs>
             <w:rPr/>
           </w:pPr>
-          <w:hyperlink w:anchor="__RefHeading___Toc1897_3155877788">
+          <w:hyperlink w:anchor="__RefHeading___Toc1897_2045034821">
             <w:r>
               <w:rPr>
                 <w:rStyle w:val="IndexLink"/>
@@ -575,7 +575,7 @@
             </w:tabs>
             <w:rPr/>
           </w:pPr>
-          <w:hyperlink w:anchor="__RefHeading___Toc1899_3155877788">
+          <w:hyperlink w:anchor="__RefHeading___Toc1899_2045034821">
             <w:r>
               <w:rPr>
                 <w:rStyle w:val="IndexLink"/>
@@ -595,14 +595,14 @@
             </w:tabs>
             <w:rPr/>
           </w:pPr>
-          <w:hyperlink w:anchor="__RefHeading___Toc1901_3155877788">
+          <w:hyperlink w:anchor="__RefHeading___Toc1901_2045034821">
             <w:r>
               <w:rPr>
                 <w:rStyle w:val="IndexLink"/>
               </w:rPr>
               <w:t>3.5 Reporte de implementación usando Apache Spark MLlib</w:t>
               <w:tab/>
-              <w:t>4</w:t>
+              <w:t>5</w:t>
             </w:r>
           </w:hyperlink>
         </w:p>
@@ -615,7 +615,7 @@
             </w:tabs>
             <w:rPr/>
           </w:pPr>
-          <w:hyperlink w:anchor="__RefHeading___Toc1903_3155877788">
+          <w:hyperlink w:anchor="__RefHeading___Toc1903_2045034821">
             <w:r>
               <w:rPr>
                 <w:rStyle w:val="IndexLink"/>
@@ -635,7 +635,7 @@
             </w:tabs>
             <w:rPr/>
           </w:pPr>
-          <w:hyperlink w:anchor="__RefHeading___Toc1905_3155877788">
+          <w:hyperlink w:anchor="__RefHeading___Toc1905_2045034821">
             <w:r>
               <w:rPr>
                 <w:rStyle w:val="IndexLink"/>
@@ -655,14 +655,14 @@
             </w:tabs>
             <w:rPr/>
           </w:pPr>
-          <w:hyperlink w:anchor="__RefHeading___Toc1907_3155877788">
+          <w:hyperlink w:anchor="__RefHeading___Toc1907_2045034821">
             <w:r>
               <w:rPr>
                 <w:rStyle w:val="IndexLink"/>
               </w:rPr>
               <w:t>5. Grado de Cumplimiento del Producto</w:t>
               <w:tab/>
-              <w:t>5</w:t>
+              <w:t>6</w:t>
             </w:r>
           </w:hyperlink>
         </w:p>
@@ -675,14 +675,14 @@
             </w:tabs>
             <w:rPr/>
           </w:pPr>
-          <w:hyperlink w:anchor="__RefHeading___Toc1909_3155877788">
+          <w:hyperlink w:anchor="__RefHeading___Toc1909_2045034821">
             <w:r>
               <w:rPr>
                 <w:rStyle w:val="IndexLink"/>
               </w:rPr>
               <w:t>6. Dificultades y Limitaciones Encontradas</w:t>
               <w:tab/>
-              <w:t>5</w:t>
+              <w:t>6</w:t>
             </w:r>
           </w:hyperlink>
         </w:p>
@@ -695,14 +695,14 @@
             </w:tabs>
             <w:rPr/>
           </w:pPr>
-          <w:hyperlink w:anchor="__RefHeading___Toc1911_3155877788">
+          <w:hyperlink w:anchor="__RefHeading___Toc1911_2045034821">
             <w:r>
               <w:rPr>
                 <w:rStyle w:val="IndexLink"/>
               </w:rPr>
               <w:t>7. Conclusiones y Recomendaciones</w:t>
               <w:tab/>
-              <w:t>5</w:t>
+              <w:t>6</w:t>
             </w:r>
           </w:hyperlink>
         </w:p>
@@ -715,14 +715,14 @@
             </w:tabs>
             <w:rPr/>
           </w:pPr>
-          <w:hyperlink w:anchor="__RefHeading___Toc1913_3155877788">
+          <w:hyperlink w:anchor="__RefHeading___Toc1913_2045034821">
             <w:r>
               <w:rPr>
                 <w:rStyle w:val="IndexLink"/>
               </w:rPr>
               <w:t>8. Anexos</w:t>
               <w:tab/>
-              <w:t>5</w:t>
+              <w:t>6</w:t>
             </w:r>
           </w:hyperlink>
         </w:p>
@@ -735,14 +735,14 @@
             </w:tabs>
             <w:rPr/>
           </w:pPr>
-          <w:hyperlink w:anchor="__RefHeading___Toc1915_3155877788">
+          <w:hyperlink w:anchor="__RefHeading___Toc1915_2045034821">
             <w:r>
               <w:rPr>
                 <w:rStyle w:val="IndexLink"/>
               </w:rPr>
               <w:t>Referencias Bibliográficas</w:t>
               <w:tab/>
-              <w:t>5</w:t>
+              <w:t>6</w:t>
             </w:r>
           </w:hyperlink>
           <w:r>
@@ -775,7 +775,7 @@
         <w:spacing w:lineRule="exact" w:line="240" w:before="240" w:after="120"/>
         <w:rPr/>
       </w:pPr>
-      <w:bookmarkStart w:id="1" w:name="__RefHeading___Toc1879_3155877788"/>
+      <w:bookmarkStart w:id="1" w:name="__RefHeading___Toc1879_2045034821"/>
       <w:bookmarkEnd w:id="1"/>
       <w:r>
         <w:rPr>
@@ -829,7 +829,7 @@
         <w:spacing w:lineRule="exact" w:line="240" w:before="240" w:after="120"/>
         <w:rPr/>
       </w:pPr>
-      <w:bookmarkStart w:id="2" w:name="__RefHeading___Toc1881_3155877788"/>
+      <w:bookmarkStart w:id="2" w:name="__RefHeading___Toc1881_2045034821"/>
       <w:bookmarkEnd w:id="2"/>
       <w:r>
         <w:rPr>
@@ -883,7 +883,7 @@
         <w:spacing w:lineRule="exact" w:line="240" w:before="240" w:after="120"/>
         <w:rPr/>
       </w:pPr>
-      <w:bookmarkStart w:id="3" w:name="__RefHeading___Toc1883_3155877788"/>
+      <w:bookmarkStart w:id="3" w:name="__RefHeading___Toc1883_2045034821"/>
       <w:bookmarkEnd w:id="3"/>
       <w:r>
         <w:rPr>
@@ -2197,7 +2197,7 @@
         <w:spacing w:lineRule="exact" w:line="240" w:before="240" w:after="120"/>
         <w:rPr/>
       </w:pPr>
-      <w:bookmarkStart w:id="4" w:name="__RefHeading___Toc1885_3155877788"/>
+      <w:bookmarkStart w:id="4" w:name="__RefHeading___Toc1885_2045034821"/>
       <w:bookmarkEnd w:id="4"/>
       <w:r>
         <w:rPr>
@@ -2774,7 +2774,7 @@
         <w:spacing w:lineRule="exact" w:line="240" w:before="240" w:after="120"/>
         <w:rPr/>
       </w:pPr>
-      <w:bookmarkStart w:id="5" w:name="__RefHeading___Toc1887_3155877788"/>
+      <w:bookmarkStart w:id="5" w:name="__RefHeading___Toc1887_2045034821"/>
       <w:bookmarkEnd w:id="5"/>
       <w:r>
         <w:rPr>
@@ -2811,7 +2811,7 @@
         <w:spacing w:lineRule="exact" w:line="240" w:before="240" w:after="120"/>
         <w:rPr/>
       </w:pPr>
-      <w:bookmarkStart w:id="6" w:name="__RefHeading___Toc1889_3155877788"/>
+      <w:bookmarkStart w:id="6" w:name="__RefHeading___Toc1889_2045034821"/>
       <w:bookmarkEnd w:id="6"/>
       <w:r>
         <w:rPr>
@@ -2848,7 +2848,7 @@
         <w:spacing w:lineRule="exact" w:line="240" w:before="240" w:after="120"/>
         <w:rPr/>
       </w:pPr>
-      <w:bookmarkStart w:id="7" w:name="__RefHeading___Toc1891_3155877788"/>
+      <w:bookmarkStart w:id="7" w:name="__RefHeading___Toc1891_2045034821"/>
       <w:bookmarkEnd w:id="7"/>
       <w:r>
         <w:rPr>
@@ -2868,7 +2868,7 @@
         <w:spacing w:lineRule="exact" w:line="240" w:before="180" w:after="80"/>
         <w:rPr/>
       </w:pPr>
-      <w:bookmarkStart w:id="8" w:name="__RefHeading___Toc1893_3155877788"/>
+      <w:bookmarkStart w:id="8" w:name="__RefHeading___Toc1893_2045034821"/>
       <w:bookmarkEnd w:id="8"/>
       <w:r>
         <w:rPr>
@@ -2921,7 +2921,7 @@
     <w:p>
       <w:pPr>
         <w:pStyle w:val="Normal"/>
-        <w:spacing w:lineRule="exact" w:line="240" w:before="0" w:after="40"/>
+        <w:spacing w:before="0" w:after="40"/>
         <w:jc w:val="center"/>
         <w:rPr/>
       </w:pPr>
@@ -2991,7 +2991,7 @@
         <w:spacing w:lineRule="exact" w:line="240" w:before="180" w:after="80"/>
         <w:rPr/>
       </w:pPr>
-      <w:bookmarkStart w:id="9" w:name="__RefHeading___Toc1895_3155877788"/>
+      <w:bookmarkStart w:id="9" w:name="__RefHeading___Toc1895_2045034821"/>
       <w:bookmarkEnd w:id="9"/>
       <w:r>
         <w:rPr>
@@ -3028,7 +3028,7 @@
         <w:spacing w:lineRule="exact" w:line="240" w:before="180" w:after="80"/>
         <w:rPr/>
       </w:pPr>
-      <w:bookmarkStart w:id="10" w:name="__RefHeading___Toc1897_3155877788"/>
+      <w:bookmarkStart w:id="10" w:name="__RefHeading___Toc1897_2045034821"/>
       <w:bookmarkEnd w:id="10"/>
       <w:r>
         <w:rPr>
@@ -3877,7 +3877,7 @@
         <w:spacing w:lineRule="exact" w:line="240" w:before="180" w:after="80"/>
         <w:rPr/>
       </w:pPr>
-      <w:bookmarkStart w:id="11" w:name="__RefHeading___Toc1899_3155877788"/>
+      <w:bookmarkStart w:id="11" w:name="__RefHeading___Toc1899_2045034821"/>
       <w:bookmarkEnd w:id="11"/>
       <w:r>
         <w:rPr>
@@ -3930,7 +3930,7 @@
     <w:p>
       <w:pPr>
         <w:pStyle w:val="Normal"/>
-        <w:spacing w:lineRule="exact" w:line="240" w:before="0" w:after="40"/>
+        <w:spacing w:before="0" w:after="40"/>
         <w:jc w:val="center"/>
         <w:rPr/>
       </w:pPr>
@@ -4000,7 +4000,7 @@
         <w:spacing w:lineRule="exact" w:line="240" w:before="180" w:after="80"/>
         <w:rPr/>
       </w:pPr>
-      <w:bookmarkStart w:id="12" w:name="__RefHeading___Toc1901_3155877788"/>
+      <w:bookmarkStart w:id="12" w:name="__RefHeading___Toc1901_2045034821"/>
       <w:bookmarkEnd w:id="12"/>
       <w:r>
         <w:rPr>
@@ -4663,7 +4663,7 @@
         <w:spacing w:lineRule="exact" w:line="240" w:before="180" w:after="80"/>
         <w:rPr/>
       </w:pPr>
-      <w:bookmarkStart w:id="13" w:name="__RefHeading___Toc1903_3155877788"/>
+      <w:bookmarkStart w:id="13" w:name="__RefHeading___Toc1903_2045034821"/>
       <w:bookmarkEnd w:id="13"/>
       <w:r>
         <w:rPr>
@@ -4743,7 +4743,7 @@
         <w:spacing w:lineRule="exact" w:line="240" w:before="240" w:after="120"/>
         <w:rPr/>
       </w:pPr>
-      <w:bookmarkStart w:id="14" w:name="__RefHeading___Toc1905_3155877788"/>
+      <w:bookmarkStart w:id="14" w:name="__RefHeading___Toc1905_2045034821"/>
       <w:bookmarkEnd w:id="14"/>
       <w:r>
         <w:rPr>
@@ -4843,7 +4843,7 @@
         <w:spacing w:lineRule="exact" w:line="240" w:before="240" w:after="120"/>
         <w:rPr/>
       </w:pPr>
-      <w:bookmarkStart w:id="15" w:name="__RefHeading___Toc1907_3155877788"/>
+      <w:bookmarkStart w:id="15" w:name="__RefHeading___Toc1907_2045034821"/>
       <w:bookmarkEnd w:id="15"/>
       <w:r>
         <w:rPr>
@@ -4880,7 +4880,7 @@
         <w:spacing w:lineRule="exact" w:line="240" w:before="240" w:after="120"/>
         <w:rPr/>
       </w:pPr>
-      <w:bookmarkStart w:id="16" w:name="__RefHeading___Toc1909_3155877788"/>
+      <w:bookmarkStart w:id="16" w:name="__RefHeading___Toc1909_2045034821"/>
       <w:bookmarkEnd w:id="16"/>
       <w:r>
         <w:rPr>
@@ -4940,7 +4940,7 @@
         <w:spacing w:lineRule="exact" w:line="240" w:before="240" w:after="120"/>
         <w:rPr/>
       </w:pPr>
-      <w:bookmarkStart w:id="17" w:name="__RefHeading___Toc1911_3155877788"/>
+      <w:bookmarkStart w:id="17" w:name="__RefHeading___Toc1911_2045034821"/>
       <w:bookmarkEnd w:id="17"/>
       <w:r>
         <w:rPr>
@@ -4977,7 +4977,7 @@
         <w:spacing w:lineRule="exact" w:line="240" w:before="240" w:after="120"/>
         <w:rPr/>
       </w:pPr>
-      <w:bookmarkStart w:id="18" w:name="__RefHeading___Toc1913_3155877788"/>
+      <w:bookmarkStart w:id="18" w:name="__RefHeading___Toc1913_2045034821"/>
       <w:bookmarkEnd w:id="18"/>
       <w:r>
         <w:rPr>
@@ -5057,7 +5057,7 @@
         <w:spacing w:lineRule="exact" w:line="240" w:before="240" w:after="120"/>
         <w:rPr/>
       </w:pPr>
-      <w:bookmarkStart w:id="19" w:name="__RefHeading___Toc1915_3155877788"/>
+      <w:bookmarkStart w:id="19" w:name="__RefHeading___Toc1915_2045034821"/>
       <w:bookmarkEnd w:id="19"/>
       <w:r>
         <w:rPr>
@@ -5337,7 +5337,7 @@
     </w:r>
     <w:r>
       <w:rPr/>
-      <w:t>5</w:t>
+      <w:t>6</w:t>
     </w:r>
     <w:r>
       <w:rPr/>

--- a/reporte/productos_formales/Producto_03_Modelo_Favoritismo.docx
+++ b/reporte/productos_formales/Producto_03_Modelo_Favoritismo.docx
@@ -15,6 +15,7 @@
     <w:p>
       <w:pPr>
         <w:pStyle w:val="Normal"/>
+        <w:keepNext w:val="false"/>
         <w:spacing w:lineRule="exact" w:line="240" w:before="0" w:after="160"/>
         <w:jc w:val="center"/>
         <w:rPr/>
@@ -34,6 +35,7 @@
     <w:p>
       <w:pPr>
         <w:pStyle w:val="Normal"/>
+        <w:keepNext w:val="false"/>
         <w:spacing w:lineRule="exact" w:line="240" w:before="0" w:after="180"/>
         <w:jc w:val="center"/>
         <w:rPr/>
@@ -53,6 +55,7 @@
     <w:p>
       <w:pPr>
         <w:pStyle w:val="Normal"/>
+        <w:keepNext w:val="false"/>
         <w:spacing w:lineRule="exact" w:line="240" w:before="0" w:after="180"/>
         <w:jc w:val="center"/>
         <w:rPr/>
@@ -72,6 +75,7 @@
     <w:p>
       <w:pPr>
         <w:pStyle w:val="Normal"/>
+        <w:keepNext w:val="false"/>
         <w:spacing w:lineRule="exact" w:line="240" w:before="0" w:after="260"/>
         <w:jc w:val="center"/>
         <w:rPr/>
@@ -91,6 +95,7 @@
     <w:p>
       <w:pPr>
         <w:pStyle w:val="Normal"/>
+        <w:keepNext w:val="false"/>
         <w:spacing w:lineRule="exact" w:line="240" w:before="0" w:after="30"/>
         <w:jc w:val="center"/>
         <w:rPr/>
@@ -110,6 +115,7 @@
     <w:p>
       <w:pPr>
         <w:pStyle w:val="Normal"/>
+        <w:keepNext w:val="false"/>
         <w:spacing w:lineRule="exact" w:line="240" w:before="0" w:after="260"/>
         <w:jc w:val="center"/>
         <w:rPr/>
@@ -127,6 +133,7 @@
     <w:p>
       <w:pPr>
         <w:pStyle w:val="Normal"/>
+        <w:keepNext w:val="false"/>
         <w:spacing w:lineRule="exact" w:line="240" w:before="0" w:after="30"/>
         <w:jc w:val="center"/>
         <w:rPr/>
@@ -146,6 +153,7 @@
     <w:p>
       <w:pPr>
         <w:pStyle w:val="Normal"/>
+        <w:keepNext w:val="false"/>
         <w:spacing w:lineRule="exact" w:line="240" w:before="0" w:after="240"/>
         <w:jc w:val="center"/>
         <w:rPr/>
@@ -163,6 +171,7 @@
     <w:p>
       <w:pPr>
         <w:pStyle w:val="Normal"/>
+        <w:keepNext w:val="false"/>
         <w:spacing w:lineRule="exact" w:line="240" w:before="0" w:after="260"/>
         <w:jc w:val="center"/>
         <w:rPr/>
@@ -182,6 +191,7 @@
     <w:p>
       <w:pPr>
         <w:pStyle w:val="Normal"/>
+        <w:keepNext w:val="false"/>
         <w:spacing w:lineRule="exact" w:line="240" w:before="0" w:after="30"/>
         <w:jc w:val="center"/>
         <w:rPr/>
@@ -201,6 +211,7 @@
     <w:p>
       <w:pPr>
         <w:pStyle w:val="Normal"/>
+        <w:keepNext w:val="false"/>
         <w:spacing w:lineRule="exact" w:line="240" w:before="0" w:after="240"/>
         <w:jc w:val="center"/>
         <w:rPr/>
@@ -230,6 +241,7 @@
           <w:docGrid w:type="default" w:linePitch="360" w:charSpace="4096"/>
         </w:sectPr>
         <w:pStyle w:val="Normal"/>
+        <w:keepNext w:val="false"/>
         <w:spacing w:lineRule="exact" w:line="240" w:before="0" w:after="80"/>
         <w:jc w:val="center"/>
         <w:rPr/>
@@ -250,7 +262,7 @@
         <w:spacing w:lineRule="exact" w:line="240" w:before="240" w:after="120"/>
         <w:rPr/>
       </w:pPr>
-      <w:bookmarkStart w:id="0" w:name="__RefHeading___Toc1877_2045034821"/>
+      <w:bookmarkStart w:id="0" w:name="__RefHeading___Toc1877_1296911271"/>
       <w:bookmarkEnd w:id="0"/>
       <w:r>
         <w:rPr>
@@ -267,6 +279,7 @@
     <w:p>
       <w:pPr>
         <w:pStyle w:val="Normal"/>
+        <w:keepNext w:val="false"/>
         <w:spacing w:lineRule="exact" w:line="240" w:before="0" w:after="80"/>
         <w:jc w:val="both"/>
         <w:rPr/>
@@ -284,6 +297,7 @@
     <w:p>
       <w:pPr>
         <w:pStyle w:val="Normal"/>
+        <w:keepNext w:val="false"/>
         <w:spacing w:lineRule="exact" w:line="240" w:before="0" w:after="80"/>
         <w:jc w:val="both"/>
         <w:rPr/>
@@ -355,7 +369,7 @@
             </w:rPr>
             <w:fldChar w:fldCharType="separate"/>
           </w:r>
-          <w:hyperlink w:anchor="__RefHeading___Toc1877_2045034821">
+          <w:hyperlink w:anchor="__RefHeading___Toc1877_1296911271">
             <w:r>
               <w:rPr>
                 <w:rStyle w:val="IndexLink"/>
@@ -375,7 +389,7 @@
             </w:tabs>
             <w:rPr/>
           </w:pPr>
-          <w:hyperlink w:anchor="__RefHeading___Toc1879_2045034821">
+          <w:hyperlink w:anchor="__RefHeading___Toc1879_1296911271">
             <w:r>
               <w:rPr>
                 <w:rStyle w:val="IndexLink"/>
@@ -395,7 +409,7 @@
             </w:tabs>
             <w:rPr/>
           </w:pPr>
-          <w:hyperlink w:anchor="__RefHeading___Toc1881_2045034821">
+          <w:hyperlink w:anchor="__RefHeading___Toc1881_1296911271">
             <w:r>
               <w:rPr>
                 <w:rStyle w:val="IndexLink"/>
@@ -415,7 +429,7 @@
             </w:tabs>
             <w:rPr/>
           </w:pPr>
-          <w:hyperlink w:anchor="__RefHeading___Toc1883_2045034821">
+          <w:hyperlink w:anchor="__RefHeading___Toc1883_1296911271">
             <w:r>
               <w:rPr>
                 <w:rStyle w:val="IndexLink"/>
@@ -435,7 +449,7 @@
             </w:tabs>
             <w:rPr/>
           </w:pPr>
-          <w:hyperlink w:anchor="__RefHeading___Toc1885_2045034821">
+          <w:hyperlink w:anchor="__RefHeading___Toc1885_1296911271">
             <w:r>
               <w:rPr>
                 <w:rStyle w:val="IndexLink"/>
@@ -455,7 +469,7 @@
             </w:tabs>
             <w:rPr/>
           </w:pPr>
-          <w:hyperlink w:anchor="__RefHeading___Toc1887_2045034821">
+          <w:hyperlink w:anchor="__RefHeading___Toc1887_1296911271">
             <w:r>
               <w:rPr>
                 <w:rStyle w:val="IndexLink"/>
@@ -475,7 +489,7 @@
             </w:tabs>
             <w:rPr/>
           </w:pPr>
-          <w:hyperlink w:anchor="__RefHeading___Toc1889_2045034821">
+          <w:hyperlink w:anchor="__RefHeading___Toc1889_1296911271">
             <w:r>
               <w:rPr>
                 <w:rStyle w:val="IndexLink"/>
@@ -495,7 +509,7 @@
             </w:tabs>
             <w:rPr/>
           </w:pPr>
-          <w:hyperlink w:anchor="__RefHeading___Toc1891_2045034821">
+          <w:hyperlink w:anchor="__RefHeading___Toc1891_1296911271">
             <w:r>
               <w:rPr>
                 <w:rStyle w:val="IndexLink"/>
@@ -515,7 +529,7 @@
             </w:tabs>
             <w:rPr/>
           </w:pPr>
-          <w:hyperlink w:anchor="__RefHeading___Toc1893_2045034821">
+          <w:hyperlink w:anchor="__RefHeading___Toc1893_1296911271">
             <w:r>
               <w:rPr>
                 <w:rStyle w:val="IndexLink"/>
@@ -535,7 +549,7 @@
             </w:tabs>
             <w:rPr/>
           </w:pPr>
-          <w:hyperlink w:anchor="__RefHeading___Toc1895_2045034821">
+          <w:hyperlink w:anchor="__RefHeading___Toc1895_1296911271">
             <w:r>
               <w:rPr>
                 <w:rStyle w:val="IndexLink"/>
@@ -555,7 +569,7 @@
             </w:tabs>
             <w:rPr/>
           </w:pPr>
-          <w:hyperlink w:anchor="__RefHeading___Toc1897_2045034821">
+          <w:hyperlink w:anchor="__RefHeading___Toc1897_1296911271">
             <w:r>
               <w:rPr>
                 <w:rStyle w:val="IndexLink"/>
@@ -575,7 +589,7 @@
             </w:tabs>
             <w:rPr/>
           </w:pPr>
-          <w:hyperlink w:anchor="__RefHeading___Toc1899_2045034821">
+          <w:hyperlink w:anchor="__RefHeading___Toc1899_1296911271">
             <w:r>
               <w:rPr>
                 <w:rStyle w:val="IndexLink"/>
@@ -595,7 +609,7 @@
             </w:tabs>
             <w:rPr/>
           </w:pPr>
-          <w:hyperlink w:anchor="__RefHeading___Toc1901_2045034821">
+          <w:hyperlink w:anchor="__RefHeading___Toc1901_1296911271">
             <w:r>
               <w:rPr>
                 <w:rStyle w:val="IndexLink"/>
@@ -615,7 +629,7 @@
             </w:tabs>
             <w:rPr/>
           </w:pPr>
-          <w:hyperlink w:anchor="__RefHeading___Toc1903_2045034821">
+          <w:hyperlink w:anchor="__RefHeading___Toc1903_1296911271">
             <w:r>
               <w:rPr>
                 <w:rStyle w:val="IndexLink"/>
@@ -635,7 +649,7 @@
             </w:tabs>
             <w:rPr/>
           </w:pPr>
-          <w:hyperlink w:anchor="__RefHeading___Toc1905_2045034821">
+          <w:hyperlink w:anchor="__RefHeading___Toc1905_1296911271">
             <w:r>
               <w:rPr>
                 <w:rStyle w:val="IndexLink"/>
@@ -655,7 +669,7 @@
             </w:tabs>
             <w:rPr/>
           </w:pPr>
-          <w:hyperlink w:anchor="__RefHeading___Toc1907_2045034821">
+          <w:hyperlink w:anchor="__RefHeading___Toc1907_1296911271">
             <w:r>
               <w:rPr>
                 <w:rStyle w:val="IndexLink"/>
@@ -675,7 +689,7 @@
             </w:tabs>
             <w:rPr/>
           </w:pPr>
-          <w:hyperlink w:anchor="__RefHeading___Toc1909_2045034821">
+          <w:hyperlink w:anchor="__RefHeading___Toc1909_1296911271">
             <w:r>
               <w:rPr>
                 <w:rStyle w:val="IndexLink"/>
@@ -695,7 +709,7 @@
             </w:tabs>
             <w:rPr/>
           </w:pPr>
-          <w:hyperlink w:anchor="__RefHeading___Toc1911_2045034821">
+          <w:hyperlink w:anchor="__RefHeading___Toc1911_1296911271">
             <w:r>
               <w:rPr>
                 <w:rStyle w:val="IndexLink"/>
@@ -715,7 +729,7 @@
             </w:tabs>
             <w:rPr/>
           </w:pPr>
-          <w:hyperlink w:anchor="__RefHeading___Toc1913_2045034821">
+          <w:hyperlink w:anchor="__RefHeading___Toc1913_1296911271">
             <w:r>
               <w:rPr>
                 <w:rStyle w:val="IndexLink"/>
@@ -735,7 +749,7 @@
             </w:tabs>
             <w:rPr/>
           </w:pPr>
-          <w:hyperlink w:anchor="__RefHeading___Toc1915_2045034821">
+          <w:hyperlink w:anchor="__RefHeading___Toc1915_1296911271">
             <w:r>
               <w:rPr>
                 <w:rStyle w:val="IndexLink"/>
@@ -775,7 +789,7 @@
         <w:spacing w:lineRule="exact" w:line="240" w:before="240" w:after="120"/>
         <w:rPr/>
       </w:pPr>
-      <w:bookmarkStart w:id="1" w:name="__RefHeading___Toc1879_2045034821"/>
+      <w:bookmarkStart w:id="1" w:name="__RefHeading___Toc1879_1296911271"/>
       <w:bookmarkEnd w:id="1"/>
       <w:r>
         <w:rPr>
@@ -792,6 +806,7 @@
     <w:p>
       <w:pPr>
         <w:pStyle w:val="Normal"/>
+        <w:keepNext w:val="false"/>
         <w:spacing w:lineRule="exact" w:line="240" w:before="0" w:after="35"/>
         <w:jc w:val="left"/>
         <w:rPr/>
@@ -809,6 +824,7 @@
     <w:p>
       <w:pPr>
         <w:pStyle w:val="Normal"/>
+        <w:keepNext w:val="false"/>
         <w:spacing w:lineRule="exact" w:line="240" w:before="0" w:after="35"/>
         <w:jc w:val="left"/>
         <w:rPr/>
@@ -829,7 +845,7 @@
         <w:spacing w:lineRule="exact" w:line="240" w:before="240" w:after="120"/>
         <w:rPr/>
       </w:pPr>
-      <w:bookmarkStart w:id="2" w:name="__RefHeading___Toc1881_2045034821"/>
+      <w:bookmarkStart w:id="2" w:name="__RefHeading___Toc1881_1296911271"/>
       <w:bookmarkEnd w:id="2"/>
       <w:r>
         <w:rPr>
@@ -846,6 +862,7 @@
     <w:p>
       <w:pPr>
         <w:pStyle w:val="Normal"/>
+        <w:keepNext w:val="false"/>
         <w:spacing w:lineRule="exact" w:line="240" w:before="0" w:after="35"/>
         <w:jc w:val="left"/>
         <w:rPr/>
@@ -863,6 +880,7 @@
     <w:p>
       <w:pPr>
         <w:pStyle w:val="Normal"/>
+        <w:keepNext w:val="false"/>
         <w:spacing w:lineRule="exact" w:line="240" w:before="0" w:after="35"/>
         <w:jc w:val="left"/>
         <w:rPr/>
@@ -883,7 +901,7 @@
         <w:spacing w:lineRule="exact" w:line="240" w:before="240" w:after="120"/>
         <w:rPr/>
       </w:pPr>
-      <w:bookmarkStart w:id="3" w:name="__RefHeading___Toc1883_2045034821"/>
+      <w:bookmarkStart w:id="3" w:name="__RefHeading___Toc1883_1296911271"/>
       <w:bookmarkEnd w:id="3"/>
       <w:r>
         <w:rPr>
@@ -2197,7 +2215,7 @@
         <w:spacing w:lineRule="exact" w:line="240" w:before="240" w:after="120"/>
         <w:rPr/>
       </w:pPr>
-      <w:bookmarkStart w:id="4" w:name="__RefHeading___Toc1885_2045034821"/>
+      <w:bookmarkStart w:id="4" w:name="__RefHeading___Toc1885_1296911271"/>
       <w:bookmarkEnd w:id="4"/>
       <w:r>
         <w:rPr>
@@ -2774,7 +2792,7 @@
         <w:spacing w:lineRule="exact" w:line="240" w:before="240" w:after="120"/>
         <w:rPr/>
       </w:pPr>
-      <w:bookmarkStart w:id="5" w:name="__RefHeading___Toc1887_2045034821"/>
+      <w:bookmarkStart w:id="5" w:name="__RefHeading___Toc1887_1296911271"/>
       <w:bookmarkEnd w:id="5"/>
       <w:r>
         <w:rPr>
@@ -2791,6 +2809,7 @@
     <w:p>
       <w:pPr>
         <w:pStyle w:val="Normal"/>
+        <w:keepNext w:val="false"/>
         <w:spacing w:lineRule="exact" w:line="240" w:before="0" w:after="80"/>
         <w:jc w:val="both"/>
         <w:rPr/>
@@ -2811,7 +2830,7 @@
         <w:spacing w:lineRule="exact" w:line="240" w:before="240" w:after="120"/>
         <w:rPr/>
       </w:pPr>
-      <w:bookmarkStart w:id="6" w:name="__RefHeading___Toc1889_2045034821"/>
+      <w:bookmarkStart w:id="6" w:name="__RefHeading___Toc1889_1296911271"/>
       <w:bookmarkEnd w:id="6"/>
       <w:r>
         <w:rPr>
@@ -2828,6 +2847,7 @@
     <w:p>
       <w:pPr>
         <w:pStyle w:val="Normal"/>
+        <w:keepNext w:val="false"/>
         <w:spacing w:lineRule="exact" w:line="240" w:before="0" w:after="80"/>
         <w:jc w:val="both"/>
         <w:rPr/>
@@ -2848,7 +2868,7 @@
         <w:spacing w:lineRule="exact" w:line="240" w:before="240" w:after="120"/>
         <w:rPr/>
       </w:pPr>
-      <w:bookmarkStart w:id="7" w:name="__RefHeading___Toc1891_2045034821"/>
+      <w:bookmarkStart w:id="7" w:name="__RefHeading___Toc1891_1296911271"/>
       <w:bookmarkEnd w:id="7"/>
       <w:r>
         <w:rPr>
@@ -2868,7 +2888,7 @@
         <w:spacing w:lineRule="exact" w:line="240" w:before="180" w:after="80"/>
         <w:rPr/>
       </w:pPr>
-      <w:bookmarkStart w:id="8" w:name="__RefHeading___Toc1893_2045034821"/>
+      <w:bookmarkStart w:id="8" w:name="__RefHeading___Toc1893_1296911271"/>
       <w:bookmarkEnd w:id="8"/>
       <w:r>
         <w:rPr>
@@ -2885,6 +2905,7 @@
     <w:p>
       <w:pPr>
         <w:pStyle w:val="Normal"/>
+        <w:keepNext w:val="false"/>
         <w:spacing w:lineRule="exact" w:line="240" w:before="0" w:after="80"/>
         <w:jc w:val="both"/>
         <w:rPr/>
@@ -2902,6 +2923,7 @@
     <w:p>
       <w:pPr>
         <w:pStyle w:val="Normal"/>
+        <w:keepNext w:val="true"/>
         <w:spacing w:lineRule="exact" w:line="240" w:before="0" w:after="35"/>
         <w:jc w:val="center"/>
         <w:rPr/>
@@ -2921,6 +2943,7 @@
     <w:p>
       <w:pPr>
         <w:pStyle w:val="Normal"/>
+        <w:keepNext w:val="true"/>
         <w:spacing w:before="0" w:after="40"/>
         <w:jc w:val="center"/>
         <w:rPr/>
@@ -2969,6 +2992,7 @@
     <w:p>
       <w:pPr>
         <w:pStyle w:val="Normal"/>
+        <w:keepNext w:val="false"/>
         <w:spacing w:lineRule="exact" w:line="240" w:before="0" w:after="90"/>
         <w:jc w:val="center"/>
         <w:rPr/>
@@ -2991,7 +3015,7 @@
         <w:spacing w:lineRule="exact" w:line="240" w:before="180" w:after="80"/>
         <w:rPr/>
       </w:pPr>
-      <w:bookmarkStart w:id="9" w:name="__RefHeading___Toc1895_2045034821"/>
+      <w:bookmarkStart w:id="9" w:name="__RefHeading___Toc1895_1296911271"/>
       <w:bookmarkEnd w:id="9"/>
       <w:r>
         <w:rPr>
@@ -3008,6 +3032,7 @@
     <w:p>
       <w:pPr>
         <w:pStyle w:val="Normal"/>
+        <w:keepNext w:val="false"/>
         <w:spacing w:lineRule="exact" w:line="240" w:before="0" w:after="80"/>
         <w:jc w:val="both"/>
         <w:rPr/>
@@ -3028,7 +3053,7 @@
         <w:spacing w:lineRule="exact" w:line="240" w:before="180" w:after="80"/>
         <w:rPr/>
       </w:pPr>
-      <w:bookmarkStart w:id="10" w:name="__RefHeading___Toc1897_2045034821"/>
+      <w:bookmarkStart w:id="10" w:name="__RefHeading___Toc1897_1296911271"/>
       <w:bookmarkEnd w:id="10"/>
       <w:r>
         <w:rPr>
@@ -3045,6 +3070,7 @@
     <w:p>
       <w:pPr>
         <w:pStyle w:val="Normal"/>
+        <w:keepNext w:val="true"/>
         <w:spacing w:lineRule="exact" w:line="240" w:before="0" w:after="45"/>
         <w:jc w:val="center"/>
         <w:rPr/>
@@ -3857,6 +3883,7 @@
     <w:p>
       <w:pPr>
         <w:pStyle w:val="Normal"/>
+        <w:keepNext w:val="false"/>
         <w:spacing w:lineRule="exact" w:line="240" w:before="0" w:after="80"/>
         <w:jc w:val="both"/>
         <w:rPr/>
@@ -3877,7 +3904,7 @@
         <w:spacing w:lineRule="exact" w:line="240" w:before="180" w:after="80"/>
         <w:rPr/>
       </w:pPr>
-      <w:bookmarkStart w:id="11" w:name="__RefHeading___Toc1899_2045034821"/>
+      <w:bookmarkStart w:id="11" w:name="__RefHeading___Toc1899_1296911271"/>
       <w:bookmarkEnd w:id="11"/>
       <w:r>
         <w:rPr>
@@ -3894,6 +3921,7 @@
     <w:p>
       <w:pPr>
         <w:pStyle w:val="Normal"/>
+        <w:keepNext w:val="false"/>
         <w:spacing w:lineRule="exact" w:line="240" w:before="0" w:after="80"/>
         <w:jc w:val="both"/>
         <w:rPr/>
@@ -3911,6 +3939,7 @@
     <w:p>
       <w:pPr>
         <w:pStyle w:val="Normal"/>
+        <w:keepNext w:val="true"/>
         <w:spacing w:lineRule="exact" w:line="240" w:before="0" w:after="35"/>
         <w:jc w:val="center"/>
         <w:rPr/>
@@ -3930,6 +3959,7 @@
     <w:p>
       <w:pPr>
         <w:pStyle w:val="Normal"/>
+        <w:keepNext w:val="true"/>
         <w:spacing w:before="0" w:after="40"/>
         <w:jc w:val="center"/>
         <w:rPr/>
@@ -3978,6 +4008,7 @@
     <w:p>
       <w:pPr>
         <w:pStyle w:val="Normal"/>
+        <w:keepNext w:val="false"/>
         <w:spacing w:lineRule="exact" w:line="240" w:before="0" w:after="90"/>
         <w:jc w:val="center"/>
         <w:rPr/>
@@ -4000,7 +4031,7 @@
         <w:spacing w:lineRule="exact" w:line="240" w:before="180" w:after="80"/>
         <w:rPr/>
       </w:pPr>
-      <w:bookmarkStart w:id="12" w:name="__RefHeading___Toc1901_2045034821"/>
+      <w:bookmarkStart w:id="12" w:name="__RefHeading___Toc1901_1296911271"/>
       <w:bookmarkEnd w:id="12"/>
       <w:r>
         <w:rPr>
@@ -4017,6 +4048,7 @@
     <w:p>
       <w:pPr>
         <w:pStyle w:val="Normal"/>
+        <w:keepNext w:val="true"/>
         <w:spacing w:lineRule="exact" w:line="240" w:before="0" w:after="45"/>
         <w:jc w:val="center"/>
         <w:rPr/>
@@ -4663,7 +4695,7 @@
         <w:spacing w:lineRule="exact" w:line="240" w:before="180" w:after="80"/>
         <w:rPr/>
       </w:pPr>
-      <w:bookmarkStart w:id="13" w:name="__RefHeading___Toc1903_2045034821"/>
+      <w:bookmarkStart w:id="13" w:name="__RefHeading___Toc1903_1296911271"/>
       <w:bookmarkEnd w:id="13"/>
       <w:r>
         <w:rPr>
@@ -4743,7 +4775,7 @@
         <w:spacing w:lineRule="exact" w:line="240" w:before="240" w:after="120"/>
         <w:rPr/>
       </w:pPr>
-      <w:bookmarkStart w:id="14" w:name="__RefHeading___Toc1905_2045034821"/>
+      <w:bookmarkStart w:id="14" w:name="__RefHeading___Toc1905_1296911271"/>
       <w:bookmarkEnd w:id="14"/>
       <w:r>
         <w:rPr>
@@ -4843,7 +4875,7 @@
         <w:spacing w:lineRule="exact" w:line="240" w:before="240" w:after="120"/>
         <w:rPr/>
       </w:pPr>
-      <w:bookmarkStart w:id="15" w:name="__RefHeading___Toc1907_2045034821"/>
+      <w:bookmarkStart w:id="15" w:name="__RefHeading___Toc1907_1296911271"/>
       <w:bookmarkEnd w:id="15"/>
       <w:r>
         <w:rPr>
@@ -4860,6 +4892,7 @@
     <w:p>
       <w:pPr>
         <w:pStyle w:val="Normal"/>
+        <w:keepNext w:val="false"/>
         <w:spacing w:lineRule="exact" w:line="240" w:before="0" w:after="80"/>
         <w:jc w:val="both"/>
         <w:rPr/>
@@ -4880,7 +4913,7 @@
         <w:spacing w:lineRule="exact" w:line="240" w:before="240" w:after="120"/>
         <w:rPr/>
       </w:pPr>
-      <w:bookmarkStart w:id="16" w:name="__RefHeading___Toc1909_2045034821"/>
+      <w:bookmarkStart w:id="16" w:name="__RefHeading___Toc1909_1296911271"/>
       <w:bookmarkEnd w:id="16"/>
       <w:r>
         <w:rPr>
@@ -4940,7 +4973,7 @@
         <w:spacing w:lineRule="exact" w:line="240" w:before="240" w:after="120"/>
         <w:rPr/>
       </w:pPr>
-      <w:bookmarkStart w:id="17" w:name="__RefHeading___Toc1911_2045034821"/>
+      <w:bookmarkStart w:id="17" w:name="__RefHeading___Toc1911_1296911271"/>
       <w:bookmarkEnd w:id="17"/>
       <w:r>
         <w:rPr>
@@ -4957,6 +4990,7 @@
     <w:p>
       <w:pPr>
         <w:pStyle w:val="Normal"/>
+        <w:keepNext w:val="false"/>
         <w:spacing w:lineRule="exact" w:line="240" w:before="0" w:after="80"/>
         <w:jc w:val="both"/>
         <w:rPr/>
@@ -4977,7 +5011,7 @@
         <w:spacing w:lineRule="exact" w:line="240" w:before="240" w:after="120"/>
         <w:rPr/>
       </w:pPr>
-      <w:bookmarkStart w:id="18" w:name="__RefHeading___Toc1913_2045034821"/>
+      <w:bookmarkStart w:id="18" w:name="__RefHeading___Toc1913_1296911271"/>
       <w:bookmarkEnd w:id="18"/>
       <w:r>
         <w:rPr>
@@ -5057,7 +5091,7 @@
         <w:spacing w:lineRule="exact" w:line="240" w:before="240" w:after="120"/>
         <w:rPr/>
       </w:pPr>
-      <w:bookmarkStart w:id="19" w:name="__RefHeading___Toc1915_2045034821"/>
+      <w:bookmarkStart w:id="19" w:name="__RefHeading___Toc1915_1296911271"/>
       <w:bookmarkEnd w:id="19"/>
       <w:r>
         <w:rPr>

--- a/reporte/productos_formales/Producto_03_Modelo_Favoritismo.docx
+++ b/reporte/productos_formales/Producto_03_Modelo_Favoritismo.docx
@@ -262,7 +262,7 @@
         <w:spacing w:lineRule="exact" w:line="240" w:before="240" w:after="120"/>
         <w:rPr/>
       </w:pPr>
-      <w:bookmarkStart w:id="0" w:name="__RefHeading___Toc1877_1296911271"/>
+      <w:bookmarkStart w:id="0" w:name="__RefHeading___Toc1877_2851097627"/>
       <w:bookmarkEnd w:id="0"/>
       <w:r>
         <w:rPr>
@@ -369,7 +369,7 @@
             </w:rPr>
             <w:fldChar w:fldCharType="separate"/>
           </w:r>
-          <w:hyperlink w:anchor="__RefHeading___Toc1877_1296911271">
+          <w:hyperlink w:anchor="__RefHeading___Toc1877_2851097627">
             <w:r>
               <w:rPr>
                 <w:rStyle w:val="IndexLink"/>
@@ -389,7 +389,7 @@
             </w:tabs>
             <w:rPr/>
           </w:pPr>
-          <w:hyperlink w:anchor="__RefHeading___Toc1879_1296911271">
+          <w:hyperlink w:anchor="__RefHeading___Toc1879_2851097627">
             <w:r>
               <w:rPr>
                 <w:rStyle w:val="IndexLink"/>
@@ -409,7 +409,7 @@
             </w:tabs>
             <w:rPr/>
           </w:pPr>
-          <w:hyperlink w:anchor="__RefHeading___Toc1881_1296911271">
+          <w:hyperlink w:anchor="__RefHeading___Toc1881_2851097627">
             <w:r>
               <w:rPr>
                 <w:rStyle w:val="IndexLink"/>
@@ -429,7 +429,7 @@
             </w:tabs>
             <w:rPr/>
           </w:pPr>
-          <w:hyperlink w:anchor="__RefHeading___Toc1883_1296911271">
+          <w:hyperlink w:anchor="__RefHeading___Toc1883_2851097627">
             <w:r>
               <w:rPr>
                 <w:rStyle w:val="IndexLink"/>
@@ -449,7 +449,7 @@
             </w:tabs>
             <w:rPr/>
           </w:pPr>
-          <w:hyperlink w:anchor="__RefHeading___Toc1885_1296911271">
+          <w:hyperlink w:anchor="__RefHeading___Toc1885_2851097627">
             <w:r>
               <w:rPr>
                 <w:rStyle w:val="IndexLink"/>
@@ -469,7 +469,7 @@
             </w:tabs>
             <w:rPr/>
           </w:pPr>
-          <w:hyperlink w:anchor="__RefHeading___Toc1887_1296911271">
+          <w:hyperlink w:anchor="__RefHeading___Toc1887_2851097627">
             <w:r>
               <w:rPr>
                 <w:rStyle w:val="IndexLink"/>
@@ -489,7 +489,7 @@
             </w:tabs>
             <w:rPr/>
           </w:pPr>
-          <w:hyperlink w:anchor="__RefHeading___Toc1889_1296911271">
+          <w:hyperlink w:anchor="__RefHeading___Toc1889_2851097627">
             <w:r>
               <w:rPr>
                 <w:rStyle w:val="IndexLink"/>
@@ -509,7 +509,7 @@
             </w:tabs>
             <w:rPr/>
           </w:pPr>
-          <w:hyperlink w:anchor="__RefHeading___Toc1891_1296911271">
+          <w:hyperlink w:anchor="__RefHeading___Toc1891_2851097627">
             <w:r>
               <w:rPr>
                 <w:rStyle w:val="IndexLink"/>
@@ -529,7 +529,7 @@
             </w:tabs>
             <w:rPr/>
           </w:pPr>
-          <w:hyperlink w:anchor="__RefHeading___Toc1893_1296911271">
+          <w:hyperlink w:anchor="__RefHeading___Toc1893_2851097627">
             <w:r>
               <w:rPr>
                 <w:rStyle w:val="IndexLink"/>
@@ -549,7 +549,7 @@
             </w:tabs>
             <w:rPr/>
           </w:pPr>
-          <w:hyperlink w:anchor="__RefHeading___Toc1895_1296911271">
+          <w:hyperlink w:anchor="__RefHeading___Toc1895_2851097627">
             <w:r>
               <w:rPr>
                 <w:rStyle w:val="IndexLink"/>
@@ -569,7 +569,7 @@
             </w:tabs>
             <w:rPr/>
           </w:pPr>
-          <w:hyperlink w:anchor="__RefHeading___Toc1897_1296911271">
+          <w:hyperlink w:anchor="__RefHeading___Toc1897_2851097627">
             <w:r>
               <w:rPr>
                 <w:rStyle w:val="IndexLink"/>
@@ -589,7 +589,7 @@
             </w:tabs>
             <w:rPr/>
           </w:pPr>
-          <w:hyperlink w:anchor="__RefHeading___Toc1899_1296911271">
+          <w:hyperlink w:anchor="__RefHeading___Toc1899_2851097627">
             <w:r>
               <w:rPr>
                 <w:rStyle w:val="IndexLink"/>
@@ -609,7 +609,7 @@
             </w:tabs>
             <w:rPr/>
           </w:pPr>
-          <w:hyperlink w:anchor="__RefHeading___Toc1901_1296911271">
+          <w:hyperlink w:anchor="__RefHeading___Toc1901_2851097627">
             <w:r>
               <w:rPr>
                 <w:rStyle w:val="IndexLink"/>
@@ -629,7 +629,7 @@
             </w:tabs>
             <w:rPr/>
           </w:pPr>
-          <w:hyperlink w:anchor="__RefHeading___Toc1903_1296911271">
+          <w:hyperlink w:anchor="__RefHeading___Toc1903_2851097627">
             <w:r>
               <w:rPr>
                 <w:rStyle w:val="IndexLink"/>
@@ -649,7 +649,7 @@
             </w:tabs>
             <w:rPr/>
           </w:pPr>
-          <w:hyperlink w:anchor="__RefHeading___Toc1905_1296911271">
+          <w:hyperlink w:anchor="__RefHeading___Toc1905_2851097627">
             <w:r>
               <w:rPr>
                 <w:rStyle w:val="IndexLink"/>
@@ -669,7 +669,7 @@
             </w:tabs>
             <w:rPr/>
           </w:pPr>
-          <w:hyperlink w:anchor="__RefHeading___Toc1907_1296911271">
+          <w:hyperlink w:anchor="__RefHeading___Toc1907_2851097627">
             <w:r>
               <w:rPr>
                 <w:rStyle w:val="IndexLink"/>
@@ -689,7 +689,7 @@
             </w:tabs>
             <w:rPr/>
           </w:pPr>
-          <w:hyperlink w:anchor="__RefHeading___Toc1909_1296911271">
+          <w:hyperlink w:anchor="__RefHeading___Toc1909_2851097627">
             <w:r>
               <w:rPr>
                 <w:rStyle w:val="IndexLink"/>
@@ -709,7 +709,7 @@
             </w:tabs>
             <w:rPr/>
           </w:pPr>
-          <w:hyperlink w:anchor="__RefHeading___Toc1911_1296911271">
+          <w:hyperlink w:anchor="__RefHeading___Toc1911_2851097627">
             <w:r>
               <w:rPr>
                 <w:rStyle w:val="IndexLink"/>
@@ -729,7 +729,7 @@
             </w:tabs>
             <w:rPr/>
           </w:pPr>
-          <w:hyperlink w:anchor="__RefHeading___Toc1913_1296911271">
+          <w:hyperlink w:anchor="__RefHeading___Toc1913_2851097627">
             <w:r>
               <w:rPr>
                 <w:rStyle w:val="IndexLink"/>
@@ -749,7 +749,7 @@
             </w:tabs>
             <w:rPr/>
           </w:pPr>
-          <w:hyperlink w:anchor="__RefHeading___Toc1915_1296911271">
+          <w:hyperlink w:anchor="__RefHeading___Toc1915_2851097627">
             <w:r>
               <w:rPr>
                 <w:rStyle w:val="IndexLink"/>
@@ -789,7 +789,7 @@
         <w:spacing w:lineRule="exact" w:line="240" w:before="240" w:after="120"/>
         <w:rPr/>
       </w:pPr>
-      <w:bookmarkStart w:id="1" w:name="__RefHeading___Toc1879_1296911271"/>
+      <w:bookmarkStart w:id="1" w:name="__RefHeading___Toc1879_2851097627"/>
       <w:bookmarkEnd w:id="1"/>
       <w:r>
         <w:rPr>
@@ -845,7 +845,7 @@
         <w:spacing w:lineRule="exact" w:line="240" w:before="240" w:after="120"/>
         <w:rPr/>
       </w:pPr>
-      <w:bookmarkStart w:id="2" w:name="__RefHeading___Toc1881_1296911271"/>
+      <w:bookmarkStart w:id="2" w:name="__RefHeading___Toc1881_2851097627"/>
       <w:bookmarkEnd w:id="2"/>
       <w:r>
         <w:rPr>
@@ -901,7 +901,7 @@
         <w:spacing w:lineRule="exact" w:line="240" w:before="240" w:after="120"/>
         <w:rPr/>
       </w:pPr>
-      <w:bookmarkStart w:id="3" w:name="__RefHeading___Toc1883_1296911271"/>
+      <w:bookmarkStart w:id="3" w:name="__RefHeading___Toc1883_2851097627"/>
       <w:bookmarkEnd w:id="3"/>
       <w:r>
         <w:rPr>
@@ -2215,7 +2215,7 @@
         <w:spacing w:lineRule="exact" w:line="240" w:before="240" w:after="120"/>
         <w:rPr/>
       </w:pPr>
-      <w:bookmarkStart w:id="4" w:name="__RefHeading___Toc1885_1296911271"/>
+      <w:bookmarkStart w:id="4" w:name="__RefHeading___Toc1885_2851097627"/>
       <w:bookmarkEnd w:id="4"/>
       <w:r>
         <w:rPr>
@@ -2792,7 +2792,7 @@
         <w:spacing w:lineRule="exact" w:line="240" w:before="240" w:after="120"/>
         <w:rPr/>
       </w:pPr>
-      <w:bookmarkStart w:id="5" w:name="__RefHeading___Toc1887_1296911271"/>
+      <w:bookmarkStart w:id="5" w:name="__RefHeading___Toc1887_2851097627"/>
       <w:bookmarkEnd w:id="5"/>
       <w:r>
         <w:rPr>
@@ -2830,7 +2830,7 @@
         <w:spacing w:lineRule="exact" w:line="240" w:before="240" w:after="120"/>
         <w:rPr/>
       </w:pPr>
-      <w:bookmarkStart w:id="6" w:name="__RefHeading___Toc1889_1296911271"/>
+      <w:bookmarkStart w:id="6" w:name="__RefHeading___Toc1889_2851097627"/>
       <w:bookmarkEnd w:id="6"/>
       <w:r>
         <w:rPr>
@@ -2868,7 +2868,7 @@
         <w:spacing w:lineRule="exact" w:line="240" w:before="240" w:after="120"/>
         <w:rPr/>
       </w:pPr>
-      <w:bookmarkStart w:id="7" w:name="__RefHeading___Toc1891_1296911271"/>
+      <w:bookmarkStart w:id="7" w:name="__RefHeading___Toc1891_2851097627"/>
       <w:bookmarkEnd w:id="7"/>
       <w:r>
         <w:rPr>
@@ -2888,7 +2888,7 @@
         <w:spacing w:lineRule="exact" w:line="240" w:before="180" w:after="80"/>
         <w:rPr/>
       </w:pPr>
-      <w:bookmarkStart w:id="8" w:name="__RefHeading___Toc1893_1296911271"/>
+      <w:bookmarkStart w:id="8" w:name="__RefHeading___Toc1893_2851097627"/>
       <w:bookmarkEnd w:id="8"/>
       <w:r>
         <w:rPr>
@@ -3015,7 +3015,7 @@
         <w:spacing w:lineRule="exact" w:line="240" w:before="180" w:after="80"/>
         <w:rPr/>
       </w:pPr>
-      <w:bookmarkStart w:id="9" w:name="__RefHeading___Toc1895_1296911271"/>
+      <w:bookmarkStart w:id="9" w:name="__RefHeading___Toc1895_2851097627"/>
       <w:bookmarkEnd w:id="9"/>
       <w:r>
         <w:rPr>
@@ -3053,7 +3053,7 @@
         <w:spacing w:lineRule="exact" w:line="240" w:before="180" w:after="80"/>
         <w:rPr/>
       </w:pPr>
-      <w:bookmarkStart w:id="10" w:name="__RefHeading___Toc1897_1296911271"/>
+      <w:bookmarkStart w:id="10" w:name="__RefHeading___Toc1897_2851097627"/>
       <w:bookmarkEnd w:id="10"/>
       <w:r>
         <w:rPr>
@@ -3904,7 +3904,7 @@
         <w:spacing w:lineRule="exact" w:line="240" w:before="180" w:after="80"/>
         <w:rPr/>
       </w:pPr>
-      <w:bookmarkStart w:id="11" w:name="__RefHeading___Toc1899_1296911271"/>
+      <w:bookmarkStart w:id="11" w:name="__RefHeading___Toc1899_2851097627"/>
       <w:bookmarkEnd w:id="11"/>
       <w:r>
         <w:rPr>
@@ -4031,7 +4031,7 @@
         <w:spacing w:lineRule="exact" w:line="240" w:before="180" w:after="80"/>
         <w:rPr/>
       </w:pPr>
-      <w:bookmarkStart w:id="12" w:name="__RefHeading___Toc1901_1296911271"/>
+      <w:bookmarkStart w:id="12" w:name="__RefHeading___Toc1901_2851097627"/>
       <w:bookmarkEnd w:id="12"/>
       <w:r>
         <w:rPr>
@@ -4695,7 +4695,7 @@
         <w:spacing w:lineRule="exact" w:line="240" w:before="180" w:after="80"/>
         <w:rPr/>
       </w:pPr>
-      <w:bookmarkStart w:id="13" w:name="__RefHeading___Toc1903_1296911271"/>
+      <w:bookmarkStart w:id="13" w:name="__RefHeading___Toc1903_2851097627"/>
       <w:bookmarkEnd w:id="13"/>
       <w:r>
         <w:rPr>
@@ -4775,7 +4775,7 @@
         <w:spacing w:lineRule="exact" w:line="240" w:before="240" w:after="120"/>
         <w:rPr/>
       </w:pPr>
-      <w:bookmarkStart w:id="14" w:name="__RefHeading___Toc1905_1296911271"/>
+      <w:bookmarkStart w:id="14" w:name="__RefHeading___Toc1905_2851097627"/>
       <w:bookmarkEnd w:id="14"/>
       <w:r>
         <w:rPr>
@@ -4875,7 +4875,7 @@
         <w:spacing w:lineRule="exact" w:line="240" w:before="240" w:after="120"/>
         <w:rPr/>
       </w:pPr>
-      <w:bookmarkStart w:id="15" w:name="__RefHeading___Toc1907_1296911271"/>
+      <w:bookmarkStart w:id="15" w:name="__RefHeading___Toc1907_2851097627"/>
       <w:bookmarkEnd w:id="15"/>
       <w:r>
         <w:rPr>
@@ -4913,7 +4913,7 @@
         <w:spacing w:lineRule="exact" w:line="240" w:before="240" w:after="120"/>
         <w:rPr/>
       </w:pPr>
-      <w:bookmarkStart w:id="16" w:name="__RefHeading___Toc1909_1296911271"/>
+      <w:bookmarkStart w:id="16" w:name="__RefHeading___Toc1909_2851097627"/>
       <w:bookmarkEnd w:id="16"/>
       <w:r>
         <w:rPr>
@@ -4973,7 +4973,7 @@
         <w:spacing w:lineRule="exact" w:line="240" w:before="240" w:after="120"/>
         <w:rPr/>
       </w:pPr>
-      <w:bookmarkStart w:id="17" w:name="__RefHeading___Toc1911_1296911271"/>
+      <w:bookmarkStart w:id="17" w:name="__RefHeading___Toc1911_2851097627"/>
       <w:bookmarkEnd w:id="17"/>
       <w:r>
         <w:rPr>
@@ -5011,7 +5011,7 @@
         <w:spacing w:lineRule="exact" w:line="240" w:before="240" w:after="120"/>
         <w:rPr/>
       </w:pPr>
-      <w:bookmarkStart w:id="18" w:name="__RefHeading___Toc1913_1296911271"/>
+      <w:bookmarkStart w:id="18" w:name="__RefHeading___Toc1913_2851097627"/>
       <w:bookmarkEnd w:id="18"/>
       <w:r>
         <w:rPr>
@@ -5091,7 +5091,7 @@
         <w:spacing w:lineRule="exact" w:line="240" w:before="240" w:after="120"/>
         <w:rPr/>
       </w:pPr>
-      <w:bookmarkStart w:id="19" w:name="__RefHeading___Toc1915_1296911271"/>
+      <w:bookmarkStart w:id="19" w:name="__RefHeading___Toc1915_2851097627"/>
       <w:bookmarkEnd w:id="19"/>
       <w:r>
         <w:rPr>

--- a/reporte/productos_formales/Producto_03_Modelo_Favoritismo.docx
+++ b/reporte/productos_formales/Producto_03_Modelo_Favoritismo.docx
@@ -262,7 +262,7 @@
         <w:spacing w:lineRule="exact" w:line="240" w:before="240" w:after="120"/>
         <w:rPr/>
       </w:pPr>
-      <w:bookmarkStart w:id="0" w:name="__RefHeading___Toc1877_2851097627"/>
+      <w:bookmarkStart w:id="0" w:name="__RefHeading___Toc1877_3485568049"/>
       <w:bookmarkEnd w:id="0"/>
       <w:r>
         <w:rPr>
@@ -369,7 +369,7 @@
             </w:rPr>
             <w:fldChar w:fldCharType="separate"/>
           </w:r>
-          <w:hyperlink w:anchor="__RefHeading___Toc1877_2851097627">
+          <w:hyperlink w:anchor="__RefHeading___Toc1877_3485568049">
             <w:r>
               <w:rPr>
                 <w:rStyle w:val="IndexLink"/>
@@ -389,7 +389,7 @@
             </w:tabs>
             <w:rPr/>
           </w:pPr>
-          <w:hyperlink w:anchor="__RefHeading___Toc1879_2851097627">
+          <w:hyperlink w:anchor="__RefHeading___Toc1879_3485568049">
             <w:r>
               <w:rPr>
                 <w:rStyle w:val="IndexLink"/>
@@ -409,7 +409,7 @@
             </w:tabs>
             <w:rPr/>
           </w:pPr>
-          <w:hyperlink w:anchor="__RefHeading___Toc1881_2851097627">
+          <w:hyperlink w:anchor="__RefHeading___Toc1881_3485568049">
             <w:r>
               <w:rPr>
                 <w:rStyle w:val="IndexLink"/>
@@ -429,7 +429,7 @@
             </w:tabs>
             <w:rPr/>
           </w:pPr>
-          <w:hyperlink w:anchor="__RefHeading___Toc1883_2851097627">
+          <w:hyperlink w:anchor="__RefHeading___Toc1883_3485568049">
             <w:r>
               <w:rPr>
                 <w:rStyle w:val="IndexLink"/>
@@ -449,7 +449,7 @@
             </w:tabs>
             <w:rPr/>
           </w:pPr>
-          <w:hyperlink w:anchor="__RefHeading___Toc1885_2851097627">
+          <w:hyperlink w:anchor="__RefHeading___Toc1885_3485568049">
             <w:r>
               <w:rPr>
                 <w:rStyle w:val="IndexLink"/>
@@ -469,7 +469,7 @@
             </w:tabs>
             <w:rPr/>
           </w:pPr>
-          <w:hyperlink w:anchor="__RefHeading___Toc1887_2851097627">
+          <w:hyperlink w:anchor="__RefHeading___Toc1887_3485568049">
             <w:r>
               <w:rPr>
                 <w:rStyle w:val="IndexLink"/>
@@ -489,7 +489,7 @@
             </w:tabs>
             <w:rPr/>
           </w:pPr>
-          <w:hyperlink w:anchor="__RefHeading___Toc1889_2851097627">
+          <w:hyperlink w:anchor="__RefHeading___Toc1889_3485568049">
             <w:r>
               <w:rPr>
                 <w:rStyle w:val="IndexLink"/>
@@ -509,7 +509,7 @@
             </w:tabs>
             <w:rPr/>
           </w:pPr>
-          <w:hyperlink w:anchor="__RefHeading___Toc1891_2851097627">
+          <w:hyperlink w:anchor="__RefHeading___Toc1891_3485568049">
             <w:r>
               <w:rPr>
                 <w:rStyle w:val="IndexLink"/>
@@ -529,7 +529,7 @@
             </w:tabs>
             <w:rPr/>
           </w:pPr>
-          <w:hyperlink w:anchor="__RefHeading___Toc1893_2851097627">
+          <w:hyperlink w:anchor="__RefHeading___Toc1893_3485568049">
             <w:r>
               <w:rPr>
                 <w:rStyle w:val="IndexLink"/>
@@ -549,7 +549,7 @@
             </w:tabs>
             <w:rPr/>
           </w:pPr>
-          <w:hyperlink w:anchor="__RefHeading___Toc1895_2851097627">
+          <w:hyperlink w:anchor="__RefHeading___Toc1895_3485568049">
             <w:r>
               <w:rPr>
                 <w:rStyle w:val="IndexLink"/>
@@ -569,7 +569,7 @@
             </w:tabs>
             <w:rPr/>
           </w:pPr>
-          <w:hyperlink w:anchor="__RefHeading___Toc1897_2851097627">
+          <w:hyperlink w:anchor="__RefHeading___Toc1897_3485568049">
             <w:r>
               <w:rPr>
                 <w:rStyle w:val="IndexLink"/>
@@ -589,7 +589,7 @@
             </w:tabs>
             <w:rPr/>
           </w:pPr>
-          <w:hyperlink w:anchor="__RefHeading___Toc1899_2851097627">
+          <w:hyperlink w:anchor="__RefHeading___Toc1899_3485568049">
             <w:r>
               <w:rPr>
                 <w:rStyle w:val="IndexLink"/>
@@ -609,7 +609,7 @@
             </w:tabs>
             <w:rPr/>
           </w:pPr>
-          <w:hyperlink w:anchor="__RefHeading___Toc1901_2851097627">
+          <w:hyperlink w:anchor="__RefHeading___Toc1901_3485568049">
             <w:r>
               <w:rPr>
                 <w:rStyle w:val="IndexLink"/>
@@ -629,7 +629,7 @@
             </w:tabs>
             <w:rPr/>
           </w:pPr>
-          <w:hyperlink w:anchor="__RefHeading___Toc1903_2851097627">
+          <w:hyperlink w:anchor="__RefHeading___Toc1903_3485568049">
             <w:r>
               <w:rPr>
                 <w:rStyle w:val="IndexLink"/>
@@ -649,7 +649,7 @@
             </w:tabs>
             <w:rPr/>
           </w:pPr>
-          <w:hyperlink w:anchor="__RefHeading___Toc1905_2851097627">
+          <w:hyperlink w:anchor="__RefHeading___Toc1905_3485568049">
             <w:r>
               <w:rPr>
                 <w:rStyle w:val="IndexLink"/>
@@ -669,7 +669,7 @@
             </w:tabs>
             <w:rPr/>
           </w:pPr>
-          <w:hyperlink w:anchor="__RefHeading___Toc1907_2851097627">
+          <w:hyperlink w:anchor="__RefHeading___Toc1907_3485568049">
             <w:r>
               <w:rPr>
                 <w:rStyle w:val="IndexLink"/>
@@ -689,7 +689,7 @@
             </w:tabs>
             <w:rPr/>
           </w:pPr>
-          <w:hyperlink w:anchor="__RefHeading___Toc1909_2851097627">
+          <w:hyperlink w:anchor="__RefHeading___Toc1909_3485568049">
             <w:r>
               <w:rPr>
                 <w:rStyle w:val="IndexLink"/>
@@ -709,7 +709,7 @@
             </w:tabs>
             <w:rPr/>
           </w:pPr>
-          <w:hyperlink w:anchor="__RefHeading___Toc1911_2851097627">
+          <w:hyperlink w:anchor="__RefHeading___Toc1911_3485568049">
             <w:r>
               <w:rPr>
                 <w:rStyle w:val="IndexLink"/>
@@ -729,7 +729,7 @@
             </w:tabs>
             <w:rPr/>
           </w:pPr>
-          <w:hyperlink w:anchor="__RefHeading___Toc1913_2851097627">
+          <w:hyperlink w:anchor="__RefHeading___Toc1913_3485568049">
             <w:r>
               <w:rPr>
                 <w:rStyle w:val="IndexLink"/>
@@ -749,7 +749,7 @@
             </w:tabs>
             <w:rPr/>
           </w:pPr>
-          <w:hyperlink w:anchor="__RefHeading___Toc1915_2851097627">
+          <w:hyperlink w:anchor="__RefHeading___Toc1915_3485568049">
             <w:r>
               <w:rPr>
                 <w:rStyle w:val="IndexLink"/>
@@ -789,7 +789,7 @@
         <w:spacing w:lineRule="exact" w:line="240" w:before="240" w:after="120"/>
         <w:rPr/>
       </w:pPr>
-      <w:bookmarkStart w:id="1" w:name="__RefHeading___Toc1879_2851097627"/>
+      <w:bookmarkStart w:id="1" w:name="__RefHeading___Toc1879_3485568049"/>
       <w:bookmarkEnd w:id="1"/>
       <w:r>
         <w:rPr>
@@ -845,7 +845,7 @@
         <w:spacing w:lineRule="exact" w:line="240" w:before="240" w:after="120"/>
         <w:rPr/>
       </w:pPr>
-      <w:bookmarkStart w:id="2" w:name="__RefHeading___Toc1881_2851097627"/>
+      <w:bookmarkStart w:id="2" w:name="__RefHeading___Toc1881_3485568049"/>
       <w:bookmarkEnd w:id="2"/>
       <w:r>
         <w:rPr>
@@ -901,7 +901,7 @@
         <w:spacing w:lineRule="exact" w:line="240" w:before="240" w:after="120"/>
         <w:rPr/>
       </w:pPr>
-      <w:bookmarkStart w:id="3" w:name="__RefHeading___Toc1883_2851097627"/>
+      <w:bookmarkStart w:id="3" w:name="__RefHeading___Toc1883_3485568049"/>
       <w:bookmarkEnd w:id="3"/>
       <w:r>
         <w:rPr>
@@ -2215,7 +2215,7 @@
         <w:spacing w:lineRule="exact" w:line="240" w:before="240" w:after="120"/>
         <w:rPr/>
       </w:pPr>
-      <w:bookmarkStart w:id="4" w:name="__RefHeading___Toc1885_2851097627"/>
+      <w:bookmarkStart w:id="4" w:name="__RefHeading___Toc1885_3485568049"/>
       <w:bookmarkEnd w:id="4"/>
       <w:r>
         <w:rPr>
@@ -2792,7 +2792,7 @@
         <w:spacing w:lineRule="exact" w:line="240" w:before="240" w:after="120"/>
         <w:rPr/>
       </w:pPr>
-      <w:bookmarkStart w:id="5" w:name="__RefHeading___Toc1887_2851097627"/>
+      <w:bookmarkStart w:id="5" w:name="__RefHeading___Toc1887_3485568049"/>
       <w:bookmarkEnd w:id="5"/>
       <w:r>
         <w:rPr>
@@ -2830,7 +2830,7 @@
         <w:spacing w:lineRule="exact" w:line="240" w:before="240" w:after="120"/>
         <w:rPr/>
       </w:pPr>
-      <w:bookmarkStart w:id="6" w:name="__RefHeading___Toc1889_2851097627"/>
+      <w:bookmarkStart w:id="6" w:name="__RefHeading___Toc1889_3485568049"/>
       <w:bookmarkEnd w:id="6"/>
       <w:r>
         <w:rPr>
@@ -2868,7 +2868,7 @@
         <w:spacing w:lineRule="exact" w:line="240" w:before="240" w:after="120"/>
         <w:rPr/>
       </w:pPr>
-      <w:bookmarkStart w:id="7" w:name="__RefHeading___Toc1891_2851097627"/>
+      <w:bookmarkStart w:id="7" w:name="__RefHeading___Toc1891_3485568049"/>
       <w:bookmarkEnd w:id="7"/>
       <w:r>
         <w:rPr>
@@ -2888,7 +2888,7 @@
         <w:spacing w:lineRule="exact" w:line="240" w:before="180" w:after="80"/>
         <w:rPr/>
       </w:pPr>
-      <w:bookmarkStart w:id="8" w:name="__RefHeading___Toc1893_2851097627"/>
+      <w:bookmarkStart w:id="8" w:name="__RefHeading___Toc1893_3485568049"/>
       <w:bookmarkEnd w:id="8"/>
       <w:r>
         <w:rPr>
@@ -3015,7 +3015,7 @@
         <w:spacing w:lineRule="exact" w:line="240" w:before="180" w:after="80"/>
         <w:rPr/>
       </w:pPr>
-      <w:bookmarkStart w:id="9" w:name="__RefHeading___Toc1895_2851097627"/>
+      <w:bookmarkStart w:id="9" w:name="__RefHeading___Toc1895_3485568049"/>
       <w:bookmarkEnd w:id="9"/>
       <w:r>
         <w:rPr>
@@ -3053,7 +3053,7 @@
         <w:spacing w:lineRule="exact" w:line="240" w:before="180" w:after="80"/>
         <w:rPr/>
       </w:pPr>
-      <w:bookmarkStart w:id="10" w:name="__RefHeading___Toc1897_2851097627"/>
+      <w:bookmarkStart w:id="10" w:name="__RefHeading___Toc1897_3485568049"/>
       <w:bookmarkEnd w:id="10"/>
       <w:r>
         <w:rPr>
@@ -3904,7 +3904,7 @@
         <w:spacing w:lineRule="exact" w:line="240" w:before="180" w:after="80"/>
         <w:rPr/>
       </w:pPr>
-      <w:bookmarkStart w:id="11" w:name="__RefHeading___Toc1899_2851097627"/>
+      <w:bookmarkStart w:id="11" w:name="__RefHeading___Toc1899_3485568049"/>
       <w:bookmarkEnd w:id="11"/>
       <w:r>
         <w:rPr>
@@ -4031,7 +4031,7 @@
         <w:spacing w:lineRule="exact" w:line="240" w:before="180" w:after="80"/>
         <w:rPr/>
       </w:pPr>
-      <w:bookmarkStart w:id="12" w:name="__RefHeading___Toc1901_2851097627"/>
+      <w:bookmarkStart w:id="12" w:name="__RefHeading___Toc1901_3485568049"/>
       <w:bookmarkEnd w:id="12"/>
       <w:r>
         <w:rPr>
@@ -4695,7 +4695,7 @@
         <w:spacing w:lineRule="exact" w:line="240" w:before="180" w:after="80"/>
         <w:rPr/>
       </w:pPr>
-      <w:bookmarkStart w:id="13" w:name="__RefHeading___Toc1903_2851097627"/>
+      <w:bookmarkStart w:id="13" w:name="__RefHeading___Toc1903_3485568049"/>
       <w:bookmarkEnd w:id="13"/>
       <w:r>
         <w:rPr>
@@ -4775,7 +4775,7 @@
         <w:spacing w:lineRule="exact" w:line="240" w:before="240" w:after="120"/>
         <w:rPr/>
       </w:pPr>
-      <w:bookmarkStart w:id="14" w:name="__RefHeading___Toc1905_2851097627"/>
+      <w:bookmarkStart w:id="14" w:name="__RefHeading___Toc1905_3485568049"/>
       <w:bookmarkEnd w:id="14"/>
       <w:r>
         <w:rPr>
@@ -4875,7 +4875,7 @@
         <w:spacing w:lineRule="exact" w:line="240" w:before="240" w:after="120"/>
         <w:rPr/>
       </w:pPr>
-      <w:bookmarkStart w:id="15" w:name="__RefHeading___Toc1907_2851097627"/>
+      <w:bookmarkStart w:id="15" w:name="__RefHeading___Toc1907_3485568049"/>
       <w:bookmarkEnd w:id="15"/>
       <w:r>
         <w:rPr>
@@ -4913,7 +4913,7 @@
         <w:spacing w:lineRule="exact" w:line="240" w:before="240" w:after="120"/>
         <w:rPr/>
       </w:pPr>
-      <w:bookmarkStart w:id="16" w:name="__RefHeading___Toc1909_2851097627"/>
+      <w:bookmarkStart w:id="16" w:name="__RefHeading___Toc1909_3485568049"/>
       <w:bookmarkEnd w:id="16"/>
       <w:r>
         <w:rPr>
@@ -4973,7 +4973,7 @@
         <w:spacing w:lineRule="exact" w:line="240" w:before="240" w:after="120"/>
         <w:rPr/>
       </w:pPr>
-      <w:bookmarkStart w:id="17" w:name="__RefHeading___Toc1911_2851097627"/>
+      <w:bookmarkStart w:id="17" w:name="__RefHeading___Toc1911_3485568049"/>
       <w:bookmarkEnd w:id="17"/>
       <w:r>
         <w:rPr>
@@ -5011,7 +5011,7 @@
         <w:spacing w:lineRule="exact" w:line="240" w:before="240" w:after="120"/>
         <w:rPr/>
       </w:pPr>
-      <w:bookmarkStart w:id="18" w:name="__RefHeading___Toc1913_2851097627"/>
+      <w:bookmarkStart w:id="18" w:name="__RefHeading___Toc1913_3485568049"/>
       <w:bookmarkEnd w:id="18"/>
       <w:r>
         <w:rPr>
@@ -5091,7 +5091,7 @@
         <w:spacing w:lineRule="exact" w:line="240" w:before="240" w:after="120"/>
         <w:rPr/>
       </w:pPr>
-      <w:bookmarkStart w:id="19" w:name="__RefHeading___Toc1915_2851097627"/>
+      <w:bookmarkStart w:id="19" w:name="__RefHeading___Toc1915_3485568049"/>
       <w:bookmarkEnd w:id="19"/>
       <w:r>
         <w:rPr>

--- a/reporte/productos_formales/Producto_03_Modelo_Favoritismo.docx
+++ b/reporte/productos_formales/Producto_03_Modelo_Favoritismo.docx
@@ -262,7 +262,7 @@
         <w:spacing w:lineRule="exact" w:line="240" w:before="240" w:after="120"/>
         <w:rPr/>
       </w:pPr>
-      <w:bookmarkStart w:id="0" w:name="__RefHeading___Toc1877_3485568049"/>
+      <w:bookmarkStart w:id="0" w:name="__RefHeading___Toc1877_1837720301"/>
       <w:bookmarkEnd w:id="0"/>
       <w:r>
         <w:rPr>
@@ -369,7 +369,7 @@
             </w:rPr>
             <w:fldChar w:fldCharType="separate"/>
           </w:r>
-          <w:hyperlink w:anchor="__RefHeading___Toc1877_3485568049">
+          <w:hyperlink w:anchor="__RefHeading___Toc1877_1837720301">
             <w:r>
               <w:rPr>
                 <w:rStyle w:val="IndexLink"/>
@@ -389,7 +389,7 @@
             </w:tabs>
             <w:rPr/>
           </w:pPr>
-          <w:hyperlink w:anchor="__RefHeading___Toc1879_3485568049">
+          <w:hyperlink w:anchor="__RefHeading___Toc1879_1837720301">
             <w:r>
               <w:rPr>
                 <w:rStyle w:val="IndexLink"/>
@@ -409,7 +409,7 @@
             </w:tabs>
             <w:rPr/>
           </w:pPr>
-          <w:hyperlink w:anchor="__RefHeading___Toc1881_3485568049">
+          <w:hyperlink w:anchor="__RefHeading___Toc1881_1837720301">
             <w:r>
               <w:rPr>
                 <w:rStyle w:val="IndexLink"/>
@@ -429,7 +429,7 @@
             </w:tabs>
             <w:rPr/>
           </w:pPr>
-          <w:hyperlink w:anchor="__RefHeading___Toc1883_3485568049">
+          <w:hyperlink w:anchor="__RefHeading___Toc1883_1837720301">
             <w:r>
               <w:rPr>
                 <w:rStyle w:val="IndexLink"/>
@@ -449,7 +449,7 @@
             </w:tabs>
             <w:rPr/>
           </w:pPr>
-          <w:hyperlink w:anchor="__RefHeading___Toc1885_3485568049">
+          <w:hyperlink w:anchor="__RefHeading___Toc1885_1837720301">
             <w:r>
               <w:rPr>
                 <w:rStyle w:val="IndexLink"/>
@@ -469,7 +469,7 @@
             </w:tabs>
             <w:rPr/>
           </w:pPr>
-          <w:hyperlink w:anchor="__RefHeading___Toc1887_3485568049">
+          <w:hyperlink w:anchor="__RefHeading___Toc1887_1837720301">
             <w:r>
               <w:rPr>
                 <w:rStyle w:val="IndexLink"/>
@@ -489,7 +489,7 @@
             </w:tabs>
             <w:rPr/>
           </w:pPr>
-          <w:hyperlink w:anchor="__RefHeading___Toc1889_3485568049">
+          <w:hyperlink w:anchor="__RefHeading___Toc1889_1837720301">
             <w:r>
               <w:rPr>
                 <w:rStyle w:val="IndexLink"/>
@@ -509,7 +509,7 @@
             </w:tabs>
             <w:rPr/>
           </w:pPr>
-          <w:hyperlink w:anchor="__RefHeading___Toc1891_3485568049">
+          <w:hyperlink w:anchor="__RefHeading___Toc1891_1837720301">
             <w:r>
               <w:rPr>
                 <w:rStyle w:val="IndexLink"/>
@@ -529,7 +529,7 @@
             </w:tabs>
             <w:rPr/>
           </w:pPr>
-          <w:hyperlink w:anchor="__RefHeading___Toc1893_3485568049">
+          <w:hyperlink w:anchor="__RefHeading___Toc1893_1837720301">
             <w:r>
               <w:rPr>
                 <w:rStyle w:val="IndexLink"/>
@@ -549,7 +549,7 @@
             </w:tabs>
             <w:rPr/>
           </w:pPr>
-          <w:hyperlink w:anchor="__RefHeading___Toc1895_3485568049">
+          <w:hyperlink w:anchor="__RefHeading___Toc1895_1837720301">
             <w:r>
               <w:rPr>
                 <w:rStyle w:val="IndexLink"/>
@@ -569,7 +569,7 @@
             </w:tabs>
             <w:rPr/>
           </w:pPr>
-          <w:hyperlink w:anchor="__RefHeading___Toc1897_3485568049">
+          <w:hyperlink w:anchor="__RefHeading___Toc1897_1837720301">
             <w:r>
               <w:rPr>
                 <w:rStyle w:val="IndexLink"/>
@@ -589,7 +589,7 @@
             </w:tabs>
             <w:rPr/>
           </w:pPr>
-          <w:hyperlink w:anchor="__RefHeading___Toc1899_3485568049">
+          <w:hyperlink w:anchor="__RefHeading___Toc1899_1837720301">
             <w:r>
               <w:rPr>
                 <w:rStyle w:val="IndexLink"/>
@@ -609,7 +609,7 @@
             </w:tabs>
             <w:rPr/>
           </w:pPr>
-          <w:hyperlink w:anchor="__RefHeading___Toc1901_3485568049">
+          <w:hyperlink w:anchor="__RefHeading___Toc1901_1837720301">
             <w:r>
               <w:rPr>
                 <w:rStyle w:val="IndexLink"/>
@@ -629,7 +629,7 @@
             </w:tabs>
             <w:rPr/>
           </w:pPr>
-          <w:hyperlink w:anchor="__RefHeading___Toc1903_3485568049">
+          <w:hyperlink w:anchor="__RefHeading___Toc1903_1837720301">
             <w:r>
               <w:rPr>
                 <w:rStyle w:val="IndexLink"/>
@@ -649,7 +649,7 @@
             </w:tabs>
             <w:rPr/>
           </w:pPr>
-          <w:hyperlink w:anchor="__RefHeading___Toc1905_3485568049">
+          <w:hyperlink w:anchor="__RefHeading___Toc1905_1837720301">
             <w:r>
               <w:rPr>
                 <w:rStyle w:val="IndexLink"/>
@@ -669,7 +669,7 @@
             </w:tabs>
             <w:rPr/>
           </w:pPr>
-          <w:hyperlink w:anchor="__RefHeading___Toc1907_3485568049">
+          <w:hyperlink w:anchor="__RefHeading___Toc1907_1837720301">
             <w:r>
               <w:rPr>
                 <w:rStyle w:val="IndexLink"/>
@@ -689,7 +689,7 @@
             </w:tabs>
             <w:rPr/>
           </w:pPr>
-          <w:hyperlink w:anchor="__RefHeading___Toc1909_3485568049">
+          <w:hyperlink w:anchor="__RefHeading___Toc1909_1837720301">
             <w:r>
               <w:rPr>
                 <w:rStyle w:val="IndexLink"/>
@@ -709,7 +709,7 @@
             </w:tabs>
             <w:rPr/>
           </w:pPr>
-          <w:hyperlink w:anchor="__RefHeading___Toc1911_3485568049">
+          <w:hyperlink w:anchor="__RefHeading___Toc1911_1837720301">
             <w:r>
               <w:rPr>
                 <w:rStyle w:val="IndexLink"/>
@@ -729,7 +729,7 @@
             </w:tabs>
             <w:rPr/>
           </w:pPr>
-          <w:hyperlink w:anchor="__RefHeading___Toc1913_3485568049">
+          <w:hyperlink w:anchor="__RefHeading___Toc1913_1837720301">
             <w:r>
               <w:rPr>
                 <w:rStyle w:val="IndexLink"/>
@@ -749,7 +749,7 @@
             </w:tabs>
             <w:rPr/>
           </w:pPr>
-          <w:hyperlink w:anchor="__RefHeading___Toc1915_3485568049">
+          <w:hyperlink w:anchor="__RefHeading___Toc1915_1837720301">
             <w:r>
               <w:rPr>
                 <w:rStyle w:val="IndexLink"/>
@@ -789,7 +789,7 @@
         <w:spacing w:lineRule="exact" w:line="240" w:before="240" w:after="120"/>
         <w:rPr/>
       </w:pPr>
-      <w:bookmarkStart w:id="1" w:name="__RefHeading___Toc1879_3485568049"/>
+      <w:bookmarkStart w:id="1" w:name="__RefHeading___Toc1879_1837720301"/>
       <w:bookmarkEnd w:id="1"/>
       <w:r>
         <w:rPr>
@@ -845,7 +845,7 @@
         <w:spacing w:lineRule="exact" w:line="240" w:before="240" w:after="120"/>
         <w:rPr/>
       </w:pPr>
-      <w:bookmarkStart w:id="2" w:name="__RefHeading___Toc1881_3485568049"/>
+      <w:bookmarkStart w:id="2" w:name="__RefHeading___Toc1881_1837720301"/>
       <w:bookmarkEnd w:id="2"/>
       <w:r>
         <w:rPr>
@@ -901,7 +901,7 @@
         <w:spacing w:lineRule="exact" w:line="240" w:before="240" w:after="120"/>
         <w:rPr/>
       </w:pPr>
-      <w:bookmarkStart w:id="3" w:name="__RefHeading___Toc1883_3485568049"/>
+      <w:bookmarkStart w:id="3" w:name="__RefHeading___Toc1883_1837720301"/>
       <w:bookmarkEnd w:id="3"/>
       <w:r>
         <w:rPr>
@@ -2215,7 +2215,7 @@
         <w:spacing w:lineRule="exact" w:line="240" w:before="240" w:after="120"/>
         <w:rPr/>
       </w:pPr>
-      <w:bookmarkStart w:id="4" w:name="__RefHeading___Toc1885_3485568049"/>
+      <w:bookmarkStart w:id="4" w:name="__RefHeading___Toc1885_1837720301"/>
       <w:bookmarkEnd w:id="4"/>
       <w:r>
         <w:rPr>
@@ -2792,7 +2792,7 @@
         <w:spacing w:lineRule="exact" w:line="240" w:before="240" w:after="120"/>
         <w:rPr/>
       </w:pPr>
-      <w:bookmarkStart w:id="5" w:name="__RefHeading___Toc1887_3485568049"/>
+      <w:bookmarkStart w:id="5" w:name="__RefHeading___Toc1887_1837720301"/>
       <w:bookmarkEnd w:id="5"/>
       <w:r>
         <w:rPr>
@@ -2830,7 +2830,7 @@
         <w:spacing w:lineRule="exact" w:line="240" w:before="240" w:after="120"/>
         <w:rPr/>
       </w:pPr>
-      <w:bookmarkStart w:id="6" w:name="__RefHeading___Toc1889_3485568049"/>
+      <w:bookmarkStart w:id="6" w:name="__RefHeading___Toc1889_1837720301"/>
       <w:bookmarkEnd w:id="6"/>
       <w:r>
         <w:rPr>
@@ -2868,7 +2868,7 @@
         <w:spacing w:lineRule="exact" w:line="240" w:before="240" w:after="120"/>
         <w:rPr/>
       </w:pPr>
-      <w:bookmarkStart w:id="7" w:name="__RefHeading___Toc1891_3485568049"/>
+      <w:bookmarkStart w:id="7" w:name="__RefHeading___Toc1891_1837720301"/>
       <w:bookmarkEnd w:id="7"/>
       <w:r>
         <w:rPr>
@@ -2888,7 +2888,7 @@
         <w:spacing w:lineRule="exact" w:line="240" w:before="180" w:after="80"/>
         <w:rPr/>
       </w:pPr>
-      <w:bookmarkStart w:id="8" w:name="__RefHeading___Toc1893_3485568049"/>
+      <w:bookmarkStart w:id="8" w:name="__RefHeading___Toc1893_1837720301"/>
       <w:bookmarkEnd w:id="8"/>
       <w:r>
         <w:rPr>
@@ -3015,7 +3015,7 @@
         <w:spacing w:lineRule="exact" w:line="240" w:before="180" w:after="80"/>
         <w:rPr/>
       </w:pPr>
-      <w:bookmarkStart w:id="9" w:name="__RefHeading___Toc1895_3485568049"/>
+      <w:bookmarkStart w:id="9" w:name="__RefHeading___Toc1895_1837720301"/>
       <w:bookmarkEnd w:id="9"/>
       <w:r>
         <w:rPr>
@@ -3053,7 +3053,7 @@
         <w:spacing w:lineRule="exact" w:line="240" w:before="180" w:after="80"/>
         <w:rPr/>
       </w:pPr>
-      <w:bookmarkStart w:id="10" w:name="__RefHeading___Toc1897_3485568049"/>
+      <w:bookmarkStart w:id="10" w:name="__RefHeading___Toc1897_1837720301"/>
       <w:bookmarkEnd w:id="10"/>
       <w:r>
         <w:rPr>
@@ -3904,7 +3904,7 @@
         <w:spacing w:lineRule="exact" w:line="240" w:before="180" w:after="80"/>
         <w:rPr/>
       </w:pPr>
-      <w:bookmarkStart w:id="11" w:name="__RefHeading___Toc1899_3485568049"/>
+      <w:bookmarkStart w:id="11" w:name="__RefHeading___Toc1899_1837720301"/>
       <w:bookmarkEnd w:id="11"/>
       <w:r>
         <w:rPr>
@@ -4031,7 +4031,7 @@
         <w:spacing w:lineRule="exact" w:line="240" w:before="180" w:after="80"/>
         <w:rPr/>
       </w:pPr>
-      <w:bookmarkStart w:id="12" w:name="__RefHeading___Toc1901_3485568049"/>
+      <w:bookmarkStart w:id="12" w:name="__RefHeading___Toc1901_1837720301"/>
       <w:bookmarkEnd w:id="12"/>
       <w:r>
         <w:rPr>
@@ -4695,7 +4695,7 @@
         <w:spacing w:lineRule="exact" w:line="240" w:before="180" w:after="80"/>
         <w:rPr/>
       </w:pPr>
-      <w:bookmarkStart w:id="13" w:name="__RefHeading___Toc1903_3485568049"/>
+      <w:bookmarkStart w:id="13" w:name="__RefHeading___Toc1903_1837720301"/>
       <w:bookmarkEnd w:id="13"/>
       <w:r>
         <w:rPr>
@@ -4775,7 +4775,7 @@
         <w:spacing w:lineRule="exact" w:line="240" w:before="240" w:after="120"/>
         <w:rPr/>
       </w:pPr>
-      <w:bookmarkStart w:id="14" w:name="__RefHeading___Toc1905_3485568049"/>
+      <w:bookmarkStart w:id="14" w:name="__RefHeading___Toc1905_1837720301"/>
       <w:bookmarkEnd w:id="14"/>
       <w:r>
         <w:rPr>
@@ -4875,7 +4875,7 @@
         <w:spacing w:lineRule="exact" w:line="240" w:before="240" w:after="120"/>
         <w:rPr/>
       </w:pPr>
-      <w:bookmarkStart w:id="15" w:name="__RefHeading___Toc1907_3485568049"/>
+      <w:bookmarkStart w:id="15" w:name="__RefHeading___Toc1907_1837720301"/>
       <w:bookmarkEnd w:id="15"/>
       <w:r>
         <w:rPr>
@@ -4913,7 +4913,7 @@
         <w:spacing w:lineRule="exact" w:line="240" w:before="240" w:after="120"/>
         <w:rPr/>
       </w:pPr>
-      <w:bookmarkStart w:id="16" w:name="__RefHeading___Toc1909_3485568049"/>
+      <w:bookmarkStart w:id="16" w:name="__RefHeading___Toc1909_1837720301"/>
       <w:bookmarkEnd w:id="16"/>
       <w:r>
         <w:rPr>
@@ -4973,7 +4973,7 @@
         <w:spacing w:lineRule="exact" w:line="240" w:before="240" w:after="120"/>
         <w:rPr/>
       </w:pPr>
-      <w:bookmarkStart w:id="17" w:name="__RefHeading___Toc1911_3485568049"/>
+      <w:bookmarkStart w:id="17" w:name="__RefHeading___Toc1911_1837720301"/>
       <w:bookmarkEnd w:id="17"/>
       <w:r>
         <w:rPr>
@@ -5011,7 +5011,7 @@
         <w:spacing w:lineRule="exact" w:line="240" w:before="240" w:after="120"/>
         <w:rPr/>
       </w:pPr>
-      <w:bookmarkStart w:id="18" w:name="__RefHeading___Toc1913_3485568049"/>
+      <w:bookmarkStart w:id="18" w:name="__RefHeading___Toc1913_1837720301"/>
       <w:bookmarkEnd w:id="18"/>
       <w:r>
         <w:rPr>
@@ -5091,7 +5091,7 @@
         <w:spacing w:lineRule="exact" w:line="240" w:before="240" w:after="120"/>
         <w:rPr/>
       </w:pPr>
-      <w:bookmarkStart w:id="19" w:name="__RefHeading___Toc1915_3485568049"/>
+      <w:bookmarkStart w:id="19" w:name="__RefHeading___Toc1915_1837720301"/>
       <w:bookmarkEnd w:id="19"/>
       <w:r>
         <w:rPr>

--- a/reporte/productos_formales/Producto_03_Modelo_Favoritismo.docx
+++ b/reporte/productos_formales/Producto_03_Modelo_Favoritismo.docx
@@ -262,7 +262,7 @@
         <w:spacing w:lineRule="exact" w:line="240" w:before="240" w:after="120"/>
         <w:rPr/>
       </w:pPr>
-      <w:bookmarkStart w:id="0" w:name="__RefHeading___Toc1877_1837720301"/>
+      <w:bookmarkStart w:id="0" w:name="__RefHeading___Toc1877_3772282917"/>
       <w:bookmarkEnd w:id="0"/>
       <w:r>
         <w:rPr>
@@ -369,7 +369,7 @@
             </w:rPr>
             <w:fldChar w:fldCharType="separate"/>
           </w:r>
-          <w:hyperlink w:anchor="__RefHeading___Toc1877_1837720301">
+          <w:hyperlink w:anchor="__RefHeading___Toc1877_3772282917">
             <w:r>
               <w:rPr>
                 <w:rStyle w:val="IndexLink"/>
@@ -389,7 +389,7 @@
             </w:tabs>
             <w:rPr/>
           </w:pPr>
-          <w:hyperlink w:anchor="__RefHeading___Toc1879_1837720301">
+          <w:hyperlink w:anchor="__RefHeading___Toc1879_3772282917">
             <w:r>
               <w:rPr>
                 <w:rStyle w:val="IndexLink"/>
@@ -409,7 +409,7 @@
             </w:tabs>
             <w:rPr/>
           </w:pPr>
-          <w:hyperlink w:anchor="__RefHeading___Toc1881_1837720301">
+          <w:hyperlink w:anchor="__RefHeading___Toc1881_3772282917">
             <w:r>
               <w:rPr>
                 <w:rStyle w:val="IndexLink"/>
@@ -429,7 +429,7 @@
             </w:tabs>
             <w:rPr/>
           </w:pPr>
-          <w:hyperlink w:anchor="__RefHeading___Toc1883_1837720301">
+          <w:hyperlink w:anchor="__RefHeading___Toc1883_3772282917">
             <w:r>
               <w:rPr>
                 <w:rStyle w:val="IndexLink"/>
@@ -449,7 +449,7 @@
             </w:tabs>
             <w:rPr/>
           </w:pPr>
-          <w:hyperlink w:anchor="__RefHeading___Toc1885_1837720301">
+          <w:hyperlink w:anchor="__RefHeading___Toc1885_3772282917">
             <w:r>
               <w:rPr>
                 <w:rStyle w:val="IndexLink"/>
@@ -469,7 +469,7 @@
             </w:tabs>
             <w:rPr/>
           </w:pPr>
-          <w:hyperlink w:anchor="__RefHeading___Toc1887_1837720301">
+          <w:hyperlink w:anchor="__RefHeading___Toc1887_3772282917">
             <w:r>
               <w:rPr>
                 <w:rStyle w:val="IndexLink"/>
@@ -489,7 +489,7 @@
             </w:tabs>
             <w:rPr/>
           </w:pPr>
-          <w:hyperlink w:anchor="__RefHeading___Toc1889_1837720301">
+          <w:hyperlink w:anchor="__RefHeading___Toc1889_3772282917">
             <w:r>
               <w:rPr>
                 <w:rStyle w:val="IndexLink"/>
@@ -509,7 +509,7 @@
             </w:tabs>
             <w:rPr/>
           </w:pPr>
-          <w:hyperlink w:anchor="__RefHeading___Toc1891_1837720301">
+          <w:hyperlink w:anchor="__RefHeading___Toc1891_3772282917">
             <w:r>
               <w:rPr>
                 <w:rStyle w:val="IndexLink"/>
@@ -529,7 +529,7 @@
             </w:tabs>
             <w:rPr/>
           </w:pPr>
-          <w:hyperlink w:anchor="__RefHeading___Toc1893_1837720301">
+          <w:hyperlink w:anchor="__RefHeading___Toc1893_3772282917">
             <w:r>
               <w:rPr>
                 <w:rStyle w:val="IndexLink"/>
@@ -549,7 +549,7 @@
             </w:tabs>
             <w:rPr/>
           </w:pPr>
-          <w:hyperlink w:anchor="__RefHeading___Toc1895_1837720301">
+          <w:hyperlink w:anchor="__RefHeading___Toc1895_3772282917">
             <w:r>
               <w:rPr>
                 <w:rStyle w:val="IndexLink"/>
@@ -569,7 +569,7 @@
             </w:tabs>
             <w:rPr/>
           </w:pPr>
-          <w:hyperlink w:anchor="__RefHeading___Toc1897_1837720301">
+          <w:hyperlink w:anchor="__RefHeading___Toc1897_3772282917">
             <w:r>
               <w:rPr>
                 <w:rStyle w:val="IndexLink"/>
@@ -589,7 +589,7 @@
             </w:tabs>
             <w:rPr/>
           </w:pPr>
-          <w:hyperlink w:anchor="__RefHeading___Toc1899_1837720301">
+          <w:hyperlink w:anchor="__RefHeading___Toc1899_3772282917">
             <w:r>
               <w:rPr>
                 <w:rStyle w:val="IndexLink"/>
@@ -609,7 +609,7 @@
             </w:tabs>
             <w:rPr/>
           </w:pPr>
-          <w:hyperlink w:anchor="__RefHeading___Toc1901_1837720301">
+          <w:hyperlink w:anchor="__RefHeading___Toc1901_3772282917">
             <w:r>
               <w:rPr>
                 <w:rStyle w:val="IndexLink"/>
@@ -629,7 +629,7 @@
             </w:tabs>
             <w:rPr/>
           </w:pPr>
-          <w:hyperlink w:anchor="__RefHeading___Toc1903_1837720301">
+          <w:hyperlink w:anchor="__RefHeading___Toc1903_3772282917">
             <w:r>
               <w:rPr>
                 <w:rStyle w:val="IndexLink"/>
@@ -649,7 +649,7 @@
             </w:tabs>
             <w:rPr/>
           </w:pPr>
-          <w:hyperlink w:anchor="__RefHeading___Toc1905_1837720301">
+          <w:hyperlink w:anchor="__RefHeading___Toc1905_3772282917">
             <w:r>
               <w:rPr>
                 <w:rStyle w:val="IndexLink"/>
@@ -669,7 +669,7 @@
             </w:tabs>
             <w:rPr/>
           </w:pPr>
-          <w:hyperlink w:anchor="__RefHeading___Toc1907_1837720301">
+          <w:hyperlink w:anchor="__RefHeading___Toc1907_3772282917">
             <w:r>
               <w:rPr>
                 <w:rStyle w:val="IndexLink"/>
@@ -689,7 +689,7 @@
             </w:tabs>
             <w:rPr/>
           </w:pPr>
-          <w:hyperlink w:anchor="__RefHeading___Toc1909_1837720301">
+          <w:hyperlink w:anchor="__RefHeading___Toc1909_3772282917">
             <w:r>
               <w:rPr>
                 <w:rStyle w:val="IndexLink"/>
@@ -709,7 +709,7 @@
             </w:tabs>
             <w:rPr/>
           </w:pPr>
-          <w:hyperlink w:anchor="__RefHeading___Toc1911_1837720301">
+          <w:hyperlink w:anchor="__RefHeading___Toc1911_3772282917">
             <w:r>
               <w:rPr>
                 <w:rStyle w:val="IndexLink"/>
@@ -729,7 +729,7 @@
             </w:tabs>
             <w:rPr/>
           </w:pPr>
-          <w:hyperlink w:anchor="__RefHeading___Toc1913_1837720301">
+          <w:hyperlink w:anchor="__RefHeading___Toc1913_3772282917">
             <w:r>
               <w:rPr>
                 <w:rStyle w:val="IndexLink"/>
@@ -749,7 +749,7 @@
             </w:tabs>
             <w:rPr/>
           </w:pPr>
-          <w:hyperlink w:anchor="__RefHeading___Toc1915_1837720301">
+          <w:hyperlink w:anchor="__RefHeading___Toc1915_3772282917">
             <w:r>
               <w:rPr>
                 <w:rStyle w:val="IndexLink"/>
@@ -789,7 +789,7 @@
         <w:spacing w:lineRule="exact" w:line="240" w:before="240" w:after="120"/>
         <w:rPr/>
       </w:pPr>
-      <w:bookmarkStart w:id="1" w:name="__RefHeading___Toc1879_1837720301"/>
+      <w:bookmarkStart w:id="1" w:name="__RefHeading___Toc1879_3772282917"/>
       <w:bookmarkEnd w:id="1"/>
       <w:r>
         <w:rPr>
@@ -845,7 +845,7 @@
         <w:spacing w:lineRule="exact" w:line="240" w:before="240" w:after="120"/>
         <w:rPr/>
       </w:pPr>
-      <w:bookmarkStart w:id="2" w:name="__RefHeading___Toc1881_1837720301"/>
+      <w:bookmarkStart w:id="2" w:name="__RefHeading___Toc1881_3772282917"/>
       <w:bookmarkEnd w:id="2"/>
       <w:r>
         <w:rPr>
@@ -901,7 +901,7 @@
         <w:spacing w:lineRule="exact" w:line="240" w:before="240" w:after="120"/>
         <w:rPr/>
       </w:pPr>
-      <w:bookmarkStart w:id="3" w:name="__RefHeading___Toc1883_1837720301"/>
+      <w:bookmarkStart w:id="3" w:name="__RefHeading___Toc1883_3772282917"/>
       <w:bookmarkEnd w:id="3"/>
       <w:r>
         <w:rPr>
@@ -2215,7 +2215,7 @@
         <w:spacing w:lineRule="exact" w:line="240" w:before="240" w:after="120"/>
         <w:rPr/>
       </w:pPr>
-      <w:bookmarkStart w:id="4" w:name="__RefHeading___Toc1885_1837720301"/>
+      <w:bookmarkStart w:id="4" w:name="__RefHeading___Toc1885_3772282917"/>
       <w:bookmarkEnd w:id="4"/>
       <w:r>
         <w:rPr>
@@ -2792,7 +2792,7 @@
         <w:spacing w:lineRule="exact" w:line="240" w:before="240" w:after="120"/>
         <w:rPr/>
       </w:pPr>
-      <w:bookmarkStart w:id="5" w:name="__RefHeading___Toc1887_1837720301"/>
+      <w:bookmarkStart w:id="5" w:name="__RefHeading___Toc1887_3772282917"/>
       <w:bookmarkEnd w:id="5"/>
       <w:r>
         <w:rPr>
@@ -2830,7 +2830,7 @@
         <w:spacing w:lineRule="exact" w:line="240" w:before="240" w:after="120"/>
         <w:rPr/>
       </w:pPr>
-      <w:bookmarkStart w:id="6" w:name="__RefHeading___Toc1889_1837720301"/>
+      <w:bookmarkStart w:id="6" w:name="__RefHeading___Toc1889_3772282917"/>
       <w:bookmarkEnd w:id="6"/>
       <w:r>
         <w:rPr>
@@ -2868,7 +2868,7 @@
         <w:spacing w:lineRule="exact" w:line="240" w:before="240" w:after="120"/>
         <w:rPr/>
       </w:pPr>
-      <w:bookmarkStart w:id="7" w:name="__RefHeading___Toc1891_1837720301"/>
+      <w:bookmarkStart w:id="7" w:name="__RefHeading___Toc1891_3772282917"/>
       <w:bookmarkEnd w:id="7"/>
       <w:r>
         <w:rPr>
@@ -2888,7 +2888,7 @@
         <w:spacing w:lineRule="exact" w:line="240" w:before="180" w:after="80"/>
         <w:rPr/>
       </w:pPr>
-      <w:bookmarkStart w:id="8" w:name="__RefHeading___Toc1893_1837720301"/>
+      <w:bookmarkStart w:id="8" w:name="__RefHeading___Toc1893_3772282917"/>
       <w:bookmarkEnd w:id="8"/>
       <w:r>
         <w:rPr>
@@ -3015,7 +3015,7 @@
         <w:spacing w:lineRule="exact" w:line="240" w:before="180" w:after="80"/>
         <w:rPr/>
       </w:pPr>
-      <w:bookmarkStart w:id="9" w:name="__RefHeading___Toc1895_1837720301"/>
+      <w:bookmarkStart w:id="9" w:name="__RefHeading___Toc1895_3772282917"/>
       <w:bookmarkEnd w:id="9"/>
       <w:r>
         <w:rPr>
@@ -3053,7 +3053,7 @@
         <w:spacing w:lineRule="exact" w:line="240" w:before="180" w:after="80"/>
         <w:rPr/>
       </w:pPr>
-      <w:bookmarkStart w:id="10" w:name="__RefHeading___Toc1897_1837720301"/>
+      <w:bookmarkStart w:id="10" w:name="__RefHeading___Toc1897_3772282917"/>
       <w:bookmarkEnd w:id="10"/>
       <w:r>
         <w:rPr>
@@ -3904,7 +3904,7 @@
         <w:spacing w:lineRule="exact" w:line="240" w:before="180" w:after="80"/>
         <w:rPr/>
       </w:pPr>
-      <w:bookmarkStart w:id="11" w:name="__RefHeading___Toc1899_1837720301"/>
+      <w:bookmarkStart w:id="11" w:name="__RefHeading___Toc1899_3772282917"/>
       <w:bookmarkEnd w:id="11"/>
       <w:r>
         <w:rPr>
@@ -4031,7 +4031,7 @@
         <w:spacing w:lineRule="exact" w:line="240" w:before="180" w:after="80"/>
         <w:rPr/>
       </w:pPr>
-      <w:bookmarkStart w:id="12" w:name="__RefHeading___Toc1901_1837720301"/>
+      <w:bookmarkStart w:id="12" w:name="__RefHeading___Toc1901_3772282917"/>
       <w:bookmarkEnd w:id="12"/>
       <w:r>
         <w:rPr>
@@ -4695,7 +4695,7 @@
         <w:spacing w:lineRule="exact" w:line="240" w:before="180" w:after="80"/>
         <w:rPr/>
       </w:pPr>
-      <w:bookmarkStart w:id="13" w:name="__RefHeading___Toc1903_1837720301"/>
+      <w:bookmarkStart w:id="13" w:name="__RefHeading___Toc1903_3772282917"/>
       <w:bookmarkEnd w:id="13"/>
       <w:r>
         <w:rPr>
@@ -4775,7 +4775,7 @@
         <w:spacing w:lineRule="exact" w:line="240" w:before="240" w:after="120"/>
         <w:rPr/>
       </w:pPr>
-      <w:bookmarkStart w:id="14" w:name="__RefHeading___Toc1905_1837720301"/>
+      <w:bookmarkStart w:id="14" w:name="__RefHeading___Toc1905_3772282917"/>
       <w:bookmarkEnd w:id="14"/>
       <w:r>
         <w:rPr>
@@ -4875,7 +4875,7 @@
         <w:spacing w:lineRule="exact" w:line="240" w:before="240" w:after="120"/>
         <w:rPr/>
       </w:pPr>
-      <w:bookmarkStart w:id="15" w:name="__RefHeading___Toc1907_1837720301"/>
+      <w:bookmarkStart w:id="15" w:name="__RefHeading___Toc1907_3772282917"/>
       <w:bookmarkEnd w:id="15"/>
       <w:r>
         <w:rPr>
@@ -4913,7 +4913,7 @@
         <w:spacing w:lineRule="exact" w:line="240" w:before="240" w:after="120"/>
         <w:rPr/>
       </w:pPr>
-      <w:bookmarkStart w:id="16" w:name="__RefHeading___Toc1909_1837720301"/>
+      <w:bookmarkStart w:id="16" w:name="__RefHeading___Toc1909_3772282917"/>
       <w:bookmarkEnd w:id="16"/>
       <w:r>
         <w:rPr>
@@ -4973,7 +4973,7 @@
         <w:spacing w:lineRule="exact" w:line="240" w:before="240" w:after="120"/>
         <w:rPr/>
       </w:pPr>
-      <w:bookmarkStart w:id="17" w:name="__RefHeading___Toc1911_1837720301"/>
+      <w:bookmarkStart w:id="17" w:name="__RefHeading___Toc1911_3772282917"/>
       <w:bookmarkEnd w:id="17"/>
       <w:r>
         <w:rPr>
@@ -5011,7 +5011,7 @@
         <w:spacing w:lineRule="exact" w:line="240" w:before="240" w:after="120"/>
         <w:rPr/>
       </w:pPr>
-      <w:bookmarkStart w:id="18" w:name="__RefHeading___Toc1913_1837720301"/>
+      <w:bookmarkStart w:id="18" w:name="__RefHeading___Toc1913_3772282917"/>
       <w:bookmarkEnd w:id="18"/>
       <w:r>
         <w:rPr>
@@ -5091,7 +5091,7 @@
         <w:spacing w:lineRule="exact" w:line="240" w:before="240" w:after="120"/>
         <w:rPr/>
       </w:pPr>
-      <w:bookmarkStart w:id="19" w:name="__RefHeading___Toc1915_1837720301"/>
+      <w:bookmarkStart w:id="19" w:name="__RefHeading___Toc1915_3772282917"/>
       <w:bookmarkEnd w:id="19"/>
       <w:r>
         <w:rPr>

--- a/reporte/productos_formales/Producto_03_Modelo_Favoritismo.docx
+++ b/reporte/productos_formales/Producto_03_Modelo_Favoritismo.docx
@@ -262,7 +262,7 @@
         <w:spacing w:lineRule="exact" w:line="240" w:before="240" w:after="120"/>
         <w:rPr/>
       </w:pPr>
-      <w:bookmarkStart w:id="0" w:name="__RefHeading___Toc1877_3772282917"/>
+      <w:bookmarkStart w:id="0" w:name="__RefHeading___Toc1877_3096013202"/>
       <w:bookmarkEnd w:id="0"/>
       <w:r>
         <w:rPr>
@@ -369,7 +369,7 @@
             </w:rPr>
             <w:fldChar w:fldCharType="separate"/>
           </w:r>
-          <w:hyperlink w:anchor="__RefHeading___Toc1877_3772282917">
+          <w:hyperlink w:anchor="__RefHeading___Toc1877_3096013202">
             <w:r>
               <w:rPr>
                 <w:rStyle w:val="IndexLink"/>
@@ -389,7 +389,7 @@
             </w:tabs>
             <w:rPr/>
           </w:pPr>
-          <w:hyperlink w:anchor="__RefHeading___Toc1879_3772282917">
+          <w:hyperlink w:anchor="__RefHeading___Toc1879_3096013202">
             <w:r>
               <w:rPr>
                 <w:rStyle w:val="IndexLink"/>
@@ -409,7 +409,7 @@
             </w:tabs>
             <w:rPr/>
           </w:pPr>
-          <w:hyperlink w:anchor="__RefHeading___Toc1881_3772282917">
+          <w:hyperlink w:anchor="__RefHeading___Toc1881_3096013202">
             <w:r>
               <w:rPr>
                 <w:rStyle w:val="IndexLink"/>
@@ -429,7 +429,7 @@
             </w:tabs>
             <w:rPr/>
           </w:pPr>
-          <w:hyperlink w:anchor="__RefHeading___Toc1883_3772282917">
+          <w:hyperlink w:anchor="__RefHeading___Toc1883_3096013202">
             <w:r>
               <w:rPr>
                 <w:rStyle w:val="IndexLink"/>
@@ -449,7 +449,7 @@
             </w:tabs>
             <w:rPr/>
           </w:pPr>
-          <w:hyperlink w:anchor="__RefHeading___Toc1885_3772282917">
+          <w:hyperlink w:anchor="__RefHeading___Toc1885_3096013202">
             <w:r>
               <w:rPr>
                 <w:rStyle w:val="IndexLink"/>
@@ -469,7 +469,7 @@
             </w:tabs>
             <w:rPr/>
           </w:pPr>
-          <w:hyperlink w:anchor="__RefHeading___Toc1887_3772282917">
+          <w:hyperlink w:anchor="__RefHeading___Toc1887_3096013202">
             <w:r>
               <w:rPr>
                 <w:rStyle w:val="IndexLink"/>
@@ -489,7 +489,7 @@
             </w:tabs>
             <w:rPr/>
           </w:pPr>
-          <w:hyperlink w:anchor="__RefHeading___Toc1889_3772282917">
+          <w:hyperlink w:anchor="__RefHeading___Toc1889_3096013202">
             <w:r>
               <w:rPr>
                 <w:rStyle w:val="IndexLink"/>
@@ -509,7 +509,7 @@
             </w:tabs>
             <w:rPr/>
           </w:pPr>
-          <w:hyperlink w:anchor="__RefHeading___Toc1891_3772282917">
+          <w:hyperlink w:anchor="__RefHeading___Toc1891_3096013202">
             <w:r>
               <w:rPr>
                 <w:rStyle w:val="IndexLink"/>
@@ -529,7 +529,7 @@
             </w:tabs>
             <w:rPr/>
           </w:pPr>
-          <w:hyperlink w:anchor="__RefHeading___Toc1893_3772282917">
+          <w:hyperlink w:anchor="__RefHeading___Toc1893_3096013202">
             <w:r>
               <w:rPr>
                 <w:rStyle w:val="IndexLink"/>
@@ -549,7 +549,7 @@
             </w:tabs>
             <w:rPr/>
           </w:pPr>
-          <w:hyperlink w:anchor="__RefHeading___Toc1895_3772282917">
+          <w:hyperlink w:anchor="__RefHeading___Toc1895_3096013202">
             <w:r>
               <w:rPr>
                 <w:rStyle w:val="IndexLink"/>
@@ -569,7 +569,7 @@
             </w:tabs>
             <w:rPr/>
           </w:pPr>
-          <w:hyperlink w:anchor="__RefHeading___Toc1897_3772282917">
+          <w:hyperlink w:anchor="__RefHeading___Toc1897_3096013202">
             <w:r>
               <w:rPr>
                 <w:rStyle w:val="IndexLink"/>
@@ -589,7 +589,7 @@
             </w:tabs>
             <w:rPr/>
           </w:pPr>
-          <w:hyperlink w:anchor="__RefHeading___Toc1899_3772282917">
+          <w:hyperlink w:anchor="__RefHeading___Toc1899_3096013202">
             <w:r>
               <w:rPr>
                 <w:rStyle w:val="IndexLink"/>
@@ -609,7 +609,7 @@
             </w:tabs>
             <w:rPr/>
           </w:pPr>
-          <w:hyperlink w:anchor="__RefHeading___Toc1901_3772282917">
+          <w:hyperlink w:anchor="__RefHeading___Toc1901_3096013202">
             <w:r>
               <w:rPr>
                 <w:rStyle w:val="IndexLink"/>
@@ -629,7 +629,7 @@
             </w:tabs>
             <w:rPr/>
           </w:pPr>
-          <w:hyperlink w:anchor="__RefHeading___Toc1903_3772282917">
+          <w:hyperlink w:anchor="__RefHeading___Toc1903_3096013202">
             <w:r>
               <w:rPr>
                 <w:rStyle w:val="IndexLink"/>
@@ -649,7 +649,7 @@
             </w:tabs>
             <w:rPr/>
           </w:pPr>
-          <w:hyperlink w:anchor="__RefHeading___Toc1905_3772282917">
+          <w:hyperlink w:anchor="__RefHeading___Toc1905_3096013202">
             <w:r>
               <w:rPr>
                 <w:rStyle w:val="IndexLink"/>
@@ -669,7 +669,7 @@
             </w:tabs>
             <w:rPr/>
           </w:pPr>
-          <w:hyperlink w:anchor="__RefHeading___Toc1907_3772282917">
+          <w:hyperlink w:anchor="__RefHeading___Toc1907_3096013202">
             <w:r>
               <w:rPr>
                 <w:rStyle w:val="IndexLink"/>
@@ -689,7 +689,7 @@
             </w:tabs>
             <w:rPr/>
           </w:pPr>
-          <w:hyperlink w:anchor="__RefHeading___Toc1909_3772282917">
+          <w:hyperlink w:anchor="__RefHeading___Toc1909_3096013202">
             <w:r>
               <w:rPr>
                 <w:rStyle w:val="IndexLink"/>
@@ -709,7 +709,7 @@
             </w:tabs>
             <w:rPr/>
           </w:pPr>
-          <w:hyperlink w:anchor="__RefHeading___Toc1911_3772282917">
+          <w:hyperlink w:anchor="__RefHeading___Toc1911_3096013202">
             <w:r>
               <w:rPr>
                 <w:rStyle w:val="IndexLink"/>
@@ -729,7 +729,7 @@
             </w:tabs>
             <w:rPr/>
           </w:pPr>
-          <w:hyperlink w:anchor="__RefHeading___Toc1913_3772282917">
+          <w:hyperlink w:anchor="__RefHeading___Toc1913_3096013202">
             <w:r>
               <w:rPr>
                 <w:rStyle w:val="IndexLink"/>
@@ -749,7 +749,7 @@
             </w:tabs>
             <w:rPr/>
           </w:pPr>
-          <w:hyperlink w:anchor="__RefHeading___Toc1915_3772282917">
+          <w:hyperlink w:anchor="__RefHeading___Toc1915_3096013202">
             <w:r>
               <w:rPr>
                 <w:rStyle w:val="IndexLink"/>
@@ -789,7 +789,7 @@
         <w:spacing w:lineRule="exact" w:line="240" w:before="240" w:after="120"/>
         <w:rPr/>
       </w:pPr>
-      <w:bookmarkStart w:id="1" w:name="__RefHeading___Toc1879_3772282917"/>
+      <w:bookmarkStart w:id="1" w:name="__RefHeading___Toc1879_3096013202"/>
       <w:bookmarkEnd w:id="1"/>
       <w:r>
         <w:rPr>
@@ -845,7 +845,7 @@
         <w:spacing w:lineRule="exact" w:line="240" w:before="240" w:after="120"/>
         <w:rPr/>
       </w:pPr>
-      <w:bookmarkStart w:id="2" w:name="__RefHeading___Toc1881_3772282917"/>
+      <w:bookmarkStart w:id="2" w:name="__RefHeading___Toc1881_3096013202"/>
       <w:bookmarkEnd w:id="2"/>
       <w:r>
         <w:rPr>
@@ -901,7 +901,7 @@
         <w:spacing w:lineRule="exact" w:line="240" w:before="240" w:after="120"/>
         <w:rPr/>
       </w:pPr>
-      <w:bookmarkStart w:id="3" w:name="__RefHeading___Toc1883_3772282917"/>
+      <w:bookmarkStart w:id="3" w:name="__RefHeading___Toc1883_3096013202"/>
       <w:bookmarkEnd w:id="3"/>
       <w:r>
         <w:rPr>
@@ -2215,7 +2215,7 @@
         <w:spacing w:lineRule="exact" w:line="240" w:before="240" w:after="120"/>
         <w:rPr/>
       </w:pPr>
-      <w:bookmarkStart w:id="4" w:name="__RefHeading___Toc1885_3772282917"/>
+      <w:bookmarkStart w:id="4" w:name="__RefHeading___Toc1885_3096013202"/>
       <w:bookmarkEnd w:id="4"/>
       <w:r>
         <w:rPr>
@@ -2792,7 +2792,7 @@
         <w:spacing w:lineRule="exact" w:line="240" w:before="240" w:after="120"/>
         <w:rPr/>
       </w:pPr>
-      <w:bookmarkStart w:id="5" w:name="__RefHeading___Toc1887_3772282917"/>
+      <w:bookmarkStart w:id="5" w:name="__RefHeading___Toc1887_3096013202"/>
       <w:bookmarkEnd w:id="5"/>
       <w:r>
         <w:rPr>
@@ -2830,7 +2830,7 @@
         <w:spacing w:lineRule="exact" w:line="240" w:before="240" w:after="120"/>
         <w:rPr/>
       </w:pPr>
-      <w:bookmarkStart w:id="6" w:name="__RefHeading___Toc1889_3772282917"/>
+      <w:bookmarkStart w:id="6" w:name="__RefHeading___Toc1889_3096013202"/>
       <w:bookmarkEnd w:id="6"/>
       <w:r>
         <w:rPr>
@@ -2868,7 +2868,7 @@
         <w:spacing w:lineRule="exact" w:line="240" w:before="240" w:after="120"/>
         <w:rPr/>
       </w:pPr>
-      <w:bookmarkStart w:id="7" w:name="__RefHeading___Toc1891_3772282917"/>
+      <w:bookmarkStart w:id="7" w:name="__RefHeading___Toc1891_3096013202"/>
       <w:bookmarkEnd w:id="7"/>
       <w:r>
         <w:rPr>
@@ -2888,7 +2888,7 @@
         <w:spacing w:lineRule="exact" w:line="240" w:before="180" w:after="80"/>
         <w:rPr/>
       </w:pPr>
-      <w:bookmarkStart w:id="8" w:name="__RefHeading___Toc1893_3772282917"/>
+      <w:bookmarkStart w:id="8" w:name="__RefHeading___Toc1893_3096013202"/>
       <w:bookmarkEnd w:id="8"/>
       <w:r>
         <w:rPr>
@@ -3015,7 +3015,7 @@
         <w:spacing w:lineRule="exact" w:line="240" w:before="180" w:after="80"/>
         <w:rPr/>
       </w:pPr>
-      <w:bookmarkStart w:id="9" w:name="__RefHeading___Toc1895_3772282917"/>
+      <w:bookmarkStart w:id="9" w:name="__RefHeading___Toc1895_3096013202"/>
       <w:bookmarkEnd w:id="9"/>
       <w:r>
         <w:rPr>
@@ -3053,7 +3053,7 @@
         <w:spacing w:lineRule="exact" w:line="240" w:before="180" w:after="80"/>
         <w:rPr/>
       </w:pPr>
-      <w:bookmarkStart w:id="10" w:name="__RefHeading___Toc1897_3772282917"/>
+      <w:bookmarkStart w:id="10" w:name="__RefHeading___Toc1897_3096013202"/>
       <w:bookmarkEnd w:id="10"/>
       <w:r>
         <w:rPr>
@@ -3904,7 +3904,7 @@
         <w:spacing w:lineRule="exact" w:line="240" w:before="180" w:after="80"/>
         <w:rPr/>
       </w:pPr>
-      <w:bookmarkStart w:id="11" w:name="__RefHeading___Toc1899_3772282917"/>
+      <w:bookmarkStart w:id="11" w:name="__RefHeading___Toc1899_3096013202"/>
       <w:bookmarkEnd w:id="11"/>
       <w:r>
         <w:rPr>
@@ -4031,7 +4031,7 @@
         <w:spacing w:lineRule="exact" w:line="240" w:before="180" w:after="80"/>
         <w:rPr/>
       </w:pPr>
-      <w:bookmarkStart w:id="12" w:name="__RefHeading___Toc1901_3772282917"/>
+      <w:bookmarkStart w:id="12" w:name="__RefHeading___Toc1901_3096013202"/>
       <w:bookmarkEnd w:id="12"/>
       <w:r>
         <w:rPr>
@@ -4695,7 +4695,7 @@
         <w:spacing w:lineRule="exact" w:line="240" w:before="180" w:after="80"/>
         <w:rPr/>
       </w:pPr>
-      <w:bookmarkStart w:id="13" w:name="__RefHeading___Toc1903_3772282917"/>
+      <w:bookmarkStart w:id="13" w:name="__RefHeading___Toc1903_3096013202"/>
       <w:bookmarkEnd w:id="13"/>
       <w:r>
         <w:rPr>
@@ -4775,7 +4775,7 @@
         <w:spacing w:lineRule="exact" w:line="240" w:before="240" w:after="120"/>
         <w:rPr/>
       </w:pPr>
-      <w:bookmarkStart w:id="14" w:name="__RefHeading___Toc1905_3772282917"/>
+      <w:bookmarkStart w:id="14" w:name="__RefHeading___Toc1905_3096013202"/>
       <w:bookmarkEnd w:id="14"/>
       <w:r>
         <w:rPr>
@@ -4875,7 +4875,7 @@
         <w:spacing w:lineRule="exact" w:line="240" w:before="240" w:after="120"/>
         <w:rPr/>
       </w:pPr>
-      <w:bookmarkStart w:id="15" w:name="__RefHeading___Toc1907_3772282917"/>
+      <w:bookmarkStart w:id="15" w:name="__RefHeading___Toc1907_3096013202"/>
       <w:bookmarkEnd w:id="15"/>
       <w:r>
         <w:rPr>
@@ -4913,7 +4913,7 @@
         <w:spacing w:lineRule="exact" w:line="240" w:before="240" w:after="120"/>
         <w:rPr/>
       </w:pPr>
-      <w:bookmarkStart w:id="16" w:name="__RefHeading___Toc1909_3772282917"/>
+      <w:bookmarkStart w:id="16" w:name="__RefHeading___Toc1909_3096013202"/>
       <w:bookmarkEnd w:id="16"/>
       <w:r>
         <w:rPr>
@@ -4973,7 +4973,7 @@
         <w:spacing w:lineRule="exact" w:line="240" w:before="240" w:after="120"/>
         <w:rPr/>
       </w:pPr>
-      <w:bookmarkStart w:id="17" w:name="__RefHeading___Toc1911_3772282917"/>
+      <w:bookmarkStart w:id="17" w:name="__RefHeading___Toc1911_3096013202"/>
       <w:bookmarkEnd w:id="17"/>
       <w:r>
         <w:rPr>
@@ -5011,7 +5011,7 @@
         <w:spacing w:lineRule="exact" w:line="240" w:before="240" w:after="120"/>
         <w:rPr/>
       </w:pPr>
-      <w:bookmarkStart w:id="18" w:name="__RefHeading___Toc1913_3772282917"/>
+      <w:bookmarkStart w:id="18" w:name="__RefHeading___Toc1913_3096013202"/>
       <w:bookmarkEnd w:id="18"/>
       <w:r>
         <w:rPr>
@@ -5091,7 +5091,7 @@
         <w:spacing w:lineRule="exact" w:line="240" w:before="240" w:after="120"/>
         <w:rPr/>
       </w:pPr>
-      <w:bookmarkStart w:id="19" w:name="__RefHeading___Toc1915_3772282917"/>
+      <w:bookmarkStart w:id="19" w:name="__RefHeading___Toc1915_3096013202"/>
       <w:bookmarkEnd w:id="19"/>
       <w:r>
         <w:rPr>

--- a/reporte/productos_formales/Producto_03_Modelo_Favoritismo.docx
+++ b/reporte/productos_formales/Producto_03_Modelo_Favoritismo.docx
@@ -262,7 +262,7 @@
         <w:spacing w:lineRule="exact" w:line="240" w:before="240" w:after="120"/>
         <w:rPr/>
       </w:pPr>
-      <w:bookmarkStart w:id="0" w:name="__RefHeading___Toc1877_3096013202"/>
+      <w:bookmarkStart w:id="0" w:name="__RefHeading___Toc1877_1748477897"/>
       <w:bookmarkEnd w:id="0"/>
       <w:r>
         <w:rPr>
@@ -369,7 +369,7 @@
             </w:rPr>
             <w:fldChar w:fldCharType="separate"/>
           </w:r>
-          <w:hyperlink w:anchor="__RefHeading___Toc1877_3096013202">
+          <w:hyperlink w:anchor="__RefHeading___Toc1877_1748477897">
             <w:r>
               <w:rPr>
                 <w:rStyle w:val="IndexLink"/>
@@ -389,7 +389,7 @@
             </w:tabs>
             <w:rPr/>
           </w:pPr>
-          <w:hyperlink w:anchor="__RefHeading___Toc1879_3096013202">
+          <w:hyperlink w:anchor="__RefHeading___Toc1879_1748477897">
             <w:r>
               <w:rPr>
                 <w:rStyle w:val="IndexLink"/>
@@ -409,7 +409,7 @@
             </w:tabs>
             <w:rPr/>
           </w:pPr>
-          <w:hyperlink w:anchor="__RefHeading___Toc1881_3096013202">
+          <w:hyperlink w:anchor="__RefHeading___Toc1881_1748477897">
             <w:r>
               <w:rPr>
                 <w:rStyle w:val="IndexLink"/>
@@ -429,7 +429,7 @@
             </w:tabs>
             <w:rPr/>
           </w:pPr>
-          <w:hyperlink w:anchor="__RefHeading___Toc1883_3096013202">
+          <w:hyperlink w:anchor="__RefHeading___Toc1883_1748477897">
             <w:r>
               <w:rPr>
                 <w:rStyle w:val="IndexLink"/>
@@ -449,7 +449,7 @@
             </w:tabs>
             <w:rPr/>
           </w:pPr>
-          <w:hyperlink w:anchor="__RefHeading___Toc1885_3096013202">
+          <w:hyperlink w:anchor="__RefHeading___Toc1885_1748477897">
             <w:r>
               <w:rPr>
                 <w:rStyle w:val="IndexLink"/>
@@ -469,7 +469,7 @@
             </w:tabs>
             <w:rPr/>
           </w:pPr>
-          <w:hyperlink w:anchor="__RefHeading___Toc1887_3096013202">
+          <w:hyperlink w:anchor="__RefHeading___Toc1887_1748477897">
             <w:r>
               <w:rPr>
                 <w:rStyle w:val="IndexLink"/>
@@ -489,7 +489,7 @@
             </w:tabs>
             <w:rPr/>
           </w:pPr>
-          <w:hyperlink w:anchor="__RefHeading___Toc1889_3096013202">
+          <w:hyperlink w:anchor="__RefHeading___Toc1889_1748477897">
             <w:r>
               <w:rPr>
                 <w:rStyle w:val="IndexLink"/>
@@ -509,7 +509,7 @@
             </w:tabs>
             <w:rPr/>
           </w:pPr>
-          <w:hyperlink w:anchor="__RefHeading___Toc1891_3096013202">
+          <w:hyperlink w:anchor="__RefHeading___Toc1891_1748477897">
             <w:r>
               <w:rPr>
                 <w:rStyle w:val="IndexLink"/>
@@ -529,7 +529,7 @@
             </w:tabs>
             <w:rPr/>
           </w:pPr>
-          <w:hyperlink w:anchor="__RefHeading___Toc1893_3096013202">
+          <w:hyperlink w:anchor="__RefHeading___Toc1893_1748477897">
             <w:r>
               <w:rPr>
                 <w:rStyle w:val="IndexLink"/>
@@ -549,7 +549,7 @@
             </w:tabs>
             <w:rPr/>
           </w:pPr>
-          <w:hyperlink w:anchor="__RefHeading___Toc1895_3096013202">
+          <w:hyperlink w:anchor="__RefHeading___Toc1895_1748477897">
             <w:r>
               <w:rPr>
                 <w:rStyle w:val="IndexLink"/>
@@ -569,7 +569,7 @@
             </w:tabs>
             <w:rPr/>
           </w:pPr>
-          <w:hyperlink w:anchor="__RefHeading___Toc1897_3096013202">
+          <w:hyperlink w:anchor="__RefHeading___Toc1897_1748477897">
             <w:r>
               <w:rPr>
                 <w:rStyle w:val="IndexLink"/>
@@ -589,7 +589,7 @@
             </w:tabs>
             <w:rPr/>
           </w:pPr>
-          <w:hyperlink w:anchor="__RefHeading___Toc1899_3096013202">
+          <w:hyperlink w:anchor="__RefHeading___Toc1899_1748477897">
             <w:r>
               <w:rPr>
                 <w:rStyle w:val="IndexLink"/>
@@ -609,7 +609,7 @@
             </w:tabs>
             <w:rPr/>
           </w:pPr>
-          <w:hyperlink w:anchor="__RefHeading___Toc1901_3096013202">
+          <w:hyperlink w:anchor="__RefHeading___Toc1901_1748477897">
             <w:r>
               <w:rPr>
                 <w:rStyle w:val="IndexLink"/>
@@ -629,7 +629,7 @@
             </w:tabs>
             <w:rPr/>
           </w:pPr>
-          <w:hyperlink w:anchor="__RefHeading___Toc1903_3096013202">
+          <w:hyperlink w:anchor="__RefHeading___Toc1903_1748477897">
             <w:r>
               <w:rPr>
                 <w:rStyle w:val="IndexLink"/>
@@ -649,7 +649,7 @@
             </w:tabs>
             <w:rPr/>
           </w:pPr>
-          <w:hyperlink w:anchor="__RefHeading___Toc1905_3096013202">
+          <w:hyperlink w:anchor="__RefHeading___Toc1905_1748477897">
             <w:r>
               <w:rPr>
                 <w:rStyle w:val="IndexLink"/>
@@ -669,7 +669,7 @@
             </w:tabs>
             <w:rPr/>
           </w:pPr>
-          <w:hyperlink w:anchor="__RefHeading___Toc1907_3096013202">
+          <w:hyperlink w:anchor="__RefHeading___Toc1907_1748477897">
             <w:r>
               <w:rPr>
                 <w:rStyle w:val="IndexLink"/>
@@ -689,7 +689,7 @@
             </w:tabs>
             <w:rPr/>
           </w:pPr>
-          <w:hyperlink w:anchor="__RefHeading___Toc1909_3096013202">
+          <w:hyperlink w:anchor="__RefHeading___Toc1909_1748477897">
             <w:r>
               <w:rPr>
                 <w:rStyle w:val="IndexLink"/>
@@ -709,7 +709,7 @@
             </w:tabs>
             <w:rPr/>
           </w:pPr>
-          <w:hyperlink w:anchor="__RefHeading___Toc1911_3096013202">
+          <w:hyperlink w:anchor="__RefHeading___Toc1911_1748477897">
             <w:r>
               <w:rPr>
                 <w:rStyle w:val="IndexLink"/>
@@ -729,7 +729,7 @@
             </w:tabs>
             <w:rPr/>
           </w:pPr>
-          <w:hyperlink w:anchor="__RefHeading___Toc1913_3096013202">
+          <w:hyperlink w:anchor="__RefHeading___Toc1913_1748477897">
             <w:r>
               <w:rPr>
                 <w:rStyle w:val="IndexLink"/>
@@ -749,7 +749,7 @@
             </w:tabs>
             <w:rPr/>
           </w:pPr>
-          <w:hyperlink w:anchor="__RefHeading___Toc1915_3096013202">
+          <w:hyperlink w:anchor="__RefHeading___Toc1915_1748477897">
             <w:r>
               <w:rPr>
                 <w:rStyle w:val="IndexLink"/>
@@ -789,7 +789,7 @@
         <w:spacing w:lineRule="exact" w:line="240" w:before="240" w:after="120"/>
         <w:rPr/>
       </w:pPr>
-      <w:bookmarkStart w:id="1" w:name="__RefHeading___Toc1879_3096013202"/>
+      <w:bookmarkStart w:id="1" w:name="__RefHeading___Toc1879_1748477897"/>
       <w:bookmarkEnd w:id="1"/>
       <w:r>
         <w:rPr>
@@ -845,7 +845,7 @@
         <w:spacing w:lineRule="exact" w:line="240" w:before="240" w:after="120"/>
         <w:rPr/>
       </w:pPr>
-      <w:bookmarkStart w:id="2" w:name="__RefHeading___Toc1881_3096013202"/>
+      <w:bookmarkStart w:id="2" w:name="__RefHeading___Toc1881_1748477897"/>
       <w:bookmarkEnd w:id="2"/>
       <w:r>
         <w:rPr>
@@ -901,7 +901,7 @@
         <w:spacing w:lineRule="exact" w:line="240" w:before="240" w:after="120"/>
         <w:rPr/>
       </w:pPr>
-      <w:bookmarkStart w:id="3" w:name="__RefHeading___Toc1883_3096013202"/>
+      <w:bookmarkStart w:id="3" w:name="__RefHeading___Toc1883_1748477897"/>
       <w:bookmarkEnd w:id="3"/>
       <w:r>
         <w:rPr>
@@ -2215,7 +2215,7 @@
         <w:spacing w:lineRule="exact" w:line="240" w:before="240" w:after="120"/>
         <w:rPr/>
       </w:pPr>
-      <w:bookmarkStart w:id="4" w:name="__RefHeading___Toc1885_3096013202"/>
+      <w:bookmarkStart w:id="4" w:name="__RefHeading___Toc1885_1748477897"/>
       <w:bookmarkEnd w:id="4"/>
       <w:r>
         <w:rPr>
@@ -2792,7 +2792,7 @@
         <w:spacing w:lineRule="exact" w:line="240" w:before="240" w:after="120"/>
         <w:rPr/>
       </w:pPr>
-      <w:bookmarkStart w:id="5" w:name="__RefHeading___Toc1887_3096013202"/>
+      <w:bookmarkStart w:id="5" w:name="__RefHeading___Toc1887_1748477897"/>
       <w:bookmarkEnd w:id="5"/>
       <w:r>
         <w:rPr>
@@ -2830,7 +2830,7 @@
         <w:spacing w:lineRule="exact" w:line="240" w:before="240" w:after="120"/>
         <w:rPr/>
       </w:pPr>
-      <w:bookmarkStart w:id="6" w:name="__RefHeading___Toc1889_3096013202"/>
+      <w:bookmarkStart w:id="6" w:name="__RefHeading___Toc1889_1748477897"/>
       <w:bookmarkEnd w:id="6"/>
       <w:r>
         <w:rPr>
@@ -2868,7 +2868,7 @@
         <w:spacing w:lineRule="exact" w:line="240" w:before="240" w:after="120"/>
         <w:rPr/>
       </w:pPr>
-      <w:bookmarkStart w:id="7" w:name="__RefHeading___Toc1891_3096013202"/>
+      <w:bookmarkStart w:id="7" w:name="__RefHeading___Toc1891_1748477897"/>
       <w:bookmarkEnd w:id="7"/>
       <w:r>
         <w:rPr>
@@ -2888,7 +2888,7 @@
         <w:spacing w:lineRule="exact" w:line="240" w:before="180" w:after="80"/>
         <w:rPr/>
       </w:pPr>
-      <w:bookmarkStart w:id="8" w:name="__RefHeading___Toc1893_3096013202"/>
+      <w:bookmarkStart w:id="8" w:name="__RefHeading___Toc1893_1748477897"/>
       <w:bookmarkEnd w:id="8"/>
       <w:r>
         <w:rPr>
@@ -3015,7 +3015,7 @@
         <w:spacing w:lineRule="exact" w:line="240" w:before="180" w:after="80"/>
         <w:rPr/>
       </w:pPr>
-      <w:bookmarkStart w:id="9" w:name="__RefHeading___Toc1895_3096013202"/>
+      <w:bookmarkStart w:id="9" w:name="__RefHeading___Toc1895_1748477897"/>
       <w:bookmarkEnd w:id="9"/>
       <w:r>
         <w:rPr>
@@ -3053,7 +3053,7 @@
         <w:spacing w:lineRule="exact" w:line="240" w:before="180" w:after="80"/>
         <w:rPr/>
       </w:pPr>
-      <w:bookmarkStart w:id="10" w:name="__RefHeading___Toc1897_3096013202"/>
+      <w:bookmarkStart w:id="10" w:name="__RefHeading___Toc1897_1748477897"/>
       <w:bookmarkEnd w:id="10"/>
       <w:r>
         <w:rPr>
@@ -3904,7 +3904,7 @@
         <w:spacing w:lineRule="exact" w:line="240" w:before="180" w:after="80"/>
         <w:rPr/>
       </w:pPr>
-      <w:bookmarkStart w:id="11" w:name="__RefHeading___Toc1899_3096013202"/>
+      <w:bookmarkStart w:id="11" w:name="__RefHeading___Toc1899_1748477897"/>
       <w:bookmarkEnd w:id="11"/>
       <w:r>
         <w:rPr>
@@ -4031,7 +4031,7 @@
         <w:spacing w:lineRule="exact" w:line="240" w:before="180" w:after="80"/>
         <w:rPr/>
       </w:pPr>
-      <w:bookmarkStart w:id="12" w:name="__RefHeading___Toc1901_3096013202"/>
+      <w:bookmarkStart w:id="12" w:name="__RefHeading___Toc1901_1748477897"/>
       <w:bookmarkEnd w:id="12"/>
       <w:r>
         <w:rPr>
@@ -4695,7 +4695,7 @@
         <w:spacing w:lineRule="exact" w:line="240" w:before="180" w:after="80"/>
         <w:rPr/>
       </w:pPr>
-      <w:bookmarkStart w:id="13" w:name="__RefHeading___Toc1903_3096013202"/>
+      <w:bookmarkStart w:id="13" w:name="__RefHeading___Toc1903_1748477897"/>
       <w:bookmarkEnd w:id="13"/>
       <w:r>
         <w:rPr>
@@ -4775,7 +4775,7 @@
         <w:spacing w:lineRule="exact" w:line="240" w:before="240" w:after="120"/>
         <w:rPr/>
       </w:pPr>
-      <w:bookmarkStart w:id="14" w:name="__RefHeading___Toc1905_3096013202"/>
+      <w:bookmarkStart w:id="14" w:name="__RefHeading___Toc1905_1748477897"/>
       <w:bookmarkEnd w:id="14"/>
       <w:r>
         <w:rPr>
@@ -4875,7 +4875,7 @@
         <w:spacing w:lineRule="exact" w:line="240" w:before="240" w:after="120"/>
         <w:rPr/>
       </w:pPr>
-      <w:bookmarkStart w:id="15" w:name="__RefHeading___Toc1907_3096013202"/>
+      <w:bookmarkStart w:id="15" w:name="__RefHeading___Toc1907_1748477897"/>
       <w:bookmarkEnd w:id="15"/>
       <w:r>
         <w:rPr>
@@ -4913,7 +4913,7 @@
         <w:spacing w:lineRule="exact" w:line="240" w:before="240" w:after="120"/>
         <w:rPr/>
       </w:pPr>
-      <w:bookmarkStart w:id="16" w:name="__RefHeading___Toc1909_3096013202"/>
+      <w:bookmarkStart w:id="16" w:name="__RefHeading___Toc1909_1748477897"/>
       <w:bookmarkEnd w:id="16"/>
       <w:r>
         <w:rPr>
@@ -4973,7 +4973,7 @@
         <w:spacing w:lineRule="exact" w:line="240" w:before="240" w:after="120"/>
         <w:rPr/>
       </w:pPr>
-      <w:bookmarkStart w:id="17" w:name="__RefHeading___Toc1911_3096013202"/>
+      <w:bookmarkStart w:id="17" w:name="__RefHeading___Toc1911_1748477897"/>
       <w:bookmarkEnd w:id="17"/>
       <w:r>
         <w:rPr>
@@ -5011,7 +5011,7 @@
         <w:spacing w:lineRule="exact" w:line="240" w:before="240" w:after="120"/>
         <w:rPr/>
       </w:pPr>
-      <w:bookmarkStart w:id="18" w:name="__RefHeading___Toc1913_3096013202"/>
+      <w:bookmarkStart w:id="18" w:name="__RefHeading___Toc1913_1748477897"/>
       <w:bookmarkEnd w:id="18"/>
       <w:r>
         <w:rPr>
@@ -5091,7 +5091,7 @@
         <w:spacing w:lineRule="exact" w:line="240" w:before="240" w:after="120"/>
         <w:rPr/>
       </w:pPr>
-      <w:bookmarkStart w:id="19" w:name="__RefHeading___Toc1915_3096013202"/>
+      <w:bookmarkStart w:id="19" w:name="__RefHeading___Toc1915_1748477897"/>
       <w:bookmarkEnd w:id="19"/>
       <w:r>
         <w:rPr>

--- a/reporte/productos_formales/Producto_03_Modelo_Favoritismo.docx
+++ b/reporte/productos_formales/Producto_03_Modelo_Favoritismo.docx
@@ -262,7 +262,7 @@
         <w:spacing w:lineRule="exact" w:line="240" w:before="240" w:after="120"/>
         <w:rPr/>
       </w:pPr>
-      <w:bookmarkStart w:id="0" w:name="__RefHeading___Toc1877_1748477897"/>
+      <w:bookmarkStart w:id="0" w:name="__RefHeading___Toc1877_145107985"/>
       <w:bookmarkEnd w:id="0"/>
       <w:r>
         <w:rPr>
@@ -369,7 +369,7 @@
             </w:rPr>
             <w:fldChar w:fldCharType="separate"/>
           </w:r>
-          <w:hyperlink w:anchor="__RefHeading___Toc1877_1748477897">
+          <w:hyperlink w:anchor="__RefHeading___Toc1877_145107985">
             <w:r>
               <w:rPr>
                 <w:rStyle w:val="IndexLink"/>
@@ -389,7 +389,7 @@
             </w:tabs>
             <w:rPr/>
           </w:pPr>
-          <w:hyperlink w:anchor="__RefHeading___Toc1879_1748477897">
+          <w:hyperlink w:anchor="__RefHeading___Toc1879_145107985">
             <w:r>
               <w:rPr>
                 <w:rStyle w:val="IndexLink"/>
@@ -409,7 +409,7 @@
             </w:tabs>
             <w:rPr/>
           </w:pPr>
-          <w:hyperlink w:anchor="__RefHeading___Toc1881_1748477897">
+          <w:hyperlink w:anchor="__RefHeading___Toc1881_145107985">
             <w:r>
               <w:rPr>
                 <w:rStyle w:val="IndexLink"/>
@@ -429,7 +429,7 @@
             </w:tabs>
             <w:rPr/>
           </w:pPr>
-          <w:hyperlink w:anchor="__RefHeading___Toc1883_1748477897">
+          <w:hyperlink w:anchor="__RefHeading___Toc1883_145107985">
             <w:r>
               <w:rPr>
                 <w:rStyle w:val="IndexLink"/>
@@ -449,7 +449,7 @@
             </w:tabs>
             <w:rPr/>
           </w:pPr>
-          <w:hyperlink w:anchor="__RefHeading___Toc1885_1748477897">
+          <w:hyperlink w:anchor="__RefHeading___Toc1885_145107985">
             <w:r>
               <w:rPr>
                 <w:rStyle w:val="IndexLink"/>
@@ -469,7 +469,7 @@
             </w:tabs>
             <w:rPr/>
           </w:pPr>
-          <w:hyperlink w:anchor="__RefHeading___Toc1887_1748477897">
+          <w:hyperlink w:anchor="__RefHeading___Toc1887_145107985">
             <w:r>
               <w:rPr>
                 <w:rStyle w:val="IndexLink"/>
@@ -489,7 +489,7 @@
             </w:tabs>
             <w:rPr/>
           </w:pPr>
-          <w:hyperlink w:anchor="__RefHeading___Toc1889_1748477897">
+          <w:hyperlink w:anchor="__RefHeading___Toc1889_145107985">
             <w:r>
               <w:rPr>
                 <w:rStyle w:val="IndexLink"/>
@@ -509,7 +509,7 @@
             </w:tabs>
             <w:rPr/>
           </w:pPr>
-          <w:hyperlink w:anchor="__RefHeading___Toc1891_1748477897">
+          <w:hyperlink w:anchor="__RefHeading___Toc1891_145107985">
             <w:r>
               <w:rPr>
                 <w:rStyle w:val="IndexLink"/>
@@ -529,7 +529,7 @@
             </w:tabs>
             <w:rPr/>
           </w:pPr>
-          <w:hyperlink w:anchor="__RefHeading___Toc1893_1748477897">
+          <w:hyperlink w:anchor="__RefHeading___Toc1893_145107985">
             <w:r>
               <w:rPr>
                 <w:rStyle w:val="IndexLink"/>
@@ -549,7 +549,7 @@
             </w:tabs>
             <w:rPr/>
           </w:pPr>
-          <w:hyperlink w:anchor="__RefHeading___Toc1895_1748477897">
+          <w:hyperlink w:anchor="__RefHeading___Toc1895_145107985">
             <w:r>
               <w:rPr>
                 <w:rStyle w:val="IndexLink"/>
@@ -569,7 +569,7 @@
             </w:tabs>
             <w:rPr/>
           </w:pPr>
-          <w:hyperlink w:anchor="__RefHeading___Toc1897_1748477897">
+          <w:hyperlink w:anchor="__RefHeading___Toc1897_145107985">
             <w:r>
               <w:rPr>
                 <w:rStyle w:val="IndexLink"/>
@@ -589,7 +589,7 @@
             </w:tabs>
             <w:rPr/>
           </w:pPr>
-          <w:hyperlink w:anchor="__RefHeading___Toc1899_1748477897">
+          <w:hyperlink w:anchor="__RefHeading___Toc1899_145107985">
             <w:r>
               <w:rPr>
                 <w:rStyle w:val="IndexLink"/>
@@ -609,7 +609,7 @@
             </w:tabs>
             <w:rPr/>
           </w:pPr>
-          <w:hyperlink w:anchor="__RefHeading___Toc1901_1748477897">
+          <w:hyperlink w:anchor="__RefHeading___Toc1901_145107985">
             <w:r>
               <w:rPr>
                 <w:rStyle w:val="IndexLink"/>
@@ -629,7 +629,7 @@
             </w:tabs>
             <w:rPr/>
           </w:pPr>
-          <w:hyperlink w:anchor="__RefHeading___Toc1903_1748477897">
+          <w:hyperlink w:anchor="__RefHeading___Toc1903_145107985">
             <w:r>
               <w:rPr>
                 <w:rStyle w:val="IndexLink"/>
@@ -649,7 +649,7 @@
             </w:tabs>
             <w:rPr/>
           </w:pPr>
-          <w:hyperlink w:anchor="__RefHeading___Toc1905_1748477897">
+          <w:hyperlink w:anchor="__RefHeading___Toc1905_145107985">
             <w:r>
               <w:rPr>
                 <w:rStyle w:val="IndexLink"/>
@@ -669,7 +669,7 @@
             </w:tabs>
             <w:rPr/>
           </w:pPr>
-          <w:hyperlink w:anchor="__RefHeading___Toc1907_1748477897">
+          <w:hyperlink w:anchor="__RefHeading___Toc1907_145107985">
             <w:r>
               <w:rPr>
                 <w:rStyle w:val="IndexLink"/>
@@ -689,7 +689,7 @@
             </w:tabs>
             <w:rPr/>
           </w:pPr>
-          <w:hyperlink w:anchor="__RefHeading___Toc1909_1748477897">
+          <w:hyperlink w:anchor="__RefHeading___Toc1909_145107985">
             <w:r>
               <w:rPr>
                 <w:rStyle w:val="IndexLink"/>
@@ -709,7 +709,7 @@
             </w:tabs>
             <w:rPr/>
           </w:pPr>
-          <w:hyperlink w:anchor="__RefHeading___Toc1911_1748477897">
+          <w:hyperlink w:anchor="__RefHeading___Toc1911_145107985">
             <w:r>
               <w:rPr>
                 <w:rStyle w:val="IndexLink"/>
@@ -729,7 +729,7 @@
             </w:tabs>
             <w:rPr/>
           </w:pPr>
-          <w:hyperlink w:anchor="__RefHeading___Toc1913_1748477897">
+          <w:hyperlink w:anchor="__RefHeading___Toc1913_145107985">
             <w:r>
               <w:rPr>
                 <w:rStyle w:val="IndexLink"/>
@@ -749,7 +749,7 @@
             </w:tabs>
             <w:rPr/>
           </w:pPr>
-          <w:hyperlink w:anchor="__RefHeading___Toc1915_1748477897">
+          <w:hyperlink w:anchor="__RefHeading___Toc1915_145107985">
             <w:r>
               <w:rPr>
                 <w:rStyle w:val="IndexLink"/>
@@ -789,7 +789,7 @@
         <w:spacing w:lineRule="exact" w:line="240" w:before="240" w:after="120"/>
         <w:rPr/>
       </w:pPr>
-      <w:bookmarkStart w:id="1" w:name="__RefHeading___Toc1879_1748477897"/>
+      <w:bookmarkStart w:id="1" w:name="__RefHeading___Toc1879_145107985"/>
       <w:bookmarkEnd w:id="1"/>
       <w:r>
         <w:rPr>
@@ -845,7 +845,7 @@
         <w:spacing w:lineRule="exact" w:line="240" w:before="240" w:after="120"/>
         <w:rPr/>
       </w:pPr>
-      <w:bookmarkStart w:id="2" w:name="__RefHeading___Toc1881_1748477897"/>
+      <w:bookmarkStart w:id="2" w:name="__RefHeading___Toc1881_145107985"/>
       <w:bookmarkEnd w:id="2"/>
       <w:r>
         <w:rPr>
@@ -901,7 +901,7 @@
         <w:spacing w:lineRule="exact" w:line="240" w:before="240" w:after="120"/>
         <w:rPr/>
       </w:pPr>
-      <w:bookmarkStart w:id="3" w:name="__RefHeading___Toc1883_1748477897"/>
+      <w:bookmarkStart w:id="3" w:name="__RefHeading___Toc1883_145107985"/>
       <w:bookmarkEnd w:id="3"/>
       <w:r>
         <w:rPr>
@@ -2215,7 +2215,7 @@
         <w:spacing w:lineRule="exact" w:line="240" w:before="240" w:after="120"/>
         <w:rPr/>
       </w:pPr>
-      <w:bookmarkStart w:id="4" w:name="__RefHeading___Toc1885_1748477897"/>
+      <w:bookmarkStart w:id="4" w:name="__RefHeading___Toc1885_145107985"/>
       <w:bookmarkEnd w:id="4"/>
       <w:r>
         <w:rPr>
@@ -2792,7 +2792,7 @@
         <w:spacing w:lineRule="exact" w:line="240" w:before="240" w:after="120"/>
         <w:rPr/>
       </w:pPr>
-      <w:bookmarkStart w:id="5" w:name="__RefHeading___Toc1887_1748477897"/>
+      <w:bookmarkStart w:id="5" w:name="__RefHeading___Toc1887_145107985"/>
       <w:bookmarkEnd w:id="5"/>
       <w:r>
         <w:rPr>
@@ -2830,7 +2830,7 @@
         <w:spacing w:lineRule="exact" w:line="240" w:before="240" w:after="120"/>
         <w:rPr/>
       </w:pPr>
-      <w:bookmarkStart w:id="6" w:name="__RefHeading___Toc1889_1748477897"/>
+      <w:bookmarkStart w:id="6" w:name="__RefHeading___Toc1889_145107985"/>
       <w:bookmarkEnd w:id="6"/>
       <w:r>
         <w:rPr>
@@ -2868,7 +2868,7 @@
         <w:spacing w:lineRule="exact" w:line="240" w:before="240" w:after="120"/>
         <w:rPr/>
       </w:pPr>
-      <w:bookmarkStart w:id="7" w:name="__RefHeading___Toc1891_1748477897"/>
+      <w:bookmarkStart w:id="7" w:name="__RefHeading___Toc1891_145107985"/>
       <w:bookmarkEnd w:id="7"/>
       <w:r>
         <w:rPr>
@@ -2888,7 +2888,7 @@
         <w:spacing w:lineRule="exact" w:line="240" w:before="180" w:after="80"/>
         <w:rPr/>
       </w:pPr>
-      <w:bookmarkStart w:id="8" w:name="__RefHeading___Toc1893_1748477897"/>
+      <w:bookmarkStart w:id="8" w:name="__RefHeading___Toc1893_145107985"/>
       <w:bookmarkEnd w:id="8"/>
       <w:r>
         <w:rPr>
@@ -3015,7 +3015,7 @@
         <w:spacing w:lineRule="exact" w:line="240" w:before="180" w:after="80"/>
         <w:rPr/>
       </w:pPr>
-      <w:bookmarkStart w:id="9" w:name="__RefHeading___Toc1895_1748477897"/>
+      <w:bookmarkStart w:id="9" w:name="__RefHeading___Toc1895_145107985"/>
       <w:bookmarkEnd w:id="9"/>
       <w:r>
         <w:rPr>
@@ -3053,7 +3053,7 @@
         <w:spacing w:lineRule="exact" w:line="240" w:before="180" w:after="80"/>
         <w:rPr/>
       </w:pPr>
-      <w:bookmarkStart w:id="10" w:name="__RefHeading___Toc1897_1748477897"/>
+      <w:bookmarkStart w:id="10" w:name="__RefHeading___Toc1897_145107985"/>
       <w:bookmarkEnd w:id="10"/>
       <w:r>
         <w:rPr>
@@ -3904,7 +3904,7 @@
         <w:spacing w:lineRule="exact" w:line="240" w:before="180" w:after="80"/>
         <w:rPr/>
       </w:pPr>
-      <w:bookmarkStart w:id="11" w:name="__RefHeading___Toc1899_1748477897"/>
+      <w:bookmarkStart w:id="11" w:name="__RefHeading___Toc1899_145107985"/>
       <w:bookmarkEnd w:id="11"/>
       <w:r>
         <w:rPr>
@@ -4031,7 +4031,7 @@
         <w:spacing w:lineRule="exact" w:line="240" w:before="180" w:after="80"/>
         <w:rPr/>
       </w:pPr>
-      <w:bookmarkStart w:id="12" w:name="__RefHeading___Toc1901_1748477897"/>
+      <w:bookmarkStart w:id="12" w:name="__RefHeading___Toc1901_145107985"/>
       <w:bookmarkEnd w:id="12"/>
       <w:r>
         <w:rPr>
@@ -4695,7 +4695,7 @@
         <w:spacing w:lineRule="exact" w:line="240" w:before="180" w:after="80"/>
         <w:rPr/>
       </w:pPr>
-      <w:bookmarkStart w:id="13" w:name="__RefHeading___Toc1903_1748477897"/>
+      <w:bookmarkStart w:id="13" w:name="__RefHeading___Toc1903_145107985"/>
       <w:bookmarkEnd w:id="13"/>
       <w:r>
         <w:rPr>
@@ -4775,7 +4775,7 @@
         <w:spacing w:lineRule="exact" w:line="240" w:before="240" w:after="120"/>
         <w:rPr/>
       </w:pPr>
-      <w:bookmarkStart w:id="14" w:name="__RefHeading___Toc1905_1748477897"/>
+      <w:bookmarkStart w:id="14" w:name="__RefHeading___Toc1905_145107985"/>
       <w:bookmarkEnd w:id="14"/>
       <w:r>
         <w:rPr>
@@ -4875,7 +4875,7 @@
         <w:spacing w:lineRule="exact" w:line="240" w:before="240" w:after="120"/>
         <w:rPr/>
       </w:pPr>
-      <w:bookmarkStart w:id="15" w:name="__RefHeading___Toc1907_1748477897"/>
+      <w:bookmarkStart w:id="15" w:name="__RefHeading___Toc1907_145107985"/>
       <w:bookmarkEnd w:id="15"/>
       <w:r>
         <w:rPr>
@@ -4913,7 +4913,7 @@
         <w:spacing w:lineRule="exact" w:line="240" w:before="240" w:after="120"/>
         <w:rPr/>
       </w:pPr>
-      <w:bookmarkStart w:id="16" w:name="__RefHeading___Toc1909_1748477897"/>
+      <w:bookmarkStart w:id="16" w:name="__RefHeading___Toc1909_145107985"/>
       <w:bookmarkEnd w:id="16"/>
       <w:r>
         <w:rPr>
@@ -4973,7 +4973,7 @@
         <w:spacing w:lineRule="exact" w:line="240" w:before="240" w:after="120"/>
         <w:rPr/>
       </w:pPr>
-      <w:bookmarkStart w:id="17" w:name="__RefHeading___Toc1911_1748477897"/>
+      <w:bookmarkStart w:id="17" w:name="__RefHeading___Toc1911_145107985"/>
       <w:bookmarkEnd w:id="17"/>
       <w:r>
         <w:rPr>
@@ -5011,7 +5011,7 @@
         <w:spacing w:lineRule="exact" w:line="240" w:before="240" w:after="120"/>
         <w:rPr/>
       </w:pPr>
-      <w:bookmarkStart w:id="18" w:name="__RefHeading___Toc1913_1748477897"/>
+      <w:bookmarkStart w:id="18" w:name="__RefHeading___Toc1913_145107985"/>
       <w:bookmarkEnd w:id="18"/>
       <w:r>
         <w:rPr>
@@ -5091,7 +5091,7 @@
         <w:spacing w:lineRule="exact" w:line="240" w:before="240" w:after="120"/>
         <w:rPr/>
       </w:pPr>
-      <w:bookmarkStart w:id="19" w:name="__RefHeading___Toc1915_1748477897"/>
+      <w:bookmarkStart w:id="19" w:name="__RefHeading___Toc1915_145107985"/>
       <w:bookmarkEnd w:id="19"/>
       <w:r>
         <w:rPr>

--- a/reporte/productos_formales/Producto_03_Modelo_Favoritismo.docx
+++ b/reporte/productos_formales/Producto_03_Modelo_Favoritismo.docx
@@ -262,7 +262,7 @@
         <w:spacing w:lineRule="exact" w:line="240" w:before="240" w:after="120"/>
         <w:rPr/>
       </w:pPr>
-      <w:bookmarkStart w:id="0" w:name="__RefHeading___Toc1877_145107985"/>
+      <w:bookmarkStart w:id="0" w:name="__RefHeading___Toc2049_3538885593"/>
       <w:bookmarkEnd w:id="0"/>
       <w:r>
         <w:rPr>
@@ -369,7 +369,7 @@
             </w:rPr>
             <w:fldChar w:fldCharType="separate"/>
           </w:r>
-          <w:hyperlink w:anchor="__RefHeading___Toc1877_145107985">
+          <w:hyperlink w:anchor="__RefHeading___Toc2049_3538885593">
             <w:r>
               <w:rPr>
                 <w:rStyle w:val="IndexLink"/>
@@ -389,7 +389,7 @@
             </w:tabs>
             <w:rPr/>
           </w:pPr>
-          <w:hyperlink w:anchor="__RefHeading___Toc1879_145107985">
+          <w:hyperlink w:anchor="__RefHeading___Toc2051_3538885593">
             <w:r>
               <w:rPr>
                 <w:rStyle w:val="IndexLink"/>
@@ -409,7 +409,7 @@
             </w:tabs>
             <w:rPr/>
           </w:pPr>
-          <w:hyperlink w:anchor="__RefHeading___Toc1881_145107985">
+          <w:hyperlink w:anchor="__RefHeading___Toc2053_3538885593">
             <w:r>
               <w:rPr>
                 <w:rStyle w:val="IndexLink"/>
@@ -429,7 +429,7 @@
             </w:tabs>
             <w:rPr/>
           </w:pPr>
-          <w:hyperlink w:anchor="__RefHeading___Toc1883_145107985">
+          <w:hyperlink w:anchor="__RefHeading___Toc2055_3538885593">
             <w:r>
               <w:rPr>
                 <w:rStyle w:val="IndexLink"/>
@@ -449,7 +449,7 @@
             </w:tabs>
             <w:rPr/>
           </w:pPr>
-          <w:hyperlink w:anchor="__RefHeading___Toc1885_145107985">
+          <w:hyperlink w:anchor="__RefHeading___Toc2057_3538885593">
             <w:r>
               <w:rPr>
                 <w:rStyle w:val="IndexLink"/>
@@ -469,7 +469,7 @@
             </w:tabs>
             <w:rPr/>
           </w:pPr>
-          <w:hyperlink w:anchor="__RefHeading___Toc1887_145107985">
+          <w:hyperlink w:anchor="__RefHeading___Toc2059_3538885593">
             <w:r>
               <w:rPr>
                 <w:rStyle w:val="IndexLink"/>
@@ -489,7 +489,7 @@
             </w:tabs>
             <w:rPr/>
           </w:pPr>
-          <w:hyperlink w:anchor="__RefHeading___Toc1889_145107985">
+          <w:hyperlink w:anchor="__RefHeading___Toc2061_3538885593">
             <w:r>
               <w:rPr>
                 <w:rStyle w:val="IndexLink"/>
@@ -509,7 +509,7 @@
             </w:tabs>
             <w:rPr/>
           </w:pPr>
-          <w:hyperlink w:anchor="__RefHeading___Toc1891_145107985">
+          <w:hyperlink w:anchor="__RefHeading___Toc2063_3538885593">
             <w:r>
               <w:rPr>
                 <w:rStyle w:val="IndexLink"/>
@@ -529,7 +529,7 @@
             </w:tabs>
             <w:rPr/>
           </w:pPr>
-          <w:hyperlink w:anchor="__RefHeading___Toc1893_145107985">
+          <w:hyperlink w:anchor="__RefHeading___Toc2065_3538885593">
             <w:r>
               <w:rPr>
                 <w:rStyle w:val="IndexLink"/>
@@ -549,7 +549,7 @@
             </w:tabs>
             <w:rPr/>
           </w:pPr>
-          <w:hyperlink w:anchor="__RefHeading___Toc1895_145107985">
+          <w:hyperlink w:anchor="__RefHeading___Toc2067_3538885593">
             <w:r>
               <w:rPr>
                 <w:rStyle w:val="IndexLink"/>
@@ -569,7 +569,7 @@
             </w:tabs>
             <w:rPr/>
           </w:pPr>
-          <w:hyperlink w:anchor="__RefHeading___Toc1897_145107985">
+          <w:hyperlink w:anchor="__RefHeading___Toc2069_3538885593">
             <w:r>
               <w:rPr>
                 <w:rStyle w:val="IndexLink"/>
@@ -589,7 +589,7 @@
             </w:tabs>
             <w:rPr/>
           </w:pPr>
-          <w:hyperlink w:anchor="__RefHeading___Toc1899_145107985">
+          <w:hyperlink w:anchor="__RefHeading___Toc2071_3538885593">
             <w:r>
               <w:rPr>
                 <w:rStyle w:val="IndexLink"/>
@@ -609,7 +609,7 @@
             </w:tabs>
             <w:rPr/>
           </w:pPr>
-          <w:hyperlink w:anchor="__RefHeading___Toc1901_145107985">
+          <w:hyperlink w:anchor="__RefHeading___Toc2073_3538885593">
             <w:r>
               <w:rPr>
                 <w:rStyle w:val="IndexLink"/>
@@ -629,7 +629,7 @@
             </w:tabs>
             <w:rPr/>
           </w:pPr>
-          <w:hyperlink w:anchor="__RefHeading___Toc1903_145107985">
+          <w:hyperlink w:anchor="__RefHeading___Toc2075_3538885593">
             <w:r>
               <w:rPr>
                 <w:rStyle w:val="IndexLink"/>
@@ -649,7 +649,7 @@
             </w:tabs>
             <w:rPr/>
           </w:pPr>
-          <w:hyperlink w:anchor="__RefHeading___Toc1905_145107985">
+          <w:hyperlink w:anchor="__RefHeading___Toc2077_3538885593">
             <w:r>
               <w:rPr>
                 <w:rStyle w:val="IndexLink"/>
@@ -669,7 +669,7 @@
             </w:tabs>
             <w:rPr/>
           </w:pPr>
-          <w:hyperlink w:anchor="__RefHeading___Toc1907_145107985">
+          <w:hyperlink w:anchor="__RefHeading___Toc2079_3538885593">
             <w:r>
               <w:rPr>
                 <w:rStyle w:val="IndexLink"/>
@@ -689,7 +689,7 @@
             </w:tabs>
             <w:rPr/>
           </w:pPr>
-          <w:hyperlink w:anchor="__RefHeading___Toc1909_145107985">
+          <w:hyperlink w:anchor="__RefHeading___Toc2081_3538885593">
             <w:r>
               <w:rPr>
                 <w:rStyle w:val="IndexLink"/>
@@ -709,7 +709,7 @@
             </w:tabs>
             <w:rPr/>
           </w:pPr>
-          <w:hyperlink w:anchor="__RefHeading___Toc1911_145107985">
+          <w:hyperlink w:anchor="__RefHeading___Toc2083_3538885593">
             <w:r>
               <w:rPr>
                 <w:rStyle w:val="IndexLink"/>
@@ -729,7 +729,7 @@
             </w:tabs>
             <w:rPr/>
           </w:pPr>
-          <w:hyperlink w:anchor="__RefHeading___Toc1913_145107985">
+          <w:hyperlink w:anchor="__RefHeading___Toc2085_3538885593">
             <w:r>
               <w:rPr>
                 <w:rStyle w:val="IndexLink"/>
@@ -749,7 +749,7 @@
             </w:tabs>
             <w:rPr/>
           </w:pPr>
-          <w:hyperlink w:anchor="__RefHeading___Toc1915_145107985">
+          <w:hyperlink w:anchor="__RefHeading___Toc2087_3538885593">
             <w:r>
               <w:rPr>
                 <w:rStyle w:val="IndexLink"/>
@@ -789,7 +789,7 @@
         <w:spacing w:lineRule="exact" w:line="240" w:before="240" w:after="120"/>
         <w:rPr/>
       </w:pPr>
-      <w:bookmarkStart w:id="1" w:name="__RefHeading___Toc1879_145107985"/>
+      <w:bookmarkStart w:id="1" w:name="__RefHeading___Toc2051_3538885593"/>
       <w:bookmarkEnd w:id="1"/>
       <w:r>
         <w:rPr>
@@ -845,7 +845,7 @@
         <w:spacing w:lineRule="exact" w:line="240" w:before="240" w:after="120"/>
         <w:rPr/>
       </w:pPr>
-      <w:bookmarkStart w:id="2" w:name="__RefHeading___Toc1881_145107985"/>
+      <w:bookmarkStart w:id="2" w:name="__RefHeading___Toc2053_3538885593"/>
       <w:bookmarkEnd w:id="2"/>
       <w:r>
         <w:rPr>
@@ -901,7 +901,7 @@
         <w:spacing w:lineRule="exact" w:line="240" w:before="240" w:after="120"/>
         <w:rPr/>
       </w:pPr>
-      <w:bookmarkStart w:id="3" w:name="__RefHeading___Toc1883_145107985"/>
+      <w:bookmarkStart w:id="3" w:name="__RefHeading___Toc2055_3538885593"/>
       <w:bookmarkEnd w:id="3"/>
       <w:r>
         <w:rPr>
@@ -2215,7 +2215,7 @@
         <w:spacing w:lineRule="exact" w:line="240" w:before="240" w:after="120"/>
         <w:rPr/>
       </w:pPr>
-      <w:bookmarkStart w:id="4" w:name="__RefHeading___Toc1885_145107985"/>
+      <w:bookmarkStart w:id="4" w:name="__RefHeading___Toc2057_3538885593"/>
       <w:bookmarkEnd w:id="4"/>
       <w:r>
         <w:rPr>
@@ -2792,7 +2792,7 @@
         <w:spacing w:lineRule="exact" w:line="240" w:before="240" w:after="120"/>
         <w:rPr/>
       </w:pPr>
-      <w:bookmarkStart w:id="5" w:name="__RefHeading___Toc1887_145107985"/>
+      <w:bookmarkStart w:id="5" w:name="__RefHeading___Toc2059_3538885593"/>
       <w:bookmarkEnd w:id="5"/>
       <w:r>
         <w:rPr>
@@ -2830,7 +2830,7 @@
         <w:spacing w:lineRule="exact" w:line="240" w:before="240" w:after="120"/>
         <w:rPr/>
       </w:pPr>
-      <w:bookmarkStart w:id="6" w:name="__RefHeading___Toc1889_145107985"/>
+      <w:bookmarkStart w:id="6" w:name="__RefHeading___Toc2061_3538885593"/>
       <w:bookmarkEnd w:id="6"/>
       <w:r>
         <w:rPr>
@@ -2868,7 +2868,7 @@
         <w:spacing w:lineRule="exact" w:line="240" w:before="240" w:after="120"/>
         <w:rPr/>
       </w:pPr>
-      <w:bookmarkStart w:id="7" w:name="__RefHeading___Toc1891_145107985"/>
+      <w:bookmarkStart w:id="7" w:name="__RefHeading___Toc2063_3538885593"/>
       <w:bookmarkEnd w:id="7"/>
       <w:r>
         <w:rPr>
@@ -2888,7 +2888,7 @@
         <w:spacing w:lineRule="exact" w:line="240" w:before="180" w:after="80"/>
         <w:rPr/>
       </w:pPr>
-      <w:bookmarkStart w:id="8" w:name="__RefHeading___Toc1893_145107985"/>
+      <w:bookmarkStart w:id="8" w:name="__RefHeading___Toc2065_3538885593"/>
       <w:bookmarkEnd w:id="8"/>
       <w:r>
         <w:rPr>
@@ -3015,7 +3015,7 @@
         <w:spacing w:lineRule="exact" w:line="240" w:before="180" w:after="80"/>
         <w:rPr/>
       </w:pPr>
-      <w:bookmarkStart w:id="9" w:name="__RefHeading___Toc1895_145107985"/>
+      <w:bookmarkStart w:id="9" w:name="__RefHeading___Toc2067_3538885593"/>
       <w:bookmarkEnd w:id="9"/>
       <w:r>
         <w:rPr>
@@ -3053,7 +3053,7 @@
         <w:spacing w:lineRule="exact" w:line="240" w:before="180" w:after="80"/>
         <w:rPr/>
       </w:pPr>
-      <w:bookmarkStart w:id="10" w:name="__RefHeading___Toc1897_145107985"/>
+      <w:bookmarkStart w:id="10" w:name="__RefHeading___Toc2069_3538885593"/>
       <w:bookmarkEnd w:id="10"/>
       <w:r>
         <w:rPr>
@@ -3904,7 +3904,7 @@
         <w:spacing w:lineRule="exact" w:line="240" w:before="180" w:after="80"/>
         <w:rPr/>
       </w:pPr>
-      <w:bookmarkStart w:id="11" w:name="__RefHeading___Toc1899_145107985"/>
+      <w:bookmarkStart w:id="11" w:name="__RefHeading___Toc2071_3538885593"/>
       <w:bookmarkEnd w:id="11"/>
       <w:r>
         <w:rPr>
@@ -4031,7 +4031,7 @@
         <w:spacing w:lineRule="exact" w:line="240" w:before="180" w:after="80"/>
         <w:rPr/>
       </w:pPr>
-      <w:bookmarkStart w:id="12" w:name="__RefHeading___Toc1901_145107985"/>
+      <w:bookmarkStart w:id="12" w:name="__RefHeading___Toc2073_3538885593"/>
       <w:bookmarkEnd w:id="12"/>
       <w:r>
         <w:rPr>
@@ -4695,7 +4695,7 @@
         <w:spacing w:lineRule="exact" w:line="240" w:before="180" w:after="80"/>
         <w:rPr/>
       </w:pPr>
-      <w:bookmarkStart w:id="13" w:name="__RefHeading___Toc1903_145107985"/>
+      <w:bookmarkStart w:id="13" w:name="__RefHeading___Toc2075_3538885593"/>
       <w:bookmarkEnd w:id="13"/>
       <w:r>
         <w:rPr>
@@ -4775,7 +4775,7 @@
         <w:spacing w:lineRule="exact" w:line="240" w:before="240" w:after="120"/>
         <w:rPr/>
       </w:pPr>
-      <w:bookmarkStart w:id="14" w:name="__RefHeading___Toc1905_145107985"/>
+      <w:bookmarkStart w:id="14" w:name="__RefHeading___Toc2077_3538885593"/>
       <w:bookmarkEnd w:id="14"/>
       <w:r>
         <w:rPr>
@@ -4875,7 +4875,7 @@
         <w:spacing w:lineRule="exact" w:line="240" w:before="240" w:after="120"/>
         <w:rPr/>
       </w:pPr>
-      <w:bookmarkStart w:id="15" w:name="__RefHeading___Toc1907_145107985"/>
+      <w:bookmarkStart w:id="15" w:name="__RefHeading___Toc2079_3538885593"/>
       <w:bookmarkEnd w:id="15"/>
       <w:r>
         <w:rPr>
@@ -4913,7 +4913,7 @@
         <w:spacing w:lineRule="exact" w:line="240" w:before="240" w:after="120"/>
         <w:rPr/>
       </w:pPr>
-      <w:bookmarkStart w:id="16" w:name="__RefHeading___Toc1909_145107985"/>
+      <w:bookmarkStart w:id="16" w:name="__RefHeading___Toc2081_3538885593"/>
       <w:bookmarkEnd w:id="16"/>
       <w:r>
         <w:rPr>
@@ -4973,7 +4973,7 @@
         <w:spacing w:lineRule="exact" w:line="240" w:before="240" w:after="120"/>
         <w:rPr/>
       </w:pPr>
-      <w:bookmarkStart w:id="17" w:name="__RefHeading___Toc1911_145107985"/>
+      <w:bookmarkStart w:id="17" w:name="__RefHeading___Toc2083_3538885593"/>
       <w:bookmarkEnd w:id="17"/>
       <w:r>
         <w:rPr>
@@ -5011,7 +5011,7 @@
         <w:spacing w:lineRule="exact" w:line="240" w:before="240" w:after="120"/>
         <w:rPr/>
       </w:pPr>
-      <w:bookmarkStart w:id="18" w:name="__RefHeading___Toc1913_145107985"/>
+      <w:bookmarkStart w:id="18" w:name="__RefHeading___Toc2085_3538885593"/>
       <w:bookmarkEnd w:id="18"/>
       <w:r>
         <w:rPr>
@@ -5091,7 +5091,7 @@
         <w:spacing w:lineRule="exact" w:line="240" w:before="240" w:after="120"/>
         <w:rPr/>
       </w:pPr>
-      <w:bookmarkStart w:id="19" w:name="__RefHeading___Toc1915_145107985"/>
+      <w:bookmarkStart w:id="19" w:name="__RefHeading___Toc2087_3538885593"/>
       <w:bookmarkEnd w:id="19"/>
       <w:r>
         <w:rPr>

--- a/reporte/productos_formales/Producto_03_Modelo_Favoritismo.docx
+++ b/reporte/productos_formales/Producto_03_Modelo_Favoritismo.docx
@@ -262,7 +262,7 @@
         <w:spacing w:lineRule="exact" w:line="240" w:before="240" w:after="120"/>
         <w:rPr/>
       </w:pPr>
-      <w:bookmarkStart w:id="0" w:name="__RefHeading___Toc2049_3538885593"/>
+      <w:bookmarkStart w:id="0" w:name="__RefHeading___Toc2049_1801721159"/>
       <w:bookmarkEnd w:id="0"/>
       <w:r>
         <w:rPr>
@@ -369,7 +369,7 @@
             </w:rPr>
             <w:fldChar w:fldCharType="separate"/>
           </w:r>
-          <w:hyperlink w:anchor="__RefHeading___Toc2049_3538885593">
+          <w:hyperlink w:anchor="__RefHeading___Toc2049_1801721159">
             <w:r>
               <w:rPr>
                 <w:rStyle w:val="IndexLink"/>
@@ -389,7 +389,7 @@
             </w:tabs>
             <w:rPr/>
           </w:pPr>
-          <w:hyperlink w:anchor="__RefHeading___Toc2051_3538885593">
+          <w:hyperlink w:anchor="__RefHeading___Toc2051_1801721159">
             <w:r>
               <w:rPr>
                 <w:rStyle w:val="IndexLink"/>
@@ -409,7 +409,7 @@
             </w:tabs>
             <w:rPr/>
           </w:pPr>
-          <w:hyperlink w:anchor="__RefHeading___Toc2053_3538885593">
+          <w:hyperlink w:anchor="__RefHeading___Toc2053_1801721159">
             <w:r>
               <w:rPr>
                 <w:rStyle w:val="IndexLink"/>
@@ -429,7 +429,7 @@
             </w:tabs>
             <w:rPr/>
           </w:pPr>
-          <w:hyperlink w:anchor="__RefHeading___Toc2055_3538885593">
+          <w:hyperlink w:anchor="__RefHeading___Toc2055_1801721159">
             <w:r>
               <w:rPr>
                 <w:rStyle w:val="IndexLink"/>
@@ -449,7 +449,7 @@
             </w:tabs>
             <w:rPr/>
           </w:pPr>
-          <w:hyperlink w:anchor="__RefHeading___Toc2057_3538885593">
+          <w:hyperlink w:anchor="__RefHeading___Toc2057_1801721159">
             <w:r>
               <w:rPr>
                 <w:rStyle w:val="IndexLink"/>
@@ -469,7 +469,7 @@
             </w:tabs>
             <w:rPr/>
           </w:pPr>
-          <w:hyperlink w:anchor="__RefHeading___Toc2059_3538885593">
+          <w:hyperlink w:anchor="__RefHeading___Toc2059_1801721159">
             <w:r>
               <w:rPr>
                 <w:rStyle w:val="IndexLink"/>
@@ -489,7 +489,7 @@
             </w:tabs>
             <w:rPr/>
           </w:pPr>
-          <w:hyperlink w:anchor="__RefHeading___Toc2061_3538885593">
+          <w:hyperlink w:anchor="__RefHeading___Toc2061_1801721159">
             <w:r>
               <w:rPr>
                 <w:rStyle w:val="IndexLink"/>
@@ -509,7 +509,7 @@
             </w:tabs>
             <w:rPr/>
           </w:pPr>
-          <w:hyperlink w:anchor="__RefHeading___Toc2063_3538885593">
+          <w:hyperlink w:anchor="__RefHeading___Toc2063_1801721159">
             <w:r>
               <w:rPr>
                 <w:rStyle w:val="IndexLink"/>
@@ -529,7 +529,7 @@
             </w:tabs>
             <w:rPr/>
           </w:pPr>
-          <w:hyperlink w:anchor="__RefHeading___Toc2065_3538885593">
+          <w:hyperlink w:anchor="__RefHeading___Toc2065_1801721159">
             <w:r>
               <w:rPr>
                 <w:rStyle w:val="IndexLink"/>
@@ -549,7 +549,7 @@
             </w:tabs>
             <w:rPr/>
           </w:pPr>
-          <w:hyperlink w:anchor="__RefHeading___Toc2067_3538885593">
+          <w:hyperlink w:anchor="__RefHeading___Toc2067_1801721159">
             <w:r>
               <w:rPr>
                 <w:rStyle w:val="IndexLink"/>
@@ -569,7 +569,7 @@
             </w:tabs>
             <w:rPr/>
           </w:pPr>
-          <w:hyperlink w:anchor="__RefHeading___Toc2069_3538885593">
+          <w:hyperlink w:anchor="__RefHeading___Toc2069_1801721159">
             <w:r>
               <w:rPr>
                 <w:rStyle w:val="IndexLink"/>
@@ -589,7 +589,7 @@
             </w:tabs>
             <w:rPr/>
           </w:pPr>
-          <w:hyperlink w:anchor="__RefHeading___Toc2071_3538885593">
+          <w:hyperlink w:anchor="__RefHeading___Toc2071_1801721159">
             <w:r>
               <w:rPr>
                 <w:rStyle w:val="IndexLink"/>
@@ -609,7 +609,7 @@
             </w:tabs>
             <w:rPr/>
           </w:pPr>
-          <w:hyperlink w:anchor="__RefHeading___Toc2073_3538885593">
+          <w:hyperlink w:anchor="__RefHeading___Toc2073_1801721159">
             <w:r>
               <w:rPr>
                 <w:rStyle w:val="IndexLink"/>
@@ -629,7 +629,7 @@
             </w:tabs>
             <w:rPr/>
           </w:pPr>
-          <w:hyperlink w:anchor="__RefHeading___Toc2075_3538885593">
+          <w:hyperlink w:anchor="__RefHeading___Toc2075_1801721159">
             <w:r>
               <w:rPr>
                 <w:rStyle w:val="IndexLink"/>
@@ -649,7 +649,7 @@
             </w:tabs>
             <w:rPr/>
           </w:pPr>
-          <w:hyperlink w:anchor="__RefHeading___Toc2077_3538885593">
+          <w:hyperlink w:anchor="__RefHeading___Toc2077_1801721159">
             <w:r>
               <w:rPr>
                 <w:rStyle w:val="IndexLink"/>
@@ -669,7 +669,7 @@
             </w:tabs>
             <w:rPr/>
           </w:pPr>
-          <w:hyperlink w:anchor="__RefHeading___Toc2079_3538885593">
+          <w:hyperlink w:anchor="__RefHeading___Toc2079_1801721159">
             <w:r>
               <w:rPr>
                 <w:rStyle w:val="IndexLink"/>
@@ -689,7 +689,7 @@
             </w:tabs>
             <w:rPr/>
           </w:pPr>
-          <w:hyperlink w:anchor="__RefHeading___Toc2081_3538885593">
+          <w:hyperlink w:anchor="__RefHeading___Toc2081_1801721159">
             <w:r>
               <w:rPr>
                 <w:rStyle w:val="IndexLink"/>
@@ -709,7 +709,7 @@
             </w:tabs>
             <w:rPr/>
           </w:pPr>
-          <w:hyperlink w:anchor="__RefHeading___Toc2083_3538885593">
+          <w:hyperlink w:anchor="__RefHeading___Toc2083_1801721159">
             <w:r>
               <w:rPr>
                 <w:rStyle w:val="IndexLink"/>
@@ -729,7 +729,7 @@
             </w:tabs>
             <w:rPr/>
           </w:pPr>
-          <w:hyperlink w:anchor="__RefHeading___Toc2085_3538885593">
+          <w:hyperlink w:anchor="__RefHeading___Toc2085_1801721159">
             <w:r>
               <w:rPr>
                 <w:rStyle w:val="IndexLink"/>
@@ -749,7 +749,7 @@
             </w:tabs>
             <w:rPr/>
           </w:pPr>
-          <w:hyperlink w:anchor="__RefHeading___Toc2087_3538885593">
+          <w:hyperlink w:anchor="__RefHeading___Toc2087_1801721159">
             <w:r>
               <w:rPr>
                 <w:rStyle w:val="IndexLink"/>
@@ -789,7 +789,7 @@
         <w:spacing w:lineRule="exact" w:line="240" w:before="240" w:after="120"/>
         <w:rPr/>
       </w:pPr>
-      <w:bookmarkStart w:id="1" w:name="__RefHeading___Toc2051_3538885593"/>
+      <w:bookmarkStart w:id="1" w:name="__RefHeading___Toc2051_1801721159"/>
       <w:bookmarkEnd w:id="1"/>
       <w:r>
         <w:rPr>
@@ -845,7 +845,7 @@
         <w:spacing w:lineRule="exact" w:line="240" w:before="240" w:after="120"/>
         <w:rPr/>
       </w:pPr>
-      <w:bookmarkStart w:id="2" w:name="__RefHeading___Toc2053_3538885593"/>
+      <w:bookmarkStart w:id="2" w:name="__RefHeading___Toc2053_1801721159"/>
       <w:bookmarkEnd w:id="2"/>
       <w:r>
         <w:rPr>
@@ -901,7 +901,7 @@
         <w:spacing w:lineRule="exact" w:line="240" w:before="240" w:after="120"/>
         <w:rPr/>
       </w:pPr>
-      <w:bookmarkStart w:id="3" w:name="__RefHeading___Toc2055_3538885593"/>
+      <w:bookmarkStart w:id="3" w:name="__RefHeading___Toc2055_1801721159"/>
       <w:bookmarkEnd w:id="3"/>
       <w:r>
         <w:rPr>
@@ -2215,7 +2215,7 @@
         <w:spacing w:lineRule="exact" w:line="240" w:before="240" w:after="120"/>
         <w:rPr/>
       </w:pPr>
-      <w:bookmarkStart w:id="4" w:name="__RefHeading___Toc2057_3538885593"/>
+      <w:bookmarkStart w:id="4" w:name="__RefHeading___Toc2057_1801721159"/>
       <w:bookmarkEnd w:id="4"/>
       <w:r>
         <w:rPr>
@@ -2792,7 +2792,7 @@
         <w:spacing w:lineRule="exact" w:line="240" w:before="240" w:after="120"/>
         <w:rPr/>
       </w:pPr>
-      <w:bookmarkStart w:id="5" w:name="__RefHeading___Toc2059_3538885593"/>
+      <w:bookmarkStart w:id="5" w:name="__RefHeading___Toc2059_1801721159"/>
       <w:bookmarkEnd w:id="5"/>
       <w:r>
         <w:rPr>
@@ -2830,7 +2830,7 @@
         <w:spacing w:lineRule="exact" w:line="240" w:before="240" w:after="120"/>
         <w:rPr/>
       </w:pPr>
-      <w:bookmarkStart w:id="6" w:name="__RefHeading___Toc2061_3538885593"/>
+      <w:bookmarkStart w:id="6" w:name="__RefHeading___Toc2061_1801721159"/>
       <w:bookmarkEnd w:id="6"/>
       <w:r>
         <w:rPr>
@@ -2868,7 +2868,7 @@
         <w:spacing w:lineRule="exact" w:line="240" w:before="240" w:after="120"/>
         <w:rPr/>
       </w:pPr>
-      <w:bookmarkStart w:id="7" w:name="__RefHeading___Toc2063_3538885593"/>
+      <w:bookmarkStart w:id="7" w:name="__RefHeading___Toc2063_1801721159"/>
       <w:bookmarkEnd w:id="7"/>
       <w:r>
         <w:rPr>
@@ -2888,7 +2888,7 @@
         <w:spacing w:lineRule="exact" w:line="240" w:before="180" w:after="80"/>
         <w:rPr/>
       </w:pPr>
-      <w:bookmarkStart w:id="8" w:name="__RefHeading___Toc2065_3538885593"/>
+      <w:bookmarkStart w:id="8" w:name="__RefHeading___Toc2065_1801721159"/>
       <w:bookmarkEnd w:id="8"/>
       <w:r>
         <w:rPr>
@@ -3015,7 +3015,7 @@
         <w:spacing w:lineRule="exact" w:line="240" w:before="180" w:after="80"/>
         <w:rPr/>
       </w:pPr>
-      <w:bookmarkStart w:id="9" w:name="__RefHeading___Toc2067_3538885593"/>
+      <w:bookmarkStart w:id="9" w:name="__RefHeading___Toc2067_1801721159"/>
       <w:bookmarkEnd w:id="9"/>
       <w:r>
         <w:rPr>
@@ -3053,7 +3053,7 @@
         <w:spacing w:lineRule="exact" w:line="240" w:before="180" w:after="80"/>
         <w:rPr/>
       </w:pPr>
-      <w:bookmarkStart w:id="10" w:name="__RefHeading___Toc2069_3538885593"/>
+      <w:bookmarkStart w:id="10" w:name="__RefHeading___Toc2069_1801721159"/>
       <w:bookmarkEnd w:id="10"/>
       <w:r>
         <w:rPr>
@@ -3904,7 +3904,7 @@
         <w:spacing w:lineRule="exact" w:line="240" w:before="180" w:after="80"/>
         <w:rPr/>
       </w:pPr>
-      <w:bookmarkStart w:id="11" w:name="__RefHeading___Toc2071_3538885593"/>
+      <w:bookmarkStart w:id="11" w:name="__RefHeading___Toc2071_1801721159"/>
       <w:bookmarkEnd w:id="11"/>
       <w:r>
         <w:rPr>
@@ -4031,7 +4031,7 @@
         <w:spacing w:lineRule="exact" w:line="240" w:before="180" w:after="80"/>
         <w:rPr/>
       </w:pPr>
-      <w:bookmarkStart w:id="12" w:name="__RefHeading___Toc2073_3538885593"/>
+      <w:bookmarkStart w:id="12" w:name="__RefHeading___Toc2073_1801721159"/>
       <w:bookmarkEnd w:id="12"/>
       <w:r>
         <w:rPr>
@@ -4695,7 +4695,7 @@
         <w:spacing w:lineRule="exact" w:line="240" w:before="180" w:after="80"/>
         <w:rPr/>
       </w:pPr>
-      <w:bookmarkStart w:id="13" w:name="__RefHeading___Toc2075_3538885593"/>
+      <w:bookmarkStart w:id="13" w:name="__RefHeading___Toc2075_1801721159"/>
       <w:bookmarkEnd w:id="13"/>
       <w:r>
         <w:rPr>
@@ -4775,7 +4775,7 @@
         <w:spacing w:lineRule="exact" w:line="240" w:before="240" w:after="120"/>
         <w:rPr/>
       </w:pPr>
-      <w:bookmarkStart w:id="14" w:name="__RefHeading___Toc2077_3538885593"/>
+      <w:bookmarkStart w:id="14" w:name="__RefHeading___Toc2077_1801721159"/>
       <w:bookmarkEnd w:id="14"/>
       <w:r>
         <w:rPr>
@@ -4875,7 +4875,7 @@
         <w:spacing w:lineRule="exact" w:line="240" w:before="240" w:after="120"/>
         <w:rPr/>
       </w:pPr>
-      <w:bookmarkStart w:id="15" w:name="__RefHeading___Toc2079_3538885593"/>
+      <w:bookmarkStart w:id="15" w:name="__RefHeading___Toc2079_1801721159"/>
       <w:bookmarkEnd w:id="15"/>
       <w:r>
         <w:rPr>
@@ -4913,7 +4913,7 @@
         <w:spacing w:lineRule="exact" w:line="240" w:before="240" w:after="120"/>
         <w:rPr/>
       </w:pPr>
-      <w:bookmarkStart w:id="16" w:name="__RefHeading___Toc2081_3538885593"/>
+      <w:bookmarkStart w:id="16" w:name="__RefHeading___Toc2081_1801721159"/>
       <w:bookmarkEnd w:id="16"/>
       <w:r>
         <w:rPr>
@@ -4973,7 +4973,7 @@
         <w:spacing w:lineRule="exact" w:line="240" w:before="240" w:after="120"/>
         <w:rPr/>
       </w:pPr>
-      <w:bookmarkStart w:id="17" w:name="__RefHeading___Toc2083_3538885593"/>
+      <w:bookmarkStart w:id="17" w:name="__RefHeading___Toc2083_1801721159"/>
       <w:bookmarkEnd w:id="17"/>
       <w:r>
         <w:rPr>
@@ -5011,7 +5011,7 @@
         <w:spacing w:lineRule="exact" w:line="240" w:before="240" w:after="120"/>
         <w:rPr/>
       </w:pPr>
-      <w:bookmarkStart w:id="18" w:name="__RefHeading___Toc2085_3538885593"/>
+      <w:bookmarkStart w:id="18" w:name="__RefHeading___Toc2085_1801721159"/>
       <w:bookmarkEnd w:id="18"/>
       <w:r>
         <w:rPr>
@@ -5091,7 +5091,7 @@
         <w:spacing w:lineRule="exact" w:line="240" w:before="240" w:after="120"/>
         <w:rPr/>
       </w:pPr>
-      <w:bookmarkStart w:id="19" w:name="__RefHeading___Toc2087_3538885593"/>
+      <w:bookmarkStart w:id="19" w:name="__RefHeading___Toc2087_1801721159"/>
       <w:bookmarkEnd w:id="19"/>
       <w:r>
         <w:rPr>

--- a/reporte/productos_formales/Producto_03_Modelo_Favoritismo.docx
+++ b/reporte/productos_formales/Producto_03_Modelo_Favoritismo.docx
@@ -262,7 +262,7 @@
         <w:spacing w:lineRule="exact" w:line="240" w:before="240" w:after="120"/>
         <w:rPr/>
       </w:pPr>
-      <w:bookmarkStart w:id="0" w:name="__RefHeading___Toc2049_1801721159"/>
+      <w:bookmarkStart w:id="0" w:name="__RefHeading___Toc2049_2404426520"/>
       <w:bookmarkEnd w:id="0"/>
       <w:r>
         <w:rPr>
@@ -369,7 +369,7 @@
             </w:rPr>
             <w:fldChar w:fldCharType="separate"/>
           </w:r>
-          <w:hyperlink w:anchor="__RefHeading___Toc2049_1801721159">
+          <w:hyperlink w:anchor="__RefHeading___Toc2049_2404426520">
             <w:r>
               <w:rPr>
                 <w:rStyle w:val="IndexLink"/>
@@ -389,7 +389,7 @@
             </w:tabs>
             <w:rPr/>
           </w:pPr>
-          <w:hyperlink w:anchor="__RefHeading___Toc2051_1801721159">
+          <w:hyperlink w:anchor="__RefHeading___Toc2051_2404426520">
             <w:r>
               <w:rPr>
                 <w:rStyle w:val="IndexLink"/>
@@ -409,7 +409,7 @@
             </w:tabs>
             <w:rPr/>
           </w:pPr>
-          <w:hyperlink w:anchor="__RefHeading___Toc2053_1801721159">
+          <w:hyperlink w:anchor="__RefHeading___Toc2053_2404426520">
             <w:r>
               <w:rPr>
                 <w:rStyle w:val="IndexLink"/>
@@ -429,7 +429,7 @@
             </w:tabs>
             <w:rPr/>
           </w:pPr>
-          <w:hyperlink w:anchor="__RefHeading___Toc2055_1801721159">
+          <w:hyperlink w:anchor="__RefHeading___Toc2055_2404426520">
             <w:r>
               <w:rPr>
                 <w:rStyle w:val="IndexLink"/>
@@ -449,7 +449,7 @@
             </w:tabs>
             <w:rPr/>
           </w:pPr>
-          <w:hyperlink w:anchor="__RefHeading___Toc2057_1801721159">
+          <w:hyperlink w:anchor="__RefHeading___Toc2057_2404426520">
             <w:r>
               <w:rPr>
                 <w:rStyle w:val="IndexLink"/>
@@ -469,7 +469,7 @@
             </w:tabs>
             <w:rPr/>
           </w:pPr>
-          <w:hyperlink w:anchor="__RefHeading___Toc2059_1801721159">
+          <w:hyperlink w:anchor="__RefHeading___Toc2059_2404426520">
             <w:r>
               <w:rPr>
                 <w:rStyle w:val="IndexLink"/>
@@ -489,7 +489,7 @@
             </w:tabs>
             <w:rPr/>
           </w:pPr>
-          <w:hyperlink w:anchor="__RefHeading___Toc2061_1801721159">
+          <w:hyperlink w:anchor="__RefHeading___Toc2061_2404426520">
             <w:r>
               <w:rPr>
                 <w:rStyle w:val="IndexLink"/>
@@ -509,7 +509,7 @@
             </w:tabs>
             <w:rPr/>
           </w:pPr>
-          <w:hyperlink w:anchor="__RefHeading___Toc2063_1801721159">
+          <w:hyperlink w:anchor="__RefHeading___Toc2063_2404426520">
             <w:r>
               <w:rPr>
                 <w:rStyle w:val="IndexLink"/>
@@ -529,7 +529,7 @@
             </w:tabs>
             <w:rPr/>
           </w:pPr>
-          <w:hyperlink w:anchor="__RefHeading___Toc2065_1801721159">
+          <w:hyperlink w:anchor="__RefHeading___Toc2065_2404426520">
             <w:r>
               <w:rPr>
                 <w:rStyle w:val="IndexLink"/>
@@ -549,7 +549,7 @@
             </w:tabs>
             <w:rPr/>
           </w:pPr>
-          <w:hyperlink w:anchor="__RefHeading___Toc2067_1801721159">
+          <w:hyperlink w:anchor="__RefHeading___Toc2067_2404426520">
             <w:r>
               <w:rPr>
                 <w:rStyle w:val="IndexLink"/>
@@ -569,7 +569,7 @@
             </w:tabs>
             <w:rPr/>
           </w:pPr>
-          <w:hyperlink w:anchor="__RefHeading___Toc2069_1801721159">
+          <w:hyperlink w:anchor="__RefHeading___Toc2069_2404426520">
             <w:r>
               <w:rPr>
                 <w:rStyle w:val="IndexLink"/>
@@ -589,7 +589,7 @@
             </w:tabs>
             <w:rPr/>
           </w:pPr>
-          <w:hyperlink w:anchor="__RefHeading___Toc2071_1801721159">
+          <w:hyperlink w:anchor="__RefHeading___Toc2071_2404426520">
             <w:r>
               <w:rPr>
                 <w:rStyle w:val="IndexLink"/>
@@ -609,7 +609,7 @@
             </w:tabs>
             <w:rPr/>
           </w:pPr>
-          <w:hyperlink w:anchor="__RefHeading___Toc2073_1801721159">
+          <w:hyperlink w:anchor="__RefHeading___Toc2073_2404426520">
             <w:r>
               <w:rPr>
                 <w:rStyle w:val="IndexLink"/>
@@ -629,7 +629,7 @@
             </w:tabs>
             <w:rPr/>
           </w:pPr>
-          <w:hyperlink w:anchor="__RefHeading___Toc2075_1801721159">
+          <w:hyperlink w:anchor="__RefHeading___Toc2075_2404426520">
             <w:r>
               <w:rPr>
                 <w:rStyle w:val="IndexLink"/>
@@ -649,7 +649,7 @@
             </w:tabs>
             <w:rPr/>
           </w:pPr>
-          <w:hyperlink w:anchor="__RefHeading___Toc2077_1801721159">
+          <w:hyperlink w:anchor="__RefHeading___Toc2077_2404426520">
             <w:r>
               <w:rPr>
                 <w:rStyle w:val="IndexLink"/>
@@ -669,7 +669,7 @@
             </w:tabs>
             <w:rPr/>
           </w:pPr>
-          <w:hyperlink w:anchor="__RefHeading___Toc2079_1801721159">
+          <w:hyperlink w:anchor="__RefHeading___Toc2079_2404426520">
             <w:r>
               <w:rPr>
                 <w:rStyle w:val="IndexLink"/>
@@ -689,7 +689,7 @@
             </w:tabs>
             <w:rPr/>
           </w:pPr>
-          <w:hyperlink w:anchor="__RefHeading___Toc2081_1801721159">
+          <w:hyperlink w:anchor="__RefHeading___Toc2081_2404426520">
             <w:r>
               <w:rPr>
                 <w:rStyle w:val="IndexLink"/>
@@ -709,7 +709,7 @@
             </w:tabs>
             <w:rPr/>
           </w:pPr>
-          <w:hyperlink w:anchor="__RefHeading___Toc2083_1801721159">
+          <w:hyperlink w:anchor="__RefHeading___Toc2083_2404426520">
             <w:r>
               <w:rPr>
                 <w:rStyle w:val="IndexLink"/>
@@ -729,7 +729,7 @@
             </w:tabs>
             <w:rPr/>
           </w:pPr>
-          <w:hyperlink w:anchor="__RefHeading___Toc2085_1801721159">
+          <w:hyperlink w:anchor="__RefHeading___Toc2085_2404426520">
             <w:r>
               <w:rPr>
                 <w:rStyle w:val="IndexLink"/>
@@ -749,7 +749,7 @@
             </w:tabs>
             <w:rPr/>
           </w:pPr>
-          <w:hyperlink w:anchor="__RefHeading___Toc2087_1801721159">
+          <w:hyperlink w:anchor="__RefHeading___Toc2087_2404426520">
             <w:r>
               <w:rPr>
                 <w:rStyle w:val="IndexLink"/>
@@ -789,7 +789,7 @@
         <w:spacing w:lineRule="exact" w:line="240" w:before="240" w:after="120"/>
         <w:rPr/>
       </w:pPr>
-      <w:bookmarkStart w:id="1" w:name="__RefHeading___Toc2051_1801721159"/>
+      <w:bookmarkStart w:id="1" w:name="__RefHeading___Toc2051_2404426520"/>
       <w:bookmarkEnd w:id="1"/>
       <w:r>
         <w:rPr>
@@ -845,7 +845,7 @@
         <w:spacing w:lineRule="exact" w:line="240" w:before="240" w:after="120"/>
         <w:rPr/>
       </w:pPr>
-      <w:bookmarkStart w:id="2" w:name="__RefHeading___Toc2053_1801721159"/>
+      <w:bookmarkStart w:id="2" w:name="__RefHeading___Toc2053_2404426520"/>
       <w:bookmarkEnd w:id="2"/>
       <w:r>
         <w:rPr>
@@ -901,7 +901,7 @@
         <w:spacing w:lineRule="exact" w:line="240" w:before="240" w:after="120"/>
         <w:rPr/>
       </w:pPr>
-      <w:bookmarkStart w:id="3" w:name="__RefHeading___Toc2055_1801721159"/>
+      <w:bookmarkStart w:id="3" w:name="__RefHeading___Toc2055_2404426520"/>
       <w:bookmarkEnd w:id="3"/>
       <w:r>
         <w:rPr>
@@ -2215,7 +2215,7 @@
         <w:spacing w:lineRule="exact" w:line="240" w:before="240" w:after="120"/>
         <w:rPr/>
       </w:pPr>
-      <w:bookmarkStart w:id="4" w:name="__RefHeading___Toc2057_1801721159"/>
+      <w:bookmarkStart w:id="4" w:name="__RefHeading___Toc2057_2404426520"/>
       <w:bookmarkEnd w:id="4"/>
       <w:r>
         <w:rPr>
@@ -2792,7 +2792,7 @@
         <w:spacing w:lineRule="exact" w:line="240" w:before="240" w:after="120"/>
         <w:rPr/>
       </w:pPr>
-      <w:bookmarkStart w:id="5" w:name="__RefHeading___Toc2059_1801721159"/>
+      <w:bookmarkStart w:id="5" w:name="__RefHeading___Toc2059_2404426520"/>
       <w:bookmarkEnd w:id="5"/>
       <w:r>
         <w:rPr>
@@ -2830,7 +2830,7 @@
         <w:spacing w:lineRule="exact" w:line="240" w:before="240" w:after="120"/>
         <w:rPr/>
       </w:pPr>
-      <w:bookmarkStart w:id="6" w:name="__RefHeading___Toc2061_1801721159"/>
+      <w:bookmarkStart w:id="6" w:name="__RefHeading___Toc2061_2404426520"/>
       <w:bookmarkEnd w:id="6"/>
       <w:r>
         <w:rPr>
@@ -2868,7 +2868,7 @@
         <w:spacing w:lineRule="exact" w:line="240" w:before="240" w:after="120"/>
         <w:rPr/>
       </w:pPr>
-      <w:bookmarkStart w:id="7" w:name="__RefHeading___Toc2063_1801721159"/>
+      <w:bookmarkStart w:id="7" w:name="__RefHeading___Toc2063_2404426520"/>
       <w:bookmarkEnd w:id="7"/>
       <w:r>
         <w:rPr>
@@ -2888,7 +2888,7 @@
         <w:spacing w:lineRule="exact" w:line="240" w:before="180" w:after="80"/>
         <w:rPr/>
       </w:pPr>
-      <w:bookmarkStart w:id="8" w:name="__RefHeading___Toc2065_1801721159"/>
+      <w:bookmarkStart w:id="8" w:name="__RefHeading___Toc2065_2404426520"/>
       <w:bookmarkEnd w:id="8"/>
       <w:r>
         <w:rPr>
@@ -3015,7 +3015,7 @@
         <w:spacing w:lineRule="exact" w:line="240" w:before="180" w:after="80"/>
         <w:rPr/>
       </w:pPr>
-      <w:bookmarkStart w:id="9" w:name="__RefHeading___Toc2067_1801721159"/>
+      <w:bookmarkStart w:id="9" w:name="__RefHeading___Toc2067_2404426520"/>
       <w:bookmarkEnd w:id="9"/>
       <w:r>
         <w:rPr>
@@ -3053,7 +3053,7 @@
         <w:spacing w:lineRule="exact" w:line="240" w:before="180" w:after="80"/>
         <w:rPr/>
       </w:pPr>
-      <w:bookmarkStart w:id="10" w:name="__RefHeading___Toc2069_1801721159"/>
+      <w:bookmarkStart w:id="10" w:name="__RefHeading___Toc2069_2404426520"/>
       <w:bookmarkEnd w:id="10"/>
       <w:r>
         <w:rPr>
@@ -3904,7 +3904,7 @@
         <w:spacing w:lineRule="exact" w:line="240" w:before="180" w:after="80"/>
         <w:rPr/>
       </w:pPr>
-      <w:bookmarkStart w:id="11" w:name="__RefHeading___Toc2071_1801721159"/>
+      <w:bookmarkStart w:id="11" w:name="__RefHeading___Toc2071_2404426520"/>
       <w:bookmarkEnd w:id="11"/>
       <w:r>
         <w:rPr>
@@ -4031,7 +4031,7 @@
         <w:spacing w:lineRule="exact" w:line="240" w:before="180" w:after="80"/>
         <w:rPr/>
       </w:pPr>
-      <w:bookmarkStart w:id="12" w:name="__RefHeading___Toc2073_1801721159"/>
+      <w:bookmarkStart w:id="12" w:name="__RefHeading___Toc2073_2404426520"/>
       <w:bookmarkEnd w:id="12"/>
       <w:r>
         <w:rPr>
@@ -4695,7 +4695,7 @@
         <w:spacing w:lineRule="exact" w:line="240" w:before="180" w:after="80"/>
         <w:rPr/>
       </w:pPr>
-      <w:bookmarkStart w:id="13" w:name="__RefHeading___Toc2075_1801721159"/>
+      <w:bookmarkStart w:id="13" w:name="__RefHeading___Toc2075_2404426520"/>
       <w:bookmarkEnd w:id="13"/>
       <w:r>
         <w:rPr>
@@ -4775,7 +4775,7 @@
         <w:spacing w:lineRule="exact" w:line="240" w:before="240" w:after="120"/>
         <w:rPr/>
       </w:pPr>
-      <w:bookmarkStart w:id="14" w:name="__RefHeading___Toc2077_1801721159"/>
+      <w:bookmarkStart w:id="14" w:name="__RefHeading___Toc2077_2404426520"/>
       <w:bookmarkEnd w:id="14"/>
       <w:r>
         <w:rPr>
@@ -4875,7 +4875,7 @@
         <w:spacing w:lineRule="exact" w:line="240" w:before="240" w:after="120"/>
         <w:rPr/>
       </w:pPr>
-      <w:bookmarkStart w:id="15" w:name="__RefHeading___Toc2079_1801721159"/>
+      <w:bookmarkStart w:id="15" w:name="__RefHeading___Toc2079_2404426520"/>
       <w:bookmarkEnd w:id="15"/>
       <w:r>
         <w:rPr>
@@ -4913,7 +4913,7 @@
         <w:spacing w:lineRule="exact" w:line="240" w:before="240" w:after="120"/>
         <w:rPr/>
       </w:pPr>
-      <w:bookmarkStart w:id="16" w:name="__RefHeading___Toc2081_1801721159"/>
+      <w:bookmarkStart w:id="16" w:name="__RefHeading___Toc2081_2404426520"/>
       <w:bookmarkEnd w:id="16"/>
       <w:r>
         <w:rPr>
@@ -4973,7 +4973,7 @@
         <w:spacing w:lineRule="exact" w:line="240" w:before="240" w:after="120"/>
         <w:rPr/>
       </w:pPr>
-      <w:bookmarkStart w:id="17" w:name="__RefHeading___Toc2083_1801721159"/>
+      <w:bookmarkStart w:id="17" w:name="__RefHeading___Toc2083_2404426520"/>
       <w:bookmarkEnd w:id="17"/>
       <w:r>
         <w:rPr>
@@ -5011,7 +5011,7 @@
         <w:spacing w:lineRule="exact" w:line="240" w:before="240" w:after="120"/>
         <w:rPr/>
       </w:pPr>
-      <w:bookmarkStart w:id="18" w:name="__RefHeading___Toc2085_1801721159"/>
+      <w:bookmarkStart w:id="18" w:name="__RefHeading___Toc2085_2404426520"/>
       <w:bookmarkEnd w:id="18"/>
       <w:r>
         <w:rPr>
@@ -5091,7 +5091,7 @@
         <w:spacing w:lineRule="exact" w:line="240" w:before="240" w:after="120"/>
         <w:rPr/>
       </w:pPr>
-      <w:bookmarkStart w:id="19" w:name="__RefHeading___Toc2087_1801721159"/>
+      <w:bookmarkStart w:id="19" w:name="__RefHeading___Toc2087_2404426520"/>
       <w:bookmarkEnd w:id="19"/>
       <w:r>
         <w:rPr>

--- a/reporte/productos_formales/Producto_03_Modelo_Favoritismo.docx
+++ b/reporte/productos_formales/Producto_03_Modelo_Favoritismo.docx
@@ -262,7 +262,7 @@
         <w:spacing w:lineRule="exact" w:line="240" w:before="240" w:after="120"/>
         <w:rPr/>
       </w:pPr>
-      <w:bookmarkStart w:id="0" w:name="__RefHeading___Toc2049_2404426520"/>
+      <w:bookmarkStart w:id="0" w:name="__RefHeading___Toc2049_1564033828"/>
       <w:bookmarkEnd w:id="0"/>
       <w:r>
         <w:rPr>
@@ -369,7 +369,7 @@
             </w:rPr>
             <w:fldChar w:fldCharType="separate"/>
           </w:r>
-          <w:hyperlink w:anchor="__RefHeading___Toc2049_2404426520">
+          <w:hyperlink w:anchor="__RefHeading___Toc2049_1564033828">
             <w:r>
               <w:rPr>
                 <w:rStyle w:val="IndexLink"/>
@@ -389,7 +389,7 @@
             </w:tabs>
             <w:rPr/>
           </w:pPr>
-          <w:hyperlink w:anchor="__RefHeading___Toc2051_2404426520">
+          <w:hyperlink w:anchor="__RefHeading___Toc2051_1564033828">
             <w:r>
               <w:rPr>
                 <w:rStyle w:val="IndexLink"/>
@@ -409,7 +409,7 @@
             </w:tabs>
             <w:rPr/>
           </w:pPr>
-          <w:hyperlink w:anchor="__RefHeading___Toc2053_2404426520">
+          <w:hyperlink w:anchor="__RefHeading___Toc2053_1564033828">
             <w:r>
               <w:rPr>
                 <w:rStyle w:val="IndexLink"/>
@@ -429,7 +429,7 @@
             </w:tabs>
             <w:rPr/>
           </w:pPr>
-          <w:hyperlink w:anchor="__RefHeading___Toc2055_2404426520">
+          <w:hyperlink w:anchor="__RefHeading___Toc2055_1564033828">
             <w:r>
               <w:rPr>
                 <w:rStyle w:val="IndexLink"/>
@@ -449,7 +449,7 @@
             </w:tabs>
             <w:rPr/>
           </w:pPr>
-          <w:hyperlink w:anchor="__RefHeading___Toc2057_2404426520">
+          <w:hyperlink w:anchor="__RefHeading___Toc2057_1564033828">
             <w:r>
               <w:rPr>
                 <w:rStyle w:val="IndexLink"/>
@@ -469,7 +469,7 @@
             </w:tabs>
             <w:rPr/>
           </w:pPr>
-          <w:hyperlink w:anchor="__RefHeading___Toc2059_2404426520">
+          <w:hyperlink w:anchor="__RefHeading___Toc2059_1564033828">
             <w:r>
               <w:rPr>
                 <w:rStyle w:val="IndexLink"/>
@@ -489,7 +489,7 @@
             </w:tabs>
             <w:rPr/>
           </w:pPr>
-          <w:hyperlink w:anchor="__RefHeading___Toc2061_2404426520">
+          <w:hyperlink w:anchor="__RefHeading___Toc2061_1564033828">
             <w:r>
               <w:rPr>
                 <w:rStyle w:val="IndexLink"/>
@@ -509,7 +509,7 @@
             </w:tabs>
             <w:rPr/>
           </w:pPr>
-          <w:hyperlink w:anchor="__RefHeading___Toc2063_2404426520">
+          <w:hyperlink w:anchor="__RefHeading___Toc2063_1564033828">
             <w:r>
               <w:rPr>
                 <w:rStyle w:val="IndexLink"/>
@@ -529,7 +529,7 @@
             </w:tabs>
             <w:rPr/>
           </w:pPr>
-          <w:hyperlink w:anchor="__RefHeading___Toc2065_2404426520">
+          <w:hyperlink w:anchor="__RefHeading___Toc2065_1564033828">
             <w:r>
               <w:rPr>
                 <w:rStyle w:val="IndexLink"/>
@@ -549,7 +549,7 @@
             </w:tabs>
             <w:rPr/>
           </w:pPr>
-          <w:hyperlink w:anchor="__RefHeading___Toc2067_2404426520">
+          <w:hyperlink w:anchor="__RefHeading___Toc2067_1564033828">
             <w:r>
               <w:rPr>
                 <w:rStyle w:val="IndexLink"/>
@@ -569,7 +569,7 @@
             </w:tabs>
             <w:rPr/>
           </w:pPr>
-          <w:hyperlink w:anchor="__RefHeading___Toc2069_2404426520">
+          <w:hyperlink w:anchor="__RefHeading___Toc2069_1564033828">
             <w:r>
               <w:rPr>
                 <w:rStyle w:val="IndexLink"/>
@@ -589,7 +589,7 @@
             </w:tabs>
             <w:rPr/>
           </w:pPr>
-          <w:hyperlink w:anchor="__RefHeading___Toc2071_2404426520">
+          <w:hyperlink w:anchor="__RefHeading___Toc2071_1564033828">
             <w:r>
               <w:rPr>
                 <w:rStyle w:val="IndexLink"/>
@@ -609,7 +609,7 @@
             </w:tabs>
             <w:rPr/>
           </w:pPr>
-          <w:hyperlink w:anchor="__RefHeading___Toc2073_2404426520">
+          <w:hyperlink w:anchor="__RefHeading___Toc2073_1564033828">
             <w:r>
               <w:rPr>
                 <w:rStyle w:val="IndexLink"/>
@@ -629,7 +629,7 @@
             </w:tabs>
             <w:rPr/>
           </w:pPr>
-          <w:hyperlink w:anchor="__RefHeading___Toc2075_2404426520">
+          <w:hyperlink w:anchor="__RefHeading___Toc2075_1564033828">
             <w:r>
               <w:rPr>
                 <w:rStyle w:val="IndexLink"/>
@@ -649,7 +649,7 @@
             </w:tabs>
             <w:rPr/>
           </w:pPr>
-          <w:hyperlink w:anchor="__RefHeading___Toc2077_2404426520">
+          <w:hyperlink w:anchor="__RefHeading___Toc2077_1564033828">
             <w:r>
               <w:rPr>
                 <w:rStyle w:val="IndexLink"/>
@@ -669,7 +669,7 @@
             </w:tabs>
             <w:rPr/>
           </w:pPr>
-          <w:hyperlink w:anchor="__RefHeading___Toc2079_2404426520">
+          <w:hyperlink w:anchor="__RefHeading___Toc2079_1564033828">
             <w:r>
               <w:rPr>
                 <w:rStyle w:val="IndexLink"/>
@@ -689,7 +689,7 @@
             </w:tabs>
             <w:rPr/>
           </w:pPr>
-          <w:hyperlink w:anchor="__RefHeading___Toc2081_2404426520">
+          <w:hyperlink w:anchor="__RefHeading___Toc2081_1564033828">
             <w:r>
               <w:rPr>
                 <w:rStyle w:val="IndexLink"/>
@@ -709,7 +709,7 @@
             </w:tabs>
             <w:rPr/>
           </w:pPr>
-          <w:hyperlink w:anchor="__RefHeading___Toc2083_2404426520">
+          <w:hyperlink w:anchor="__RefHeading___Toc2083_1564033828">
             <w:r>
               <w:rPr>
                 <w:rStyle w:val="IndexLink"/>
@@ -729,7 +729,7 @@
             </w:tabs>
             <w:rPr/>
           </w:pPr>
-          <w:hyperlink w:anchor="__RefHeading___Toc2085_2404426520">
+          <w:hyperlink w:anchor="__RefHeading___Toc2085_1564033828">
             <w:r>
               <w:rPr>
                 <w:rStyle w:val="IndexLink"/>
@@ -749,7 +749,7 @@
             </w:tabs>
             <w:rPr/>
           </w:pPr>
-          <w:hyperlink w:anchor="__RefHeading___Toc2087_2404426520">
+          <w:hyperlink w:anchor="__RefHeading___Toc2087_1564033828">
             <w:r>
               <w:rPr>
                 <w:rStyle w:val="IndexLink"/>
@@ -789,7 +789,7 @@
         <w:spacing w:lineRule="exact" w:line="240" w:before="240" w:after="120"/>
         <w:rPr/>
       </w:pPr>
-      <w:bookmarkStart w:id="1" w:name="__RefHeading___Toc2051_2404426520"/>
+      <w:bookmarkStart w:id="1" w:name="__RefHeading___Toc2051_1564033828"/>
       <w:bookmarkEnd w:id="1"/>
       <w:r>
         <w:rPr>
@@ -845,7 +845,7 @@
         <w:spacing w:lineRule="exact" w:line="240" w:before="240" w:after="120"/>
         <w:rPr/>
       </w:pPr>
-      <w:bookmarkStart w:id="2" w:name="__RefHeading___Toc2053_2404426520"/>
+      <w:bookmarkStart w:id="2" w:name="__RefHeading___Toc2053_1564033828"/>
       <w:bookmarkEnd w:id="2"/>
       <w:r>
         <w:rPr>
@@ -901,7 +901,7 @@
         <w:spacing w:lineRule="exact" w:line="240" w:before="240" w:after="120"/>
         <w:rPr/>
       </w:pPr>
-      <w:bookmarkStart w:id="3" w:name="__RefHeading___Toc2055_2404426520"/>
+      <w:bookmarkStart w:id="3" w:name="__RefHeading___Toc2055_1564033828"/>
       <w:bookmarkEnd w:id="3"/>
       <w:r>
         <w:rPr>
@@ -2215,7 +2215,7 @@
         <w:spacing w:lineRule="exact" w:line="240" w:before="240" w:after="120"/>
         <w:rPr/>
       </w:pPr>
-      <w:bookmarkStart w:id="4" w:name="__RefHeading___Toc2057_2404426520"/>
+      <w:bookmarkStart w:id="4" w:name="__RefHeading___Toc2057_1564033828"/>
       <w:bookmarkEnd w:id="4"/>
       <w:r>
         <w:rPr>
@@ -2792,7 +2792,7 @@
         <w:spacing w:lineRule="exact" w:line="240" w:before="240" w:after="120"/>
         <w:rPr/>
       </w:pPr>
-      <w:bookmarkStart w:id="5" w:name="__RefHeading___Toc2059_2404426520"/>
+      <w:bookmarkStart w:id="5" w:name="__RefHeading___Toc2059_1564033828"/>
       <w:bookmarkEnd w:id="5"/>
       <w:r>
         <w:rPr>
@@ -2830,7 +2830,7 @@
         <w:spacing w:lineRule="exact" w:line="240" w:before="240" w:after="120"/>
         <w:rPr/>
       </w:pPr>
-      <w:bookmarkStart w:id="6" w:name="__RefHeading___Toc2061_2404426520"/>
+      <w:bookmarkStart w:id="6" w:name="__RefHeading___Toc2061_1564033828"/>
       <w:bookmarkEnd w:id="6"/>
       <w:r>
         <w:rPr>
@@ -2868,7 +2868,7 @@
         <w:spacing w:lineRule="exact" w:line="240" w:before="240" w:after="120"/>
         <w:rPr/>
       </w:pPr>
-      <w:bookmarkStart w:id="7" w:name="__RefHeading___Toc2063_2404426520"/>
+      <w:bookmarkStart w:id="7" w:name="__RefHeading___Toc2063_1564033828"/>
       <w:bookmarkEnd w:id="7"/>
       <w:r>
         <w:rPr>
@@ -2888,7 +2888,7 @@
         <w:spacing w:lineRule="exact" w:line="240" w:before="180" w:after="80"/>
         <w:rPr/>
       </w:pPr>
-      <w:bookmarkStart w:id="8" w:name="__RefHeading___Toc2065_2404426520"/>
+      <w:bookmarkStart w:id="8" w:name="__RefHeading___Toc2065_1564033828"/>
       <w:bookmarkEnd w:id="8"/>
       <w:r>
         <w:rPr>
@@ -3015,7 +3015,7 @@
         <w:spacing w:lineRule="exact" w:line="240" w:before="180" w:after="80"/>
         <w:rPr/>
       </w:pPr>
-      <w:bookmarkStart w:id="9" w:name="__RefHeading___Toc2067_2404426520"/>
+      <w:bookmarkStart w:id="9" w:name="__RefHeading___Toc2067_1564033828"/>
       <w:bookmarkEnd w:id="9"/>
       <w:r>
         <w:rPr>
@@ -3053,7 +3053,7 @@
         <w:spacing w:lineRule="exact" w:line="240" w:before="180" w:after="80"/>
         <w:rPr/>
       </w:pPr>
-      <w:bookmarkStart w:id="10" w:name="__RefHeading___Toc2069_2404426520"/>
+      <w:bookmarkStart w:id="10" w:name="__RefHeading___Toc2069_1564033828"/>
       <w:bookmarkEnd w:id="10"/>
       <w:r>
         <w:rPr>
@@ -3904,7 +3904,7 @@
         <w:spacing w:lineRule="exact" w:line="240" w:before="180" w:after="80"/>
         <w:rPr/>
       </w:pPr>
-      <w:bookmarkStart w:id="11" w:name="__RefHeading___Toc2071_2404426520"/>
+      <w:bookmarkStart w:id="11" w:name="__RefHeading___Toc2071_1564033828"/>
       <w:bookmarkEnd w:id="11"/>
       <w:r>
         <w:rPr>
@@ -4031,7 +4031,7 @@
         <w:spacing w:lineRule="exact" w:line="240" w:before="180" w:after="80"/>
         <w:rPr/>
       </w:pPr>
-      <w:bookmarkStart w:id="12" w:name="__RefHeading___Toc2073_2404426520"/>
+      <w:bookmarkStart w:id="12" w:name="__RefHeading___Toc2073_1564033828"/>
       <w:bookmarkEnd w:id="12"/>
       <w:r>
         <w:rPr>
@@ -4695,7 +4695,7 @@
         <w:spacing w:lineRule="exact" w:line="240" w:before="180" w:after="80"/>
         <w:rPr/>
       </w:pPr>
-      <w:bookmarkStart w:id="13" w:name="__RefHeading___Toc2075_2404426520"/>
+      <w:bookmarkStart w:id="13" w:name="__RefHeading___Toc2075_1564033828"/>
       <w:bookmarkEnd w:id="13"/>
       <w:r>
         <w:rPr>
@@ -4775,7 +4775,7 @@
         <w:spacing w:lineRule="exact" w:line="240" w:before="240" w:after="120"/>
         <w:rPr/>
       </w:pPr>
-      <w:bookmarkStart w:id="14" w:name="__RefHeading___Toc2077_2404426520"/>
+      <w:bookmarkStart w:id="14" w:name="__RefHeading___Toc2077_1564033828"/>
       <w:bookmarkEnd w:id="14"/>
       <w:r>
         <w:rPr>
@@ -4875,7 +4875,7 @@
         <w:spacing w:lineRule="exact" w:line="240" w:before="240" w:after="120"/>
         <w:rPr/>
       </w:pPr>
-      <w:bookmarkStart w:id="15" w:name="__RefHeading___Toc2079_2404426520"/>
+      <w:bookmarkStart w:id="15" w:name="__RefHeading___Toc2079_1564033828"/>
       <w:bookmarkEnd w:id="15"/>
       <w:r>
         <w:rPr>
@@ -4913,7 +4913,7 @@
         <w:spacing w:lineRule="exact" w:line="240" w:before="240" w:after="120"/>
         <w:rPr/>
       </w:pPr>
-      <w:bookmarkStart w:id="16" w:name="__RefHeading___Toc2081_2404426520"/>
+      <w:bookmarkStart w:id="16" w:name="__RefHeading___Toc2081_1564033828"/>
       <w:bookmarkEnd w:id="16"/>
       <w:r>
         <w:rPr>
@@ -4973,7 +4973,7 @@
         <w:spacing w:lineRule="exact" w:line="240" w:before="240" w:after="120"/>
         <w:rPr/>
       </w:pPr>
-      <w:bookmarkStart w:id="17" w:name="__RefHeading___Toc2083_2404426520"/>
+      <w:bookmarkStart w:id="17" w:name="__RefHeading___Toc2083_1564033828"/>
       <w:bookmarkEnd w:id="17"/>
       <w:r>
         <w:rPr>
@@ -5011,7 +5011,7 @@
         <w:spacing w:lineRule="exact" w:line="240" w:before="240" w:after="120"/>
         <w:rPr/>
       </w:pPr>
-      <w:bookmarkStart w:id="18" w:name="__RefHeading___Toc2085_2404426520"/>
+      <w:bookmarkStart w:id="18" w:name="__RefHeading___Toc2085_1564033828"/>
       <w:bookmarkEnd w:id="18"/>
       <w:r>
         <w:rPr>
@@ -5091,7 +5091,7 @@
         <w:spacing w:lineRule="exact" w:line="240" w:before="240" w:after="120"/>
         <w:rPr/>
       </w:pPr>
-      <w:bookmarkStart w:id="19" w:name="__RefHeading___Toc2087_2404426520"/>
+      <w:bookmarkStart w:id="19" w:name="__RefHeading___Toc2087_1564033828"/>
       <w:bookmarkEnd w:id="19"/>
       <w:r>
         <w:rPr>

--- a/reporte/productos_formales/Producto_03_Modelo_Favoritismo.docx
+++ b/reporte/productos_formales/Producto_03_Modelo_Favoritismo.docx
@@ -262,7 +262,7 @@
         <w:spacing w:lineRule="exact" w:line="240" w:before="240" w:after="120"/>
         <w:rPr/>
       </w:pPr>
-      <w:bookmarkStart w:id="0" w:name="__RefHeading___Toc2049_1564033828"/>
+      <w:bookmarkStart w:id="0" w:name="__RefHeading___Toc2248_3956443927"/>
       <w:bookmarkEnd w:id="0"/>
       <w:r>
         <w:rPr>
@@ -291,7 +291,7 @@
           <w:sz w:val="22"/>
           <w:szCs w:val="22"/>
         </w:rPr>
-        <w:t>Se compararon Regresión Logística, Random Forest y Gradient Boosting con las mismas predicciones out-of-fold. Random Forest obtuvo el mayor AUC-PR (0.671). Además, la implementación objetivo del TDR se ejecutó con Apache Spark MLlib en modo local reproducible.</w:t>
+        <w:t>Se compararon Regresión Logística, Random Forest y Gradient Boosting con las mismas predicciones out-of-fold. Random Forest obtuvo el mayor AUC-PR (0.671). La evidencia histórica de Spark MLlib se reproduce en local[*], mientras que la ruta operacional vigente admite master configurable y spark_sql Spark-native sin toPandas().</w:t>
       </w:r>
     </w:p>
     <w:p>
@@ -369,7 +369,7 @@
             </w:rPr>
             <w:fldChar w:fldCharType="separate"/>
           </w:r>
-          <w:hyperlink w:anchor="__RefHeading___Toc2049_1564033828">
+          <w:hyperlink w:anchor="__RefHeading___Toc2248_3956443927">
             <w:r>
               <w:rPr>
                 <w:rStyle w:val="IndexLink"/>
@@ -389,7 +389,7 @@
             </w:tabs>
             <w:rPr/>
           </w:pPr>
-          <w:hyperlink w:anchor="__RefHeading___Toc2051_1564033828">
+          <w:hyperlink w:anchor="__RefHeading___Toc2250_3956443927">
             <w:r>
               <w:rPr>
                 <w:rStyle w:val="IndexLink"/>
@@ -409,7 +409,7 @@
             </w:tabs>
             <w:rPr/>
           </w:pPr>
-          <w:hyperlink w:anchor="__RefHeading___Toc2053_1564033828">
+          <w:hyperlink w:anchor="__RefHeading___Toc2252_3956443927">
             <w:r>
               <w:rPr>
                 <w:rStyle w:val="IndexLink"/>
@@ -429,7 +429,7 @@
             </w:tabs>
             <w:rPr/>
           </w:pPr>
-          <w:hyperlink w:anchor="__RefHeading___Toc2055_1564033828">
+          <w:hyperlink w:anchor="__RefHeading___Toc2254_3956443927">
             <w:r>
               <w:rPr>
                 <w:rStyle w:val="IndexLink"/>
@@ -449,7 +449,7 @@
             </w:tabs>
             <w:rPr/>
           </w:pPr>
-          <w:hyperlink w:anchor="__RefHeading___Toc2057_1564033828">
+          <w:hyperlink w:anchor="__RefHeading___Toc2256_3956443927">
             <w:r>
               <w:rPr>
                 <w:rStyle w:val="IndexLink"/>
@@ -469,7 +469,7 @@
             </w:tabs>
             <w:rPr/>
           </w:pPr>
-          <w:hyperlink w:anchor="__RefHeading___Toc2059_1564033828">
+          <w:hyperlink w:anchor="__RefHeading___Toc2258_3956443927">
             <w:r>
               <w:rPr>
                 <w:rStyle w:val="IndexLink"/>
@@ -489,7 +489,7 @@
             </w:tabs>
             <w:rPr/>
           </w:pPr>
-          <w:hyperlink w:anchor="__RefHeading___Toc2061_1564033828">
+          <w:hyperlink w:anchor="__RefHeading___Toc2260_3956443927">
             <w:r>
               <w:rPr>
                 <w:rStyle w:val="IndexLink"/>
@@ -509,7 +509,7 @@
             </w:tabs>
             <w:rPr/>
           </w:pPr>
-          <w:hyperlink w:anchor="__RefHeading___Toc2063_1564033828">
+          <w:hyperlink w:anchor="__RefHeading___Toc2262_3956443927">
             <w:r>
               <w:rPr>
                 <w:rStyle w:val="IndexLink"/>
@@ -529,7 +529,7 @@
             </w:tabs>
             <w:rPr/>
           </w:pPr>
-          <w:hyperlink w:anchor="__RefHeading___Toc2065_1564033828">
+          <w:hyperlink w:anchor="__RefHeading___Toc2264_3956443927">
             <w:r>
               <w:rPr>
                 <w:rStyle w:val="IndexLink"/>
@@ -549,7 +549,7 @@
             </w:tabs>
             <w:rPr/>
           </w:pPr>
-          <w:hyperlink w:anchor="__RefHeading___Toc2067_1564033828">
+          <w:hyperlink w:anchor="__RefHeading___Toc2266_3956443927">
             <w:r>
               <w:rPr>
                 <w:rStyle w:val="IndexLink"/>
@@ -569,7 +569,7 @@
             </w:tabs>
             <w:rPr/>
           </w:pPr>
-          <w:hyperlink w:anchor="__RefHeading___Toc2069_1564033828">
+          <w:hyperlink w:anchor="__RefHeading___Toc2268_3956443927">
             <w:r>
               <w:rPr>
                 <w:rStyle w:val="IndexLink"/>
@@ -589,7 +589,7 @@
             </w:tabs>
             <w:rPr/>
           </w:pPr>
-          <w:hyperlink w:anchor="__RefHeading___Toc2071_1564033828">
+          <w:hyperlink w:anchor="__RefHeading___Toc2270_3956443927">
             <w:r>
               <w:rPr>
                 <w:rStyle w:val="IndexLink"/>
@@ -609,7 +609,7 @@
             </w:tabs>
             <w:rPr/>
           </w:pPr>
-          <w:hyperlink w:anchor="__RefHeading___Toc2073_1564033828">
+          <w:hyperlink w:anchor="__RefHeading___Toc2272_3956443927">
             <w:r>
               <w:rPr>
                 <w:rStyle w:val="IndexLink"/>
@@ -629,7 +629,7 @@
             </w:tabs>
             <w:rPr/>
           </w:pPr>
-          <w:hyperlink w:anchor="__RefHeading___Toc2075_1564033828">
+          <w:hyperlink w:anchor="__RefHeading___Toc2274_3956443927">
             <w:r>
               <w:rPr>
                 <w:rStyle w:val="IndexLink"/>
@@ -649,7 +649,7 @@
             </w:tabs>
             <w:rPr/>
           </w:pPr>
-          <w:hyperlink w:anchor="__RefHeading___Toc2077_1564033828">
+          <w:hyperlink w:anchor="__RefHeading___Toc2276_3956443927">
             <w:r>
               <w:rPr>
                 <w:rStyle w:val="IndexLink"/>
@@ -669,7 +669,7 @@
             </w:tabs>
             <w:rPr/>
           </w:pPr>
-          <w:hyperlink w:anchor="__RefHeading___Toc2079_1564033828">
+          <w:hyperlink w:anchor="__RefHeading___Toc2278_3956443927">
             <w:r>
               <w:rPr>
                 <w:rStyle w:val="IndexLink"/>
@@ -689,7 +689,7 @@
             </w:tabs>
             <w:rPr/>
           </w:pPr>
-          <w:hyperlink w:anchor="__RefHeading___Toc2081_1564033828">
+          <w:hyperlink w:anchor="__RefHeading___Toc2280_3956443927">
             <w:r>
               <w:rPr>
                 <w:rStyle w:val="IndexLink"/>
@@ -709,7 +709,7 @@
             </w:tabs>
             <w:rPr/>
           </w:pPr>
-          <w:hyperlink w:anchor="__RefHeading___Toc2083_1564033828">
+          <w:hyperlink w:anchor="__RefHeading___Toc2282_3956443927">
             <w:r>
               <w:rPr>
                 <w:rStyle w:val="IndexLink"/>
@@ -729,7 +729,7 @@
             </w:tabs>
             <w:rPr/>
           </w:pPr>
-          <w:hyperlink w:anchor="__RefHeading___Toc2085_1564033828">
+          <w:hyperlink w:anchor="__RefHeading___Toc2284_3956443927">
             <w:r>
               <w:rPr>
                 <w:rStyle w:val="IndexLink"/>
@@ -749,14 +749,134 @@
             </w:tabs>
             <w:rPr/>
           </w:pPr>
-          <w:hyperlink w:anchor="__RefHeading___Toc2087_1564033828">
+          <w:hyperlink w:anchor="__RefHeading___Toc2286_3956443927">
+            <w:r>
+              <w:rPr>
+                <w:rStyle w:val="IndexLink"/>
+              </w:rPr>
+              <w:t>ANEXO TÉCNICO — PAGOS, MODALIDADES Y ARQUITECTURA OPERACIONAL</w:t>
+              <w:tab/>
+              <w:t>6</w:t>
+            </w:r>
+          </w:hyperlink>
+        </w:p>
+        <w:p>
+          <w:pPr>
+            <w:pStyle w:val="TOC2"/>
+            <w:tabs>
+              <w:tab w:val="clear" w:pos="8743"/>
+              <w:tab w:val="right" w:pos="9025" w:leader="dot"/>
+            </w:tabs>
+            <w:rPr/>
+          </w:pPr>
+          <w:hyperlink w:anchor="__RefHeading___Toc2288_3956443927">
+            <w:r>
+              <w:rPr>
+                <w:rStyle w:val="IndexLink"/>
+              </w:rPr>
+              <w:t>Resultados reproducibles de pagos y modalidades</w:t>
+              <w:tab/>
+              <w:t>6</w:t>
+            </w:r>
+          </w:hyperlink>
+        </w:p>
+        <w:p>
+          <w:pPr>
+            <w:pStyle w:val="TOC2"/>
+            <w:tabs>
+              <w:tab w:val="clear" w:pos="8743"/>
+              <w:tab w:val="right" w:pos="9025" w:leader="dot"/>
+            </w:tabs>
+            <w:rPr/>
+          </w:pPr>
+          <w:hyperlink w:anchor="__RefHeading___Toc2290_3956443927">
+            <w:r>
+              <w:rPr>
+                <w:rStyle w:val="IndexLink"/>
+              </w:rPr>
+              <w:t>Distribución de pagos</w:t>
+              <w:tab/>
+              <w:t>7</w:t>
+            </w:r>
+          </w:hyperlink>
+        </w:p>
+        <w:p>
+          <w:pPr>
+            <w:pStyle w:val="TOC2"/>
+            <w:tabs>
+              <w:tab w:val="clear" w:pos="8743"/>
+              <w:tab w:val="right" w:pos="9025" w:leader="dot"/>
+            </w:tabs>
+            <w:rPr/>
+          </w:pPr>
+          <w:hyperlink w:anchor="__RefHeading___Toc2292_3956443927">
+            <w:r>
+              <w:rPr>
+                <w:rStyle w:val="IndexLink"/>
+              </w:rPr>
+              <w:t>Modalidades por régimen</w:t>
+              <w:tab/>
+              <w:t>7</w:t>
+            </w:r>
+          </w:hyperlink>
+        </w:p>
+        <w:p>
+          <w:pPr>
+            <w:pStyle w:val="TOC2"/>
+            <w:tabs>
+              <w:tab w:val="clear" w:pos="8743"/>
+              <w:tab w:val="right" w:pos="9025" w:leader="dot"/>
+            </w:tabs>
+            <w:rPr/>
+          </w:pPr>
+          <w:hyperlink w:anchor="__RefHeading___Toc2294_3956443927">
+            <w:r>
+              <w:rPr>
+                <w:rStyle w:val="IndexLink"/>
+              </w:rPr>
+              <w:t>Arquitectura operacional Spark-native</w:t>
+              <w:tab/>
+              <w:t>7</w:t>
+            </w:r>
+          </w:hyperlink>
+        </w:p>
+        <w:p>
+          <w:pPr>
+            <w:pStyle w:val="TOC2"/>
+            <w:tabs>
+              <w:tab w:val="clear" w:pos="8743"/>
+              <w:tab w:val="right" w:pos="9025" w:leader="dot"/>
+            </w:tabs>
+            <w:rPr/>
+          </w:pPr>
+          <w:hyperlink w:anchor="__RefHeading___Toc2296_3956443927">
+            <w:r>
+              <w:rPr>
+                <w:rStyle w:val="IndexLink"/>
+              </w:rPr>
+              <w:t>Limitación institucional</w:t>
+              <w:tab/>
+              <w:t>8</w:t>
+            </w:r>
+          </w:hyperlink>
+        </w:p>
+        <w:p>
+          <w:pPr>
+            <w:pStyle w:val="TOC1"/>
+            <w:tabs>
+              <w:tab w:val="clear" w:pos="9026"/>
+              <w:tab w:val="right" w:pos="9025" w:leader="dot"/>
+            </w:tabs>
+            <w:rPr/>
+          </w:pPr>
+          <w:hyperlink w:anchor="__RefHeading___Toc2298_3956443927">
             <w:r>
               <w:rPr>
                 <w:rStyle w:val="IndexLink"/>
               </w:rPr>
               <w:t>Referencias Bibliográficas</w:t>
               <w:tab/>
-              <w:t>6</w:t>
+              <w:t>8</w:t>
             </w:r>
           </w:hyperlink>
           <w:r>
@@ -789,7 +909,7 @@
         <w:spacing w:lineRule="exact" w:line="240" w:before="240" w:after="120"/>
         <w:rPr/>
       </w:pPr>
-      <w:bookmarkStart w:id="1" w:name="__RefHeading___Toc2051_1564033828"/>
+      <w:bookmarkStart w:id="1" w:name="__RefHeading___Toc2250_3956443927"/>
       <w:bookmarkEnd w:id="1"/>
       <w:r>
         <w:rPr>
@@ -845,7 +965,7 @@
         <w:spacing w:lineRule="exact" w:line="240" w:before="240" w:after="120"/>
         <w:rPr/>
       </w:pPr>
-      <w:bookmarkStart w:id="2" w:name="__RefHeading___Toc2053_1564033828"/>
+      <w:bookmarkStart w:id="2" w:name="__RefHeading___Toc2252_3956443927"/>
       <w:bookmarkEnd w:id="2"/>
       <w:r>
         <w:rPr>
@@ -901,7 +1021,7 @@
         <w:spacing w:lineRule="exact" w:line="240" w:before="240" w:after="120"/>
         <w:rPr/>
       </w:pPr>
-      <w:bookmarkStart w:id="3" w:name="__RefHeading___Toc2055_1564033828"/>
+      <w:bookmarkStart w:id="3" w:name="__RefHeading___Toc2254_3956443927"/>
       <w:bookmarkEnd w:id="3"/>
       <w:r>
         <w:rPr>
@@ -2215,7 +2335,7 @@
         <w:spacing w:lineRule="exact" w:line="240" w:before="240" w:after="120"/>
         <w:rPr/>
       </w:pPr>
-      <w:bookmarkStart w:id="4" w:name="__RefHeading___Toc2057_1564033828"/>
+      <w:bookmarkStart w:id="4" w:name="__RefHeading___Toc2256_3956443927"/>
       <w:bookmarkEnd w:id="4"/>
       <w:r>
         <w:rPr>
@@ -2792,7 +2912,7 @@
         <w:spacing w:lineRule="exact" w:line="240" w:before="240" w:after="120"/>
         <w:rPr/>
       </w:pPr>
-      <w:bookmarkStart w:id="5" w:name="__RefHeading___Toc2059_1564033828"/>
+      <w:bookmarkStart w:id="5" w:name="__RefHeading___Toc2258_3956443927"/>
       <w:bookmarkEnd w:id="5"/>
       <w:r>
         <w:rPr>
@@ -2830,7 +2950,7 @@
         <w:spacing w:lineRule="exact" w:line="240" w:before="240" w:after="120"/>
         <w:rPr/>
       </w:pPr>
-      <w:bookmarkStart w:id="6" w:name="__RefHeading___Toc2061_1564033828"/>
+      <w:bookmarkStart w:id="6" w:name="__RefHeading___Toc2260_3956443927"/>
       <w:bookmarkEnd w:id="6"/>
       <w:r>
         <w:rPr>
@@ -2868,7 +2988,7 @@
         <w:spacing w:lineRule="exact" w:line="240" w:before="240" w:after="120"/>
         <w:rPr/>
       </w:pPr>
-      <w:bookmarkStart w:id="7" w:name="__RefHeading___Toc2063_1564033828"/>
+      <w:bookmarkStart w:id="7" w:name="__RefHeading___Toc2262_3956443927"/>
       <w:bookmarkEnd w:id="7"/>
       <w:r>
         <w:rPr>
@@ -2888,7 +3008,7 @@
         <w:spacing w:lineRule="exact" w:line="240" w:before="180" w:after="80"/>
         <w:rPr/>
       </w:pPr>
-      <w:bookmarkStart w:id="8" w:name="__RefHeading___Toc2065_1564033828"/>
+      <w:bookmarkStart w:id="8" w:name="__RefHeading___Toc2264_3956443927"/>
       <w:bookmarkEnd w:id="8"/>
       <w:r>
         <w:rPr>
@@ -3015,7 +3135,7 @@
         <w:spacing w:lineRule="exact" w:line="240" w:before="180" w:after="80"/>
         <w:rPr/>
       </w:pPr>
-      <w:bookmarkStart w:id="9" w:name="__RefHeading___Toc2067_1564033828"/>
+      <w:bookmarkStart w:id="9" w:name="__RefHeading___Toc2266_3956443927"/>
       <w:bookmarkEnd w:id="9"/>
       <w:r>
         <w:rPr>
@@ -3053,7 +3173,7 @@
         <w:spacing w:lineRule="exact" w:line="240" w:before="180" w:after="80"/>
         <w:rPr/>
       </w:pPr>
-      <w:bookmarkStart w:id="10" w:name="__RefHeading___Toc2069_1564033828"/>
+      <w:bookmarkStart w:id="10" w:name="__RefHeading___Toc2268_3956443927"/>
       <w:bookmarkEnd w:id="10"/>
       <w:r>
         <w:rPr>
@@ -3904,7 +4024,7 @@
         <w:spacing w:lineRule="exact" w:line="240" w:before="180" w:after="80"/>
         <w:rPr/>
       </w:pPr>
-      <w:bookmarkStart w:id="11" w:name="__RefHeading___Toc2071_1564033828"/>
+      <w:bookmarkStart w:id="11" w:name="__RefHeading___Toc2270_3956443927"/>
       <w:bookmarkEnd w:id="11"/>
       <w:r>
         <w:rPr>
@@ -3933,7 +4053,7 @@
           <w:sz w:val="22"/>
           <w:szCs w:val="22"/>
         </w:rPr>
-        <w:t>La arquitectura implementada sigue fuente -&gt; Bronce -&gt; limpieza/feature engineering -&gt; Plata -&gt; modelo -&gt; Oro -&gt; reporting/trazabilidad. El mismo dataset Plata es consumido por el benchmark sklearn y por la implementación Spark MLlib.</w:t>
+        <w:t>El PoC conserva una ruta histórica fuente -&gt; Bronce -&gt; limpieza/feature engineering -&gt; Plata -&gt; benchmark -&gt; Oro para reproducibilidad y una ruta operacional fuente canónica -&gt; TRAIN/INFERENCE -&gt; champion Spark -&gt; scores. El serving operacional no depende de materializar la fuente spark_sql en pandas o en la Plata legacy.</w:t>
       </w:r>
     </w:p>
     <w:p>
@@ -4031,7 +4151,7 @@
         <w:spacing w:lineRule="exact" w:line="240" w:before="180" w:after="80"/>
         <w:rPr/>
       </w:pPr>
-      <w:bookmarkStart w:id="12" w:name="__RefHeading___Toc2073_1564033828"/>
+      <w:bookmarkStart w:id="12" w:name="__RefHeading___Toc2272_3956443927"/>
       <w:bookmarkEnd w:id="12"/>
       <w:r>
         <w:rPr>
@@ -4695,7 +4815,7 @@
         <w:spacing w:lineRule="exact" w:line="240" w:before="180" w:after="80"/>
         <w:rPr/>
       </w:pPr>
-      <w:bookmarkStart w:id="13" w:name="__RefHeading___Toc2075_1564033828"/>
+      <w:bookmarkStart w:id="13" w:name="__RefHeading___Toc2274_3956443927"/>
       <w:bookmarkEnd w:id="13"/>
       <w:r>
         <w:rPr>
@@ -4775,7 +4895,7 @@
         <w:spacing w:lineRule="exact" w:line="240" w:before="240" w:after="120"/>
         <w:rPr/>
       </w:pPr>
-      <w:bookmarkStart w:id="14" w:name="__RefHeading___Toc2077_1564033828"/>
+      <w:bookmarkStart w:id="14" w:name="__RefHeading___Toc2276_3956443927"/>
       <w:bookmarkEnd w:id="14"/>
       <w:r>
         <w:rPr>
@@ -4875,7 +4995,7 @@
         <w:spacing w:lineRule="exact" w:line="240" w:before="240" w:after="120"/>
         <w:rPr/>
       </w:pPr>
-      <w:bookmarkStart w:id="15" w:name="__RefHeading___Toc2079_1564033828"/>
+      <w:bookmarkStart w:id="15" w:name="__RefHeading___Toc2278_3956443927"/>
       <w:bookmarkEnd w:id="15"/>
       <w:r>
         <w:rPr>
@@ -4904,7 +5024,7 @@
           <w:sz w:val="22"/>
           <w:szCs w:val="22"/>
         </w:rPr>
-        <w:t>Contenido exigido por el TDR implementado y verificado para el PoC, incluida una ejecución Spark MLlib real en local[*]. La validación de escalabilidad sobre HDFS/YARN institucional queda pendiente de infraestructura CGR.</w:t>
+        <w:t>Contenido exigido por el TDR implementado y verificado para el PoC, con benchmark MLlib local reproducible y contrato operacional Spark-native. La validación de escalabilidad, carga y rendimiento sobre infraestructura institucional queda pendiente de la CGR.</w:t>
       </w:r>
     </w:p>
     <w:p>
@@ -4913,7 +5033,7 @@
         <w:spacing w:lineRule="exact" w:line="240" w:before="240" w:after="120"/>
         <w:rPr/>
       </w:pPr>
-      <w:bookmarkStart w:id="16" w:name="__RefHeading___Toc2081_1564033828"/>
+      <w:bookmarkStart w:id="16" w:name="__RefHeading___Toc2280_3956443927"/>
       <w:bookmarkEnd w:id="16"/>
       <w:r>
         <w:rPr>
@@ -4973,7 +5093,7 @@
         <w:spacing w:lineRule="exact" w:line="240" w:before="240" w:after="120"/>
         <w:rPr/>
       </w:pPr>
-      <w:bookmarkStart w:id="17" w:name="__RefHeading___Toc2083_1564033828"/>
+      <w:bookmarkStart w:id="17" w:name="__RefHeading___Toc2282_3956443927"/>
       <w:bookmarkEnd w:id="17"/>
       <w:r>
         <w:rPr>
@@ -5002,7 +5122,7 @@
           <w:sz w:val="22"/>
           <w:szCs w:val="22"/>
         </w:rPr>
-        <w:t>Random Forest es el candidato técnico preferido del PoC por AUC-PR e interpretabilidad. Spark MLlib ya forma parte de la ruta ejecutable, pero la prueba distribuida y los umbrales productivos requieren el entorno CGR.</w:t>
+        <w:t>Random Forest es el candidato técnico preferido del PoC por AUC-PR e interpretabilidad. Spark MLlib forma parte tanto del benchmark histórico como del serving operacional; la validación de carga, rendimiento y umbrales productivos requiere el entorno CGR.</w:t>
       </w:r>
     </w:p>
     <w:p>
@@ -5011,7 +5131,7 @@
         <w:spacing w:lineRule="exact" w:line="240" w:before="240" w:after="120"/>
         <w:rPr/>
       </w:pPr>
-      <w:bookmarkStart w:id="18" w:name="__RefHeading___Toc2085_1564033828"/>
+      <w:bookmarkStart w:id="18" w:name="__RefHeading___Toc2284_3956443927"/>
       <w:bookmarkEnd w:id="18"/>
       <w:r>
         <w:rPr>
@@ -5088,11 +5208,812 @@
     <w:p>
       <w:pPr>
         <w:pStyle w:val="Heading1"/>
+        <w:spacing w:lineRule="auto" w:line="240" w:before="0" w:after="60"/>
+        <w:rPr/>
+      </w:pPr>
+      <w:bookmarkStart w:id="19" w:name="__RefHeading___Toc2286_3956443927"/>
+      <w:bookmarkEnd w:id="19"/>
+      <w:r>
+        <w:rPr>
+          <w:rFonts w:ascii="Arial" w:hAnsi="Arial"/>
+          <w:b/>
+          <w:sz w:val="22"/>
+        </w:rPr>
+        <w:t>ANEXO TÉCNICO — PAGOS, MODALIDADES Y ARQUITECTURA OPERACIONAL</w:t>
+      </w:r>
+    </w:p>
+    <w:p>
+      <w:pPr>
+        <w:pStyle w:val="Normal"/>
+        <w:spacing w:lineRule="auto" w:line="240" w:before="0" w:after="60"/>
+        <w:jc w:val="both"/>
+        <w:rPr/>
+      </w:pPr>
+      <w:r>
+        <w:rPr>
+          <w:sz w:val="22"/>
+        </w:rPr>
+        <w:t>Este anexo cubre el análisis estadístico/exploratorio de pagos, montos contractuales y modalidades y actualiza la descripción de la arquitectura operacional. La evidencia de pagos usa datos sintéticos vinculados a contratos sintéticos; no representa información SIAF real ni determina la legalidad de una modalidad.</w:t>
+      </w:r>
+    </w:p>
+    <w:p>
+      <w:pPr>
+        <w:pStyle w:val="Heading2"/>
+        <w:spacing w:lineRule="auto" w:line="240" w:before="0" w:after="60"/>
+        <w:rPr/>
+      </w:pPr>
+      <w:bookmarkStart w:id="20" w:name="__RefHeading___Toc2288_3956443927"/>
+      <w:bookmarkEnd w:id="20"/>
+      <w:r>
+        <w:rPr>
+          <w:rFonts w:ascii="Arial" w:hAnsi="Arial"/>
+          <w:b/>
+          <w:sz w:val="22"/>
+        </w:rPr>
+        <w:t>Resultados reproducibles de pagos y modalidades</w:t>
+      </w:r>
+    </w:p>
+    <w:tbl>
+      <w:tblPr>
+        <w:tblW w:w="9026" w:type="dxa"/>
+        <w:jc w:val="left"/>
+        <w:tblInd w:w="0" w:type="dxa"/>
+        <w:tblLayout w:type="fixed"/>
+        <w:tblCellMar>
+          <w:top w:w="0" w:type="dxa"/>
+          <w:left w:w="108" w:type="dxa"/>
+          <w:bottom w:w="0" w:type="dxa"/>
+          <w:right w:w="108" w:type="dxa"/>
+        </w:tblCellMar>
+        <w:tblLook w:val="04a0" w:noHBand="0" w:noVBand="1" w:firstColumn="1" w:lastRow="0" w:lastColumn="0" w:firstRow="1"/>
+      </w:tblPr>
+      <w:tblGrid>
+        <w:gridCol w:w="4513"/>
+        <w:gridCol w:w="4512"/>
+      </w:tblGrid>
+      <w:tr>
+        <w:trPr/>
+        <w:tc>
+          <w:tcPr>
+            <w:tcW w:w="4513" w:type="dxa"/>
+            <w:tcBorders>
+              <w:top w:val="single" w:sz="4" w:space="0" w:color="B7B7B7"/>
+              <w:left w:val="single" w:sz="4" w:space="0" w:color="B7B7B7"/>
+              <w:bottom w:val="single" w:sz="4" w:space="0" w:color="B7B7B7"/>
+              <w:right w:val="single" w:sz="4" w:space="0" w:color="B7B7B7"/>
+            </w:tcBorders>
+            <w:shd w:fill="E7E6E6"/>
+          </w:tcPr>
+          <w:p>
+            <w:pPr>
+              <w:pStyle w:val="Normal"/>
+              <w:spacing w:lineRule="auto" w:line="240" w:before="0" w:after="60"/>
+              <w:rPr/>
+            </w:pPr>
+            <w:r>
+              <w:rPr>
+                <w:b/>
+                <w:sz w:val="22"/>
+              </w:rPr>
+              <w:t>Indicador</w:t>
+            </w:r>
+          </w:p>
+        </w:tc>
+        <w:tc>
+          <w:tcPr>
+            <w:tcW w:w="4512" w:type="dxa"/>
+            <w:tcBorders>
+              <w:top w:val="single" w:sz="4" w:space="0" w:color="B7B7B7"/>
+              <w:left w:val="single" w:sz="4" w:space="0" w:color="B7B7B7"/>
+              <w:bottom w:val="single" w:sz="4" w:space="0" w:color="B7B7B7"/>
+              <w:right w:val="single" w:sz="4" w:space="0" w:color="B7B7B7"/>
+            </w:tcBorders>
+            <w:shd w:fill="E7E6E6"/>
+          </w:tcPr>
+          <w:p>
+            <w:pPr>
+              <w:pStyle w:val="Normal"/>
+              <w:spacing w:lineRule="auto" w:line="240" w:before="0" w:after="60"/>
+              <w:rPr/>
+            </w:pPr>
+            <w:r>
+              <w:rPr>
+                <w:b/>
+                <w:sz w:val="22"/>
+              </w:rPr>
+              <w:t>Resultado</w:t>
+            </w:r>
+          </w:p>
+        </w:tc>
+      </w:tr>
+      <w:tr>
+        <w:trPr/>
+        <w:tc>
+          <w:tcPr>
+            <w:tcW w:w="4513" w:type="dxa"/>
+            <w:tcBorders>
+              <w:top w:val="single" w:sz="4" w:space="0" w:color="B7B7B7"/>
+              <w:left w:val="single" w:sz="4" w:space="0" w:color="B7B7B7"/>
+              <w:bottom w:val="single" w:sz="4" w:space="0" w:color="B7B7B7"/>
+              <w:right w:val="single" w:sz="4" w:space="0" w:color="B7B7B7"/>
+            </w:tcBorders>
+          </w:tcPr>
+          <w:p>
+            <w:pPr>
+              <w:pStyle w:val="Normal"/>
+              <w:spacing w:lineRule="auto" w:line="240" w:before="0" w:after="60"/>
+              <w:rPr/>
+            </w:pPr>
+            <w:r>
+              <w:rPr>
+                <w:sz w:val="22"/>
+              </w:rPr>
+              <w:t>Pagos sintéticos</w:t>
+            </w:r>
+          </w:p>
+        </w:tc>
+        <w:tc>
+          <w:tcPr>
+            <w:tcW w:w="4512" w:type="dxa"/>
+            <w:tcBorders>
+              <w:top w:val="single" w:sz="4" w:space="0" w:color="B7B7B7"/>
+              <w:left w:val="single" w:sz="4" w:space="0" w:color="B7B7B7"/>
+              <w:bottom w:val="single" w:sz="4" w:space="0" w:color="B7B7B7"/>
+              <w:right w:val="single" w:sz="4" w:space="0" w:color="B7B7B7"/>
+            </w:tcBorders>
+          </w:tcPr>
+          <w:p>
+            <w:pPr>
+              <w:pStyle w:val="Normal"/>
+              <w:spacing w:lineRule="auto" w:line="240" w:before="0" w:after="60"/>
+              <w:rPr/>
+            </w:pPr>
+            <w:r>
+              <w:rPr>
+                <w:sz w:val="22"/>
+              </w:rPr>
+              <w:t>6726</w:t>
+            </w:r>
+          </w:p>
+        </w:tc>
+      </w:tr>
+      <w:tr>
+        <w:trPr/>
+        <w:tc>
+          <w:tcPr>
+            <w:tcW w:w="4513" w:type="dxa"/>
+            <w:tcBorders>
+              <w:top w:val="single" w:sz="4" w:space="0" w:color="B7B7B7"/>
+              <w:left w:val="single" w:sz="4" w:space="0" w:color="B7B7B7"/>
+              <w:bottom w:val="single" w:sz="4" w:space="0" w:color="B7B7B7"/>
+              <w:right w:val="single" w:sz="4" w:space="0" w:color="B7B7B7"/>
+            </w:tcBorders>
+          </w:tcPr>
+          <w:p>
+            <w:pPr>
+              <w:pStyle w:val="Normal"/>
+              <w:spacing w:lineRule="auto" w:line="240" w:before="0" w:after="60"/>
+              <w:rPr/>
+            </w:pPr>
+            <w:r>
+              <w:rPr>
+                <w:sz w:val="22"/>
+              </w:rPr>
+              <w:t>Contratos analizados</w:t>
+            </w:r>
+          </w:p>
+        </w:tc>
+        <w:tc>
+          <w:tcPr>
+            <w:tcW w:w="4512" w:type="dxa"/>
+            <w:tcBorders>
+              <w:top w:val="single" w:sz="4" w:space="0" w:color="B7B7B7"/>
+              <w:left w:val="single" w:sz="4" w:space="0" w:color="B7B7B7"/>
+              <w:bottom w:val="single" w:sz="4" w:space="0" w:color="B7B7B7"/>
+              <w:right w:val="single" w:sz="4" w:space="0" w:color="B7B7B7"/>
+            </w:tcBorders>
+          </w:tcPr>
+          <w:p>
+            <w:pPr>
+              <w:pStyle w:val="Normal"/>
+              <w:spacing w:lineRule="auto" w:line="240" w:before="0" w:after="60"/>
+              <w:rPr/>
+            </w:pPr>
+            <w:r>
+              <w:rPr>
+                <w:sz w:val="22"/>
+              </w:rPr>
+              <w:t>3709</w:t>
+            </w:r>
+          </w:p>
+        </w:tc>
+      </w:tr>
+      <w:tr>
+        <w:trPr/>
+        <w:tc>
+          <w:tcPr>
+            <w:tcW w:w="4513" w:type="dxa"/>
+            <w:tcBorders>
+              <w:top w:val="single" w:sz="4" w:space="0" w:color="B7B7B7"/>
+              <w:left w:val="single" w:sz="4" w:space="0" w:color="B7B7B7"/>
+              <w:bottom w:val="single" w:sz="4" w:space="0" w:color="B7B7B7"/>
+              <w:right w:val="single" w:sz="4" w:space="0" w:color="B7B7B7"/>
+            </w:tcBorders>
+          </w:tcPr>
+          <w:p>
+            <w:pPr>
+              <w:pStyle w:val="Normal"/>
+              <w:spacing w:lineRule="auto" w:line="240" w:before="0" w:after="60"/>
+              <w:rPr/>
+            </w:pPr>
+            <w:r>
+              <w:rPr>
+                <w:sz w:val="22"/>
+              </w:rPr>
+              <w:t>Pagos huérfanos</w:t>
+            </w:r>
+          </w:p>
+        </w:tc>
+        <w:tc>
+          <w:tcPr>
+            <w:tcW w:w="4512" w:type="dxa"/>
+            <w:tcBorders>
+              <w:top w:val="single" w:sz="4" w:space="0" w:color="B7B7B7"/>
+              <w:left w:val="single" w:sz="4" w:space="0" w:color="B7B7B7"/>
+              <w:bottom w:val="single" w:sz="4" w:space="0" w:color="B7B7B7"/>
+              <w:right w:val="single" w:sz="4" w:space="0" w:color="B7B7B7"/>
+            </w:tcBorders>
+          </w:tcPr>
+          <w:p>
+            <w:pPr>
+              <w:pStyle w:val="Normal"/>
+              <w:spacing w:lineRule="auto" w:line="240" w:before="0" w:after="60"/>
+              <w:rPr/>
+            </w:pPr>
+            <w:r>
+              <w:rPr>
+                <w:sz w:val="22"/>
+              </w:rPr>
+              <w:t>0</w:t>
+            </w:r>
+          </w:p>
+        </w:tc>
+      </w:tr>
+      <w:tr>
+        <w:trPr/>
+        <w:tc>
+          <w:tcPr>
+            <w:tcW w:w="4513" w:type="dxa"/>
+            <w:tcBorders>
+              <w:top w:val="single" w:sz="4" w:space="0" w:color="B7B7B7"/>
+              <w:left w:val="single" w:sz="4" w:space="0" w:color="B7B7B7"/>
+              <w:bottom w:val="single" w:sz="4" w:space="0" w:color="B7B7B7"/>
+              <w:right w:val="single" w:sz="4" w:space="0" w:color="B7B7B7"/>
+            </w:tcBorders>
+          </w:tcPr>
+          <w:p>
+            <w:pPr>
+              <w:pStyle w:val="Normal"/>
+              <w:spacing w:lineRule="auto" w:line="240" w:before="0" w:after="60"/>
+              <w:rPr/>
+            </w:pPr>
+            <w:r>
+              <w:rPr>
+                <w:sz w:val="22"/>
+              </w:rPr>
+              <w:t>Contratos con pago parcial</w:t>
+            </w:r>
+          </w:p>
+        </w:tc>
+        <w:tc>
+          <w:tcPr>
+            <w:tcW w:w="4512" w:type="dxa"/>
+            <w:tcBorders>
+              <w:top w:val="single" w:sz="4" w:space="0" w:color="B7B7B7"/>
+              <w:left w:val="single" w:sz="4" w:space="0" w:color="B7B7B7"/>
+              <w:bottom w:val="single" w:sz="4" w:space="0" w:color="B7B7B7"/>
+              <w:right w:val="single" w:sz="4" w:space="0" w:color="B7B7B7"/>
+            </w:tcBorders>
+          </w:tcPr>
+          <w:p>
+            <w:pPr>
+              <w:pStyle w:val="Normal"/>
+              <w:spacing w:lineRule="auto" w:line="240" w:before="0" w:after="60"/>
+              <w:rPr/>
+            </w:pPr>
+            <w:r>
+              <w:rPr>
+                <w:sz w:val="22"/>
+              </w:rPr>
+              <w:t>452</w:t>
+            </w:r>
+          </w:p>
+        </w:tc>
+      </w:tr>
+      <w:tr>
+        <w:trPr/>
+        <w:tc>
+          <w:tcPr>
+            <w:tcW w:w="4513" w:type="dxa"/>
+            <w:tcBorders>
+              <w:top w:val="single" w:sz="4" w:space="0" w:color="B7B7B7"/>
+              <w:left w:val="single" w:sz="4" w:space="0" w:color="B7B7B7"/>
+              <w:bottom w:val="single" w:sz="4" w:space="0" w:color="B7B7B7"/>
+              <w:right w:val="single" w:sz="4" w:space="0" w:color="B7B7B7"/>
+            </w:tcBorders>
+          </w:tcPr>
+          <w:p>
+            <w:pPr>
+              <w:pStyle w:val="Normal"/>
+              <w:spacing w:lineRule="auto" w:line="240" w:before="0" w:after="60"/>
+              <w:rPr/>
+            </w:pPr>
+            <w:r>
+              <w:rPr>
+                <w:sz w:val="22"/>
+              </w:rPr>
+              <w:t>Contratos pendientes sin pago</w:t>
+            </w:r>
+          </w:p>
+        </w:tc>
+        <w:tc>
+          <w:tcPr>
+            <w:tcW w:w="4512" w:type="dxa"/>
+            <w:tcBorders>
+              <w:top w:val="single" w:sz="4" w:space="0" w:color="B7B7B7"/>
+              <w:left w:val="single" w:sz="4" w:space="0" w:color="B7B7B7"/>
+              <w:bottom w:val="single" w:sz="4" w:space="0" w:color="B7B7B7"/>
+              <w:right w:val="single" w:sz="4" w:space="0" w:color="B7B7B7"/>
+            </w:tcBorders>
+          </w:tcPr>
+          <w:p>
+            <w:pPr>
+              <w:pStyle w:val="Normal"/>
+              <w:spacing w:lineRule="auto" w:line="240" w:before="0" w:after="60"/>
+              <w:rPr/>
+            </w:pPr>
+            <w:r>
+              <w:rPr>
+                <w:sz w:val="22"/>
+              </w:rPr>
+              <w:t>218</w:t>
+            </w:r>
+          </w:p>
+        </w:tc>
+      </w:tr>
+      <w:tr>
+        <w:trPr/>
+        <w:tc>
+          <w:tcPr>
+            <w:tcW w:w="4513" w:type="dxa"/>
+            <w:tcBorders>
+              <w:top w:val="single" w:sz="4" w:space="0" w:color="B7B7B7"/>
+              <w:left w:val="single" w:sz="4" w:space="0" w:color="B7B7B7"/>
+              <w:bottom w:val="single" w:sz="4" w:space="0" w:color="B7B7B7"/>
+              <w:right w:val="single" w:sz="4" w:space="0" w:color="B7B7B7"/>
+            </w:tcBorders>
+          </w:tcPr>
+          <w:p>
+            <w:pPr>
+              <w:pStyle w:val="Normal"/>
+              <w:spacing w:lineRule="auto" w:line="240" w:before="0" w:after="60"/>
+              <w:rPr/>
+            </w:pPr>
+            <w:r>
+              <w:rPr>
+                <w:sz w:val="22"/>
+              </w:rPr>
+              <w:t>Señales de sobrepago a revisar</w:t>
+            </w:r>
+          </w:p>
+        </w:tc>
+        <w:tc>
+          <w:tcPr>
+            <w:tcW w:w="4512" w:type="dxa"/>
+            <w:tcBorders>
+              <w:top w:val="single" w:sz="4" w:space="0" w:color="B7B7B7"/>
+              <w:left w:val="single" w:sz="4" w:space="0" w:color="B7B7B7"/>
+              <w:bottom w:val="single" w:sz="4" w:space="0" w:color="B7B7B7"/>
+              <w:right w:val="single" w:sz="4" w:space="0" w:color="B7B7B7"/>
+            </w:tcBorders>
+          </w:tcPr>
+          <w:p>
+            <w:pPr>
+              <w:pStyle w:val="Normal"/>
+              <w:spacing w:lineRule="auto" w:line="240" w:before="0" w:after="60"/>
+              <w:rPr/>
+            </w:pPr>
+            <w:r>
+              <w:rPr>
+                <w:sz w:val="22"/>
+              </w:rPr>
+              <w:t>76</w:t>
+            </w:r>
+          </w:p>
+        </w:tc>
+      </w:tr>
+      <w:tr>
+        <w:trPr/>
+        <w:tc>
+          <w:tcPr>
+            <w:tcW w:w="4513" w:type="dxa"/>
+            <w:tcBorders>
+              <w:top w:val="single" w:sz="4" w:space="0" w:color="B7B7B7"/>
+              <w:left w:val="single" w:sz="4" w:space="0" w:color="B7B7B7"/>
+              <w:bottom w:val="single" w:sz="4" w:space="0" w:color="B7B7B7"/>
+              <w:right w:val="single" w:sz="4" w:space="0" w:color="B7B7B7"/>
+            </w:tcBorders>
+          </w:tcPr>
+          <w:p>
+            <w:pPr>
+              <w:pStyle w:val="Normal"/>
+              <w:spacing w:lineRule="auto" w:line="240" w:before="0" w:after="60"/>
+              <w:rPr/>
+            </w:pPr>
+            <w:r>
+              <w:rPr>
+                <w:sz w:val="22"/>
+              </w:rPr>
+              <w:t>Demora P90 devengado→pagado (días)</w:t>
+            </w:r>
+          </w:p>
+        </w:tc>
+        <w:tc>
+          <w:tcPr>
+            <w:tcW w:w="4512" w:type="dxa"/>
+            <w:tcBorders>
+              <w:top w:val="single" w:sz="4" w:space="0" w:color="B7B7B7"/>
+              <w:left w:val="single" w:sz="4" w:space="0" w:color="B7B7B7"/>
+              <w:bottom w:val="single" w:sz="4" w:space="0" w:color="B7B7B7"/>
+              <w:right w:val="single" w:sz="4" w:space="0" w:color="B7B7B7"/>
+            </w:tcBorders>
+          </w:tcPr>
+          <w:p>
+            <w:pPr>
+              <w:pStyle w:val="Normal"/>
+              <w:spacing w:lineRule="auto" w:line="240" w:before="0" w:after="60"/>
+              <w:rPr/>
+            </w:pPr>
+            <w:r>
+              <w:rPr>
+                <w:sz w:val="22"/>
+              </w:rPr>
+              <w:t>28.0</w:t>
+            </w:r>
+          </w:p>
+        </w:tc>
+      </w:tr>
+      <w:tr>
+        <w:trPr/>
+        <w:tc>
+          <w:tcPr>
+            <w:tcW w:w="4513" w:type="dxa"/>
+            <w:tcBorders>
+              <w:top w:val="single" w:sz="4" w:space="0" w:color="B7B7B7"/>
+              <w:left w:val="single" w:sz="4" w:space="0" w:color="B7B7B7"/>
+              <w:bottom w:val="single" w:sz="4" w:space="0" w:color="B7B7B7"/>
+              <w:right w:val="single" w:sz="4" w:space="0" w:color="B7B7B7"/>
+            </w:tcBorders>
+          </w:tcPr>
+          <w:p>
+            <w:pPr>
+              <w:pStyle w:val="Normal"/>
+              <w:spacing w:lineRule="auto" w:line="240" w:before="0" w:after="60"/>
+              <w:rPr/>
+            </w:pPr>
+            <w:r>
+              <w:rPr>
+                <w:sz w:val="22"/>
+              </w:rPr>
+              <w:t>Modalidades especiales no inferibles solo por cuantía</w:t>
+            </w:r>
+          </w:p>
+        </w:tc>
+        <w:tc>
+          <w:tcPr>
+            <w:tcW w:w="4512" w:type="dxa"/>
+            <w:tcBorders>
+              <w:top w:val="single" w:sz="4" w:space="0" w:color="B7B7B7"/>
+              <w:left w:val="single" w:sz="4" w:space="0" w:color="B7B7B7"/>
+              <w:bottom w:val="single" w:sz="4" w:space="0" w:color="B7B7B7"/>
+              <w:right w:val="single" w:sz="4" w:space="0" w:color="B7B7B7"/>
+            </w:tcBorders>
+          </w:tcPr>
+          <w:p>
+            <w:pPr>
+              <w:pStyle w:val="Normal"/>
+              <w:spacing w:lineRule="auto" w:line="240" w:before="0" w:after="60"/>
+              <w:rPr/>
+            </w:pPr>
+            <w:r>
+              <w:rPr>
+                <w:sz w:val="22"/>
+              </w:rPr>
+              <w:t>1422</w:t>
+            </w:r>
+          </w:p>
+        </w:tc>
+      </w:tr>
+      <w:tr>
+        <w:trPr/>
+        <w:tc>
+          <w:tcPr>
+            <w:tcW w:w="4513" w:type="dxa"/>
+            <w:tcBorders>
+              <w:top w:val="single" w:sz="4" w:space="0" w:color="B7B7B7"/>
+              <w:left w:val="single" w:sz="4" w:space="0" w:color="B7B7B7"/>
+              <w:bottom w:val="single" w:sz="4" w:space="0" w:color="B7B7B7"/>
+              <w:right w:val="single" w:sz="4" w:space="0" w:color="B7B7B7"/>
+            </w:tcBorders>
+          </w:tcPr>
+          <w:p>
+            <w:pPr>
+              <w:pStyle w:val="Normal"/>
+              <w:spacing w:lineRule="auto" w:line="240" w:before="0" w:after="60"/>
+              <w:rPr/>
+            </w:pPr>
+            <w:r>
+              <w:rPr>
+                <w:sz w:val="22"/>
+              </w:rPr>
+              <w:t>Modalidades que requieren revisión de contexto</w:t>
+            </w:r>
+          </w:p>
+        </w:tc>
+        <w:tc>
+          <w:tcPr>
+            <w:tcW w:w="4512" w:type="dxa"/>
+            <w:tcBorders>
+              <w:top w:val="single" w:sz="4" w:space="0" w:color="B7B7B7"/>
+              <w:left w:val="single" w:sz="4" w:space="0" w:color="B7B7B7"/>
+              <w:bottom w:val="single" w:sz="4" w:space="0" w:color="B7B7B7"/>
+              <w:right w:val="single" w:sz="4" w:space="0" w:color="B7B7B7"/>
+            </w:tcBorders>
+          </w:tcPr>
+          <w:p>
+            <w:pPr>
+              <w:pStyle w:val="Normal"/>
+              <w:spacing w:lineRule="auto" w:line="240" w:before="0" w:after="60"/>
+              <w:rPr/>
+            </w:pPr>
+            <w:r>
+              <w:rPr>
+                <w:sz w:val="22"/>
+              </w:rPr>
+              <w:t>1314</w:t>
+            </w:r>
+          </w:p>
+        </w:tc>
+      </w:tr>
+    </w:tbl>
+    <w:p>
+      <w:pPr>
+        <w:pStyle w:val="Normal"/>
+        <w:spacing w:lineRule="auto" w:line="240" w:before="0" w:after="60"/>
+        <w:jc w:val="both"/>
+        <w:rPr/>
+      </w:pPr>
+      <w:r>
+        <w:rPr>
+          <w:sz w:val="22"/>
+        </w:rPr>
+        <w:t>La comparación de modalidades frente a cuantía es únicamente referencial. Contratación Directa, Comparación de Precios, Subasta Inversa, acuerdos marco y otros supuestos pueden depender de condiciones que no se deducen del monto por sí solo; 'requiere revisión de contexto' no equivale a irregularidad.</w:t>
+      </w:r>
+    </w:p>
+    <w:p>
+      <w:pPr>
+        <w:pStyle w:val="Heading2"/>
+        <w:spacing w:lineRule="auto" w:line="240" w:before="0" w:after="60"/>
+        <w:rPr/>
+      </w:pPr>
+      <w:bookmarkStart w:id="21" w:name="__RefHeading___Toc2290_3956443927"/>
+      <w:bookmarkEnd w:id="21"/>
+      <w:r>
+        <w:rPr>
+          <w:rFonts w:ascii="Arial" w:hAnsi="Arial"/>
+          <w:b/>
+          <w:sz w:val="22"/>
+        </w:rPr>
+        <w:t>Distribución de pagos</w:t>
+      </w:r>
+    </w:p>
+    <w:p>
+      <w:pPr>
+        <w:pStyle w:val="Normal"/>
+        <w:spacing w:lineRule="auto" w:line="240" w:before="0" w:after="60"/>
+        <w:jc w:val="center"/>
+        <w:rPr/>
+      </w:pPr>
+      <w:r>
+        <w:rPr/>
+        <w:drawing>
+          <wp:inline distT="0" distB="0" distL="0" distR="0">
+            <wp:extent cx="5577840" cy="3150235"/>
+            <wp:effectExtent l="0" t="0" r="0" b="0"/>
+            <wp:docPr id="3" name="Picture 2" descr=""/>
+            <wp:cNvGraphicFramePr>
+              <a:graphicFrameLocks xmlns:a="http://schemas.openxmlformats.org/drawingml/2006/main" noChangeAspect="1"/>
+            </wp:cNvGraphicFramePr>
+            <a:graphic xmlns:a="http://schemas.openxmlformats.org/drawingml/2006/main">
+              <a:graphicData uri="http://schemas.openxmlformats.org/drawingml/2006/picture">
+                <pic:pic xmlns:pic="http://schemas.openxmlformats.org/drawingml/2006/picture">
+                  <pic:nvPicPr>
+                    <pic:cNvPr id="3" name="Picture 2" descr=""/>
+                    <pic:cNvPicPr>
+                      <a:picLocks noChangeAspect="1" noChangeArrowheads="1"/>
+                    </pic:cNvPicPr>
+                  </pic:nvPicPr>
+                  <pic:blipFill>
+                    <a:blip r:embed="rId7"/>
+                    <a:stretch>
+                      <a:fillRect/>
+                    </a:stretch>
+                  </pic:blipFill>
+                  <pic:spPr bwMode="auto">
+                    <a:xfrm>
+                      <a:off x="0" y="0"/>
+                      <a:ext cx="5577840" cy="3150235"/>
+                    </a:xfrm>
+                    <a:prstGeom prst="rect">
+                      <a:avLst/>
+                    </a:prstGeom>
+                  </pic:spPr>
+                </pic:pic>
+              </a:graphicData>
+            </a:graphic>
+          </wp:inline>
+        </w:drawing>
+      </w:r>
+    </w:p>
+    <w:p>
+      <w:pPr>
+        <w:pStyle w:val="Heading2"/>
+        <w:spacing w:lineRule="auto" w:line="240" w:before="0" w:after="60"/>
+        <w:rPr/>
+      </w:pPr>
+      <w:bookmarkStart w:id="22" w:name="__RefHeading___Toc2292_3956443927"/>
+      <w:bookmarkEnd w:id="22"/>
+      <w:r>
+        <w:rPr>
+          <w:rFonts w:ascii="Arial" w:hAnsi="Arial"/>
+          <w:b/>
+          <w:sz w:val="22"/>
+        </w:rPr>
+        <w:t>Modalidades por régimen</w:t>
+      </w:r>
+    </w:p>
+    <w:p>
+      <w:pPr>
+        <w:pStyle w:val="Normal"/>
+        <w:spacing w:lineRule="auto" w:line="240" w:before="0" w:after="60"/>
+        <w:jc w:val="center"/>
+        <w:rPr/>
+      </w:pPr>
+      <w:r>
+        <w:rPr/>
+        <w:drawing>
+          <wp:inline distT="0" distB="0" distL="0" distR="0">
+            <wp:extent cx="5577840" cy="3222625"/>
+            <wp:effectExtent l="0" t="0" r="0" b="0"/>
+            <wp:docPr id="4" name="Picture 3" descr=""/>
+            <wp:cNvGraphicFramePr>
+              <a:graphicFrameLocks xmlns:a="http://schemas.openxmlformats.org/drawingml/2006/main" noChangeAspect="1"/>
+            </wp:cNvGraphicFramePr>
+            <a:graphic xmlns:a="http://schemas.openxmlformats.org/drawingml/2006/main">
+              <a:graphicData uri="http://schemas.openxmlformats.org/drawingml/2006/picture">
+                <pic:pic xmlns:pic="http://schemas.openxmlformats.org/drawingml/2006/picture">
+                  <pic:nvPicPr>
+                    <pic:cNvPr id="4" name="Picture 3" descr=""/>
+                    <pic:cNvPicPr>
+                      <a:picLocks noChangeAspect="1" noChangeArrowheads="1"/>
+                    </pic:cNvPicPr>
+                  </pic:nvPicPr>
+                  <pic:blipFill>
+                    <a:blip r:embed="rId8"/>
+                    <a:stretch>
+                      <a:fillRect/>
+                    </a:stretch>
+                  </pic:blipFill>
+                  <pic:spPr bwMode="auto">
+                    <a:xfrm>
+                      <a:off x="0" y="0"/>
+                      <a:ext cx="5577840" cy="3222625"/>
+                    </a:xfrm>
+                    <a:prstGeom prst="rect">
+                      <a:avLst/>
+                    </a:prstGeom>
+                  </pic:spPr>
+                </pic:pic>
+              </a:graphicData>
+            </a:graphic>
+          </wp:inline>
+        </w:drawing>
+      </w:r>
+    </w:p>
+    <w:p>
+      <w:pPr>
+        <w:pStyle w:val="Heading2"/>
+        <w:spacing w:lineRule="auto" w:line="240" w:before="0" w:after="60"/>
+        <w:rPr/>
+      </w:pPr>
+      <w:bookmarkStart w:id="23" w:name="__RefHeading___Toc2294_3956443927"/>
+      <w:bookmarkEnd w:id="23"/>
+      <w:r>
+        <w:rPr>
+          <w:rFonts w:ascii="Arial" w:hAnsi="Arial"/>
+          <w:b/>
+          <w:sz w:val="22"/>
+        </w:rPr>
+        <w:t>Arquitectura operacional Spark-native</w:t>
+      </w:r>
+    </w:p>
+    <w:p>
+      <w:pPr>
+        <w:pStyle w:val="Normal"/>
+        <w:spacing w:lineRule="auto" w:line="240" w:before="0" w:after="60"/>
+        <w:jc w:val="both"/>
+        <w:rPr/>
+      </w:pPr>
+      <w:r>
+        <w:rPr>
+          <w:sz w:val="22"/>
+        </w:rPr>
+        <w:t>La evidencia histórica de modelado Spark se conserva en modo local[*] para reproducibilidad. En paralelo, la ruta operacional TRAIN/INFERENCE admite un master Spark configurable. Cuando source.type=spark_sql, el conector devuelve un Spark DataFrame y el mapping, validación, preprocesamiento, feature engineering y MLlib permanecen en Spark sin toPandas(). Las medianas por objeto aprendidas en TRAIN se persisten como Parquet distribuido y los rankings de INFERENCE se escriben también como Parquet distribuido.</w:t>
+      </w:r>
+    </w:p>
+    <w:p>
+      <w:pPr>
+        <w:pStyle w:val="Normal"/>
+        <w:spacing w:lineRule="auto" w:line="240" w:before="0" w:after="60"/>
+        <w:jc w:val="both"/>
+        <w:rPr/>
+      </w:pPr>
+      <w:r>
+        <w:rPr>
+          <w:sz w:val="22"/>
+        </w:rPr>
+        <w:t>Esta capacidad elimina el cuello de botella pandas del adaptador Spark anterior, pero no sustituye las pruebas de carga, particionamiento, seguridad, rendimiento y robustez que deben ejecutarse con el clúster y volumen institucionales reales.</w:t>
+      </w:r>
+    </w:p>
+    <w:p>
+      <w:pPr>
+        <w:pStyle w:val="Heading2"/>
+        <w:spacing w:lineRule="auto" w:line="240" w:before="0" w:after="60"/>
+        <w:rPr/>
+      </w:pPr>
+      <w:bookmarkStart w:id="24" w:name="__RefHeading___Toc2296_3956443927"/>
+      <w:bookmarkEnd w:id="24"/>
+      <w:r>
+        <w:rPr>
+          <w:rFonts w:ascii="Arial" w:hAnsi="Arial"/>
+          <w:b/>
+          <w:sz w:val="22"/>
+        </w:rPr>
+        <w:t>Limitación institucional</w:t>
+      </w:r>
+    </w:p>
+    <w:p>
+      <w:pPr>
+        <w:pStyle w:val="Normal"/>
+        <w:spacing w:lineRule="auto" w:line="240" w:before="0" w:after="60"/>
+        <w:jc w:val="both"/>
+        <w:rPr/>
+      </w:pPr>
+      <w:r>
+        <w:rPr>
+          <w:sz w:val="22"/>
+        </w:rPr>
+        <w:t>El cierre literal con pagos SIAF/SEACE, tablas/vistas reales, ground truth, permisos, clúster, DEV/QA/PROD, SQL Server/SSRS, certificación y conformidad depende de la CGR y permanece registrado en el catálogo de dependencias institucionales.</w:t>
+      </w:r>
+    </w:p>
+    <w:p>
+      <w:pPr>
+        <w:pStyle w:val="Heading1"/>
         <w:spacing w:lineRule="exact" w:line="240" w:before="240" w:after="120"/>
         <w:rPr/>
       </w:pPr>
-      <w:bookmarkStart w:id="19" w:name="__RefHeading___Toc2087_1564033828"/>
-      <w:bookmarkEnd w:id="19"/>
+      <w:bookmarkStart w:id="25" w:name="__RefHeading___Toc2298_3956443927"/>
+      <w:bookmarkEnd w:id="25"/>
       <w:r>
         <w:rPr>
           <w:rFonts w:eastAsia="Arial" w:cs="Arial" w:ascii="Arial" w:hAnsi="Arial"/>
@@ -5226,9 +6147,9 @@
       </w:r>
     </w:p>
     <w:sectPr>
-      <w:headerReference w:type="default" r:id="rId7"/>
-      <w:footerReference w:type="default" r:id="rId8"/>
-      <w:footerReference w:type="first" r:id="rId9"/>
+      <w:headerReference w:type="default" r:id="rId9"/>
+      <w:footerReference w:type="default" r:id="rId10"/>
+      <w:footerReference w:type="first" r:id="rId11"/>
       <w:type w:val="nextPage"/>
       <w:pgSz w:w="11906" w:h="16838"/>
       <w:pgMar w:left="1440" w:right="1440" w:gutter="0" w:header="708" w:top="1440" w:footer="708" w:bottom="1440"/>
@@ -5371,7 +6292,7 @@
     </w:r>
     <w:r>
       <w:rPr/>
-      <w:t>6</w:t>
+      <w:t>8</w:t>
     </w:r>
     <w:r>
       <w:rPr/>

--- a/reporte/productos_formales/Producto_03_Modelo_Favoritismo.docx
+++ b/reporte/productos_formales/Producto_03_Modelo_Favoritismo.docx
@@ -262,7 +262,7 @@
         <w:spacing w:lineRule="exact" w:line="240" w:before="240" w:after="120"/>
         <w:rPr/>
       </w:pPr>
-      <w:bookmarkStart w:id="0" w:name="__RefHeading___Toc2248_3956443927"/>
+      <w:bookmarkStart w:id="0" w:name="__RefHeading___Toc2248_1913477755"/>
       <w:bookmarkEnd w:id="0"/>
       <w:r>
         <w:rPr>
@@ -369,7 +369,7 @@
             </w:rPr>
             <w:fldChar w:fldCharType="separate"/>
           </w:r>
-          <w:hyperlink w:anchor="__RefHeading___Toc2248_3956443927">
+          <w:hyperlink w:anchor="__RefHeading___Toc2248_1913477755">
             <w:r>
               <w:rPr>
                 <w:rStyle w:val="IndexLink"/>
@@ -389,7 +389,7 @@
             </w:tabs>
             <w:rPr/>
           </w:pPr>
-          <w:hyperlink w:anchor="__RefHeading___Toc2250_3956443927">
+          <w:hyperlink w:anchor="__RefHeading___Toc2250_1913477755">
             <w:r>
               <w:rPr>
                 <w:rStyle w:val="IndexLink"/>
@@ -409,7 +409,7 @@
             </w:tabs>
             <w:rPr/>
           </w:pPr>
-          <w:hyperlink w:anchor="__RefHeading___Toc2252_3956443927">
+          <w:hyperlink w:anchor="__RefHeading___Toc2252_1913477755">
             <w:r>
               <w:rPr>
                 <w:rStyle w:val="IndexLink"/>
@@ -429,7 +429,7 @@
             </w:tabs>
             <w:rPr/>
           </w:pPr>
-          <w:hyperlink w:anchor="__RefHeading___Toc2254_3956443927">
+          <w:hyperlink w:anchor="__RefHeading___Toc2254_1913477755">
             <w:r>
               <w:rPr>
                 <w:rStyle w:val="IndexLink"/>
@@ -449,7 +449,7 @@
             </w:tabs>
             <w:rPr/>
           </w:pPr>
-          <w:hyperlink w:anchor="__RefHeading___Toc2256_3956443927">
+          <w:hyperlink w:anchor="__RefHeading___Toc2256_1913477755">
             <w:r>
               <w:rPr>
                 <w:rStyle w:val="IndexLink"/>
@@ -469,7 +469,7 @@
             </w:tabs>
             <w:rPr/>
           </w:pPr>
-          <w:hyperlink w:anchor="__RefHeading___Toc2258_3956443927">
+          <w:hyperlink w:anchor="__RefHeading___Toc2258_1913477755">
             <w:r>
               <w:rPr>
                 <w:rStyle w:val="IndexLink"/>
@@ -489,7 +489,7 @@
             </w:tabs>
             <w:rPr/>
           </w:pPr>
-          <w:hyperlink w:anchor="__RefHeading___Toc2260_3956443927">
+          <w:hyperlink w:anchor="__RefHeading___Toc2260_1913477755">
             <w:r>
               <w:rPr>
                 <w:rStyle w:val="IndexLink"/>
@@ -509,7 +509,7 @@
             </w:tabs>
             <w:rPr/>
           </w:pPr>
-          <w:hyperlink w:anchor="__RefHeading___Toc2262_3956443927">
+          <w:hyperlink w:anchor="__RefHeading___Toc2262_1913477755">
             <w:r>
               <w:rPr>
                 <w:rStyle w:val="IndexLink"/>
@@ -529,7 +529,7 @@
             </w:tabs>
             <w:rPr/>
           </w:pPr>
-          <w:hyperlink w:anchor="__RefHeading___Toc2264_3956443927">
+          <w:hyperlink w:anchor="__RefHeading___Toc2264_1913477755">
             <w:r>
               <w:rPr>
                 <w:rStyle w:val="IndexLink"/>
@@ -549,7 +549,7 @@
             </w:tabs>
             <w:rPr/>
           </w:pPr>
-          <w:hyperlink w:anchor="__RefHeading___Toc2266_3956443927">
+          <w:hyperlink w:anchor="__RefHeading___Toc2266_1913477755">
             <w:r>
               <w:rPr>
                 <w:rStyle w:val="IndexLink"/>
@@ -569,7 +569,7 @@
             </w:tabs>
             <w:rPr/>
           </w:pPr>
-          <w:hyperlink w:anchor="__RefHeading___Toc2268_3956443927">
+          <w:hyperlink w:anchor="__RefHeading___Toc2268_1913477755">
             <w:r>
               <w:rPr>
                 <w:rStyle w:val="IndexLink"/>
@@ -589,7 +589,7 @@
             </w:tabs>
             <w:rPr/>
           </w:pPr>
-          <w:hyperlink w:anchor="__RefHeading___Toc2270_3956443927">
+          <w:hyperlink w:anchor="__RefHeading___Toc2270_1913477755">
             <w:r>
               <w:rPr>
                 <w:rStyle w:val="IndexLink"/>
@@ -609,7 +609,7 @@
             </w:tabs>
             <w:rPr/>
           </w:pPr>
-          <w:hyperlink w:anchor="__RefHeading___Toc2272_3956443927">
+          <w:hyperlink w:anchor="__RefHeading___Toc2272_1913477755">
             <w:r>
               <w:rPr>
                 <w:rStyle w:val="IndexLink"/>
@@ -629,7 +629,7 @@
             </w:tabs>
             <w:rPr/>
           </w:pPr>
-          <w:hyperlink w:anchor="__RefHeading___Toc2274_3956443927">
+          <w:hyperlink w:anchor="__RefHeading___Toc2274_1913477755">
             <w:r>
               <w:rPr>
                 <w:rStyle w:val="IndexLink"/>
@@ -649,7 +649,7 @@
             </w:tabs>
             <w:rPr/>
           </w:pPr>
-          <w:hyperlink w:anchor="__RefHeading___Toc2276_3956443927">
+          <w:hyperlink w:anchor="__RefHeading___Toc2276_1913477755">
             <w:r>
               <w:rPr>
                 <w:rStyle w:val="IndexLink"/>
@@ -669,7 +669,7 @@
             </w:tabs>
             <w:rPr/>
           </w:pPr>
-          <w:hyperlink w:anchor="__RefHeading___Toc2278_3956443927">
+          <w:hyperlink w:anchor="__RefHeading___Toc2278_1913477755">
             <w:r>
               <w:rPr>
                 <w:rStyle w:val="IndexLink"/>
@@ -689,7 +689,7 @@
             </w:tabs>
             <w:rPr/>
           </w:pPr>
-          <w:hyperlink w:anchor="__RefHeading___Toc2280_3956443927">
+          <w:hyperlink w:anchor="__RefHeading___Toc2280_1913477755">
             <w:r>
               <w:rPr>
                 <w:rStyle w:val="IndexLink"/>
@@ -709,7 +709,7 @@
             </w:tabs>
             <w:rPr/>
           </w:pPr>
-          <w:hyperlink w:anchor="__RefHeading___Toc2282_3956443927">
+          <w:hyperlink w:anchor="__RefHeading___Toc2282_1913477755">
             <w:r>
               <w:rPr>
                 <w:rStyle w:val="IndexLink"/>
@@ -729,7 +729,7 @@
             </w:tabs>
             <w:rPr/>
           </w:pPr>
-          <w:hyperlink w:anchor="__RefHeading___Toc2284_3956443927">
+          <w:hyperlink w:anchor="__RefHeading___Toc2284_1913477755">
             <w:r>
               <w:rPr>
                 <w:rStyle w:val="IndexLink"/>
@@ -749,7 +749,7 @@
             </w:tabs>
             <w:rPr/>
           </w:pPr>
-          <w:hyperlink w:anchor="__RefHeading___Toc2286_3956443927">
+          <w:hyperlink w:anchor="__RefHeading___Toc2286_1913477755">
             <w:r>
               <w:rPr>
                 <w:rStyle w:val="IndexLink"/>
@@ -769,7 +769,7 @@
             </w:tabs>
             <w:rPr/>
           </w:pPr>
-          <w:hyperlink w:anchor="__RefHeading___Toc2288_3956443927">
+          <w:hyperlink w:anchor="__RefHeading___Toc2288_1913477755">
             <w:r>
               <w:rPr>
                 <w:rStyle w:val="IndexLink"/>
@@ -789,7 +789,7 @@
             </w:tabs>
             <w:rPr/>
           </w:pPr>
-          <w:hyperlink w:anchor="__RefHeading___Toc2290_3956443927">
+          <w:hyperlink w:anchor="__RefHeading___Toc2290_1913477755">
             <w:r>
               <w:rPr>
                 <w:rStyle w:val="IndexLink"/>
@@ -809,7 +809,7 @@
             </w:tabs>
             <w:rPr/>
           </w:pPr>
-          <w:hyperlink w:anchor="__RefHeading___Toc2292_3956443927">
+          <w:hyperlink w:anchor="__RefHeading___Toc2292_1913477755">
             <w:r>
               <w:rPr>
                 <w:rStyle w:val="IndexLink"/>
@@ -829,7 +829,7 @@
             </w:tabs>
             <w:rPr/>
           </w:pPr>
-          <w:hyperlink w:anchor="__RefHeading___Toc2294_3956443927">
+          <w:hyperlink w:anchor="__RefHeading___Toc2294_1913477755">
             <w:r>
               <w:rPr>
                 <w:rStyle w:val="IndexLink"/>
@@ -849,7 +849,7 @@
             </w:tabs>
             <w:rPr/>
           </w:pPr>
-          <w:hyperlink w:anchor="__RefHeading___Toc2296_3956443927">
+          <w:hyperlink w:anchor="__RefHeading___Toc2296_1913477755">
             <w:r>
               <w:rPr>
                 <w:rStyle w:val="IndexLink"/>
@@ -869,7 +869,7 @@
             </w:tabs>
             <w:rPr/>
           </w:pPr>
-          <w:hyperlink w:anchor="__RefHeading___Toc2298_3956443927">
+          <w:hyperlink w:anchor="__RefHeading___Toc2298_1913477755">
             <w:r>
               <w:rPr>
                 <w:rStyle w:val="IndexLink"/>
@@ -909,7 +909,7 @@
         <w:spacing w:lineRule="exact" w:line="240" w:before="240" w:after="120"/>
         <w:rPr/>
       </w:pPr>
-      <w:bookmarkStart w:id="1" w:name="__RefHeading___Toc2250_3956443927"/>
+      <w:bookmarkStart w:id="1" w:name="__RefHeading___Toc2250_1913477755"/>
       <w:bookmarkEnd w:id="1"/>
       <w:r>
         <w:rPr>
@@ -965,7 +965,7 @@
         <w:spacing w:lineRule="exact" w:line="240" w:before="240" w:after="120"/>
         <w:rPr/>
       </w:pPr>
-      <w:bookmarkStart w:id="2" w:name="__RefHeading___Toc2252_3956443927"/>
+      <w:bookmarkStart w:id="2" w:name="__RefHeading___Toc2252_1913477755"/>
       <w:bookmarkEnd w:id="2"/>
       <w:r>
         <w:rPr>
@@ -1021,7 +1021,7 @@
         <w:spacing w:lineRule="exact" w:line="240" w:before="240" w:after="120"/>
         <w:rPr/>
       </w:pPr>
-      <w:bookmarkStart w:id="3" w:name="__RefHeading___Toc2254_3956443927"/>
+      <w:bookmarkStart w:id="3" w:name="__RefHeading___Toc2254_1913477755"/>
       <w:bookmarkEnd w:id="3"/>
       <w:r>
         <w:rPr>
@@ -2335,7 +2335,7 @@
         <w:spacing w:lineRule="exact" w:line="240" w:before="240" w:after="120"/>
         <w:rPr/>
       </w:pPr>
-      <w:bookmarkStart w:id="4" w:name="__RefHeading___Toc2256_3956443927"/>
+      <w:bookmarkStart w:id="4" w:name="__RefHeading___Toc2256_1913477755"/>
       <w:bookmarkEnd w:id="4"/>
       <w:r>
         <w:rPr>
@@ -2912,7 +2912,7 @@
         <w:spacing w:lineRule="exact" w:line="240" w:before="240" w:after="120"/>
         <w:rPr/>
       </w:pPr>
-      <w:bookmarkStart w:id="5" w:name="__RefHeading___Toc2258_3956443927"/>
+      <w:bookmarkStart w:id="5" w:name="__RefHeading___Toc2258_1913477755"/>
       <w:bookmarkEnd w:id="5"/>
       <w:r>
         <w:rPr>
@@ -2950,7 +2950,7 @@
         <w:spacing w:lineRule="exact" w:line="240" w:before="240" w:after="120"/>
         <w:rPr/>
       </w:pPr>
-      <w:bookmarkStart w:id="6" w:name="__RefHeading___Toc2260_3956443927"/>
+      <w:bookmarkStart w:id="6" w:name="__RefHeading___Toc2260_1913477755"/>
       <w:bookmarkEnd w:id="6"/>
       <w:r>
         <w:rPr>
@@ -2988,7 +2988,7 @@
         <w:spacing w:lineRule="exact" w:line="240" w:before="240" w:after="120"/>
         <w:rPr/>
       </w:pPr>
-      <w:bookmarkStart w:id="7" w:name="__RefHeading___Toc2262_3956443927"/>
+      <w:bookmarkStart w:id="7" w:name="__RefHeading___Toc2262_1913477755"/>
       <w:bookmarkEnd w:id="7"/>
       <w:r>
         <w:rPr>
@@ -3008,7 +3008,7 @@
         <w:spacing w:lineRule="exact" w:line="240" w:before="180" w:after="80"/>
         <w:rPr/>
       </w:pPr>
-      <w:bookmarkStart w:id="8" w:name="__RefHeading___Toc2264_3956443927"/>
+      <w:bookmarkStart w:id="8" w:name="__RefHeading___Toc2264_1913477755"/>
       <w:bookmarkEnd w:id="8"/>
       <w:r>
         <w:rPr>
@@ -3135,7 +3135,7 @@
         <w:spacing w:lineRule="exact" w:line="240" w:before="180" w:after="80"/>
         <w:rPr/>
       </w:pPr>
-      <w:bookmarkStart w:id="9" w:name="__RefHeading___Toc2266_3956443927"/>
+      <w:bookmarkStart w:id="9" w:name="__RefHeading___Toc2266_1913477755"/>
       <w:bookmarkEnd w:id="9"/>
       <w:r>
         <w:rPr>
@@ -3173,7 +3173,7 @@
         <w:spacing w:lineRule="exact" w:line="240" w:before="180" w:after="80"/>
         <w:rPr/>
       </w:pPr>
-      <w:bookmarkStart w:id="10" w:name="__RefHeading___Toc2268_3956443927"/>
+      <w:bookmarkStart w:id="10" w:name="__RefHeading___Toc2268_1913477755"/>
       <w:bookmarkEnd w:id="10"/>
       <w:r>
         <w:rPr>
@@ -4024,7 +4024,7 @@
         <w:spacing w:lineRule="exact" w:line="240" w:before="180" w:after="80"/>
         <w:rPr/>
       </w:pPr>
-      <w:bookmarkStart w:id="11" w:name="__RefHeading___Toc2270_3956443927"/>
+      <w:bookmarkStart w:id="11" w:name="__RefHeading___Toc2270_1913477755"/>
       <w:bookmarkEnd w:id="11"/>
       <w:r>
         <w:rPr>
@@ -4151,7 +4151,7 @@
         <w:spacing w:lineRule="exact" w:line="240" w:before="180" w:after="80"/>
         <w:rPr/>
       </w:pPr>
-      <w:bookmarkStart w:id="12" w:name="__RefHeading___Toc2272_3956443927"/>
+      <w:bookmarkStart w:id="12" w:name="__RefHeading___Toc2272_1913477755"/>
       <w:bookmarkEnd w:id="12"/>
       <w:r>
         <w:rPr>
@@ -4815,7 +4815,7 @@
         <w:spacing w:lineRule="exact" w:line="240" w:before="180" w:after="80"/>
         <w:rPr/>
       </w:pPr>
-      <w:bookmarkStart w:id="13" w:name="__RefHeading___Toc2274_3956443927"/>
+      <w:bookmarkStart w:id="13" w:name="__RefHeading___Toc2274_1913477755"/>
       <w:bookmarkEnd w:id="13"/>
       <w:r>
         <w:rPr>
@@ -4895,7 +4895,7 @@
         <w:spacing w:lineRule="exact" w:line="240" w:before="240" w:after="120"/>
         <w:rPr/>
       </w:pPr>
-      <w:bookmarkStart w:id="14" w:name="__RefHeading___Toc2276_3956443927"/>
+      <w:bookmarkStart w:id="14" w:name="__RefHeading___Toc2276_1913477755"/>
       <w:bookmarkEnd w:id="14"/>
       <w:r>
         <w:rPr>
@@ -4995,7 +4995,7 @@
         <w:spacing w:lineRule="exact" w:line="240" w:before="240" w:after="120"/>
         <w:rPr/>
       </w:pPr>
-      <w:bookmarkStart w:id="15" w:name="__RefHeading___Toc2278_3956443927"/>
+      <w:bookmarkStart w:id="15" w:name="__RefHeading___Toc2278_1913477755"/>
       <w:bookmarkEnd w:id="15"/>
       <w:r>
         <w:rPr>
@@ -5033,7 +5033,7 @@
         <w:spacing w:lineRule="exact" w:line="240" w:before="240" w:after="120"/>
         <w:rPr/>
       </w:pPr>
-      <w:bookmarkStart w:id="16" w:name="__RefHeading___Toc2280_3956443927"/>
+      <w:bookmarkStart w:id="16" w:name="__RefHeading___Toc2280_1913477755"/>
       <w:bookmarkEnd w:id="16"/>
       <w:r>
         <w:rPr>
@@ -5093,7 +5093,7 @@
         <w:spacing w:lineRule="exact" w:line="240" w:before="240" w:after="120"/>
         <w:rPr/>
       </w:pPr>
-      <w:bookmarkStart w:id="17" w:name="__RefHeading___Toc2282_3956443927"/>
+      <w:bookmarkStart w:id="17" w:name="__RefHeading___Toc2282_1913477755"/>
       <w:bookmarkEnd w:id="17"/>
       <w:r>
         <w:rPr>
@@ -5131,7 +5131,7 @@
         <w:spacing w:lineRule="exact" w:line="240" w:before="240" w:after="120"/>
         <w:rPr/>
       </w:pPr>
-      <w:bookmarkStart w:id="18" w:name="__RefHeading___Toc2284_3956443927"/>
+      <w:bookmarkStart w:id="18" w:name="__RefHeading___Toc2284_1913477755"/>
       <w:bookmarkEnd w:id="18"/>
       <w:r>
         <w:rPr>
@@ -5211,7 +5211,7 @@
         <w:spacing w:lineRule="auto" w:line="240" w:before="0" w:after="60"/>
         <w:rPr/>
       </w:pPr>
-      <w:bookmarkStart w:id="19" w:name="__RefHeading___Toc2286_3956443927"/>
+      <w:bookmarkStart w:id="19" w:name="__RefHeading___Toc2286_1913477755"/>
       <w:bookmarkEnd w:id="19"/>
       <w:r>
         <w:rPr>
@@ -5242,7 +5242,7 @@
         <w:spacing w:lineRule="auto" w:line="240" w:before="0" w:after="60"/>
         <w:rPr/>
       </w:pPr>
-      <w:bookmarkStart w:id="20" w:name="__RefHeading___Toc2288_3956443927"/>
+      <w:bookmarkStart w:id="20" w:name="__RefHeading___Toc2288_1913477755"/>
       <w:bookmarkEnd w:id="20"/>
       <w:r>
         <w:rPr>
@@ -5806,7 +5806,7 @@
         <w:spacing w:lineRule="auto" w:line="240" w:before="0" w:after="60"/>
         <w:rPr/>
       </w:pPr>
-      <w:bookmarkStart w:id="21" w:name="__RefHeading___Toc2290_3956443927"/>
+      <w:bookmarkStart w:id="21" w:name="__RefHeading___Toc2290_1913477755"/>
       <w:bookmarkEnd w:id="21"/>
       <w:r>
         <w:rPr>
@@ -5871,7 +5871,7 @@
         <w:spacing w:lineRule="auto" w:line="240" w:before="0" w:after="60"/>
         <w:rPr/>
       </w:pPr>
-      <w:bookmarkStart w:id="22" w:name="__RefHeading___Toc2292_3956443927"/>
+      <w:bookmarkStart w:id="22" w:name="__RefHeading___Toc2292_1913477755"/>
       <w:bookmarkEnd w:id="22"/>
       <w:r>
         <w:rPr>
@@ -5936,7 +5936,7 @@
         <w:spacing w:lineRule="auto" w:line="240" w:before="0" w:after="60"/>
         <w:rPr/>
       </w:pPr>
-      <w:bookmarkStart w:id="23" w:name="__RefHeading___Toc2294_3956443927"/>
+      <w:bookmarkStart w:id="23" w:name="__RefHeading___Toc2294_1913477755"/>
       <w:bookmarkEnd w:id="23"/>
       <w:r>
         <w:rPr>
@@ -5981,7 +5981,7 @@
         <w:spacing w:lineRule="auto" w:line="240" w:before="0" w:after="60"/>
         <w:rPr/>
       </w:pPr>
-      <w:bookmarkStart w:id="24" w:name="__RefHeading___Toc2296_3956443927"/>
+      <w:bookmarkStart w:id="24" w:name="__RefHeading___Toc2296_1913477755"/>
       <w:bookmarkEnd w:id="24"/>
       <w:r>
         <w:rPr>
@@ -6012,7 +6012,7 @@
         <w:spacing w:lineRule="exact" w:line="240" w:before="240" w:after="120"/>
         <w:rPr/>
       </w:pPr>
-      <w:bookmarkStart w:id="25" w:name="__RefHeading___Toc2298_3956443927"/>
+      <w:bookmarkStart w:id="25" w:name="__RefHeading___Toc2298_1913477755"/>
       <w:bookmarkEnd w:id="25"/>
       <w:r>
         <w:rPr>

--- a/reporte/productos_formales/Producto_03_Modelo_Favoritismo.docx
+++ b/reporte/productos_formales/Producto_03_Modelo_Favoritismo.docx
@@ -262,7 +262,7 @@
         <w:spacing w:lineRule="exact" w:line="240" w:before="240" w:after="120"/>
         <w:rPr/>
       </w:pPr>
-      <w:bookmarkStart w:id="0" w:name="__RefHeading___Toc2248_1913477755"/>
+      <w:bookmarkStart w:id="0" w:name="__RefHeading___Toc2248_2937512272"/>
       <w:bookmarkEnd w:id="0"/>
       <w:r>
         <w:rPr>
@@ -291,7 +291,7 @@
           <w:sz w:val="22"/>
           <w:szCs w:val="22"/>
         </w:rPr>
-        <w:t>Se compararon Regresión Logística, Random Forest y Gradient Boosting con las mismas predicciones out-of-fold. Random Forest obtuvo el mayor AUC-PR (0.671). La evidencia histórica de Spark MLlib se reproduce en local[*], mientras que la ruta operacional vigente admite master configurable y spark_sql Spark-native sin toPandas().</w:t>
+        <w:t>Se compararon Regresión Logística, Random Forest y Gradient Boosting con las mismas predicciones out-of-fold. Random Forest obtuvo el mayor AUC-PR (0.991). La evidencia histórica de Spark MLlib se reproduce en local[*], mientras que la ruta operacional vigente admite master configurable y spark_sql Spark-native sin toPandas().</w:t>
       </w:r>
     </w:p>
     <w:p>
@@ -369,7 +369,7 @@
             </w:rPr>
             <w:fldChar w:fldCharType="separate"/>
           </w:r>
-          <w:hyperlink w:anchor="__RefHeading___Toc2248_1913477755">
+          <w:hyperlink w:anchor="__RefHeading___Toc2248_2937512272">
             <w:r>
               <w:rPr>
                 <w:rStyle w:val="IndexLink"/>
@@ -389,7 +389,7 @@
             </w:tabs>
             <w:rPr/>
           </w:pPr>
-          <w:hyperlink w:anchor="__RefHeading___Toc2250_1913477755">
+          <w:hyperlink w:anchor="__RefHeading___Toc2250_2937512272">
             <w:r>
               <w:rPr>
                 <w:rStyle w:val="IndexLink"/>
@@ -409,7 +409,7 @@
             </w:tabs>
             <w:rPr/>
           </w:pPr>
-          <w:hyperlink w:anchor="__RefHeading___Toc2252_1913477755">
+          <w:hyperlink w:anchor="__RefHeading___Toc2252_2937512272">
             <w:r>
               <w:rPr>
                 <w:rStyle w:val="IndexLink"/>
@@ -429,7 +429,7 @@
             </w:tabs>
             <w:rPr/>
           </w:pPr>
-          <w:hyperlink w:anchor="__RefHeading___Toc2254_1913477755">
+          <w:hyperlink w:anchor="__RefHeading___Toc2254_2937512272">
             <w:r>
               <w:rPr>
                 <w:rStyle w:val="IndexLink"/>
@@ -449,7 +449,7 @@
             </w:tabs>
             <w:rPr/>
           </w:pPr>
-          <w:hyperlink w:anchor="__RefHeading___Toc2256_1913477755">
+          <w:hyperlink w:anchor="__RefHeading___Toc2256_2937512272">
             <w:r>
               <w:rPr>
                 <w:rStyle w:val="IndexLink"/>
@@ -469,7 +469,7 @@
             </w:tabs>
             <w:rPr/>
           </w:pPr>
-          <w:hyperlink w:anchor="__RefHeading___Toc2258_1913477755">
+          <w:hyperlink w:anchor="__RefHeading___Toc2258_2937512272">
             <w:r>
               <w:rPr>
                 <w:rStyle w:val="IndexLink"/>
@@ -489,7 +489,7 @@
             </w:tabs>
             <w:rPr/>
           </w:pPr>
-          <w:hyperlink w:anchor="__RefHeading___Toc2260_1913477755">
+          <w:hyperlink w:anchor="__RefHeading___Toc2260_2937512272">
             <w:r>
               <w:rPr>
                 <w:rStyle w:val="IndexLink"/>
@@ -509,7 +509,7 @@
             </w:tabs>
             <w:rPr/>
           </w:pPr>
-          <w:hyperlink w:anchor="__RefHeading___Toc2262_1913477755">
+          <w:hyperlink w:anchor="__RefHeading___Toc2262_2937512272">
             <w:r>
               <w:rPr>
                 <w:rStyle w:val="IndexLink"/>
@@ -529,7 +529,7 @@
             </w:tabs>
             <w:rPr/>
           </w:pPr>
-          <w:hyperlink w:anchor="__RefHeading___Toc2264_1913477755">
+          <w:hyperlink w:anchor="__RefHeading___Toc2264_2937512272">
             <w:r>
               <w:rPr>
                 <w:rStyle w:val="IndexLink"/>
@@ -549,7 +549,7 @@
             </w:tabs>
             <w:rPr/>
           </w:pPr>
-          <w:hyperlink w:anchor="__RefHeading___Toc2266_1913477755">
+          <w:hyperlink w:anchor="__RefHeading___Toc2266_2937512272">
             <w:r>
               <w:rPr>
                 <w:rStyle w:val="IndexLink"/>
@@ -569,7 +569,7 @@
             </w:tabs>
             <w:rPr/>
           </w:pPr>
-          <w:hyperlink w:anchor="__RefHeading___Toc2268_1913477755">
+          <w:hyperlink w:anchor="__RefHeading___Toc2268_2937512272">
             <w:r>
               <w:rPr>
                 <w:rStyle w:val="IndexLink"/>
@@ -589,7 +589,7 @@
             </w:tabs>
             <w:rPr/>
           </w:pPr>
-          <w:hyperlink w:anchor="__RefHeading___Toc2270_1913477755">
+          <w:hyperlink w:anchor="__RefHeading___Toc2270_2937512272">
             <w:r>
               <w:rPr>
                 <w:rStyle w:val="IndexLink"/>
@@ -609,7 +609,7 @@
             </w:tabs>
             <w:rPr/>
           </w:pPr>
-          <w:hyperlink w:anchor="__RefHeading___Toc2272_1913477755">
+          <w:hyperlink w:anchor="__RefHeading___Toc2272_2937512272">
             <w:r>
               <w:rPr>
                 <w:rStyle w:val="IndexLink"/>
@@ -629,7 +629,7 @@
             </w:tabs>
             <w:rPr/>
           </w:pPr>
-          <w:hyperlink w:anchor="__RefHeading___Toc2274_1913477755">
+          <w:hyperlink w:anchor="__RefHeading___Toc2274_2937512272">
             <w:r>
               <w:rPr>
                 <w:rStyle w:val="IndexLink"/>
@@ -649,7 +649,7 @@
             </w:tabs>
             <w:rPr/>
           </w:pPr>
-          <w:hyperlink w:anchor="__RefHeading___Toc2276_1913477755">
+          <w:hyperlink w:anchor="__RefHeading___Toc2276_2937512272">
             <w:r>
               <w:rPr>
                 <w:rStyle w:val="IndexLink"/>
@@ -669,7 +669,7 @@
             </w:tabs>
             <w:rPr/>
           </w:pPr>
-          <w:hyperlink w:anchor="__RefHeading___Toc2278_1913477755">
+          <w:hyperlink w:anchor="__RefHeading___Toc2278_2937512272">
             <w:r>
               <w:rPr>
                 <w:rStyle w:val="IndexLink"/>
@@ -689,7 +689,7 @@
             </w:tabs>
             <w:rPr/>
           </w:pPr>
-          <w:hyperlink w:anchor="__RefHeading___Toc2280_1913477755">
+          <w:hyperlink w:anchor="__RefHeading___Toc2280_2937512272">
             <w:r>
               <w:rPr>
                 <w:rStyle w:val="IndexLink"/>
@@ -709,7 +709,7 @@
             </w:tabs>
             <w:rPr/>
           </w:pPr>
-          <w:hyperlink w:anchor="__RefHeading___Toc2282_1913477755">
+          <w:hyperlink w:anchor="__RefHeading___Toc2282_2937512272">
             <w:r>
               <w:rPr>
                 <w:rStyle w:val="IndexLink"/>
@@ -729,7 +729,7 @@
             </w:tabs>
             <w:rPr/>
           </w:pPr>
-          <w:hyperlink w:anchor="__RefHeading___Toc2284_1913477755">
+          <w:hyperlink w:anchor="__RefHeading___Toc2284_2937512272">
             <w:r>
               <w:rPr>
                 <w:rStyle w:val="IndexLink"/>
@@ -749,7 +749,7 @@
             </w:tabs>
             <w:rPr/>
           </w:pPr>
-          <w:hyperlink w:anchor="__RefHeading___Toc2286_1913477755">
+          <w:hyperlink w:anchor="__RefHeading___Toc2286_2937512272">
             <w:r>
               <w:rPr>
                 <w:rStyle w:val="IndexLink"/>
@@ -769,7 +769,7 @@
             </w:tabs>
             <w:rPr/>
           </w:pPr>
-          <w:hyperlink w:anchor="__RefHeading___Toc2288_1913477755">
+          <w:hyperlink w:anchor="__RefHeading___Toc2288_2937512272">
             <w:r>
               <w:rPr>
                 <w:rStyle w:val="IndexLink"/>
@@ -789,7 +789,7 @@
             </w:tabs>
             <w:rPr/>
           </w:pPr>
-          <w:hyperlink w:anchor="__RefHeading___Toc2290_1913477755">
+          <w:hyperlink w:anchor="__RefHeading___Toc2290_2937512272">
             <w:r>
               <w:rPr>
                 <w:rStyle w:val="IndexLink"/>
@@ -809,7 +809,7 @@
             </w:tabs>
             <w:rPr/>
           </w:pPr>
-          <w:hyperlink w:anchor="__RefHeading___Toc2292_1913477755">
+          <w:hyperlink w:anchor="__RefHeading___Toc2292_2937512272">
             <w:r>
               <w:rPr>
                 <w:rStyle w:val="IndexLink"/>
@@ -829,7 +829,7 @@
             </w:tabs>
             <w:rPr/>
           </w:pPr>
-          <w:hyperlink w:anchor="__RefHeading___Toc2294_1913477755">
+          <w:hyperlink w:anchor="__RefHeading___Toc2294_2937512272">
             <w:r>
               <w:rPr>
                 <w:rStyle w:val="IndexLink"/>
@@ -849,7 +849,7 @@
             </w:tabs>
             <w:rPr/>
           </w:pPr>
-          <w:hyperlink w:anchor="__RefHeading___Toc2296_1913477755">
+          <w:hyperlink w:anchor="__RefHeading___Toc2296_2937512272">
             <w:r>
               <w:rPr>
                 <w:rStyle w:val="IndexLink"/>
@@ -869,7 +869,7 @@
             </w:tabs>
             <w:rPr/>
           </w:pPr>
-          <w:hyperlink w:anchor="__RefHeading___Toc2298_1913477755">
+          <w:hyperlink w:anchor="__RefHeading___Toc2298_2937512272">
             <w:r>
               <w:rPr>
                 <w:rStyle w:val="IndexLink"/>
@@ -909,7 +909,7 @@
         <w:spacing w:lineRule="exact" w:line="240" w:before="240" w:after="120"/>
         <w:rPr/>
       </w:pPr>
-      <w:bookmarkStart w:id="1" w:name="__RefHeading___Toc2250_1913477755"/>
+      <w:bookmarkStart w:id="1" w:name="__RefHeading___Toc2250_2937512272"/>
       <w:bookmarkEnd w:id="1"/>
       <w:r>
         <w:rPr>
@@ -965,7 +965,7 @@
         <w:spacing w:lineRule="exact" w:line="240" w:before="240" w:after="120"/>
         <w:rPr/>
       </w:pPr>
-      <w:bookmarkStart w:id="2" w:name="__RefHeading___Toc2252_1913477755"/>
+      <w:bookmarkStart w:id="2" w:name="__RefHeading___Toc2252_2937512272"/>
       <w:bookmarkEnd w:id="2"/>
       <w:r>
         <w:rPr>
@@ -1021,7 +1021,7 @@
         <w:spacing w:lineRule="exact" w:line="240" w:before="240" w:after="120"/>
         <w:rPr/>
       </w:pPr>
-      <w:bookmarkStart w:id="3" w:name="__RefHeading___Toc2254_1913477755"/>
+      <w:bookmarkStart w:id="3" w:name="__RefHeading___Toc2254_2937512272"/>
       <w:bookmarkEnd w:id="3"/>
       <w:r>
         <w:rPr>
@@ -2335,7 +2335,7 @@
         <w:spacing w:lineRule="exact" w:line="240" w:before="240" w:after="120"/>
         <w:rPr/>
       </w:pPr>
-      <w:bookmarkStart w:id="4" w:name="__RefHeading___Toc2256_1913477755"/>
+      <w:bookmarkStart w:id="4" w:name="__RefHeading___Toc2256_2937512272"/>
       <w:bookmarkEnd w:id="4"/>
       <w:r>
         <w:rPr>
@@ -2912,7 +2912,7 @@
         <w:spacing w:lineRule="exact" w:line="240" w:before="240" w:after="120"/>
         <w:rPr/>
       </w:pPr>
-      <w:bookmarkStart w:id="5" w:name="__RefHeading___Toc2258_1913477755"/>
+      <w:bookmarkStart w:id="5" w:name="__RefHeading___Toc2258_2937512272"/>
       <w:bookmarkEnd w:id="5"/>
       <w:r>
         <w:rPr>
@@ -2950,7 +2950,7 @@
         <w:spacing w:lineRule="exact" w:line="240" w:before="240" w:after="120"/>
         <w:rPr/>
       </w:pPr>
-      <w:bookmarkStart w:id="6" w:name="__RefHeading___Toc2260_1913477755"/>
+      <w:bookmarkStart w:id="6" w:name="__RefHeading___Toc2260_2937512272"/>
       <w:bookmarkEnd w:id="6"/>
       <w:r>
         <w:rPr>
@@ -2988,7 +2988,7 @@
         <w:spacing w:lineRule="exact" w:line="240" w:before="240" w:after="120"/>
         <w:rPr/>
       </w:pPr>
-      <w:bookmarkStart w:id="7" w:name="__RefHeading___Toc2262_1913477755"/>
+      <w:bookmarkStart w:id="7" w:name="__RefHeading___Toc2262_2937512272"/>
       <w:bookmarkEnd w:id="7"/>
       <w:r>
         <w:rPr>
@@ -3008,7 +3008,7 @@
         <w:spacing w:lineRule="exact" w:line="240" w:before="180" w:after="80"/>
         <w:rPr/>
       </w:pPr>
-      <w:bookmarkStart w:id="8" w:name="__RefHeading___Toc2264_1913477755"/>
+      <w:bookmarkStart w:id="8" w:name="__RefHeading___Toc2264_2937512272"/>
       <w:bookmarkEnd w:id="8"/>
       <w:r>
         <w:rPr>
@@ -3135,7 +3135,7 @@
         <w:spacing w:lineRule="exact" w:line="240" w:before="180" w:after="80"/>
         <w:rPr/>
       </w:pPr>
-      <w:bookmarkStart w:id="9" w:name="__RefHeading___Toc2266_1913477755"/>
+      <w:bookmarkStart w:id="9" w:name="__RefHeading___Toc2266_2937512272"/>
       <w:bookmarkEnd w:id="9"/>
       <w:r>
         <w:rPr>
@@ -3164,7 +3164,7 @@
           <w:sz w:val="22"/>
           <w:szCs w:val="22"/>
         </w:rPr>
-        <w:t>El dataset contiene 2,328 pares proveedor-entidad y 6 positivos sintéticos. Debido al fuerte desbalance, AUC-PR se adopta como criterio primario; AUC-ROC, precision, recall y F1 se conservan como métricas complementarias.</w:t>
+        <w:t>El dataset contiene NaN pares proveedor-entidad y NaN positivos sintéticos. Debido al fuerte desbalance, AUC-PR se adopta como criterio primario; AUC-ROC, precision, recall y F1 se conservan como métricas complementarias.</w:t>
       </w:r>
     </w:p>
     <w:p>
@@ -3173,7 +3173,7 @@
         <w:spacing w:lineRule="exact" w:line="240" w:before="180" w:after="80"/>
         <w:rPr/>
       </w:pPr>
-      <w:bookmarkStart w:id="10" w:name="__RefHeading___Toc2268_1913477755"/>
+      <w:bookmarkStart w:id="10" w:name="__RefHeading___Toc2268_2937512272"/>
       <w:bookmarkEnd w:id="10"/>
       <w:r>
         <w:rPr>
@@ -3488,7 +3488,7 @@
                 <w:sz w:val="22"/>
                 <w:szCs w:val="22"/>
               </w:rPr>
-              <w:t>0.671</w:t>
+              <w:t>0.991</w:t>
             </w:r>
           </w:p>
         </w:tc>
@@ -3519,7 +3519,7 @@
                 <w:sz w:val="22"/>
                 <w:szCs w:val="22"/>
               </w:rPr>
-              <w:t>0.999</w:t>
+              <w:t>1.000</w:t>
             </w:r>
           </w:p>
         </w:tc>
@@ -3550,7 +3550,7 @@
                 <w:sz w:val="22"/>
                 <w:szCs w:val="22"/>
               </w:rPr>
-              <w:t>66.7%</w:t>
+              <w:t>100.0%</w:t>
             </w:r>
           </w:p>
         </w:tc>
@@ -3581,7 +3581,7 @@
                 <w:sz w:val="22"/>
                 <w:szCs w:val="22"/>
               </w:rPr>
-              <w:t>33.3%</w:t>
+              <w:t>90.9%</w:t>
             </w:r>
           </w:p>
         </w:tc>
@@ -3612,7 +3612,7 @@
                 <w:sz w:val="22"/>
                 <w:szCs w:val="22"/>
               </w:rPr>
-              <w:t>0.444</w:t>
+              <w:t>0.952</w:t>
             </w:r>
           </w:p>
         </w:tc>
@@ -3679,7 +3679,7 @@
                 <w:sz w:val="22"/>
                 <w:szCs w:val="22"/>
               </w:rPr>
-              <w:t>0.621</w:t>
+              <w:t>0.751</w:t>
             </w:r>
           </w:p>
         </w:tc>
@@ -3710,7 +3710,7 @@
                 <w:sz w:val="22"/>
                 <w:szCs w:val="22"/>
               </w:rPr>
-              <w:t>0.995</w:t>
+              <w:t>0.997</w:t>
             </w:r>
           </w:p>
         </w:tc>
@@ -3741,7 +3741,7 @@
                 <w:sz w:val="22"/>
                 <w:szCs w:val="22"/>
               </w:rPr>
-              <w:t>33.3%</w:t>
+              <w:t>55.3%</w:t>
             </w:r>
           </w:p>
         </w:tc>
@@ -3772,7 +3772,7 @@
                 <w:sz w:val="22"/>
                 <w:szCs w:val="22"/>
               </w:rPr>
-              <w:t>66.7%</w:t>
+              <w:t>95.5%</w:t>
             </w:r>
           </w:p>
         </w:tc>
@@ -3803,7 +3803,7 @@
                 <w:sz w:val="22"/>
                 <w:szCs w:val="22"/>
               </w:rPr>
-              <w:t>0.444</w:t>
+              <w:t>0.700</w:t>
             </w:r>
           </w:p>
         </w:tc>
@@ -3870,7 +3870,7 @@
                 <w:sz w:val="22"/>
                 <w:szCs w:val="22"/>
               </w:rPr>
-              <w:t>0.418</w:t>
+              <w:t>0.911</w:t>
             </w:r>
           </w:p>
         </w:tc>
@@ -3901,7 +3901,7 @@
                 <w:sz w:val="22"/>
                 <w:szCs w:val="22"/>
               </w:rPr>
-              <w:t>0.749</w:t>
+              <w:t>0.945</w:t>
             </w:r>
           </w:p>
         </w:tc>
@@ -3932,7 +3932,7 @@
                 <w:sz w:val="22"/>
                 <w:szCs w:val="22"/>
               </w:rPr>
-              <w:t>42.9%</w:t>
+              <w:t>100.0%</w:t>
             </w:r>
           </w:p>
         </w:tc>
@@ -3963,7 +3963,7 @@
                 <w:sz w:val="22"/>
                 <w:szCs w:val="22"/>
               </w:rPr>
-              <w:t>50.0%</w:t>
+              <w:t>90.9%</w:t>
             </w:r>
           </w:p>
         </w:tc>
@@ -3994,7 +3994,7 @@
                 <w:sz w:val="22"/>
                 <w:szCs w:val="22"/>
               </w:rPr>
-              <w:t>0.462</w:t>
+              <w:t>0.952</w:t>
             </w:r>
           </w:p>
         </w:tc>
@@ -4024,7 +4024,7 @@
         <w:spacing w:lineRule="exact" w:line="240" w:before="180" w:after="80"/>
         <w:rPr/>
       </w:pPr>
-      <w:bookmarkStart w:id="11" w:name="__RefHeading___Toc2270_1913477755"/>
+      <w:bookmarkStart w:id="11" w:name="__RefHeading___Toc2270_2937512272"/>
       <w:bookmarkEnd w:id="11"/>
       <w:r>
         <w:rPr>
@@ -4151,7 +4151,7 @@
         <w:spacing w:lineRule="exact" w:line="240" w:before="180" w:after="80"/>
         <w:rPr/>
       </w:pPr>
-      <w:bookmarkStart w:id="12" w:name="__RefHeading___Toc2272_1913477755"/>
+      <w:bookmarkStart w:id="12" w:name="__RefHeading___Toc2272_2937512272"/>
       <w:bookmarkEnd w:id="12"/>
       <w:r>
         <w:rPr>
@@ -4815,7 +4815,7 @@
         <w:spacing w:lineRule="exact" w:line="240" w:before="180" w:after="80"/>
         <w:rPr/>
       </w:pPr>
-      <w:bookmarkStart w:id="13" w:name="__RefHeading___Toc2274_1913477755"/>
+      <w:bookmarkStart w:id="13" w:name="__RefHeading___Toc2274_2937512272"/>
       <w:bookmarkEnd w:id="13"/>
       <w:r>
         <w:rPr>
@@ -4846,7 +4846,7 @@
           <w:sz w:val="22"/>
           <w:szCs w:val="22"/>
         </w:rPr>
-        <w:t>sklearn Random Forest seleccionado: n_estimators=100, max_depth=3, min_samples_leaf=1.</w:t>
+        <w:t>sklearn Random Forest seleccionado: n_estimators=100, max_depth=4, min_samples_leaf=1.</w:t>
       </w:r>
     </w:p>
     <w:p>
@@ -4895,7 +4895,7 @@
         <w:spacing w:lineRule="exact" w:line="240" w:before="240" w:after="120"/>
         <w:rPr/>
       </w:pPr>
-      <w:bookmarkStart w:id="14" w:name="__RefHeading___Toc2276_1913477755"/>
+      <w:bookmarkStart w:id="14" w:name="__RefHeading___Toc2276_2937512272"/>
       <w:bookmarkEnd w:id="14"/>
       <w:r>
         <w:rPr>
@@ -4995,7 +4995,7 @@
         <w:spacing w:lineRule="exact" w:line="240" w:before="240" w:after="120"/>
         <w:rPr/>
       </w:pPr>
-      <w:bookmarkStart w:id="15" w:name="__RefHeading___Toc2278_1913477755"/>
+      <w:bookmarkStart w:id="15" w:name="__RefHeading___Toc2278_2937512272"/>
       <w:bookmarkEnd w:id="15"/>
       <w:r>
         <w:rPr>
@@ -5033,7 +5033,7 @@
         <w:spacing w:lineRule="exact" w:line="240" w:before="240" w:after="120"/>
         <w:rPr/>
       </w:pPr>
-      <w:bookmarkStart w:id="16" w:name="__RefHeading___Toc2280_1913477755"/>
+      <w:bookmarkStart w:id="16" w:name="__RefHeading___Toc2280_2937512272"/>
       <w:bookmarkEnd w:id="16"/>
       <w:r>
         <w:rPr>
@@ -5064,7 +5064,7 @@
           <w:sz w:val="22"/>
           <w:szCs w:val="22"/>
         </w:rPr>
-        <w:t>El benchmark contiene solo 6 positivos sintéticos; la métrica Spark CV tiene alta varianza y no se interpreta como desempeño productivo.</w:t>
+        <w:t>El benchmark contiene solo 30 positivos sintéticos; la métrica Spark CV tiene alta varianza y no se interpreta como desempeño productivo.</w:t>
       </w:r>
     </w:p>
     <w:p>
@@ -5093,7 +5093,7 @@
         <w:spacing w:lineRule="exact" w:line="240" w:before="240" w:after="120"/>
         <w:rPr/>
       </w:pPr>
-      <w:bookmarkStart w:id="17" w:name="__RefHeading___Toc2282_1913477755"/>
+      <w:bookmarkStart w:id="17" w:name="__RefHeading___Toc2282_2937512272"/>
       <w:bookmarkEnd w:id="17"/>
       <w:r>
         <w:rPr>
@@ -5131,7 +5131,7 @@
         <w:spacing w:lineRule="exact" w:line="240" w:before="240" w:after="120"/>
         <w:rPr/>
       </w:pPr>
-      <w:bookmarkStart w:id="18" w:name="__RefHeading___Toc2284_1913477755"/>
+      <w:bookmarkStart w:id="18" w:name="__RefHeading___Toc2284_2937512272"/>
       <w:bookmarkEnd w:id="18"/>
       <w:r>
         <w:rPr>
@@ -5211,7 +5211,7 @@
         <w:spacing w:lineRule="auto" w:line="240" w:before="0" w:after="60"/>
         <w:rPr/>
       </w:pPr>
-      <w:bookmarkStart w:id="19" w:name="__RefHeading___Toc2286_1913477755"/>
+      <w:bookmarkStart w:id="19" w:name="__RefHeading___Toc2286_2937512272"/>
       <w:bookmarkEnd w:id="19"/>
       <w:r>
         <w:rPr>
@@ -5242,7 +5242,7 @@
         <w:spacing w:lineRule="auto" w:line="240" w:before="0" w:after="60"/>
         <w:rPr/>
       </w:pPr>
-      <w:bookmarkStart w:id="20" w:name="__RefHeading___Toc2288_1913477755"/>
+      <w:bookmarkStart w:id="20" w:name="__RefHeading___Toc2288_2937512272"/>
       <w:bookmarkEnd w:id="20"/>
       <w:r>
         <w:rPr>
@@ -5372,7 +5372,7 @@
               <w:rPr>
                 <w:sz w:val="22"/>
               </w:rPr>
-              <w:t>6726</w:t>
+              <w:t>7790</w:t>
             </w:r>
           </w:p>
         </w:tc>
@@ -5423,7 +5423,7 @@
               <w:rPr>
                 <w:sz w:val="22"/>
               </w:rPr>
-              <w:t>3709</w:t>
+              <w:t>4296</w:t>
             </w:r>
           </w:p>
         </w:tc>
@@ -5525,7 +5525,7 @@
               <w:rPr>
                 <w:sz w:val="22"/>
               </w:rPr>
-              <w:t>452</w:t>
+              <w:t>515</w:t>
             </w:r>
           </w:p>
         </w:tc>
@@ -5576,7 +5576,7 @@
               <w:rPr>
                 <w:sz w:val="22"/>
               </w:rPr>
-              <w:t>218</w:t>
+              <w:t>261</w:t>
             </w:r>
           </w:p>
         </w:tc>
@@ -5627,7 +5627,7 @@
               <w:rPr>
                 <w:sz w:val="22"/>
               </w:rPr>
-              <w:t>76</w:t>
+              <w:t>93</w:t>
             </w:r>
           </w:p>
         </w:tc>
@@ -5729,7 +5729,7 @@
               <w:rPr>
                 <w:sz w:val="22"/>
               </w:rPr>
-              <w:t>1422</w:t>
+              <w:t>1601</w:t>
             </w:r>
           </w:p>
         </w:tc>
@@ -5780,7 +5780,7 @@
               <w:rPr>
                 <w:sz w:val="22"/>
               </w:rPr>
-              <w:t>1314</w:t>
+              <w:t>1565</w:t>
             </w:r>
           </w:p>
         </w:tc>
@@ -5806,7 +5806,7 @@
         <w:spacing w:lineRule="auto" w:line="240" w:before="0" w:after="60"/>
         <w:rPr/>
       </w:pPr>
-      <w:bookmarkStart w:id="21" w:name="__RefHeading___Toc2290_1913477755"/>
+      <w:bookmarkStart w:id="21" w:name="__RefHeading___Toc2290_2937512272"/>
       <w:bookmarkEnd w:id="21"/>
       <w:r>
         <w:rPr>
@@ -5871,7 +5871,7 @@
         <w:spacing w:lineRule="auto" w:line="240" w:before="0" w:after="60"/>
         <w:rPr/>
       </w:pPr>
-      <w:bookmarkStart w:id="22" w:name="__RefHeading___Toc2292_1913477755"/>
+      <w:bookmarkStart w:id="22" w:name="__RefHeading___Toc2292_2937512272"/>
       <w:bookmarkEnd w:id="22"/>
       <w:r>
         <w:rPr>
@@ -5936,7 +5936,7 @@
         <w:spacing w:lineRule="auto" w:line="240" w:before="0" w:after="60"/>
         <w:rPr/>
       </w:pPr>
-      <w:bookmarkStart w:id="23" w:name="__RefHeading___Toc2294_1913477755"/>
+      <w:bookmarkStart w:id="23" w:name="__RefHeading___Toc2294_2937512272"/>
       <w:bookmarkEnd w:id="23"/>
       <w:r>
         <w:rPr>
@@ -5981,7 +5981,7 @@
         <w:spacing w:lineRule="auto" w:line="240" w:before="0" w:after="60"/>
         <w:rPr/>
       </w:pPr>
-      <w:bookmarkStart w:id="24" w:name="__RefHeading___Toc2296_1913477755"/>
+      <w:bookmarkStart w:id="24" w:name="__RefHeading___Toc2296_2937512272"/>
       <w:bookmarkEnd w:id="24"/>
       <w:r>
         <w:rPr>
@@ -6012,7 +6012,7 @@
         <w:spacing w:lineRule="exact" w:line="240" w:before="240" w:after="120"/>
         <w:rPr/>
       </w:pPr>
-      <w:bookmarkStart w:id="25" w:name="__RefHeading___Toc2298_1913477755"/>
+      <w:bookmarkStart w:id="25" w:name="__RefHeading___Toc2298_2937512272"/>
       <w:bookmarkEnd w:id="25"/>
       <w:r>
         <w:rPr>

--- a/reporte/productos_formales/Producto_03_Modelo_Favoritismo.docx
+++ b/reporte/productos_formales/Producto_03_Modelo_Favoritismo.docx
@@ -262,7 +262,7 @@
         <w:spacing w:lineRule="exact" w:line="240" w:before="240" w:after="120"/>
         <w:rPr/>
       </w:pPr>
-      <w:bookmarkStart w:id="0" w:name="__RefHeading___Toc2248_2937512272"/>
+      <w:bookmarkStart w:id="0" w:name="__RefHeading___Toc2248_4217687195"/>
       <w:bookmarkEnd w:id="0"/>
       <w:r>
         <w:rPr>
@@ -369,7 +369,7 @@
             </w:rPr>
             <w:fldChar w:fldCharType="separate"/>
           </w:r>
-          <w:hyperlink w:anchor="__RefHeading___Toc2248_2937512272">
+          <w:hyperlink w:anchor="__RefHeading___Toc2248_4217687195">
             <w:r>
               <w:rPr>
                 <w:rStyle w:val="IndexLink"/>
@@ -389,7 +389,7 @@
             </w:tabs>
             <w:rPr/>
           </w:pPr>
-          <w:hyperlink w:anchor="__RefHeading___Toc2250_2937512272">
+          <w:hyperlink w:anchor="__RefHeading___Toc2250_4217687195">
             <w:r>
               <w:rPr>
                 <w:rStyle w:val="IndexLink"/>
@@ -409,7 +409,7 @@
             </w:tabs>
             <w:rPr/>
           </w:pPr>
-          <w:hyperlink w:anchor="__RefHeading___Toc2252_2937512272">
+          <w:hyperlink w:anchor="__RefHeading___Toc2252_4217687195">
             <w:r>
               <w:rPr>
                 <w:rStyle w:val="IndexLink"/>
@@ -429,7 +429,7 @@
             </w:tabs>
             <w:rPr/>
           </w:pPr>
-          <w:hyperlink w:anchor="__RefHeading___Toc2254_2937512272">
+          <w:hyperlink w:anchor="__RefHeading___Toc2254_4217687195">
             <w:r>
               <w:rPr>
                 <w:rStyle w:val="IndexLink"/>
@@ -449,7 +449,7 @@
             </w:tabs>
             <w:rPr/>
           </w:pPr>
-          <w:hyperlink w:anchor="__RefHeading___Toc2256_2937512272">
+          <w:hyperlink w:anchor="__RefHeading___Toc2256_4217687195">
             <w:r>
               <w:rPr>
                 <w:rStyle w:val="IndexLink"/>
@@ -469,7 +469,7 @@
             </w:tabs>
             <w:rPr/>
           </w:pPr>
-          <w:hyperlink w:anchor="__RefHeading___Toc2258_2937512272">
+          <w:hyperlink w:anchor="__RefHeading___Toc2258_4217687195">
             <w:r>
               <w:rPr>
                 <w:rStyle w:val="IndexLink"/>
@@ -489,7 +489,7 @@
             </w:tabs>
             <w:rPr/>
           </w:pPr>
-          <w:hyperlink w:anchor="__RefHeading___Toc2260_2937512272">
+          <w:hyperlink w:anchor="__RefHeading___Toc2260_4217687195">
             <w:r>
               <w:rPr>
                 <w:rStyle w:val="IndexLink"/>
@@ -509,7 +509,7 @@
             </w:tabs>
             <w:rPr/>
           </w:pPr>
-          <w:hyperlink w:anchor="__RefHeading___Toc2262_2937512272">
+          <w:hyperlink w:anchor="__RefHeading___Toc2262_4217687195">
             <w:r>
               <w:rPr>
                 <w:rStyle w:val="IndexLink"/>
@@ -529,7 +529,7 @@
             </w:tabs>
             <w:rPr/>
           </w:pPr>
-          <w:hyperlink w:anchor="__RefHeading___Toc2264_2937512272">
+          <w:hyperlink w:anchor="__RefHeading___Toc2264_4217687195">
             <w:r>
               <w:rPr>
                 <w:rStyle w:val="IndexLink"/>
@@ -549,7 +549,7 @@
             </w:tabs>
             <w:rPr/>
           </w:pPr>
-          <w:hyperlink w:anchor="__RefHeading___Toc2266_2937512272">
+          <w:hyperlink w:anchor="__RefHeading___Toc2266_4217687195">
             <w:r>
               <w:rPr>
                 <w:rStyle w:val="IndexLink"/>
@@ -569,7 +569,7 @@
             </w:tabs>
             <w:rPr/>
           </w:pPr>
-          <w:hyperlink w:anchor="__RefHeading___Toc2268_2937512272">
+          <w:hyperlink w:anchor="__RefHeading___Toc2268_4217687195">
             <w:r>
               <w:rPr>
                 <w:rStyle w:val="IndexLink"/>
@@ -589,7 +589,7 @@
             </w:tabs>
             <w:rPr/>
           </w:pPr>
-          <w:hyperlink w:anchor="__RefHeading___Toc2270_2937512272">
+          <w:hyperlink w:anchor="__RefHeading___Toc2270_4217687195">
             <w:r>
               <w:rPr>
                 <w:rStyle w:val="IndexLink"/>
@@ -609,7 +609,7 @@
             </w:tabs>
             <w:rPr/>
           </w:pPr>
-          <w:hyperlink w:anchor="__RefHeading___Toc2272_2937512272">
+          <w:hyperlink w:anchor="__RefHeading___Toc2272_4217687195">
             <w:r>
               <w:rPr>
                 <w:rStyle w:val="IndexLink"/>
@@ -629,7 +629,7 @@
             </w:tabs>
             <w:rPr/>
           </w:pPr>
-          <w:hyperlink w:anchor="__RefHeading___Toc2274_2937512272">
+          <w:hyperlink w:anchor="__RefHeading___Toc2274_4217687195">
             <w:r>
               <w:rPr>
                 <w:rStyle w:val="IndexLink"/>
@@ -649,7 +649,7 @@
             </w:tabs>
             <w:rPr/>
           </w:pPr>
-          <w:hyperlink w:anchor="__RefHeading___Toc2276_2937512272">
+          <w:hyperlink w:anchor="__RefHeading___Toc2276_4217687195">
             <w:r>
               <w:rPr>
                 <w:rStyle w:val="IndexLink"/>
@@ -669,7 +669,7 @@
             </w:tabs>
             <w:rPr/>
           </w:pPr>
-          <w:hyperlink w:anchor="__RefHeading___Toc2278_2937512272">
+          <w:hyperlink w:anchor="__RefHeading___Toc2278_4217687195">
             <w:r>
               <w:rPr>
                 <w:rStyle w:val="IndexLink"/>
@@ -689,7 +689,7 @@
             </w:tabs>
             <w:rPr/>
           </w:pPr>
-          <w:hyperlink w:anchor="__RefHeading___Toc2280_2937512272">
+          <w:hyperlink w:anchor="__RefHeading___Toc2280_4217687195">
             <w:r>
               <w:rPr>
                 <w:rStyle w:val="IndexLink"/>
@@ -709,7 +709,7 @@
             </w:tabs>
             <w:rPr/>
           </w:pPr>
-          <w:hyperlink w:anchor="__RefHeading___Toc2282_2937512272">
+          <w:hyperlink w:anchor="__RefHeading___Toc2282_4217687195">
             <w:r>
               <w:rPr>
                 <w:rStyle w:val="IndexLink"/>
@@ -729,7 +729,7 @@
             </w:tabs>
             <w:rPr/>
           </w:pPr>
-          <w:hyperlink w:anchor="__RefHeading___Toc2284_2937512272">
+          <w:hyperlink w:anchor="__RefHeading___Toc2284_4217687195">
             <w:r>
               <w:rPr>
                 <w:rStyle w:val="IndexLink"/>
@@ -749,7 +749,7 @@
             </w:tabs>
             <w:rPr/>
           </w:pPr>
-          <w:hyperlink w:anchor="__RefHeading___Toc2286_2937512272">
+          <w:hyperlink w:anchor="__RefHeading___Toc2286_4217687195">
             <w:r>
               <w:rPr>
                 <w:rStyle w:val="IndexLink"/>
@@ -769,7 +769,7 @@
             </w:tabs>
             <w:rPr/>
           </w:pPr>
-          <w:hyperlink w:anchor="__RefHeading___Toc2288_2937512272">
+          <w:hyperlink w:anchor="__RefHeading___Toc2288_4217687195">
             <w:r>
               <w:rPr>
                 <w:rStyle w:val="IndexLink"/>
@@ -789,7 +789,7 @@
             </w:tabs>
             <w:rPr/>
           </w:pPr>
-          <w:hyperlink w:anchor="__RefHeading___Toc2290_2937512272">
+          <w:hyperlink w:anchor="__RefHeading___Toc2290_4217687195">
             <w:r>
               <w:rPr>
                 <w:rStyle w:val="IndexLink"/>
@@ -809,7 +809,7 @@
             </w:tabs>
             <w:rPr/>
           </w:pPr>
-          <w:hyperlink w:anchor="__RefHeading___Toc2292_2937512272">
+          <w:hyperlink w:anchor="__RefHeading___Toc2292_4217687195">
             <w:r>
               <w:rPr>
                 <w:rStyle w:val="IndexLink"/>
@@ -829,7 +829,7 @@
             </w:tabs>
             <w:rPr/>
           </w:pPr>
-          <w:hyperlink w:anchor="__RefHeading___Toc2294_2937512272">
+          <w:hyperlink w:anchor="__RefHeading___Toc2294_4217687195">
             <w:r>
               <w:rPr>
                 <w:rStyle w:val="IndexLink"/>
@@ -849,7 +849,7 @@
             </w:tabs>
             <w:rPr/>
           </w:pPr>
-          <w:hyperlink w:anchor="__RefHeading___Toc2296_2937512272">
+          <w:hyperlink w:anchor="__RefHeading___Toc2296_4217687195">
             <w:r>
               <w:rPr>
                 <w:rStyle w:val="IndexLink"/>
@@ -869,7 +869,7 @@
             </w:tabs>
             <w:rPr/>
           </w:pPr>
-          <w:hyperlink w:anchor="__RefHeading___Toc2298_2937512272">
+          <w:hyperlink w:anchor="__RefHeading___Toc2298_4217687195">
             <w:r>
               <w:rPr>
                 <w:rStyle w:val="IndexLink"/>
@@ -909,7 +909,7 @@
         <w:spacing w:lineRule="exact" w:line="240" w:before="240" w:after="120"/>
         <w:rPr/>
       </w:pPr>
-      <w:bookmarkStart w:id="1" w:name="__RefHeading___Toc2250_2937512272"/>
+      <w:bookmarkStart w:id="1" w:name="__RefHeading___Toc2250_4217687195"/>
       <w:bookmarkEnd w:id="1"/>
       <w:r>
         <w:rPr>
@@ -965,7 +965,7 @@
         <w:spacing w:lineRule="exact" w:line="240" w:before="240" w:after="120"/>
         <w:rPr/>
       </w:pPr>
-      <w:bookmarkStart w:id="2" w:name="__RefHeading___Toc2252_2937512272"/>
+      <w:bookmarkStart w:id="2" w:name="__RefHeading___Toc2252_4217687195"/>
       <w:bookmarkEnd w:id="2"/>
       <w:r>
         <w:rPr>
@@ -1021,7 +1021,7 @@
         <w:spacing w:lineRule="exact" w:line="240" w:before="240" w:after="120"/>
         <w:rPr/>
       </w:pPr>
-      <w:bookmarkStart w:id="3" w:name="__RefHeading___Toc2254_2937512272"/>
+      <w:bookmarkStart w:id="3" w:name="__RefHeading___Toc2254_4217687195"/>
       <w:bookmarkEnd w:id="3"/>
       <w:r>
         <w:rPr>
@@ -2335,7 +2335,7 @@
         <w:spacing w:lineRule="exact" w:line="240" w:before="240" w:after="120"/>
         <w:rPr/>
       </w:pPr>
-      <w:bookmarkStart w:id="4" w:name="__RefHeading___Toc2256_2937512272"/>
+      <w:bookmarkStart w:id="4" w:name="__RefHeading___Toc2256_4217687195"/>
       <w:bookmarkEnd w:id="4"/>
       <w:r>
         <w:rPr>
@@ -2912,7 +2912,7 @@
         <w:spacing w:lineRule="exact" w:line="240" w:before="240" w:after="120"/>
         <w:rPr/>
       </w:pPr>
-      <w:bookmarkStart w:id="5" w:name="__RefHeading___Toc2258_2937512272"/>
+      <w:bookmarkStart w:id="5" w:name="__RefHeading___Toc2258_4217687195"/>
       <w:bookmarkEnd w:id="5"/>
       <w:r>
         <w:rPr>
@@ -2950,7 +2950,7 @@
         <w:spacing w:lineRule="exact" w:line="240" w:before="240" w:after="120"/>
         <w:rPr/>
       </w:pPr>
-      <w:bookmarkStart w:id="6" w:name="__RefHeading___Toc2260_2937512272"/>
+      <w:bookmarkStart w:id="6" w:name="__RefHeading___Toc2260_4217687195"/>
       <w:bookmarkEnd w:id="6"/>
       <w:r>
         <w:rPr>
@@ -2988,7 +2988,7 @@
         <w:spacing w:lineRule="exact" w:line="240" w:before="240" w:after="120"/>
         <w:rPr/>
       </w:pPr>
-      <w:bookmarkStart w:id="7" w:name="__RefHeading___Toc2262_2937512272"/>
+      <w:bookmarkStart w:id="7" w:name="__RefHeading___Toc2262_4217687195"/>
       <w:bookmarkEnd w:id="7"/>
       <w:r>
         <w:rPr>
@@ -3008,7 +3008,7 @@
         <w:spacing w:lineRule="exact" w:line="240" w:before="180" w:after="80"/>
         <w:rPr/>
       </w:pPr>
-      <w:bookmarkStart w:id="8" w:name="__RefHeading___Toc2264_2937512272"/>
+      <w:bookmarkStart w:id="8" w:name="__RefHeading___Toc2264_4217687195"/>
       <w:bookmarkEnd w:id="8"/>
       <w:r>
         <w:rPr>
@@ -3135,7 +3135,7 @@
         <w:spacing w:lineRule="exact" w:line="240" w:before="180" w:after="80"/>
         <w:rPr/>
       </w:pPr>
-      <w:bookmarkStart w:id="9" w:name="__RefHeading___Toc2266_2937512272"/>
+      <w:bookmarkStart w:id="9" w:name="__RefHeading___Toc2266_4217687195"/>
       <w:bookmarkEnd w:id="9"/>
       <w:r>
         <w:rPr>
@@ -3173,7 +3173,7 @@
         <w:spacing w:lineRule="exact" w:line="240" w:before="180" w:after="80"/>
         <w:rPr/>
       </w:pPr>
-      <w:bookmarkStart w:id="10" w:name="__RefHeading___Toc2268_2937512272"/>
+      <w:bookmarkStart w:id="10" w:name="__RefHeading___Toc2268_4217687195"/>
       <w:bookmarkEnd w:id="10"/>
       <w:r>
         <w:rPr>
@@ -4024,7 +4024,7 @@
         <w:spacing w:lineRule="exact" w:line="240" w:before="180" w:after="80"/>
         <w:rPr/>
       </w:pPr>
-      <w:bookmarkStart w:id="11" w:name="__RefHeading___Toc2270_2937512272"/>
+      <w:bookmarkStart w:id="11" w:name="__RefHeading___Toc2270_4217687195"/>
       <w:bookmarkEnd w:id="11"/>
       <w:r>
         <w:rPr>
@@ -4151,7 +4151,7 @@
         <w:spacing w:lineRule="exact" w:line="240" w:before="180" w:after="80"/>
         <w:rPr/>
       </w:pPr>
-      <w:bookmarkStart w:id="12" w:name="__RefHeading___Toc2272_2937512272"/>
+      <w:bookmarkStart w:id="12" w:name="__RefHeading___Toc2272_4217687195"/>
       <w:bookmarkEnd w:id="12"/>
       <w:r>
         <w:rPr>
@@ -4815,7 +4815,7 @@
         <w:spacing w:lineRule="exact" w:line="240" w:before="180" w:after="80"/>
         <w:rPr/>
       </w:pPr>
-      <w:bookmarkStart w:id="13" w:name="__RefHeading___Toc2274_2937512272"/>
+      <w:bookmarkStart w:id="13" w:name="__RefHeading___Toc2274_4217687195"/>
       <w:bookmarkEnd w:id="13"/>
       <w:r>
         <w:rPr>
@@ -4895,7 +4895,7 @@
         <w:spacing w:lineRule="exact" w:line="240" w:before="240" w:after="120"/>
         <w:rPr/>
       </w:pPr>
-      <w:bookmarkStart w:id="14" w:name="__RefHeading___Toc2276_2937512272"/>
+      <w:bookmarkStart w:id="14" w:name="__RefHeading___Toc2276_4217687195"/>
       <w:bookmarkEnd w:id="14"/>
       <w:r>
         <w:rPr>
@@ -4995,7 +4995,7 @@
         <w:spacing w:lineRule="exact" w:line="240" w:before="240" w:after="120"/>
         <w:rPr/>
       </w:pPr>
-      <w:bookmarkStart w:id="15" w:name="__RefHeading___Toc2278_2937512272"/>
+      <w:bookmarkStart w:id="15" w:name="__RefHeading___Toc2278_4217687195"/>
       <w:bookmarkEnd w:id="15"/>
       <w:r>
         <w:rPr>
@@ -5033,7 +5033,7 @@
         <w:spacing w:lineRule="exact" w:line="240" w:before="240" w:after="120"/>
         <w:rPr/>
       </w:pPr>
-      <w:bookmarkStart w:id="16" w:name="__RefHeading___Toc2280_2937512272"/>
+      <w:bookmarkStart w:id="16" w:name="__RefHeading___Toc2280_4217687195"/>
       <w:bookmarkEnd w:id="16"/>
       <w:r>
         <w:rPr>
@@ -5093,7 +5093,7 @@
         <w:spacing w:lineRule="exact" w:line="240" w:before="240" w:after="120"/>
         <w:rPr/>
       </w:pPr>
-      <w:bookmarkStart w:id="17" w:name="__RefHeading___Toc2282_2937512272"/>
+      <w:bookmarkStart w:id="17" w:name="__RefHeading___Toc2282_4217687195"/>
       <w:bookmarkEnd w:id="17"/>
       <w:r>
         <w:rPr>
@@ -5131,7 +5131,7 @@
         <w:spacing w:lineRule="exact" w:line="240" w:before="240" w:after="120"/>
         <w:rPr/>
       </w:pPr>
-      <w:bookmarkStart w:id="18" w:name="__RefHeading___Toc2284_2937512272"/>
+      <w:bookmarkStart w:id="18" w:name="__RefHeading___Toc2284_4217687195"/>
       <w:bookmarkEnd w:id="18"/>
       <w:r>
         <w:rPr>
@@ -5211,7 +5211,7 @@
         <w:spacing w:lineRule="auto" w:line="240" w:before="0" w:after="60"/>
         <w:rPr/>
       </w:pPr>
-      <w:bookmarkStart w:id="19" w:name="__RefHeading___Toc2286_2937512272"/>
+      <w:bookmarkStart w:id="19" w:name="__RefHeading___Toc2286_4217687195"/>
       <w:bookmarkEnd w:id="19"/>
       <w:r>
         <w:rPr>
@@ -5242,7 +5242,7 @@
         <w:spacing w:lineRule="auto" w:line="240" w:before="0" w:after="60"/>
         <w:rPr/>
       </w:pPr>
-      <w:bookmarkStart w:id="20" w:name="__RefHeading___Toc2288_2937512272"/>
+      <w:bookmarkStart w:id="20" w:name="__RefHeading___Toc2288_4217687195"/>
       <w:bookmarkEnd w:id="20"/>
       <w:r>
         <w:rPr>
@@ -5806,7 +5806,7 @@
         <w:spacing w:lineRule="auto" w:line="240" w:before="0" w:after="60"/>
         <w:rPr/>
       </w:pPr>
-      <w:bookmarkStart w:id="21" w:name="__RefHeading___Toc2290_2937512272"/>
+      <w:bookmarkStart w:id="21" w:name="__RefHeading___Toc2290_4217687195"/>
       <w:bookmarkEnd w:id="21"/>
       <w:r>
         <w:rPr>
@@ -5871,7 +5871,7 @@
         <w:spacing w:lineRule="auto" w:line="240" w:before="0" w:after="60"/>
         <w:rPr/>
       </w:pPr>
-      <w:bookmarkStart w:id="22" w:name="__RefHeading___Toc2292_2937512272"/>
+      <w:bookmarkStart w:id="22" w:name="__RefHeading___Toc2292_4217687195"/>
       <w:bookmarkEnd w:id="22"/>
       <w:r>
         <w:rPr>
@@ -5936,7 +5936,7 @@
         <w:spacing w:lineRule="auto" w:line="240" w:before="0" w:after="60"/>
         <w:rPr/>
       </w:pPr>
-      <w:bookmarkStart w:id="23" w:name="__RefHeading___Toc2294_2937512272"/>
+      <w:bookmarkStart w:id="23" w:name="__RefHeading___Toc2294_4217687195"/>
       <w:bookmarkEnd w:id="23"/>
       <w:r>
         <w:rPr>
@@ -5981,7 +5981,7 @@
         <w:spacing w:lineRule="auto" w:line="240" w:before="0" w:after="60"/>
         <w:rPr/>
       </w:pPr>
-      <w:bookmarkStart w:id="24" w:name="__RefHeading___Toc2296_2937512272"/>
+      <w:bookmarkStart w:id="24" w:name="__RefHeading___Toc2296_4217687195"/>
       <w:bookmarkEnd w:id="24"/>
       <w:r>
         <w:rPr>
@@ -6012,7 +6012,7 @@
         <w:spacing w:lineRule="exact" w:line="240" w:before="240" w:after="120"/>
         <w:rPr/>
       </w:pPr>
-      <w:bookmarkStart w:id="25" w:name="__RefHeading___Toc2298_2937512272"/>
+      <w:bookmarkStart w:id="25" w:name="__RefHeading___Toc2298_4217687195"/>
       <w:bookmarkEnd w:id="25"/>
       <w:r>
         <w:rPr>

--- a/reporte/productos_formales/Producto_03_Modelo_Favoritismo.docx
+++ b/reporte/productos_formales/Producto_03_Modelo_Favoritismo.docx
@@ -262,7 +262,7 @@
         <w:spacing w:lineRule="exact" w:line="240" w:before="240" w:after="120"/>
         <w:rPr/>
       </w:pPr>
-      <w:bookmarkStart w:id="0" w:name="__RefHeading___Toc2248_4217687195"/>
+      <w:bookmarkStart w:id="0" w:name="__RefHeading___Toc2248_1371780974"/>
       <w:bookmarkEnd w:id="0"/>
       <w:r>
         <w:rPr>
@@ -369,7 +369,7 @@
             </w:rPr>
             <w:fldChar w:fldCharType="separate"/>
           </w:r>
-          <w:hyperlink w:anchor="__RefHeading___Toc2248_4217687195">
+          <w:hyperlink w:anchor="__RefHeading___Toc2248_1371780974">
             <w:r>
               <w:rPr>
                 <w:rStyle w:val="IndexLink"/>
@@ -389,7 +389,7 @@
             </w:tabs>
             <w:rPr/>
           </w:pPr>
-          <w:hyperlink w:anchor="__RefHeading___Toc2250_4217687195">
+          <w:hyperlink w:anchor="__RefHeading___Toc2250_1371780974">
             <w:r>
               <w:rPr>
                 <w:rStyle w:val="IndexLink"/>
@@ -409,7 +409,7 @@
             </w:tabs>
             <w:rPr/>
           </w:pPr>
-          <w:hyperlink w:anchor="__RefHeading___Toc2252_4217687195">
+          <w:hyperlink w:anchor="__RefHeading___Toc2252_1371780974">
             <w:r>
               <w:rPr>
                 <w:rStyle w:val="IndexLink"/>
@@ -429,7 +429,7 @@
             </w:tabs>
             <w:rPr/>
           </w:pPr>
-          <w:hyperlink w:anchor="__RefHeading___Toc2254_4217687195">
+          <w:hyperlink w:anchor="__RefHeading___Toc2254_1371780974">
             <w:r>
               <w:rPr>
                 <w:rStyle w:val="IndexLink"/>
@@ -449,7 +449,7 @@
             </w:tabs>
             <w:rPr/>
           </w:pPr>
-          <w:hyperlink w:anchor="__RefHeading___Toc2256_4217687195">
+          <w:hyperlink w:anchor="__RefHeading___Toc2256_1371780974">
             <w:r>
               <w:rPr>
                 <w:rStyle w:val="IndexLink"/>
@@ -469,7 +469,7 @@
             </w:tabs>
             <w:rPr/>
           </w:pPr>
-          <w:hyperlink w:anchor="__RefHeading___Toc2258_4217687195">
+          <w:hyperlink w:anchor="__RefHeading___Toc2258_1371780974">
             <w:r>
               <w:rPr>
                 <w:rStyle w:val="IndexLink"/>
@@ -489,7 +489,7 @@
             </w:tabs>
             <w:rPr/>
           </w:pPr>
-          <w:hyperlink w:anchor="__RefHeading___Toc2260_4217687195">
+          <w:hyperlink w:anchor="__RefHeading___Toc2260_1371780974">
             <w:r>
               <w:rPr>
                 <w:rStyle w:val="IndexLink"/>
@@ -509,7 +509,7 @@
             </w:tabs>
             <w:rPr/>
           </w:pPr>
-          <w:hyperlink w:anchor="__RefHeading___Toc2262_4217687195">
+          <w:hyperlink w:anchor="__RefHeading___Toc2262_1371780974">
             <w:r>
               <w:rPr>
                 <w:rStyle w:val="IndexLink"/>
@@ -529,7 +529,7 @@
             </w:tabs>
             <w:rPr/>
           </w:pPr>
-          <w:hyperlink w:anchor="__RefHeading___Toc2264_4217687195">
+          <w:hyperlink w:anchor="__RefHeading___Toc2264_1371780974">
             <w:r>
               <w:rPr>
                 <w:rStyle w:val="IndexLink"/>
@@ -549,7 +549,7 @@
             </w:tabs>
             <w:rPr/>
           </w:pPr>
-          <w:hyperlink w:anchor="__RefHeading___Toc2266_4217687195">
+          <w:hyperlink w:anchor="__RefHeading___Toc2266_1371780974">
             <w:r>
               <w:rPr>
                 <w:rStyle w:val="IndexLink"/>
@@ -569,7 +569,7 @@
             </w:tabs>
             <w:rPr/>
           </w:pPr>
-          <w:hyperlink w:anchor="__RefHeading___Toc2268_4217687195">
+          <w:hyperlink w:anchor="__RefHeading___Toc2268_1371780974">
             <w:r>
               <w:rPr>
                 <w:rStyle w:val="IndexLink"/>
@@ -589,7 +589,7 @@
             </w:tabs>
             <w:rPr/>
           </w:pPr>
-          <w:hyperlink w:anchor="__RefHeading___Toc2270_4217687195">
+          <w:hyperlink w:anchor="__RefHeading___Toc2270_1371780974">
             <w:r>
               <w:rPr>
                 <w:rStyle w:val="IndexLink"/>
@@ -609,7 +609,7 @@
             </w:tabs>
             <w:rPr/>
           </w:pPr>
-          <w:hyperlink w:anchor="__RefHeading___Toc2272_4217687195">
+          <w:hyperlink w:anchor="__RefHeading___Toc2272_1371780974">
             <w:r>
               <w:rPr>
                 <w:rStyle w:val="IndexLink"/>
@@ -629,7 +629,7 @@
             </w:tabs>
             <w:rPr/>
           </w:pPr>
-          <w:hyperlink w:anchor="__RefHeading___Toc2274_4217687195">
+          <w:hyperlink w:anchor="__RefHeading___Toc2274_1371780974">
             <w:r>
               <w:rPr>
                 <w:rStyle w:val="IndexLink"/>
@@ -649,7 +649,7 @@
             </w:tabs>
             <w:rPr/>
           </w:pPr>
-          <w:hyperlink w:anchor="__RefHeading___Toc2276_4217687195">
+          <w:hyperlink w:anchor="__RefHeading___Toc2276_1371780974">
             <w:r>
               <w:rPr>
                 <w:rStyle w:val="IndexLink"/>
@@ -669,7 +669,7 @@
             </w:tabs>
             <w:rPr/>
           </w:pPr>
-          <w:hyperlink w:anchor="__RefHeading___Toc2278_4217687195">
+          <w:hyperlink w:anchor="__RefHeading___Toc2278_1371780974">
             <w:r>
               <w:rPr>
                 <w:rStyle w:val="IndexLink"/>
@@ -689,7 +689,7 @@
             </w:tabs>
             <w:rPr/>
           </w:pPr>
-          <w:hyperlink w:anchor="__RefHeading___Toc2280_4217687195">
+          <w:hyperlink w:anchor="__RefHeading___Toc2280_1371780974">
             <w:r>
               <w:rPr>
                 <w:rStyle w:val="IndexLink"/>
@@ -709,7 +709,7 @@
             </w:tabs>
             <w:rPr/>
           </w:pPr>
-          <w:hyperlink w:anchor="__RefHeading___Toc2282_4217687195">
+          <w:hyperlink w:anchor="__RefHeading___Toc2282_1371780974">
             <w:r>
               <w:rPr>
                 <w:rStyle w:val="IndexLink"/>
@@ -729,7 +729,7 @@
             </w:tabs>
             <w:rPr/>
           </w:pPr>
-          <w:hyperlink w:anchor="__RefHeading___Toc2284_4217687195">
+          <w:hyperlink w:anchor="__RefHeading___Toc2284_1371780974">
             <w:r>
               <w:rPr>
                 <w:rStyle w:val="IndexLink"/>
@@ -749,7 +749,7 @@
             </w:tabs>
             <w:rPr/>
           </w:pPr>
-          <w:hyperlink w:anchor="__RefHeading___Toc2286_4217687195">
+          <w:hyperlink w:anchor="__RefHeading___Toc2286_1371780974">
             <w:r>
               <w:rPr>
                 <w:rStyle w:val="IndexLink"/>
@@ -769,7 +769,7 @@
             </w:tabs>
             <w:rPr/>
           </w:pPr>
-          <w:hyperlink w:anchor="__RefHeading___Toc2288_4217687195">
+          <w:hyperlink w:anchor="__RefHeading___Toc2288_1371780974">
             <w:r>
               <w:rPr>
                 <w:rStyle w:val="IndexLink"/>
@@ -789,7 +789,7 @@
             </w:tabs>
             <w:rPr/>
           </w:pPr>
-          <w:hyperlink w:anchor="__RefHeading___Toc2290_4217687195">
+          <w:hyperlink w:anchor="__RefHeading___Toc2290_1371780974">
             <w:r>
               <w:rPr>
                 <w:rStyle w:val="IndexLink"/>
@@ -809,7 +809,7 @@
             </w:tabs>
             <w:rPr/>
           </w:pPr>
-          <w:hyperlink w:anchor="__RefHeading___Toc2292_4217687195">
+          <w:hyperlink w:anchor="__RefHeading___Toc2292_1371780974">
             <w:r>
               <w:rPr>
                 <w:rStyle w:val="IndexLink"/>
@@ -829,7 +829,7 @@
             </w:tabs>
             <w:rPr/>
           </w:pPr>
-          <w:hyperlink w:anchor="__RefHeading___Toc2294_4217687195">
+          <w:hyperlink w:anchor="__RefHeading___Toc2294_1371780974">
             <w:r>
               <w:rPr>
                 <w:rStyle w:val="IndexLink"/>
@@ -849,7 +849,7 @@
             </w:tabs>
             <w:rPr/>
           </w:pPr>
-          <w:hyperlink w:anchor="__RefHeading___Toc2296_4217687195">
+          <w:hyperlink w:anchor="__RefHeading___Toc2296_1371780974">
             <w:r>
               <w:rPr>
                 <w:rStyle w:val="IndexLink"/>
@@ -869,7 +869,7 @@
             </w:tabs>
             <w:rPr/>
           </w:pPr>
-          <w:hyperlink w:anchor="__RefHeading___Toc2298_4217687195">
+          <w:hyperlink w:anchor="__RefHeading___Toc2298_1371780974">
             <w:r>
               <w:rPr>
                 <w:rStyle w:val="IndexLink"/>
@@ -909,7 +909,7 @@
         <w:spacing w:lineRule="exact" w:line="240" w:before="240" w:after="120"/>
         <w:rPr/>
       </w:pPr>
-      <w:bookmarkStart w:id="1" w:name="__RefHeading___Toc2250_4217687195"/>
+      <w:bookmarkStart w:id="1" w:name="__RefHeading___Toc2250_1371780974"/>
       <w:bookmarkEnd w:id="1"/>
       <w:r>
         <w:rPr>
@@ -965,7 +965,7 @@
         <w:spacing w:lineRule="exact" w:line="240" w:before="240" w:after="120"/>
         <w:rPr/>
       </w:pPr>
-      <w:bookmarkStart w:id="2" w:name="__RefHeading___Toc2252_4217687195"/>
+      <w:bookmarkStart w:id="2" w:name="__RefHeading___Toc2252_1371780974"/>
       <w:bookmarkEnd w:id="2"/>
       <w:r>
         <w:rPr>
@@ -1021,7 +1021,7 @@
         <w:spacing w:lineRule="exact" w:line="240" w:before="240" w:after="120"/>
         <w:rPr/>
       </w:pPr>
-      <w:bookmarkStart w:id="3" w:name="__RefHeading___Toc2254_4217687195"/>
+      <w:bookmarkStart w:id="3" w:name="__RefHeading___Toc2254_1371780974"/>
       <w:bookmarkEnd w:id="3"/>
       <w:r>
         <w:rPr>
@@ -2335,7 +2335,7 @@
         <w:spacing w:lineRule="exact" w:line="240" w:before="240" w:after="120"/>
         <w:rPr/>
       </w:pPr>
-      <w:bookmarkStart w:id="4" w:name="__RefHeading___Toc2256_4217687195"/>
+      <w:bookmarkStart w:id="4" w:name="__RefHeading___Toc2256_1371780974"/>
       <w:bookmarkEnd w:id="4"/>
       <w:r>
         <w:rPr>
@@ -2912,7 +2912,7 @@
         <w:spacing w:lineRule="exact" w:line="240" w:before="240" w:after="120"/>
         <w:rPr/>
       </w:pPr>
-      <w:bookmarkStart w:id="5" w:name="__RefHeading___Toc2258_4217687195"/>
+      <w:bookmarkStart w:id="5" w:name="__RefHeading___Toc2258_1371780974"/>
       <w:bookmarkEnd w:id="5"/>
       <w:r>
         <w:rPr>
@@ -2950,7 +2950,7 @@
         <w:spacing w:lineRule="exact" w:line="240" w:before="240" w:after="120"/>
         <w:rPr/>
       </w:pPr>
-      <w:bookmarkStart w:id="6" w:name="__RefHeading___Toc2260_4217687195"/>
+      <w:bookmarkStart w:id="6" w:name="__RefHeading___Toc2260_1371780974"/>
       <w:bookmarkEnd w:id="6"/>
       <w:r>
         <w:rPr>
@@ -2988,7 +2988,7 @@
         <w:spacing w:lineRule="exact" w:line="240" w:before="240" w:after="120"/>
         <w:rPr/>
       </w:pPr>
-      <w:bookmarkStart w:id="7" w:name="__RefHeading___Toc2262_4217687195"/>
+      <w:bookmarkStart w:id="7" w:name="__RefHeading___Toc2262_1371780974"/>
       <w:bookmarkEnd w:id="7"/>
       <w:r>
         <w:rPr>
@@ -3008,7 +3008,7 @@
         <w:spacing w:lineRule="exact" w:line="240" w:before="180" w:after="80"/>
         <w:rPr/>
       </w:pPr>
-      <w:bookmarkStart w:id="8" w:name="__RefHeading___Toc2264_4217687195"/>
+      <w:bookmarkStart w:id="8" w:name="__RefHeading___Toc2264_1371780974"/>
       <w:bookmarkEnd w:id="8"/>
       <w:r>
         <w:rPr>
@@ -3135,7 +3135,7 @@
         <w:spacing w:lineRule="exact" w:line="240" w:before="180" w:after="80"/>
         <w:rPr/>
       </w:pPr>
-      <w:bookmarkStart w:id="9" w:name="__RefHeading___Toc2266_4217687195"/>
+      <w:bookmarkStart w:id="9" w:name="__RefHeading___Toc2266_1371780974"/>
       <w:bookmarkEnd w:id="9"/>
       <w:r>
         <w:rPr>
@@ -3173,7 +3173,7 @@
         <w:spacing w:lineRule="exact" w:line="240" w:before="180" w:after="80"/>
         <w:rPr/>
       </w:pPr>
-      <w:bookmarkStart w:id="10" w:name="__RefHeading___Toc2268_4217687195"/>
+      <w:bookmarkStart w:id="10" w:name="__RefHeading___Toc2268_1371780974"/>
       <w:bookmarkEnd w:id="10"/>
       <w:r>
         <w:rPr>
@@ -4024,7 +4024,7 @@
         <w:spacing w:lineRule="exact" w:line="240" w:before="180" w:after="80"/>
         <w:rPr/>
       </w:pPr>
-      <w:bookmarkStart w:id="11" w:name="__RefHeading___Toc2270_4217687195"/>
+      <w:bookmarkStart w:id="11" w:name="__RefHeading___Toc2270_1371780974"/>
       <w:bookmarkEnd w:id="11"/>
       <w:r>
         <w:rPr>
@@ -4151,7 +4151,7 @@
         <w:spacing w:lineRule="exact" w:line="240" w:before="180" w:after="80"/>
         <w:rPr/>
       </w:pPr>
-      <w:bookmarkStart w:id="12" w:name="__RefHeading___Toc2272_4217687195"/>
+      <w:bookmarkStart w:id="12" w:name="__RefHeading___Toc2272_1371780974"/>
       <w:bookmarkEnd w:id="12"/>
       <w:r>
         <w:rPr>
@@ -4815,7 +4815,7 @@
         <w:spacing w:lineRule="exact" w:line="240" w:before="180" w:after="80"/>
         <w:rPr/>
       </w:pPr>
-      <w:bookmarkStart w:id="13" w:name="__RefHeading___Toc2274_4217687195"/>
+      <w:bookmarkStart w:id="13" w:name="__RefHeading___Toc2274_1371780974"/>
       <w:bookmarkEnd w:id="13"/>
       <w:r>
         <w:rPr>
@@ -4895,7 +4895,7 @@
         <w:spacing w:lineRule="exact" w:line="240" w:before="240" w:after="120"/>
         <w:rPr/>
       </w:pPr>
-      <w:bookmarkStart w:id="14" w:name="__RefHeading___Toc2276_4217687195"/>
+      <w:bookmarkStart w:id="14" w:name="__RefHeading___Toc2276_1371780974"/>
       <w:bookmarkEnd w:id="14"/>
       <w:r>
         <w:rPr>
@@ -4995,7 +4995,7 @@
         <w:spacing w:lineRule="exact" w:line="240" w:before="240" w:after="120"/>
         <w:rPr/>
       </w:pPr>
-      <w:bookmarkStart w:id="15" w:name="__RefHeading___Toc2278_4217687195"/>
+      <w:bookmarkStart w:id="15" w:name="__RefHeading___Toc2278_1371780974"/>
       <w:bookmarkEnd w:id="15"/>
       <w:r>
         <w:rPr>
@@ -5033,7 +5033,7 @@
         <w:spacing w:lineRule="exact" w:line="240" w:before="240" w:after="120"/>
         <w:rPr/>
       </w:pPr>
-      <w:bookmarkStart w:id="16" w:name="__RefHeading___Toc2280_4217687195"/>
+      <w:bookmarkStart w:id="16" w:name="__RefHeading___Toc2280_1371780974"/>
       <w:bookmarkEnd w:id="16"/>
       <w:r>
         <w:rPr>
@@ -5093,7 +5093,7 @@
         <w:spacing w:lineRule="exact" w:line="240" w:before="240" w:after="120"/>
         <w:rPr/>
       </w:pPr>
-      <w:bookmarkStart w:id="17" w:name="__RefHeading___Toc2282_4217687195"/>
+      <w:bookmarkStart w:id="17" w:name="__RefHeading___Toc2282_1371780974"/>
       <w:bookmarkEnd w:id="17"/>
       <w:r>
         <w:rPr>
@@ -5131,7 +5131,7 @@
         <w:spacing w:lineRule="exact" w:line="240" w:before="240" w:after="120"/>
         <w:rPr/>
       </w:pPr>
-      <w:bookmarkStart w:id="18" w:name="__RefHeading___Toc2284_4217687195"/>
+      <w:bookmarkStart w:id="18" w:name="__RefHeading___Toc2284_1371780974"/>
       <w:bookmarkEnd w:id="18"/>
       <w:r>
         <w:rPr>
@@ -5211,7 +5211,7 @@
         <w:spacing w:lineRule="auto" w:line="240" w:before="0" w:after="60"/>
         <w:rPr/>
       </w:pPr>
-      <w:bookmarkStart w:id="19" w:name="__RefHeading___Toc2286_4217687195"/>
+      <w:bookmarkStart w:id="19" w:name="__RefHeading___Toc2286_1371780974"/>
       <w:bookmarkEnd w:id="19"/>
       <w:r>
         <w:rPr>
@@ -5242,7 +5242,7 @@
         <w:spacing w:lineRule="auto" w:line="240" w:before="0" w:after="60"/>
         <w:rPr/>
       </w:pPr>
-      <w:bookmarkStart w:id="20" w:name="__RefHeading___Toc2288_4217687195"/>
+      <w:bookmarkStart w:id="20" w:name="__RefHeading___Toc2288_1371780974"/>
       <w:bookmarkEnd w:id="20"/>
       <w:r>
         <w:rPr>
@@ -5806,7 +5806,7 @@
         <w:spacing w:lineRule="auto" w:line="240" w:before="0" w:after="60"/>
         <w:rPr/>
       </w:pPr>
-      <w:bookmarkStart w:id="21" w:name="__RefHeading___Toc2290_4217687195"/>
+      <w:bookmarkStart w:id="21" w:name="__RefHeading___Toc2290_1371780974"/>
       <w:bookmarkEnd w:id="21"/>
       <w:r>
         <w:rPr>
@@ -5871,7 +5871,7 @@
         <w:spacing w:lineRule="auto" w:line="240" w:before="0" w:after="60"/>
         <w:rPr/>
       </w:pPr>
-      <w:bookmarkStart w:id="22" w:name="__RefHeading___Toc2292_4217687195"/>
+      <w:bookmarkStart w:id="22" w:name="__RefHeading___Toc2292_1371780974"/>
       <w:bookmarkEnd w:id="22"/>
       <w:r>
         <w:rPr>
@@ -5936,7 +5936,7 @@
         <w:spacing w:lineRule="auto" w:line="240" w:before="0" w:after="60"/>
         <w:rPr/>
       </w:pPr>
-      <w:bookmarkStart w:id="23" w:name="__RefHeading___Toc2294_4217687195"/>
+      <w:bookmarkStart w:id="23" w:name="__RefHeading___Toc2294_1371780974"/>
       <w:bookmarkEnd w:id="23"/>
       <w:r>
         <w:rPr>
@@ -5981,7 +5981,7 @@
         <w:spacing w:lineRule="auto" w:line="240" w:before="0" w:after="60"/>
         <w:rPr/>
       </w:pPr>
-      <w:bookmarkStart w:id="24" w:name="__RefHeading___Toc2296_4217687195"/>
+      <w:bookmarkStart w:id="24" w:name="__RefHeading___Toc2296_1371780974"/>
       <w:bookmarkEnd w:id="24"/>
       <w:r>
         <w:rPr>
@@ -6012,7 +6012,7 @@
         <w:spacing w:lineRule="exact" w:line="240" w:before="240" w:after="120"/>
         <w:rPr/>
       </w:pPr>
-      <w:bookmarkStart w:id="25" w:name="__RefHeading___Toc2298_4217687195"/>
+      <w:bookmarkStart w:id="25" w:name="__RefHeading___Toc2298_1371780974"/>
       <w:bookmarkEnd w:id="25"/>
       <w:r>
         <w:rPr>

--- a/reporte/productos_formales/Producto_03_Modelo_Favoritismo.docx
+++ b/reporte/productos_formales/Producto_03_Modelo_Favoritismo.docx
@@ -262,7 +262,7 @@
         <w:spacing w:lineRule="exact" w:line="240" w:before="240" w:after="120"/>
         <w:rPr/>
       </w:pPr>
-      <w:bookmarkStart w:id="0" w:name="__RefHeading___Toc2248_1371780974"/>
+      <w:bookmarkStart w:id="0" w:name="__RefHeading___Toc2248_2457656124"/>
       <w:bookmarkEnd w:id="0"/>
       <w:r>
         <w:rPr>
@@ -369,7 +369,7 @@
             </w:rPr>
             <w:fldChar w:fldCharType="separate"/>
           </w:r>
-          <w:hyperlink w:anchor="__RefHeading___Toc2248_1371780974">
+          <w:hyperlink w:anchor="__RefHeading___Toc2248_2457656124">
             <w:r>
               <w:rPr>
                 <w:rStyle w:val="IndexLink"/>
@@ -389,7 +389,7 @@
             </w:tabs>
             <w:rPr/>
           </w:pPr>
-          <w:hyperlink w:anchor="__RefHeading___Toc2250_1371780974">
+          <w:hyperlink w:anchor="__RefHeading___Toc2250_2457656124">
             <w:r>
               <w:rPr>
                 <w:rStyle w:val="IndexLink"/>
@@ -409,7 +409,7 @@
             </w:tabs>
             <w:rPr/>
           </w:pPr>
-          <w:hyperlink w:anchor="__RefHeading___Toc2252_1371780974">
+          <w:hyperlink w:anchor="__RefHeading___Toc2252_2457656124">
             <w:r>
               <w:rPr>
                 <w:rStyle w:val="IndexLink"/>
@@ -429,7 +429,7 @@
             </w:tabs>
             <w:rPr/>
           </w:pPr>
-          <w:hyperlink w:anchor="__RefHeading___Toc2254_1371780974">
+          <w:hyperlink w:anchor="__RefHeading___Toc2254_2457656124">
             <w:r>
               <w:rPr>
                 <w:rStyle w:val="IndexLink"/>
@@ -449,7 +449,7 @@
             </w:tabs>
             <w:rPr/>
           </w:pPr>
-          <w:hyperlink w:anchor="__RefHeading___Toc2256_1371780974">
+          <w:hyperlink w:anchor="__RefHeading___Toc2256_2457656124">
             <w:r>
               <w:rPr>
                 <w:rStyle w:val="IndexLink"/>
@@ -469,7 +469,7 @@
             </w:tabs>
             <w:rPr/>
           </w:pPr>
-          <w:hyperlink w:anchor="__RefHeading___Toc2258_1371780974">
+          <w:hyperlink w:anchor="__RefHeading___Toc2258_2457656124">
             <w:r>
               <w:rPr>
                 <w:rStyle w:val="IndexLink"/>
@@ -489,7 +489,7 @@
             </w:tabs>
             <w:rPr/>
           </w:pPr>
-          <w:hyperlink w:anchor="__RefHeading___Toc2260_1371780974">
+          <w:hyperlink w:anchor="__RefHeading___Toc2260_2457656124">
             <w:r>
               <w:rPr>
                 <w:rStyle w:val="IndexLink"/>
@@ -509,7 +509,7 @@
             </w:tabs>
             <w:rPr/>
           </w:pPr>
-          <w:hyperlink w:anchor="__RefHeading___Toc2262_1371780974">
+          <w:hyperlink w:anchor="__RefHeading___Toc2262_2457656124">
             <w:r>
               <w:rPr>
                 <w:rStyle w:val="IndexLink"/>
@@ -529,7 +529,7 @@
             </w:tabs>
             <w:rPr/>
           </w:pPr>
-          <w:hyperlink w:anchor="__RefHeading___Toc2264_1371780974">
+          <w:hyperlink w:anchor="__RefHeading___Toc2264_2457656124">
             <w:r>
               <w:rPr>
                 <w:rStyle w:val="IndexLink"/>
@@ -549,7 +549,7 @@
             </w:tabs>
             <w:rPr/>
           </w:pPr>
-          <w:hyperlink w:anchor="__RefHeading___Toc2266_1371780974">
+          <w:hyperlink w:anchor="__RefHeading___Toc2266_2457656124">
             <w:r>
               <w:rPr>
                 <w:rStyle w:val="IndexLink"/>
@@ -569,7 +569,7 @@
             </w:tabs>
             <w:rPr/>
           </w:pPr>
-          <w:hyperlink w:anchor="__RefHeading___Toc2268_1371780974">
+          <w:hyperlink w:anchor="__RefHeading___Toc2268_2457656124">
             <w:r>
               <w:rPr>
                 <w:rStyle w:val="IndexLink"/>
@@ -589,7 +589,7 @@
             </w:tabs>
             <w:rPr/>
           </w:pPr>
-          <w:hyperlink w:anchor="__RefHeading___Toc2270_1371780974">
+          <w:hyperlink w:anchor="__RefHeading___Toc2270_2457656124">
             <w:r>
               <w:rPr>
                 <w:rStyle w:val="IndexLink"/>
@@ -609,7 +609,7 @@
             </w:tabs>
             <w:rPr/>
           </w:pPr>
-          <w:hyperlink w:anchor="__RefHeading___Toc2272_1371780974">
+          <w:hyperlink w:anchor="__RefHeading___Toc2272_2457656124">
             <w:r>
               <w:rPr>
                 <w:rStyle w:val="IndexLink"/>
@@ -629,7 +629,7 @@
             </w:tabs>
             <w:rPr/>
           </w:pPr>
-          <w:hyperlink w:anchor="__RefHeading___Toc2274_1371780974">
+          <w:hyperlink w:anchor="__RefHeading___Toc2274_2457656124">
             <w:r>
               <w:rPr>
                 <w:rStyle w:val="IndexLink"/>
@@ -649,7 +649,7 @@
             </w:tabs>
             <w:rPr/>
           </w:pPr>
-          <w:hyperlink w:anchor="__RefHeading___Toc2276_1371780974">
+          <w:hyperlink w:anchor="__RefHeading___Toc2276_2457656124">
             <w:r>
               <w:rPr>
                 <w:rStyle w:val="IndexLink"/>
@@ -669,7 +669,7 @@
             </w:tabs>
             <w:rPr/>
           </w:pPr>
-          <w:hyperlink w:anchor="__RefHeading___Toc2278_1371780974">
+          <w:hyperlink w:anchor="__RefHeading___Toc2278_2457656124">
             <w:r>
               <w:rPr>
                 <w:rStyle w:val="IndexLink"/>
@@ -689,7 +689,7 @@
             </w:tabs>
             <w:rPr/>
           </w:pPr>
-          <w:hyperlink w:anchor="__RefHeading___Toc2280_1371780974">
+          <w:hyperlink w:anchor="__RefHeading___Toc2280_2457656124">
             <w:r>
               <w:rPr>
                 <w:rStyle w:val="IndexLink"/>
@@ -709,7 +709,7 @@
             </w:tabs>
             <w:rPr/>
           </w:pPr>
-          <w:hyperlink w:anchor="__RefHeading___Toc2282_1371780974">
+          <w:hyperlink w:anchor="__RefHeading___Toc2282_2457656124">
             <w:r>
               <w:rPr>
                 <w:rStyle w:val="IndexLink"/>
@@ -729,7 +729,7 @@
             </w:tabs>
             <w:rPr/>
           </w:pPr>
-          <w:hyperlink w:anchor="__RefHeading___Toc2284_1371780974">
+          <w:hyperlink w:anchor="__RefHeading___Toc2284_2457656124">
             <w:r>
               <w:rPr>
                 <w:rStyle w:val="IndexLink"/>
@@ -749,7 +749,7 @@
             </w:tabs>
             <w:rPr/>
           </w:pPr>
-          <w:hyperlink w:anchor="__RefHeading___Toc2286_1371780974">
+          <w:hyperlink w:anchor="__RefHeading___Toc2286_2457656124">
             <w:r>
               <w:rPr>
                 <w:rStyle w:val="IndexLink"/>
@@ -769,7 +769,7 @@
             </w:tabs>
             <w:rPr/>
           </w:pPr>
-          <w:hyperlink w:anchor="__RefHeading___Toc2288_1371780974">
+          <w:hyperlink w:anchor="__RefHeading___Toc2288_2457656124">
             <w:r>
               <w:rPr>
                 <w:rStyle w:val="IndexLink"/>
@@ -789,7 +789,7 @@
             </w:tabs>
             <w:rPr/>
           </w:pPr>
-          <w:hyperlink w:anchor="__RefHeading___Toc2290_1371780974">
+          <w:hyperlink w:anchor="__RefHeading___Toc2290_2457656124">
             <w:r>
               <w:rPr>
                 <w:rStyle w:val="IndexLink"/>
@@ -809,7 +809,7 @@
             </w:tabs>
             <w:rPr/>
           </w:pPr>
-          <w:hyperlink w:anchor="__RefHeading___Toc2292_1371780974">
+          <w:hyperlink w:anchor="__RefHeading___Toc2292_2457656124">
             <w:r>
               <w:rPr>
                 <w:rStyle w:val="IndexLink"/>
@@ -829,7 +829,7 @@
             </w:tabs>
             <w:rPr/>
           </w:pPr>
-          <w:hyperlink w:anchor="__RefHeading___Toc2294_1371780974">
+          <w:hyperlink w:anchor="__RefHeading___Toc2294_2457656124">
             <w:r>
               <w:rPr>
                 <w:rStyle w:val="IndexLink"/>
@@ -849,7 +849,7 @@
             </w:tabs>
             <w:rPr/>
           </w:pPr>
-          <w:hyperlink w:anchor="__RefHeading___Toc2296_1371780974">
+          <w:hyperlink w:anchor="__RefHeading___Toc2296_2457656124">
             <w:r>
               <w:rPr>
                 <w:rStyle w:val="IndexLink"/>
@@ -869,7 +869,7 @@
             </w:tabs>
             <w:rPr/>
           </w:pPr>
-          <w:hyperlink w:anchor="__RefHeading___Toc2298_1371780974">
+          <w:hyperlink w:anchor="__RefHeading___Toc2298_2457656124">
             <w:r>
               <w:rPr>
                 <w:rStyle w:val="IndexLink"/>
@@ -909,7 +909,7 @@
         <w:spacing w:lineRule="exact" w:line="240" w:before="240" w:after="120"/>
         <w:rPr/>
       </w:pPr>
-      <w:bookmarkStart w:id="1" w:name="__RefHeading___Toc2250_1371780974"/>
+      <w:bookmarkStart w:id="1" w:name="__RefHeading___Toc2250_2457656124"/>
       <w:bookmarkEnd w:id="1"/>
       <w:r>
         <w:rPr>
@@ -965,7 +965,7 @@
         <w:spacing w:lineRule="exact" w:line="240" w:before="240" w:after="120"/>
         <w:rPr/>
       </w:pPr>
-      <w:bookmarkStart w:id="2" w:name="__RefHeading___Toc2252_1371780974"/>
+      <w:bookmarkStart w:id="2" w:name="__RefHeading___Toc2252_2457656124"/>
       <w:bookmarkEnd w:id="2"/>
       <w:r>
         <w:rPr>
@@ -1021,7 +1021,7 @@
         <w:spacing w:lineRule="exact" w:line="240" w:before="240" w:after="120"/>
         <w:rPr/>
       </w:pPr>
-      <w:bookmarkStart w:id="3" w:name="__RefHeading___Toc2254_1371780974"/>
+      <w:bookmarkStart w:id="3" w:name="__RefHeading___Toc2254_2457656124"/>
       <w:bookmarkEnd w:id="3"/>
       <w:r>
         <w:rPr>
@@ -2335,7 +2335,7 @@
         <w:spacing w:lineRule="exact" w:line="240" w:before="240" w:after="120"/>
         <w:rPr/>
       </w:pPr>
-      <w:bookmarkStart w:id="4" w:name="__RefHeading___Toc2256_1371780974"/>
+      <w:bookmarkStart w:id="4" w:name="__RefHeading___Toc2256_2457656124"/>
       <w:bookmarkEnd w:id="4"/>
       <w:r>
         <w:rPr>
@@ -2912,7 +2912,7 @@
         <w:spacing w:lineRule="exact" w:line="240" w:before="240" w:after="120"/>
         <w:rPr/>
       </w:pPr>
-      <w:bookmarkStart w:id="5" w:name="__RefHeading___Toc2258_1371780974"/>
+      <w:bookmarkStart w:id="5" w:name="__RefHeading___Toc2258_2457656124"/>
       <w:bookmarkEnd w:id="5"/>
       <w:r>
         <w:rPr>
@@ -2950,7 +2950,7 @@
         <w:spacing w:lineRule="exact" w:line="240" w:before="240" w:after="120"/>
         <w:rPr/>
       </w:pPr>
-      <w:bookmarkStart w:id="6" w:name="__RefHeading___Toc2260_1371780974"/>
+      <w:bookmarkStart w:id="6" w:name="__RefHeading___Toc2260_2457656124"/>
       <w:bookmarkEnd w:id="6"/>
       <w:r>
         <w:rPr>
@@ -2988,7 +2988,7 @@
         <w:spacing w:lineRule="exact" w:line="240" w:before="240" w:after="120"/>
         <w:rPr/>
       </w:pPr>
-      <w:bookmarkStart w:id="7" w:name="__RefHeading___Toc2262_1371780974"/>
+      <w:bookmarkStart w:id="7" w:name="__RefHeading___Toc2262_2457656124"/>
       <w:bookmarkEnd w:id="7"/>
       <w:r>
         <w:rPr>
@@ -3008,7 +3008,7 @@
         <w:spacing w:lineRule="exact" w:line="240" w:before="180" w:after="80"/>
         <w:rPr/>
       </w:pPr>
-      <w:bookmarkStart w:id="8" w:name="__RefHeading___Toc2264_1371780974"/>
+      <w:bookmarkStart w:id="8" w:name="__RefHeading___Toc2264_2457656124"/>
       <w:bookmarkEnd w:id="8"/>
       <w:r>
         <w:rPr>
@@ -3135,7 +3135,7 @@
         <w:spacing w:lineRule="exact" w:line="240" w:before="180" w:after="80"/>
         <w:rPr/>
       </w:pPr>
-      <w:bookmarkStart w:id="9" w:name="__RefHeading___Toc2266_1371780974"/>
+      <w:bookmarkStart w:id="9" w:name="__RefHeading___Toc2266_2457656124"/>
       <w:bookmarkEnd w:id="9"/>
       <w:r>
         <w:rPr>
@@ -3173,7 +3173,7 @@
         <w:spacing w:lineRule="exact" w:line="240" w:before="180" w:after="80"/>
         <w:rPr/>
       </w:pPr>
-      <w:bookmarkStart w:id="10" w:name="__RefHeading___Toc2268_1371780974"/>
+      <w:bookmarkStart w:id="10" w:name="__RefHeading___Toc2268_2457656124"/>
       <w:bookmarkEnd w:id="10"/>
       <w:r>
         <w:rPr>
@@ -4024,7 +4024,7 @@
         <w:spacing w:lineRule="exact" w:line="240" w:before="180" w:after="80"/>
         <w:rPr/>
       </w:pPr>
-      <w:bookmarkStart w:id="11" w:name="__RefHeading___Toc2270_1371780974"/>
+      <w:bookmarkStart w:id="11" w:name="__RefHeading___Toc2270_2457656124"/>
       <w:bookmarkEnd w:id="11"/>
       <w:r>
         <w:rPr>
@@ -4151,7 +4151,7 @@
         <w:spacing w:lineRule="exact" w:line="240" w:before="180" w:after="80"/>
         <w:rPr/>
       </w:pPr>
-      <w:bookmarkStart w:id="12" w:name="__RefHeading___Toc2272_1371780974"/>
+      <w:bookmarkStart w:id="12" w:name="__RefHeading___Toc2272_2457656124"/>
       <w:bookmarkEnd w:id="12"/>
       <w:r>
         <w:rPr>
@@ -4815,7 +4815,7 @@
         <w:spacing w:lineRule="exact" w:line="240" w:before="180" w:after="80"/>
         <w:rPr/>
       </w:pPr>
-      <w:bookmarkStart w:id="13" w:name="__RefHeading___Toc2274_1371780974"/>
+      <w:bookmarkStart w:id="13" w:name="__RefHeading___Toc2274_2457656124"/>
       <w:bookmarkEnd w:id="13"/>
       <w:r>
         <w:rPr>
@@ -4895,7 +4895,7 @@
         <w:spacing w:lineRule="exact" w:line="240" w:before="240" w:after="120"/>
         <w:rPr/>
       </w:pPr>
-      <w:bookmarkStart w:id="14" w:name="__RefHeading___Toc2276_1371780974"/>
+      <w:bookmarkStart w:id="14" w:name="__RefHeading___Toc2276_2457656124"/>
       <w:bookmarkEnd w:id="14"/>
       <w:r>
         <w:rPr>
@@ -4995,7 +4995,7 @@
         <w:spacing w:lineRule="exact" w:line="240" w:before="240" w:after="120"/>
         <w:rPr/>
       </w:pPr>
-      <w:bookmarkStart w:id="15" w:name="__RefHeading___Toc2278_1371780974"/>
+      <w:bookmarkStart w:id="15" w:name="__RefHeading___Toc2278_2457656124"/>
       <w:bookmarkEnd w:id="15"/>
       <w:r>
         <w:rPr>
@@ -5033,7 +5033,7 @@
         <w:spacing w:lineRule="exact" w:line="240" w:before="240" w:after="120"/>
         <w:rPr/>
       </w:pPr>
-      <w:bookmarkStart w:id="16" w:name="__RefHeading___Toc2280_1371780974"/>
+      <w:bookmarkStart w:id="16" w:name="__RefHeading___Toc2280_2457656124"/>
       <w:bookmarkEnd w:id="16"/>
       <w:r>
         <w:rPr>
@@ -5093,7 +5093,7 @@
         <w:spacing w:lineRule="exact" w:line="240" w:before="240" w:after="120"/>
         <w:rPr/>
       </w:pPr>
-      <w:bookmarkStart w:id="17" w:name="__RefHeading___Toc2282_1371780974"/>
+      <w:bookmarkStart w:id="17" w:name="__RefHeading___Toc2282_2457656124"/>
       <w:bookmarkEnd w:id="17"/>
       <w:r>
         <w:rPr>
@@ -5131,7 +5131,7 @@
         <w:spacing w:lineRule="exact" w:line="240" w:before="240" w:after="120"/>
         <w:rPr/>
       </w:pPr>
-      <w:bookmarkStart w:id="18" w:name="__RefHeading___Toc2284_1371780974"/>
+      <w:bookmarkStart w:id="18" w:name="__RefHeading___Toc2284_2457656124"/>
       <w:bookmarkEnd w:id="18"/>
       <w:r>
         <w:rPr>
@@ -5211,7 +5211,7 @@
         <w:spacing w:lineRule="auto" w:line="240" w:before="0" w:after="60"/>
         <w:rPr/>
       </w:pPr>
-      <w:bookmarkStart w:id="19" w:name="__RefHeading___Toc2286_1371780974"/>
+      <w:bookmarkStart w:id="19" w:name="__RefHeading___Toc2286_2457656124"/>
       <w:bookmarkEnd w:id="19"/>
       <w:r>
         <w:rPr>
@@ -5242,7 +5242,7 @@
         <w:spacing w:lineRule="auto" w:line="240" w:before="0" w:after="60"/>
         <w:rPr/>
       </w:pPr>
-      <w:bookmarkStart w:id="20" w:name="__RefHeading___Toc2288_1371780974"/>
+      <w:bookmarkStart w:id="20" w:name="__RefHeading___Toc2288_2457656124"/>
       <w:bookmarkEnd w:id="20"/>
       <w:r>
         <w:rPr>
@@ -5806,7 +5806,7 @@
         <w:spacing w:lineRule="auto" w:line="240" w:before="0" w:after="60"/>
         <w:rPr/>
       </w:pPr>
-      <w:bookmarkStart w:id="21" w:name="__RefHeading___Toc2290_1371780974"/>
+      <w:bookmarkStart w:id="21" w:name="__RefHeading___Toc2290_2457656124"/>
       <w:bookmarkEnd w:id="21"/>
       <w:r>
         <w:rPr>
@@ -5871,7 +5871,7 @@
         <w:spacing w:lineRule="auto" w:line="240" w:before="0" w:after="60"/>
         <w:rPr/>
       </w:pPr>
-      <w:bookmarkStart w:id="22" w:name="__RefHeading___Toc2292_1371780974"/>
+      <w:bookmarkStart w:id="22" w:name="__RefHeading___Toc2292_2457656124"/>
       <w:bookmarkEnd w:id="22"/>
       <w:r>
         <w:rPr>
@@ -5936,7 +5936,7 @@
         <w:spacing w:lineRule="auto" w:line="240" w:before="0" w:after="60"/>
         <w:rPr/>
       </w:pPr>
-      <w:bookmarkStart w:id="23" w:name="__RefHeading___Toc2294_1371780974"/>
+      <w:bookmarkStart w:id="23" w:name="__RefHeading___Toc2294_2457656124"/>
       <w:bookmarkEnd w:id="23"/>
       <w:r>
         <w:rPr>
@@ -5981,7 +5981,7 @@
         <w:spacing w:lineRule="auto" w:line="240" w:before="0" w:after="60"/>
         <w:rPr/>
       </w:pPr>
-      <w:bookmarkStart w:id="24" w:name="__RefHeading___Toc2296_1371780974"/>
+      <w:bookmarkStart w:id="24" w:name="__RefHeading___Toc2296_2457656124"/>
       <w:bookmarkEnd w:id="24"/>
       <w:r>
         <w:rPr>
@@ -6012,7 +6012,7 @@
         <w:spacing w:lineRule="exact" w:line="240" w:before="240" w:after="120"/>
         <w:rPr/>
       </w:pPr>
-      <w:bookmarkStart w:id="25" w:name="__RefHeading___Toc2298_1371780974"/>
+      <w:bookmarkStart w:id="25" w:name="__RefHeading___Toc2298_2457656124"/>
       <w:bookmarkEnd w:id="25"/>
       <w:r>
         <w:rPr>

--- a/reporte/productos_formales/Producto_03_Modelo_Favoritismo.docx
+++ b/reporte/productos_formales/Producto_03_Modelo_Favoritismo.docx
@@ -262,7 +262,7 @@
         <w:spacing w:lineRule="exact" w:line="240" w:before="240" w:after="120"/>
         <w:rPr/>
       </w:pPr>
-      <w:bookmarkStart w:id="0" w:name="__RefHeading___Toc2248_2457656124"/>
+      <w:bookmarkStart w:id="0" w:name="__RefHeading___Toc2248_1103273133"/>
       <w:bookmarkEnd w:id="0"/>
       <w:r>
         <w:rPr>
@@ -369,7 +369,7 @@
             </w:rPr>
             <w:fldChar w:fldCharType="separate"/>
           </w:r>
-          <w:hyperlink w:anchor="__RefHeading___Toc2248_2457656124">
+          <w:hyperlink w:anchor="__RefHeading___Toc2248_1103273133">
             <w:r>
               <w:rPr>
                 <w:rStyle w:val="IndexLink"/>
@@ -389,7 +389,7 @@
             </w:tabs>
             <w:rPr/>
           </w:pPr>
-          <w:hyperlink w:anchor="__RefHeading___Toc2250_2457656124">
+          <w:hyperlink w:anchor="__RefHeading___Toc2250_1103273133">
             <w:r>
               <w:rPr>
                 <w:rStyle w:val="IndexLink"/>
@@ -409,7 +409,7 @@
             </w:tabs>
             <w:rPr/>
           </w:pPr>
-          <w:hyperlink w:anchor="__RefHeading___Toc2252_2457656124">
+          <w:hyperlink w:anchor="__RefHeading___Toc2252_1103273133">
             <w:r>
               <w:rPr>
                 <w:rStyle w:val="IndexLink"/>
@@ -429,7 +429,7 @@
             </w:tabs>
             <w:rPr/>
           </w:pPr>
-          <w:hyperlink w:anchor="__RefHeading___Toc2254_2457656124">
+          <w:hyperlink w:anchor="__RefHeading___Toc2254_1103273133">
             <w:r>
               <w:rPr>
                 <w:rStyle w:val="IndexLink"/>
@@ -449,7 +449,7 @@
             </w:tabs>
             <w:rPr/>
           </w:pPr>
-          <w:hyperlink w:anchor="__RefHeading___Toc2256_2457656124">
+          <w:hyperlink w:anchor="__RefHeading___Toc2256_1103273133">
             <w:r>
               <w:rPr>
                 <w:rStyle w:val="IndexLink"/>
@@ -469,7 +469,7 @@
             </w:tabs>
             <w:rPr/>
           </w:pPr>
-          <w:hyperlink w:anchor="__RefHeading___Toc2258_2457656124">
+          <w:hyperlink w:anchor="__RefHeading___Toc2258_1103273133">
             <w:r>
               <w:rPr>
                 <w:rStyle w:val="IndexLink"/>
@@ -489,7 +489,7 @@
             </w:tabs>
             <w:rPr/>
           </w:pPr>
-          <w:hyperlink w:anchor="__RefHeading___Toc2260_2457656124">
+          <w:hyperlink w:anchor="__RefHeading___Toc2260_1103273133">
             <w:r>
               <w:rPr>
                 <w:rStyle w:val="IndexLink"/>
@@ -509,7 +509,7 @@
             </w:tabs>
             <w:rPr/>
           </w:pPr>
-          <w:hyperlink w:anchor="__RefHeading___Toc2262_2457656124">
+          <w:hyperlink w:anchor="__RefHeading___Toc2262_1103273133">
             <w:r>
               <w:rPr>
                 <w:rStyle w:val="IndexLink"/>
@@ -529,7 +529,7 @@
             </w:tabs>
             <w:rPr/>
           </w:pPr>
-          <w:hyperlink w:anchor="__RefHeading___Toc2264_2457656124">
+          <w:hyperlink w:anchor="__RefHeading___Toc2264_1103273133">
             <w:r>
               <w:rPr>
                 <w:rStyle w:val="IndexLink"/>
@@ -549,7 +549,7 @@
             </w:tabs>
             <w:rPr/>
           </w:pPr>
-          <w:hyperlink w:anchor="__RefHeading___Toc2266_2457656124">
+          <w:hyperlink w:anchor="__RefHeading___Toc2266_1103273133">
             <w:r>
               <w:rPr>
                 <w:rStyle w:val="IndexLink"/>
@@ -569,7 +569,7 @@
             </w:tabs>
             <w:rPr/>
           </w:pPr>
-          <w:hyperlink w:anchor="__RefHeading___Toc2268_2457656124">
+          <w:hyperlink w:anchor="__RefHeading___Toc2268_1103273133">
             <w:r>
               <w:rPr>
                 <w:rStyle w:val="IndexLink"/>
@@ -589,7 +589,7 @@
             </w:tabs>
             <w:rPr/>
           </w:pPr>
-          <w:hyperlink w:anchor="__RefHeading___Toc2270_2457656124">
+          <w:hyperlink w:anchor="__RefHeading___Toc2270_1103273133">
             <w:r>
               <w:rPr>
                 <w:rStyle w:val="IndexLink"/>
@@ -609,7 +609,7 @@
             </w:tabs>
             <w:rPr/>
           </w:pPr>
-          <w:hyperlink w:anchor="__RefHeading___Toc2272_2457656124">
+          <w:hyperlink w:anchor="__RefHeading___Toc2272_1103273133">
             <w:r>
               <w:rPr>
                 <w:rStyle w:val="IndexLink"/>
@@ -629,7 +629,7 @@
             </w:tabs>
             <w:rPr/>
           </w:pPr>
-          <w:hyperlink w:anchor="__RefHeading___Toc2274_2457656124">
+          <w:hyperlink w:anchor="__RefHeading___Toc2274_1103273133">
             <w:r>
               <w:rPr>
                 <w:rStyle w:val="IndexLink"/>
@@ -649,7 +649,7 @@
             </w:tabs>
             <w:rPr/>
           </w:pPr>
-          <w:hyperlink w:anchor="__RefHeading___Toc2276_2457656124">
+          <w:hyperlink w:anchor="__RefHeading___Toc2276_1103273133">
             <w:r>
               <w:rPr>
                 <w:rStyle w:val="IndexLink"/>
@@ -669,7 +669,7 @@
             </w:tabs>
             <w:rPr/>
           </w:pPr>
-          <w:hyperlink w:anchor="__RefHeading___Toc2278_2457656124">
+          <w:hyperlink w:anchor="__RefHeading___Toc2278_1103273133">
             <w:r>
               <w:rPr>
                 <w:rStyle w:val="IndexLink"/>
@@ -689,7 +689,7 @@
             </w:tabs>
             <w:rPr/>
           </w:pPr>
-          <w:hyperlink w:anchor="__RefHeading___Toc2280_2457656124">
+          <w:hyperlink w:anchor="__RefHeading___Toc2280_1103273133">
             <w:r>
               <w:rPr>
                 <w:rStyle w:val="IndexLink"/>
@@ -709,7 +709,7 @@
             </w:tabs>
             <w:rPr/>
           </w:pPr>
-          <w:hyperlink w:anchor="__RefHeading___Toc2282_2457656124">
+          <w:hyperlink w:anchor="__RefHeading___Toc2282_1103273133">
             <w:r>
               <w:rPr>
                 <w:rStyle w:val="IndexLink"/>
@@ -729,7 +729,7 @@
             </w:tabs>
             <w:rPr/>
           </w:pPr>
-          <w:hyperlink w:anchor="__RefHeading___Toc2284_2457656124">
+          <w:hyperlink w:anchor="__RefHeading___Toc2284_1103273133">
             <w:r>
               <w:rPr>
                 <w:rStyle w:val="IndexLink"/>
@@ -749,7 +749,7 @@
             </w:tabs>
             <w:rPr/>
           </w:pPr>
-          <w:hyperlink w:anchor="__RefHeading___Toc2286_2457656124">
+          <w:hyperlink w:anchor="__RefHeading___Toc2286_1103273133">
             <w:r>
               <w:rPr>
                 <w:rStyle w:val="IndexLink"/>
@@ -769,7 +769,7 @@
             </w:tabs>
             <w:rPr/>
           </w:pPr>
-          <w:hyperlink w:anchor="__RefHeading___Toc2288_2457656124">
+          <w:hyperlink w:anchor="__RefHeading___Toc2288_1103273133">
             <w:r>
               <w:rPr>
                 <w:rStyle w:val="IndexLink"/>
@@ -789,7 +789,7 @@
             </w:tabs>
             <w:rPr/>
           </w:pPr>
-          <w:hyperlink w:anchor="__RefHeading___Toc2290_2457656124">
+          <w:hyperlink w:anchor="__RefHeading___Toc2290_1103273133">
             <w:r>
               <w:rPr>
                 <w:rStyle w:val="IndexLink"/>
@@ -809,7 +809,7 @@
             </w:tabs>
             <w:rPr/>
           </w:pPr>
-          <w:hyperlink w:anchor="__RefHeading___Toc2292_2457656124">
+          <w:hyperlink w:anchor="__RefHeading___Toc2292_1103273133">
             <w:r>
               <w:rPr>
                 <w:rStyle w:val="IndexLink"/>
@@ -829,7 +829,7 @@
             </w:tabs>
             <w:rPr/>
           </w:pPr>
-          <w:hyperlink w:anchor="__RefHeading___Toc2294_2457656124">
+          <w:hyperlink w:anchor="__RefHeading___Toc2294_1103273133">
             <w:r>
               <w:rPr>
                 <w:rStyle w:val="IndexLink"/>
@@ -849,7 +849,7 @@
             </w:tabs>
             <w:rPr/>
           </w:pPr>
-          <w:hyperlink w:anchor="__RefHeading___Toc2296_2457656124">
+          <w:hyperlink w:anchor="__RefHeading___Toc2296_1103273133">
             <w:r>
               <w:rPr>
                 <w:rStyle w:val="IndexLink"/>
@@ -869,7 +869,7 @@
             </w:tabs>
             <w:rPr/>
           </w:pPr>
-          <w:hyperlink w:anchor="__RefHeading___Toc2298_2457656124">
+          <w:hyperlink w:anchor="__RefHeading___Toc2298_1103273133">
             <w:r>
               <w:rPr>
                 <w:rStyle w:val="IndexLink"/>
@@ -909,7 +909,7 @@
         <w:spacing w:lineRule="exact" w:line="240" w:before="240" w:after="120"/>
         <w:rPr/>
       </w:pPr>
-      <w:bookmarkStart w:id="1" w:name="__RefHeading___Toc2250_2457656124"/>
+      <w:bookmarkStart w:id="1" w:name="__RefHeading___Toc2250_1103273133"/>
       <w:bookmarkEnd w:id="1"/>
       <w:r>
         <w:rPr>
@@ -965,7 +965,7 @@
         <w:spacing w:lineRule="exact" w:line="240" w:before="240" w:after="120"/>
         <w:rPr/>
       </w:pPr>
-      <w:bookmarkStart w:id="2" w:name="__RefHeading___Toc2252_2457656124"/>
+      <w:bookmarkStart w:id="2" w:name="__RefHeading___Toc2252_1103273133"/>
       <w:bookmarkEnd w:id="2"/>
       <w:r>
         <w:rPr>
@@ -1021,7 +1021,7 @@
         <w:spacing w:lineRule="exact" w:line="240" w:before="240" w:after="120"/>
         <w:rPr/>
       </w:pPr>
-      <w:bookmarkStart w:id="3" w:name="__RefHeading___Toc2254_2457656124"/>
+      <w:bookmarkStart w:id="3" w:name="__RefHeading___Toc2254_1103273133"/>
       <w:bookmarkEnd w:id="3"/>
       <w:r>
         <w:rPr>
@@ -2335,7 +2335,7 @@
         <w:spacing w:lineRule="exact" w:line="240" w:before="240" w:after="120"/>
         <w:rPr/>
       </w:pPr>
-      <w:bookmarkStart w:id="4" w:name="__RefHeading___Toc2256_2457656124"/>
+      <w:bookmarkStart w:id="4" w:name="__RefHeading___Toc2256_1103273133"/>
       <w:bookmarkEnd w:id="4"/>
       <w:r>
         <w:rPr>
@@ -2912,7 +2912,7 @@
         <w:spacing w:lineRule="exact" w:line="240" w:before="240" w:after="120"/>
         <w:rPr/>
       </w:pPr>
-      <w:bookmarkStart w:id="5" w:name="__RefHeading___Toc2258_2457656124"/>
+      <w:bookmarkStart w:id="5" w:name="__RefHeading___Toc2258_1103273133"/>
       <w:bookmarkEnd w:id="5"/>
       <w:r>
         <w:rPr>
@@ -2950,7 +2950,7 @@
         <w:spacing w:lineRule="exact" w:line="240" w:before="240" w:after="120"/>
         <w:rPr/>
       </w:pPr>
-      <w:bookmarkStart w:id="6" w:name="__RefHeading___Toc2260_2457656124"/>
+      <w:bookmarkStart w:id="6" w:name="__RefHeading___Toc2260_1103273133"/>
       <w:bookmarkEnd w:id="6"/>
       <w:r>
         <w:rPr>
@@ -2988,7 +2988,7 @@
         <w:spacing w:lineRule="exact" w:line="240" w:before="240" w:after="120"/>
         <w:rPr/>
       </w:pPr>
-      <w:bookmarkStart w:id="7" w:name="__RefHeading___Toc2262_2457656124"/>
+      <w:bookmarkStart w:id="7" w:name="__RefHeading___Toc2262_1103273133"/>
       <w:bookmarkEnd w:id="7"/>
       <w:r>
         <w:rPr>
@@ -3008,7 +3008,7 @@
         <w:spacing w:lineRule="exact" w:line="240" w:before="180" w:after="80"/>
         <w:rPr/>
       </w:pPr>
-      <w:bookmarkStart w:id="8" w:name="__RefHeading___Toc2264_2457656124"/>
+      <w:bookmarkStart w:id="8" w:name="__RefHeading___Toc2264_1103273133"/>
       <w:bookmarkEnd w:id="8"/>
       <w:r>
         <w:rPr>
@@ -3135,7 +3135,7 @@
         <w:spacing w:lineRule="exact" w:line="240" w:before="180" w:after="80"/>
         <w:rPr/>
       </w:pPr>
-      <w:bookmarkStart w:id="9" w:name="__RefHeading___Toc2266_2457656124"/>
+      <w:bookmarkStart w:id="9" w:name="__RefHeading___Toc2266_1103273133"/>
       <w:bookmarkEnd w:id="9"/>
       <w:r>
         <w:rPr>
@@ -3173,7 +3173,7 @@
         <w:spacing w:lineRule="exact" w:line="240" w:before="180" w:after="80"/>
         <w:rPr/>
       </w:pPr>
-      <w:bookmarkStart w:id="10" w:name="__RefHeading___Toc2268_2457656124"/>
+      <w:bookmarkStart w:id="10" w:name="__RefHeading___Toc2268_1103273133"/>
       <w:bookmarkEnd w:id="10"/>
       <w:r>
         <w:rPr>
@@ -4024,7 +4024,7 @@
         <w:spacing w:lineRule="exact" w:line="240" w:before="180" w:after="80"/>
         <w:rPr/>
       </w:pPr>
-      <w:bookmarkStart w:id="11" w:name="__RefHeading___Toc2270_2457656124"/>
+      <w:bookmarkStart w:id="11" w:name="__RefHeading___Toc2270_1103273133"/>
       <w:bookmarkEnd w:id="11"/>
       <w:r>
         <w:rPr>
@@ -4151,7 +4151,7 @@
         <w:spacing w:lineRule="exact" w:line="240" w:before="180" w:after="80"/>
         <w:rPr/>
       </w:pPr>
-      <w:bookmarkStart w:id="12" w:name="__RefHeading___Toc2272_2457656124"/>
+      <w:bookmarkStart w:id="12" w:name="__RefHeading___Toc2272_1103273133"/>
       <w:bookmarkEnd w:id="12"/>
       <w:r>
         <w:rPr>
@@ -4815,7 +4815,7 @@
         <w:spacing w:lineRule="exact" w:line="240" w:before="180" w:after="80"/>
         <w:rPr/>
       </w:pPr>
-      <w:bookmarkStart w:id="13" w:name="__RefHeading___Toc2274_2457656124"/>
+      <w:bookmarkStart w:id="13" w:name="__RefHeading___Toc2274_1103273133"/>
       <w:bookmarkEnd w:id="13"/>
       <w:r>
         <w:rPr>
@@ -4895,7 +4895,7 @@
         <w:spacing w:lineRule="exact" w:line="240" w:before="240" w:after="120"/>
         <w:rPr/>
       </w:pPr>
-      <w:bookmarkStart w:id="14" w:name="__RefHeading___Toc2276_2457656124"/>
+      <w:bookmarkStart w:id="14" w:name="__RefHeading___Toc2276_1103273133"/>
       <w:bookmarkEnd w:id="14"/>
       <w:r>
         <w:rPr>
@@ -4995,7 +4995,7 @@
         <w:spacing w:lineRule="exact" w:line="240" w:before="240" w:after="120"/>
         <w:rPr/>
       </w:pPr>
-      <w:bookmarkStart w:id="15" w:name="__RefHeading___Toc2278_2457656124"/>
+      <w:bookmarkStart w:id="15" w:name="__RefHeading___Toc2278_1103273133"/>
       <w:bookmarkEnd w:id="15"/>
       <w:r>
         <w:rPr>
@@ -5033,7 +5033,7 @@
         <w:spacing w:lineRule="exact" w:line="240" w:before="240" w:after="120"/>
         <w:rPr/>
       </w:pPr>
-      <w:bookmarkStart w:id="16" w:name="__RefHeading___Toc2280_2457656124"/>
+      <w:bookmarkStart w:id="16" w:name="__RefHeading___Toc2280_1103273133"/>
       <w:bookmarkEnd w:id="16"/>
       <w:r>
         <w:rPr>
@@ -5093,7 +5093,7 @@
         <w:spacing w:lineRule="exact" w:line="240" w:before="240" w:after="120"/>
         <w:rPr/>
       </w:pPr>
-      <w:bookmarkStart w:id="17" w:name="__RefHeading___Toc2282_2457656124"/>
+      <w:bookmarkStart w:id="17" w:name="__RefHeading___Toc2282_1103273133"/>
       <w:bookmarkEnd w:id="17"/>
       <w:r>
         <w:rPr>
@@ -5131,7 +5131,7 @@
         <w:spacing w:lineRule="exact" w:line="240" w:before="240" w:after="120"/>
         <w:rPr/>
       </w:pPr>
-      <w:bookmarkStart w:id="18" w:name="__RefHeading___Toc2284_2457656124"/>
+      <w:bookmarkStart w:id="18" w:name="__RefHeading___Toc2284_1103273133"/>
       <w:bookmarkEnd w:id="18"/>
       <w:r>
         <w:rPr>
@@ -5211,7 +5211,7 @@
         <w:spacing w:lineRule="auto" w:line="240" w:before="0" w:after="60"/>
         <w:rPr/>
       </w:pPr>
-      <w:bookmarkStart w:id="19" w:name="__RefHeading___Toc2286_2457656124"/>
+      <w:bookmarkStart w:id="19" w:name="__RefHeading___Toc2286_1103273133"/>
       <w:bookmarkEnd w:id="19"/>
       <w:r>
         <w:rPr>
@@ -5242,7 +5242,7 @@
         <w:spacing w:lineRule="auto" w:line="240" w:before="0" w:after="60"/>
         <w:rPr/>
       </w:pPr>
-      <w:bookmarkStart w:id="20" w:name="__RefHeading___Toc2288_2457656124"/>
+      <w:bookmarkStart w:id="20" w:name="__RefHeading___Toc2288_1103273133"/>
       <w:bookmarkEnd w:id="20"/>
       <w:r>
         <w:rPr>
@@ -5806,7 +5806,7 @@
         <w:spacing w:lineRule="auto" w:line="240" w:before="0" w:after="60"/>
         <w:rPr/>
       </w:pPr>
-      <w:bookmarkStart w:id="21" w:name="__RefHeading___Toc2290_2457656124"/>
+      <w:bookmarkStart w:id="21" w:name="__RefHeading___Toc2290_1103273133"/>
       <w:bookmarkEnd w:id="21"/>
       <w:r>
         <w:rPr>
@@ -5871,7 +5871,7 @@
         <w:spacing w:lineRule="auto" w:line="240" w:before="0" w:after="60"/>
         <w:rPr/>
       </w:pPr>
-      <w:bookmarkStart w:id="22" w:name="__RefHeading___Toc2292_2457656124"/>
+      <w:bookmarkStart w:id="22" w:name="__RefHeading___Toc2292_1103273133"/>
       <w:bookmarkEnd w:id="22"/>
       <w:r>
         <w:rPr>
@@ -5936,7 +5936,7 @@
         <w:spacing w:lineRule="auto" w:line="240" w:before="0" w:after="60"/>
         <w:rPr/>
       </w:pPr>
-      <w:bookmarkStart w:id="23" w:name="__RefHeading___Toc2294_2457656124"/>
+      <w:bookmarkStart w:id="23" w:name="__RefHeading___Toc2294_1103273133"/>
       <w:bookmarkEnd w:id="23"/>
       <w:r>
         <w:rPr>
@@ -5981,7 +5981,7 @@
         <w:spacing w:lineRule="auto" w:line="240" w:before="0" w:after="60"/>
         <w:rPr/>
       </w:pPr>
-      <w:bookmarkStart w:id="24" w:name="__RefHeading___Toc2296_2457656124"/>
+      <w:bookmarkStart w:id="24" w:name="__RefHeading___Toc2296_1103273133"/>
       <w:bookmarkEnd w:id="24"/>
       <w:r>
         <w:rPr>
@@ -6012,7 +6012,7 @@
         <w:spacing w:lineRule="exact" w:line="240" w:before="240" w:after="120"/>
         <w:rPr/>
       </w:pPr>
-      <w:bookmarkStart w:id="25" w:name="__RefHeading___Toc2298_2457656124"/>
+      <w:bookmarkStart w:id="25" w:name="__RefHeading___Toc2298_1103273133"/>
       <w:bookmarkEnd w:id="25"/>
       <w:r>
         <w:rPr>

--- a/reporte/productos_formales/Producto_03_Modelo_Favoritismo.docx
+++ b/reporte/productos_formales/Producto_03_Modelo_Favoritismo.docx
@@ -89,7 +89,7 @@
           <w:sz w:val="22"/>
           <w:szCs w:val="22"/>
         </w:rPr>
-        <w:t>Selección del Algoritmo y Desarrollo del Modelo para Identificación de Proveedores Favoritos</w:t>
+        <w:t>Selección del Algoritmo y Modelo para Identificación de Proveedores Favoritos</w:t>
       </w:r>
     </w:p>
     <w:p>
@@ -262,7 +262,7 @@
         <w:spacing w:lineRule="exact" w:line="240" w:before="240" w:after="120"/>
         <w:rPr/>
       </w:pPr>
-      <w:bookmarkStart w:id="0" w:name="__RefHeading___Toc2248_1103273133"/>
+      <w:bookmarkStart w:id="0" w:name="__RefHeading___Toc2242_1096995856"/>
       <w:bookmarkEnd w:id="0"/>
       <w:r>
         <w:rPr>
@@ -291,7 +291,7 @@
           <w:sz w:val="22"/>
           <w:szCs w:val="22"/>
         </w:rPr>
-        <w:t>Se compararon Regresión Logística, Random Forest y Gradient Boosting con las mismas predicciones out-of-fold. Random Forest obtuvo el mayor AUC-PR (0.991). La evidencia histórica de Spark MLlib se reproduce en local[*], mientras que la ruta operacional vigente admite master configurable y spark_sql Spark-native sin toPandas().</w:t>
+        <w:t>El serving objetivo utiliza Apache Spark MLlib con RandomForestClassificationModel. La evaluación operacional reserva un holdout antes del FIT y selecciona hiperparámetros únicamente sobre desarrollo; el benchmark sklearn permanece como comparación metodológica y soporte SHAP.</w:t>
       </w:r>
     </w:p>
     <w:p>
@@ -309,7 +309,7 @@
           <w:sz w:val="22"/>
           <w:szCs w:val="22"/>
         </w:rPr>
-        <w:t>Nota metodológica: las métricas del benchmark sintético evalúan la coherencia del PoC y no estiman desempeño productivo. Las salidas sobre datos públicos son señales de priorización para revisión humana y no constituyen hallazgos ni determinaciones automáticas de irregularidad.</w:t>
+        <w:t>Nota metodológica: Las métricas obtenidas con el benchmark sintético verifican coherencia metodológica y funcionamiento reproducible del pipeline; no estiman por sí solas desempeño productivo. Las salidas son señales de priorización para revisión humana y no constituyen hallazgos ni determinaciones automáticas de irregularidad.</w:t>
       </w:r>
     </w:p>
     <w:sdt>
@@ -369,7 +369,7 @@
             </w:rPr>
             <w:fldChar w:fldCharType="separate"/>
           </w:r>
-          <w:hyperlink w:anchor="__RefHeading___Toc2248_1103273133">
+          <w:hyperlink w:anchor="__RefHeading___Toc2242_1096995856">
             <w:r>
               <w:rPr>
                 <w:rStyle w:val="IndexLink"/>
@@ -389,7 +389,7 @@
             </w:tabs>
             <w:rPr/>
           </w:pPr>
-          <w:hyperlink w:anchor="__RefHeading___Toc2250_1103273133">
+          <w:hyperlink w:anchor="__RefHeading___Toc2244_1096995856">
             <w:r>
               <w:rPr>
                 <w:rStyle w:val="IndexLink"/>
@@ -409,7 +409,7 @@
             </w:tabs>
             <w:rPr/>
           </w:pPr>
-          <w:hyperlink w:anchor="__RefHeading___Toc2252_1103273133">
+          <w:hyperlink w:anchor="__RefHeading___Toc2246_1096995856">
             <w:r>
               <w:rPr>
                 <w:rStyle w:val="IndexLink"/>
@@ -429,7 +429,7 @@
             </w:tabs>
             <w:rPr/>
           </w:pPr>
-          <w:hyperlink w:anchor="__RefHeading___Toc2254_1103273133">
+          <w:hyperlink w:anchor="__RefHeading___Toc2248_1096995856">
             <w:r>
               <w:rPr>
                 <w:rStyle w:val="IndexLink"/>
@@ -449,7 +449,7 @@
             </w:tabs>
             <w:rPr/>
           </w:pPr>
-          <w:hyperlink w:anchor="__RefHeading___Toc2256_1103273133">
+          <w:hyperlink w:anchor="__RefHeading___Toc2250_1096995856">
             <w:r>
               <w:rPr>
                 <w:rStyle w:val="IndexLink"/>
@@ -469,7 +469,7 @@
             </w:tabs>
             <w:rPr/>
           </w:pPr>
-          <w:hyperlink w:anchor="__RefHeading___Toc2258_1103273133">
+          <w:hyperlink w:anchor="__RefHeading___Toc2252_1096995856">
             <w:r>
               <w:rPr>
                 <w:rStyle w:val="IndexLink"/>
@@ -489,7 +489,7 @@
             </w:tabs>
             <w:rPr/>
           </w:pPr>
-          <w:hyperlink w:anchor="__RefHeading___Toc2260_1103273133">
+          <w:hyperlink w:anchor="__RefHeading___Toc2254_1096995856">
             <w:r>
               <w:rPr>
                 <w:rStyle w:val="IndexLink"/>
@@ -509,7 +509,7 @@
             </w:tabs>
             <w:rPr/>
           </w:pPr>
-          <w:hyperlink w:anchor="__RefHeading___Toc2262_1103273133">
+          <w:hyperlink w:anchor="__RefHeading___Toc2256_1096995856">
             <w:r>
               <w:rPr>
                 <w:rStyle w:val="IndexLink"/>
@@ -529,12 +529,12 @@
             </w:tabs>
             <w:rPr/>
           </w:pPr>
-          <w:hyperlink w:anchor="__RefHeading___Toc2264_1103273133">
+          <w:hyperlink w:anchor="__RefHeading___Toc2258_1096995856">
             <w:r>
               <w:rPr>
                 <w:rStyle w:val="IndexLink"/>
               </w:rPr>
-              <w:t>3.1 Patrones y tendencias identificadas</w:t>
+              <w:t>3.1 Patrones y unidad analítica</w:t>
               <w:tab/>
               <w:t>4</w:t>
             </w:r>
@@ -549,12 +549,12 @@
             </w:tabs>
             <w:rPr/>
           </w:pPr>
-          <w:hyperlink w:anchor="__RefHeading___Toc2266_1103273133">
+          <w:hyperlink w:anchor="__RefHeading___Toc2260_1096995856">
             <w:r>
               <w:rPr>
                 <w:rStyle w:val="IndexLink"/>
               </w:rPr>
-              <w:t>3.2 Análisis estadístico de variables clave</w:t>
+              <w:t>3.2 Comparación metodológica</w:t>
               <w:tab/>
               <w:t>4</w:t>
             </w:r>
@@ -569,12 +569,12 @@
             </w:tabs>
             <w:rPr/>
           </w:pPr>
-          <w:hyperlink w:anchor="__RefHeading___Toc2268_1103273133">
+          <w:hyperlink w:anchor="__RefHeading___Toc2262_1096995856">
             <w:r>
               <w:rPr>
                 <w:rStyle w:val="IndexLink"/>
               </w:rPr>
-              <w:t>3.3 Propuesta fundamentada de algoritmos</w:t>
+              <w:t>3.3 Modelo operacional Apache Spark MLlib</w:t>
               <w:tab/>
               <w:t>4</w:t>
             </w:r>
@@ -589,14 +589,134 @@
             </w:tabs>
             <w:rPr/>
           </w:pPr>
-          <w:hyperlink w:anchor="__RefHeading___Toc2270_1103273133">
+          <w:hyperlink w:anchor="__RefHeading___Toc2264_1096995856">
             <w:r>
               <w:rPr>
                 <w:rStyle w:val="IndexLink"/>
               </w:rPr>
-              <w:t>3.4 Diseño y arquitectura del modelo</w:t>
+              <w:t>3.4 Interpretabilidad</w:t>
               <w:tab/>
-              <w:t>4</w:t>
+              <w:t>5</w:t>
+            </w:r>
+          </w:hyperlink>
+        </w:p>
+        <w:p>
+          <w:pPr>
+            <w:pStyle w:val="TOC1"/>
+            <w:tabs>
+              <w:tab w:val="clear" w:pos="9026"/>
+              <w:tab w:val="right" w:pos="9025" w:leader="dot"/>
+            </w:tabs>
+            <w:rPr/>
+          </w:pPr>
+          <w:hyperlink w:anchor="__RefHeading___Toc2266_1096995856">
+            <w:r>
+              <w:rPr>
+                <w:rStyle w:val="IndexLink"/>
+              </w:rPr>
+              <w:t>4. Actividades Realizadas</w:t>
+              <w:tab/>
+              <w:t>5</w:t>
+            </w:r>
+          </w:hyperlink>
+        </w:p>
+        <w:p>
+          <w:pPr>
+            <w:pStyle w:val="TOC1"/>
+            <w:tabs>
+              <w:tab w:val="clear" w:pos="9026"/>
+              <w:tab w:val="right" w:pos="9025" w:leader="dot"/>
+            </w:tabs>
+            <w:rPr/>
+          </w:pPr>
+          <w:hyperlink w:anchor="__RefHeading___Toc2268_1096995856">
+            <w:r>
+              <w:rPr>
+                <w:rStyle w:val="IndexLink"/>
+              </w:rPr>
+              <w:t>5. Grado de Cumplimiento del Producto</w:t>
+              <w:tab/>
+              <w:t>5</w:t>
+            </w:r>
+          </w:hyperlink>
+        </w:p>
+        <w:p>
+          <w:pPr>
+            <w:pStyle w:val="TOC1"/>
+            <w:tabs>
+              <w:tab w:val="clear" w:pos="9026"/>
+              <w:tab w:val="right" w:pos="9025" w:leader="dot"/>
+            </w:tabs>
+            <w:rPr/>
+          </w:pPr>
+          <w:hyperlink w:anchor="__RefHeading___Toc2270_1096995856">
+            <w:r>
+              <w:rPr>
+                <w:rStyle w:val="IndexLink"/>
+              </w:rPr>
+              <w:t>6. Dificultades y Limitaciones Encontradas</w:t>
+              <w:tab/>
+              <w:t>5</w:t>
+            </w:r>
+          </w:hyperlink>
+        </w:p>
+        <w:p>
+          <w:pPr>
+            <w:pStyle w:val="TOC1"/>
+            <w:tabs>
+              <w:tab w:val="clear" w:pos="9026"/>
+              <w:tab w:val="right" w:pos="9025" w:leader="dot"/>
+            </w:tabs>
+            <w:rPr/>
+          </w:pPr>
+          <w:hyperlink w:anchor="__RefHeading___Toc2272_1096995856">
+            <w:r>
+              <w:rPr>
+                <w:rStyle w:val="IndexLink"/>
+              </w:rPr>
+              <w:t>7. Conclusiones y Recomendaciones</w:t>
+              <w:tab/>
+              <w:t>6</w:t>
+            </w:r>
+          </w:hyperlink>
+        </w:p>
+        <w:p>
+          <w:pPr>
+            <w:pStyle w:val="TOC1"/>
+            <w:tabs>
+              <w:tab w:val="clear" w:pos="9026"/>
+              <w:tab w:val="right" w:pos="9025" w:leader="dot"/>
+            </w:tabs>
+            <w:rPr/>
+          </w:pPr>
+          <w:hyperlink w:anchor="__RefHeading___Toc2274_1096995856">
+            <w:r>
+              <w:rPr>
+                <w:rStyle w:val="IndexLink"/>
+              </w:rPr>
+              <w:t>8. Anexos</w:t>
+              <w:tab/>
+              <w:t>6</w:t>
+            </w:r>
+          </w:hyperlink>
+        </w:p>
+        <w:p>
+          <w:pPr>
+            <w:pStyle w:val="TOC1"/>
+            <w:tabs>
+              <w:tab w:val="clear" w:pos="9026"/>
+              <w:tab w:val="right" w:pos="9025" w:leader="dot"/>
+            </w:tabs>
+            <w:rPr/>
+          </w:pPr>
+          <w:hyperlink w:anchor="__RefHeading___Toc2276_1096995856">
+            <w:r>
+              <w:rPr>
+                <w:rStyle w:val="IndexLink"/>
+              </w:rPr>
+              <w:t>ANEXO TÉCNICO — PAGOS, MODALIDADES Y ARQUITECTURA OPERACIONAL</w:t>
+              <w:tab/>
+              <w:t>6</w:t>
             </w:r>
           </w:hyperlink>
         </w:p>
@@ -609,14 +729,14 @@
             </w:tabs>
             <w:rPr/>
           </w:pPr>
-          <w:hyperlink w:anchor="__RefHeading___Toc2272_1103273133">
+          <w:hyperlink w:anchor="__RefHeading___Toc2278_1096995856">
             <w:r>
               <w:rPr>
                 <w:rStyle w:val="IndexLink"/>
               </w:rPr>
-              <w:t>3.5 Reporte de implementación usando Apache Spark MLlib</w:t>
+              <w:t>Resultados reproducibles de pagos y modalidades</w:t>
               <w:tab/>
-              <w:t>5</w:t>
+              <w:t>6</w:t>
             </w:r>
           </w:hyperlink>
         </w:p>
@@ -629,14 +749,74 @@
             </w:tabs>
             <w:rPr/>
           </w:pPr>
-          <w:hyperlink w:anchor="__RefHeading___Toc2274_1103273133">
+          <w:hyperlink w:anchor="__RefHeading___Toc2280_1096995856">
             <w:r>
               <w:rPr>
                 <w:rStyle w:val="IndexLink"/>
               </w:rPr>
-              <w:t>3.6 Parámetros de entrenamiento y configuraciones</w:t>
+              <w:t>Distribución de pagos</w:t>
               <w:tab/>
-              <w:t>5</w:t>
+              <w:t>7</w:t>
+            </w:r>
+          </w:hyperlink>
+        </w:p>
+        <w:p>
+          <w:pPr>
+            <w:pStyle w:val="TOC2"/>
+            <w:tabs>
+              <w:tab w:val="clear" w:pos="8743"/>
+              <w:tab w:val="right" w:pos="9025" w:leader="dot"/>
+            </w:tabs>
+            <w:rPr/>
+          </w:pPr>
+          <w:hyperlink w:anchor="__RefHeading___Toc2282_1096995856">
+            <w:r>
+              <w:rPr>
+                <w:rStyle w:val="IndexLink"/>
+              </w:rPr>
+              <w:t>Modalidades por régimen</w:t>
+              <w:tab/>
+              <w:t>7</w:t>
+            </w:r>
+          </w:hyperlink>
+        </w:p>
+        <w:p>
+          <w:pPr>
+            <w:pStyle w:val="TOC2"/>
+            <w:tabs>
+              <w:tab w:val="clear" w:pos="8743"/>
+              <w:tab w:val="right" w:pos="9025" w:leader="dot"/>
+            </w:tabs>
+            <w:rPr/>
+          </w:pPr>
+          <w:hyperlink w:anchor="__RefHeading___Toc2284_1096995856">
+            <w:r>
+              <w:rPr>
+                <w:rStyle w:val="IndexLink"/>
+              </w:rPr>
+              <w:t>Arquitectura operacional Spark-native</w:t>
+              <w:tab/>
+              <w:t>7</w:t>
+            </w:r>
+          </w:hyperlink>
+        </w:p>
+        <w:p>
+          <w:pPr>
+            <w:pStyle w:val="TOC2"/>
+            <w:tabs>
+              <w:tab w:val="clear" w:pos="8743"/>
+              <w:tab w:val="right" w:pos="9025" w:leader="dot"/>
+            </w:tabs>
+            <w:rPr/>
+          </w:pPr>
+          <w:hyperlink w:anchor="__RefHeading___Toc2286_1096995856">
+            <w:r>
+              <w:rPr>
+                <w:rStyle w:val="IndexLink"/>
+              </w:rPr>
+              <w:t>Limitación institucional</w:t>
+              <w:tab/>
+              <w:t>8</w:t>
             </w:r>
           </w:hyperlink>
         </w:p>
@@ -649,227 +829,7 @@
             </w:tabs>
             <w:rPr/>
           </w:pPr>
-          <w:hyperlink w:anchor="__RefHeading___Toc2276_1103273133">
-            <w:r>
-              <w:rPr>
-                <w:rStyle w:val="IndexLink"/>
-              </w:rPr>
-              <w:t>4. Actividades Realizadas</w:t>
-              <w:tab/>
-              <w:t>5</w:t>
-            </w:r>
-          </w:hyperlink>
-        </w:p>
-        <w:p>
-          <w:pPr>
-            <w:pStyle w:val="TOC1"/>
-            <w:tabs>
-              <w:tab w:val="clear" w:pos="9026"/>
-              <w:tab w:val="right" w:pos="9025" w:leader="dot"/>
-            </w:tabs>
-            <w:rPr/>
-          </w:pPr>
-          <w:hyperlink w:anchor="__RefHeading___Toc2278_1103273133">
-            <w:r>
-              <w:rPr>
-                <w:rStyle w:val="IndexLink"/>
-              </w:rPr>
-              <w:t>5. Grado de Cumplimiento del Producto</w:t>
-              <w:tab/>
-              <w:t>6</w:t>
-            </w:r>
-          </w:hyperlink>
-        </w:p>
-        <w:p>
-          <w:pPr>
-            <w:pStyle w:val="TOC1"/>
-            <w:tabs>
-              <w:tab w:val="clear" w:pos="9026"/>
-              <w:tab w:val="right" w:pos="9025" w:leader="dot"/>
-            </w:tabs>
-            <w:rPr/>
-          </w:pPr>
-          <w:hyperlink w:anchor="__RefHeading___Toc2280_1103273133">
-            <w:r>
-              <w:rPr>
-                <w:rStyle w:val="IndexLink"/>
-              </w:rPr>
-              <w:t>6. Dificultades y Limitaciones Encontradas</w:t>
-              <w:tab/>
-              <w:t>6</w:t>
-            </w:r>
-          </w:hyperlink>
-        </w:p>
-        <w:p>
-          <w:pPr>
-            <w:pStyle w:val="TOC1"/>
-            <w:tabs>
-              <w:tab w:val="clear" w:pos="9026"/>
-              <w:tab w:val="right" w:pos="9025" w:leader="dot"/>
-            </w:tabs>
-            <w:rPr/>
-          </w:pPr>
-          <w:hyperlink w:anchor="__RefHeading___Toc2282_1103273133">
-            <w:r>
-              <w:rPr>
-                <w:rStyle w:val="IndexLink"/>
-              </w:rPr>
-              <w:t>7. Conclusiones y Recomendaciones</w:t>
-              <w:tab/>
-              <w:t>6</w:t>
-            </w:r>
-          </w:hyperlink>
-        </w:p>
-        <w:p>
-          <w:pPr>
-            <w:pStyle w:val="TOC1"/>
-            <w:tabs>
-              <w:tab w:val="clear" w:pos="9026"/>
-              <w:tab w:val="right" w:pos="9025" w:leader="dot"/>
-            </w:tabs>
-            <w:rPr/>
-          </w:pPr>
-          <w:hyperlink w:anchor="__RefHeading___Toc2284_1103273133">
-            <w:r>
-              <w:rPr>
-                <w:rStyle w:val="IndexLink"/>
-              </w:rPr>
-              <w:t>8. Anexos</w:t>
-              <w:tab/>
-              <w:t>6</w:t>
-            </w:r>
-          </w:hyperlink>
-        </w:p>
-        <w:p>
-          <w:pPr>
-            <w:pStyle w:val="TOC1"/>
-            <w:tabs>
-              <w:tab w:val="clear" w:pos="9026"/>
-              <w:tab w:val="right" w:pos="9025" w:leader="dot"/>
-            </w:tabs>
-            <w:rPr/>
-          </w:pPr>
-          <w:hyperlink w:anchor="__RefHeading___Toc2286_1103273133">
-            <w:r>
-              <w:rPr>
-                <w:rStyle w:val="IndexLink"/>
-              </w:rPr>
-              <w:t>ANEXO TÉCNICO — PAGOS, MODALIDADES Y ARQUITECTURA OPERACIONAL</w:t>
-              <w:tab/>
-              <w:t>6</w:t>
-            </w:r>
-          </w:hyperlink>
-        </w:p>
-        <w:p>
-          <w:pPr>
-            <w:pStyle w:val="TOC2"/>
-            <w:tabs>
-              <w:tab w:val="clear" w:pos="8743"/>
-              <w:tab w:val="right" w:pos="9025" w:leader="dot"/>
-            </w:tabs>
-            <w:rPr/>
-          </w:pPr>
-          <w:hyperlink w:anchor="__RefHeading___Toc2288_1103273133">
-            <w:r>
-              <w:rPr>
-                <w:rStyle w:val="IndexLink"/>
-              </w:rPr>
-              <w:t>Resultados reproducibles de pagos y modalidades</w:t>
-              <w:tab/>
-              <w:t>6</w:t>
-            </w:r>
-          </w:hyperlink>
-        </w:p>
-        <w:p>
-          <w:pPr>
-            <w:pStyle w:val="TOC2"/>
-            <w:tabs>
-              <w:tab w:val="clear" w:pos="8743"/>
-              <w:tab w:val="right" w:pos="9025" w:leader="dot"/>
-            </w:tabs>
-            <w:rPr/>
-          </w:pPr>
-          <w:hyperlink w:anchor="__RefHeading___Toc2290_1103273133">
-            <w:r>
-              <w:rPr>
-                <w:rStyle w:val="IndexLink"/>
-              </w:rPr>
-              <w:t>Distribución de pagos</w:t>
-              <w:tab/>
-              <w:t>7</w:t>
-            </w:r>
-          </w:hyperlink>
-        </w:p>
-        <w:p>
-          <w:pPr>
-            <w:pStyle w:val="TOC2"/>
-            <w:tabs>
-              <w:tab w:val="clear" w:pos="8743"/>
-              <w:tab w:val="right" w:pos="9025" w:leader="dot"/>
-            </w:tabs>
-            <w:rPr/>
-          </w:pPr>
-          <w:hyperlink w:anchor="__RefHeading___Toc2292_1103273133">
-            <w:r>
-              <w:rPr>
-                <w:rStyle w:val="IndexLink"/>
-              </w:rPr>
-              <w:t>Modalidades por régimen</w:t>
-              <w:tab/>
-              <w:t>7</w:t>
-            </w:r>
-          </w:hyperlink>
-        </w:p>
-        <w:p>
-          <w:pPr>
-            <w:pStyle w:val="TOC2"/>
-            <w:tabs>
-              <w:tab w:val="clear" w:pos="8743"/>
-              <w:tab w:val="right" w:pos="9025" w:leader="dot"/>
-            </w:tabs>
-            <w:rPr/>
-          </w:pPr>
-          <w:hyperlink w:anchor="__RefHeading___Toc2294_1103273133">
-            <w:r>
-              <w:rPr>
-                <w:rStyle w:val="IndexLink"/>
-              </w:rPr>
-              <w:t>Arquitectura operacional Spark-native</w:t>
-              <w:tab/>
-              <w:t>7</w:t>
-            </w:r>
-          </w:hyperlink>
-        </w:p>
-        <w:p>
-          <w:pPr>
-            <w:pStyle w:val="TOC2"/>
-            <w:tabs>
-              <w:tab w:val="clear" w:pos="8743"/>
-              <w:tab w:val="right" w:pos="9025" w:leader="dot"/>
-            </w:tabs>
-            <w:rPr/>
-          </w:pPr>
-          <w:hyperlink w:anchor="__RefHeading___Toc2296_1103273133">
-            <w:r>
-              <w:rPr>
-                <w:rStyle w:val="IndexLink"/>
-              </w:rPr>
-              <w:t>Limitación institucional</w:t>
-              <w:tab/>
-              <w:t>8</w:t>
-            </w:r>
-          </w:hyperlink>
-        </w:p>
-        <w:p>
-          <w:pPr>
-            <w:pStyle w:val="TOC1"/>
-            <w:tabs>
-              <w:tab w:val="clear" w:pos="9026"/>
-              <w:tab w:val="right" w:pos="9025" w:leader="dot"/>
-            </w:tabs>
-            <w:rPr/>
-          </w:pPr>
-          <w:hyperlink w:anchor="__RefHeading___Toc2298_1103273133">
+          <w:hyperlink w:anchor="__RefHeading___Toc2288_1096995856">
             <w:r>
               <w:rPr>
                 <w:rStyle w:val="IndexLink"/>
@@ -909,7 +869,7 @@
         <w:spacing w:lineRule="exact" w:line="240" w:before="240" w:after="120"/>
         <w:rPr/>
       </w:pPr>
-      <w:bookmarkStart w:id="1" w:name="__RefHeading___Toc2250_1103273133"/>
+      <w:bookmarkStart w:id="1" w:name="__RefHeading___Toc2244_1096995856"/>
       <w:bookmarkEnd w:id="1"/>
       <w:r>
         <w:rPr>
@@ -938,7 +898,7 @@
           <w:sz w:val="22"/>
           <w:szCs w:val="22"/>
         </w:rPr>
-        <w:t>1. Comparación de algoritmos candidatos para favoritismo</w:t>
+        <w:t>1. Comparación metodológica sklearn</w:t>
       </w:r>
     </w:p>
     <w:p>
@@ -956,7 +916,7 @@
           <w:sz w:val="22"/>
           <w:szCs w:val="22"/>
         </w:rPr>
-        <w:t>2. Implementación Spark MLlib para favoritismo</w:t>
+        <w:t>2. Modelo Spark MLlib servido</w:t>
       </w:r>
     </w:p>
     <w:p>
@@ -965,7 +925,7 @@
         <w:spacing w:lineRule="exact" w:line="240" w:before="240" w:after="120"/>
         <w:rPr/>
       </w:pPr>
-      <w:bookmarkStart w:id="2" w:name="__RefHeading___Toc2252_1103273133"/>
+      <w:bookmarkStart w:id="2" w:name="__RefHeading___Toc2246_1096995856"/>
       <w:bookmarkEnd w:id="2"/>
       <w:r>
         <w:rPr>
@@ -1012,7 +972,7 @@
           <w:sz w:val="22"/>
           <w:szCs w:val="22"/>
         </w:rPr>
-        <w:t>2. Diagrama del modelo de datos del PoC</w:t>
+        <w:t>2. Importancia/explicabilidad de variables</w:t>
       </w:r>
     </w:p>
     <w:p>
@@ -1021,7 +981,7 @@
         <w:spacing w:lineRule="exact" w:line="240" w:before="240" w:after="120"/>
         <w:rPr/>
       </w:pPr>
-      <w:bookmarkStart w:id="3" w:name="__RefHeading___Toc2254_1103273133"/>
+      <w:bookmarkStart w:id="3" w:name="__RefHeading___Toc2248_1096995856"/>
       <w:bookmarkEnd w:id="3"/>
       <w:r>
         <w:rPr>
@@ -2335,7 +2295,7 @@
         <w:spacing w:lineRule="exact" w:line="240" w:before="240" w:after="120"/>
         <w:rPr/>
       </w:pPr>
-      <w:bookmarkStart w:id="4" w:name="__RefHeading___Toc2256_1103273133"/>
+      <w:bookmarkStart w:id="4" w:name="__RefHeading___Toc2250_1096995856"/>
       <w:bookmarkEnd w:id="4"/>
       <w:r>
         <w:rPr>
@@ -2912,7 +2872,7 @@
         <w:spacing w:lineRule="exact" w:line="240" w:before="240" w:after="120"/>
         <w:rPr/>
       </w:pPr>
-      <w:bookmarkStart w:id="5" w:name="__RefHeading___Toc2258_1103273133"/>
+      <w:bookmarkStart w:id="5" w:name="__RefHeading___Toc2252_1096995856"/>
       <w:bookmarkEnd w:id="5"/>
       <w:r>
         <w:rPr>
@@ -2941,7 +2901,7 @@
           <w:sz w:val="22"/>
           <w:szCs w:val="22"/>
         </w:rPr>
-        <w:t>Este producto cubre patrones y tendencias, análisis estadístico, propuesta fundamentada de algoritmos, diseño/arquitectura, implementación Spark MLlib y parámetros de entrenamiento.</w:t>
+        <w:t>Este producto fundamenta la selección del algoritmo y diferencia explícitamente el modelo servido de los benchmarks de compatibilidad.</w:t>
       </w:r>
     </w:p>
     <w:p>
@@ -2950,7 +2910,7 @@
         <w:spacing w:lineRule="exact" w:line="240" w:before="240" w:after="120"/>
         <w:rPr/>
       </w:pPr>
-      <w:bookmarkStart w:id="6" w:name="__RefHeading___Toc2260_1103273133"/>
+      <w:bookmarkStart w:id="6" w:name="__RefHeading___Toc2254_1096995856"/>
       <w:bookmarkEnd w:id="6"/>
       <w:r>
         <w:rPr>
@@ -2979,7 +2939,7 @@
           <w:sz w:val="22"/>
           <w:szCs w:val="22"/>
         </w:rPr>
-        <w:t>Objetivo de consultoría tomado como referencia del TDR: disponer datos procesados y filtrados de fuentes externas e internas, y desarrollar modelos de Machine Learning que permitan identificar casos atípicos y patrones de riesgo relevantes para la labor del auditor. En este repositorio dicho objetivo se desarrolla únicamente como prototipo independiente.</w:t>
+        <w:t>El TDR tomado como referencia plantea disponer datos procesados y filtrados de fuentes externas e internas y desarrollar modelos de Machine Learning que permitan identificar casos atípicos y patrones de riesgo relevantes para la labor del auditor. Este repositorio demuestra ese objetivo como prototipo independiente y reproducible, sin atribuirse aprobación o despliegue institucional CGR.</w:t>
       </w:r>
     </w:p>
     <w:p>
@@ -2988,7 +2948,7 @@
         <w:spacing w:lineRule="exact" w:line="240" w:before="240" w:after="120"/>
         <w:rPr/>
       </w:pPr>
-      <w:bookmarkStart w:id="7" w:name="__RefHeading___Toc2262_1103273133"/>
+      <w:bookmarkStart w:id="7" w:name="__RefHeading___Toc2256_1096995856"/>
       <w:bookmarkEnd w:id="7"/>
       <w:r>
         <w:rPr>
@@ -3008,7 +2968,7 @@
         <w:spacing w:lineRule="exact" w:line="240" w:before="180" w:after="80"/>
         <w:rPr/>
       </w:pPr>
-      <w:bookmarkStart w:id="8" w:name="__RefHeading___Toc2264_1103273133"/>
+      <w:bookmarkStart w:id="8" w:name="__RefHeading___Toc2258_1096995856"/>
       <w:bookmarkEnd w:id="8"/>
       <w:r>
         <w:rPr>
@@ -3019,7 +2979,7 @@
           <w:sz w:val="22"/>
           <w:szCs w:val="22"/>
         </w:rPr>
-        <w:t>3.1 Patrones y tendencias identificadas</w:t>
+        <w:t>3.1 Patrones y unidad analítica</w:t>
       </w:r>
     </w:p>
     <w:p>
@@ -3037,7 +2997,7 @@
           <w:sz w:val="22"/>
           <w:szCs w:val="22"/>
         </w:rPr>
-        <w:t>El benchmark muestra concentración contractual por proveedor-entidad, diferencias entre modalidades y patrones temporales que justifican un enfoque de puntuación de riesgo a nivel agregado.</w:t>
+        <w:t>El riesgo se prioriza a nivel proveedor-entidad mediante frecuencia, montos, diversidad de objetos, modalidad, temporalidad y relación con funcionarios disponibles.</w:t>
       </w:r>
     </w:p>
     <w:p>
@@ -3135,7 +3095,7 @@
         <w:spacing w:lineRule="exact" w:line="240" w:before="180" w:after="80"/>
         <w:rPr/>
       </w:pPr>
-      <w:bookmarkStart w:id="9" w:name="__RefHeading___Toc2266_1103273133"/>
+      <w:bookmarkStart w:id="9" w:name="__RefHeading___Toc2260_1096995856"/>
       <w:bookmarkEnd w:id="9"/>
       <w:r>
         <w:rPr>
@@ -3146,45 +3106,7 @@
           <w:sz w:val="22"/>
           <w:szCs w:val="22"/>
         </w:rPr>
-        <w:t>3.2 Análisis estadístico de variables clave</w:t>
-      </w:r>
-    </w:p>
-    <w:p>
-      <w:pPr>
-        <w:pStyle w:val="Normal"/>
-        <w:keepNext w:val="false"/>
-        <w:spacing w:lineRule="exact" w:line="240" w:before="0" w:after="80"/>
-        <w:jc w:val="both"/>
-        <w:rPr/>
-      </w:pPr>
-      <w:r>
-        <w:rPr>
-          <w:rFonts w:eastAsia="Arial" w:cs="Arial"/>
-          <w:color w:val="000000"/>
-          <w:sz w:val="22"/>
-          <w:szCs w:val="22"/>
-        </w:rPr>
-        <w:t>El dataset contiene NaN pares proveedor-entidad y NaN positivos sintéticos. Debido al fuerte desbalance, AUC-PR se adopta como criterio primario; AUC-ROC, precision, recall y F1 se conservan como métricas complementarias.</w:t>
-      </w:r>
-    </w:p>
-    <w:p>
-      <w:pPr>
-        <w:pStyle w:val="Heading2"/>
-        <w:spacing w:lineRule="exact" w:line="240" w:before="180" w:after="80"/>
-        <w:rPr/>
-      </w:pPr>
-      <w:bookmarkStart w:id="10" w:name="__RefHeading___Toc2268_1103273133"/>
-      <w:bookmarkEnd w:id="10"/>
-      <w:r>
-        <w:rPr>
-          <w:rFonts w:eastAsia="Arial" w:cs="Arial" w:ascii="Arial" w:hAnsi="Arial"/>
-          <w:b/>
-          <w:bCs/>
-          <w:color w:val="000000"/>
-          <w:sz w:val="22"/>
-          <w:szCs w:val="22"/>
-        </w:rPr>
-        <w:t>3.3 Propuesta fundamentada de algoritmos</w:t>
+        <w:t>3.2 Comparación metodológica</w:t>
       </w:r>
     </w:p>
     <w:p>
@@ -3204,7 +3126,7 @@
           <w:sz w:val="22"/>
           <w:szCs w:val="22"/>
         </w:rPr>
-        <w:t>Tabla 1. Comparación de algoritmos candidatos para favoritismo</w:t>
+        <w:t>Tabla 1. Comparación metodológica sklearn</w:t>
       </w:r>
     </w:p>
     <w:tbl>
@@ -4015,7 +3937,7 @@
           <w:sz w:val="22"/>
           <w:szCs w:val="22"/>
         </w:rPr>
-        <w:t>Random Forest se selecciona como candidato principal por AUC-PR y por su compatibilidad con explicabilidad basada en importancia de variables y SHAP.</w:t>
+        <w:t>AUC-PR se prioriza por el desbalance de la clase positiva. El benchmark sklearn permite comparar familias de modelos y producir SHAP, pero no define el champion activo.</w:t>
       </w:r>
     </w:p>
     <w:p>
@@ -4024,8 +3946,8 @@
         <w:spacing w:lineRule="exact" w:line="240" w:before="180" w:after="80"/>
         <w:rPr/>
       </w:pPr>
-      <w:bookmarkStart w:id="11" w:name="__RefHeading___Toc2270_1103273133"/>
-      <w:bookmarkEnd w:id="11"/>
+      <w:bookmarkStart w:id="10" w:name="__RefHeading___Toc2262_1096995856"/>
+      <w:bookmarkEnd w:id="10"/>
       <w:r>
         <w:rPr>
           <w:rFonts w:eastAsia="Arial" w:cs="Arial" w:ascii="Arial" w:hAnsi="Arial"/>
@@ -4035,9 +3957,720 @@
           <w:sz w:val="22"/>
           <w:szCs w:val="22"/>
         </w:rPr>
-        <w:t>3.4 Diseño y arquitectura del modelo</w:t>
-      </w:r>
-    </w:p>
+        <w:t>3.3 Modelo operacional Apache Spark MLlib</w:t>
+      </w:r>
+    </w:p>
+    <w:p>
+      <w:pPr>
+        <w:pStyle w:val="Normal"/>
+        <w:keepNext w:val="true"/>
+        <w:spacing w:lineRule="exact" w:line="240" w:before="0" w:after="45"/>
+        <w:jc w:val="center"/>
+        <w:rPr/>
+      </w:pPr>
+      <w:r>
+        <w:rPr>
+          <w:rFonts w:eastAsia="Arial" w:cs="Arial"/>
+          <w:b/>
+          <w:bCs/>
+          <w:color w:val="000000"/>
+          <w:sz w:val="22"/>
+          <w:szCs w:val="22"/>
+        </w:rPr>
+        <w:t>Tabla 2. Modelo Spark MLlib servido</w:t>
+      </w:r>
+    </w:p>
+    <w:tbl>
+      <w:tblPr>
+        <w:tblW w:w="8800" w:type="dxa"/>
+        <w:jc w:val="left"/>
+        <w:tblInd w:w="0" w:type="dxa"/>
+        <w:tblLayout w:type="fixed"/>
+        <w:tblCellMar>
+          <w:top w:w="55" w:type="dxa"/>
+          <w:left w:w="80" w:type="dxa"/>
+          <w:bottom w:w="55" w:type="dxa"/>
+          <w:right w:w="80" w:type="dxa"/>
+        </w:tblCellMar>
+      </w:tblPr>
+      <w:tblGrid>
+        <w:gridCol w:w="2999"/>
+        <w:gridCol w:w="5800"/>
+      </w:tblGrid>
+      <w:tr>
+        <w:trPr>
+          <w:tblHeader w:val="true"/>
+          <w:cantSplit w:val="true"/>
+        </w:trPr>
+        <w:tc>
+          <w:tcPr>
+            <w:tcW w:w="2999" w:type="dxa"/>
+            <w:tcBorders>
+              <w:top w:val="single" w:sz="4" w:space="0" w:color="000000"/>
+              <w:left w:val="single" w:sz="4" w:space="0" w:color="000000"/>
+              <w:bottom w:val="single" w:sz="4" w:space="0" w:color="000000"/>
+              <w:right w:val="single" w:sz="4" w:space="0" w:color="000000"/>
+            </w:tcBorders>
+            <w:shd w:fill="E7E6E6" w:val="clear"/>
+            <w:vAlign w:val="center"/>
+          </w:tcPr>
+          <w:p>
+            <w:pPr>
+              <w:pStyle w:val="Normal"/>
+              <w:spacing w:lineRule="exact" w:line="240" w:before="0" w:after="0"/>
+              <w:jc w:val="left"/>
+              <w:rPr/>
+            </w:pPr>
+            <w:r>
+              <w:rPr>
+                <w:rFonts w:eastAsia="Arial" w:cs="Arial"/>
+                <w:b/>
+                <w:bCs/>
+                <w:color w:val="000000"/>
+                <w:sz w:val="22"/>
+                <w:szCs w:val="22"/>
+              </w:rPr>
+              <w:t>Elemento</w:t>
+            </w:r>
+          </w:p>
+        </w:tc>
+        <w:tc>
+          <w:tcPr>
+            <w:tcW w:w="5800" w:type="dxa"/>
+            <w:tcBorders>
+              <w:top w:val="single" w:sz="4" w:space="0" w:color="000000"/>
+              <w:left w:val="single" w:sz="4" w:space="0" w:color="000000"/>
+              <w:bottom w:val="single" w:sz="4" w:space="0" w:color="000000"/>
+              <w:right w:val="single" w:sz="4" w:space="0" w:color="000000"/>
+            </w:tcBorders>
+            <w:shd w:fill="E7E6E6" w:val="clear"/>
+            <w:vAlign w:val="center"/>
+          </w:tcPr>
+          <w:p>
+            <w:pPr>
+              <w:pStyle w:val="Normal"/>
+              <w:spacing w:lineRule="exact" w:line="240" w:before="0" w:after="0"/>
+              <w:jc w:val="left"/>
+              <w:rPr/>
+            </w:pPr>
+            <w:r>
+              <w:rPr>
+                <w:rFonts w:eastAsia="Arial" w:cs="Arial"/>
+                <w:b/>
+                <w:bCs/>
+                <w:color w:val="000000"/>
+                <w:sz w:val="22"/>
+                <w:szCs w:val="22"/>
+              </w:rPr>
+              <w:t>Evidencia</w:t>
+            </w:r>
+          </w:p>
+        </w:tc>
+      </w:tr>
+      <w:tr>
+        <w:trPr>
+          <w:cantSplit w:val="true"/>
+        </w:trPr>
+        <w:tc>
+          <w:tcPr>
+            <w:tcW w:w="2999" w:type="dxa"/>
+            <w:tcBorders>
+              <w:top w:val="single" w:sz="4" w:space="0" w:color="000000"/>
+              <w:left w:val="single" w:sz="4" w:space="0" w:color="000000"/>
+              <w:bottom w:val="single" w:sz="4" w:space="0" w:color="000000"/>
+              <w:right w:val="single" w:sz="4" w:space="0" w:color="000000"/>
+            </w:tcBorders>
+            <w:vAlign w:val="center"/>
+          </w:tcPr>
+          <w:p>
+            <w:pPr>
+              <w:pStyle w:val="Normal"/>
+              <w:spacing w:lineRule="exact" w:line="240" w:before="0" w:after="0"/>
+              <w:jc w:val="left"/>
+              <w:rPr/>
+            </w:pPr>
+            <w:r>
+              <w:rPr>
+                <w:rFonts w:eastAsia="Arial" w:cs="Arial"/>
+                <w:b w:val="false"/>
+                <w:bCs w:val="false"/>
+                <w:color w:val="000000"/>
+                <w:sz w:val="22"/>
+                <w:szCs w:val="22"/>
+              </w:rPr>
+              <w:t>Framework</w:t>
+            </w:r>
+          </w:p>
+        </w:tc>
+        <w:tc>
+          <w:tcPr>
+            <w:tcW w:w="5800" w:type="dxa"/>
+            <w:tcBorders>
+              <w:top w:val="single" w:sz="4" w:space="0" w:color="000000"/>
+              <w:left w:val="single" w:sz="4" w:space="0" w:color="000000"/>
+              <w:bottom w:val="single" w:sz="4" w:space="0" w:color="000000"/>
+              <w:right w:val="single" w:sz="4" w:space="0" w:color="000000"/>
+            </w:tcBorders>
+            <w:vAlign w:val="center"/>
+          </w:tcPr>
+          <w:p>
+            <w:pPr>
+              <w:pStyle w:val="Normal"/>
+              <w:spacing w:lineRule="exact" w:line="240" w:before="0" w:after="0"/>
+              <w:jc w:val="center"/>
+              <w:rPr/>
+            </w:pPr>
+            <w:r>
+              <w:rPr>
+                <w:rFonts w:eastAsia="Arial" w:cs="Arial"/>
+                <w:b w:val="false"/>
+                <w:bCs w:val="false"/>
+                <w:color w:val="000000"/>
+                <w:sz w:val="22"/>
+                <w:szCs w:val="22"/>
+              </w:rPr>
+              <w:t>PySpark / Apache Spark MLlib</w:t>
+            </w:r>
+          </w:p>
+        </w:tc>
+      </w:tr>
+      <w:tr>
+        <w:trPr>
+          <w:cantSplit w:val="true"/>
+        </w:trPr>
+        <w:tc>
+          <w:tcPr>
+            <w:tcW w:w="2999" w:type="dxa"/>
+            <w:tcBorders>
+              <w:top w:val="single" w:sz="4" w:space="0" w:color="000000"/>
+              <w:left w:val="single" w:sz="4" w:space="0" w:color="000000"/>
+              <w:bottom w:val="single" w:sz="4" w:space="0" w:color="000000"/>
+              <w:right w:val="single" w:sz="4" w:space="0" w:color="000000"/>
+            </w:tcBorders>
+            <w:vAlign w:val="center"/>
+          </w:tcPr>
+          <w:p>
+            <w:pPr>
+              <w:pStyle w:val="Normal"/>
+              <w:spacing w:lineRule="exact" w:line="240" w:before="0" w:after="0"/>
+              <w:jc w:val="left"/>
+              <w:rPr/>
+            </w:pPr>
+            <w:r>
+              <w:rPr>
+                <w:rFonts w:eastAsia="Arial" w:cs="Arial"/>
+                <w:b w:val="false"/>
+                <w:bCs w:val="false"/>
+                <w:color w:val="000000"/>
+                <w:sz w:val="22"/>
+                <w:szCs w:val="22"/>
+              </w:rPr>
+              <w:t>Algoritmo</w:t>
+            </w:r>
+          </w:p>
+        </w:tc>
+        <w:tc>
+          <w:tcPr>
+            <w:tcW w:w="5800" w:type="dxa"/>
+            <w:tcBorders>
+              <w:top w:val="single" w:sz="4" w:space="0" w:color="000000"/>
+              <w:left w:val="single" w:sz="4" w:space="0" w:color="000000"/>
+              <w:bottom w:val="single" w:sz="4" w:space="0" w:color="000000"/>
+              <w:right w:val="single" w:sz="4" w:space="0" w:color="000000"/>
+            </w:tcBorders>
+            <w:vAlign w:val="center"/>
+          </w:tcPr>
+          <w:p>
+            <w:pPr>
+              <w:pStyle w:val="Normal"/>
+              <w:spacing w:lineRule="exact" w:line="240" w:before="0" w:after="0"/>
+              <w:jc w:val="center"/>
+              <w:rPr/>
+            </w:pPr>
+            <w:r>
+              <w:rPr>
+                <w:rFonts w:eastAsia="Arial" w:cs="Arial"/>
+                <w:b w:val="false"/>
+                <w:bCs w:val="false"/>
+                <w:color w:val="000000"/>
+                <w:sz w:val="22"/>
+                <w:szCs w:val="22"/>
+              </w:rPr>
+              <w:t>RandomForestClassificationModel</w:t>
+            </w:r>
+          </w:p>
+        </w:tc>
+      </w:tr>
+      <w:tr>
+        <w:trPr>
+          <w:cantSplit w:val="true"/>
+        </w:trPr>
+        <w:tc>
+          <w:tcPr>
+            <w:tcW w:w="2999" w:type="dxa"/>
+            <w:tcBorders>
+              <w:top w:val="single" w:sz="4" w:space="0" w:color="000000"/>
+              <w:left w:val="single" w:sz="4" w:space="0" w:color="000000"/>
+              <w:bottom w:val="single" w:sz="4" w:space="0" w:color="000000"/>
+              <w:right w:val="single" w:sz="4" w:space="0" w:color="000000"/>
+            </w:tcBorders>
+            <w:vAlign w:val="center"/>
+          </w:tcPr>
+          <w:p>
+            <w:pPr>
+              <w:pStyle w:val="Normal"/>
+              <w:spacing w:lineRule="exact" w:line="240" w:before="0" w:after="0"/>
+              <w:jc w:val="left"/>
+              <w:rPr/>
+            </w:pPr>
+            <w:r>
+              <w:rPr>
+                <w:rFonts w:eastAsia="Arial" w:cs="Arial"/>
+                <w:b w:val="false"/>
+                <w:bCs w:val="false"/>
+                <w:color w:val="000000"/>
+                <w:sz w:val="22"/>
+                <w:szCs w:val="22"/>
+              </w:rPr>
+              <w:t>Pipeline</w:t>
+            </w:r>
+          </w:p>
+        </w:tc>
+        <w:tc>
+          <w:tcPr>
+            <w:tcW w:w="5800" w:type="dxa"/>
+            <w:tcBorders>
+              <w:top w:val="single" w:sz="4" w:space="0" w:color="000000"/>
+              <w:left w:val="single" w:sz="4" w:space="0" w:color="000000"/>
+              <w:bottom w:val="single" w:sz="4" w:space="0" w:color="000000"/>
+              <w:right w:val="single" w:sz="4" w:space="0" w:color="000000"/>
+            </w:tcBorders>
+            <w:vAlign w:val="center"/>
+          </w:tcPr>
+          <w:p>
+            <w:pPr>
+              <w:pStyle w:val="Normal"/>
+              <w:spacing w:lineRule="exact" w:line="240" w:before="0" w:after="0"/>
+              <w:jc w:val="center"/>
+              <w:rPr/>
+            </w:pPr>
+            <w:r>
+              <w:rPr>
+                <w:rFonts w:eastAsia="Arial" w:cs="Arial"/>
+                <w:b w:val="false"/>
+                <w:bCs w:val="false"/>
+                <w:color w:val="000000"/>
+                <w:sz w:val="22"/>
+                <w:szCs w:val="22"/>
+              </w:rPr>
+              <w:t>spark_operational_features</w:t>
+            </w:r>
+          </w:p>
+        </w:tc>
+      </w:tr>
+      <w:tr>
+        <w:trPr>
+          <w:cantSplit w:val="true"/>
+        </w:trPr>
+        <w:tc>
+          <w:tcPr>
+            <w:tcW w:w="2999" w:type="dxa"/>
+            <w:tcBorders>
+              <w:top w:val="single" w:sz="4" w:space="0" w:color="000000"/>
+              <w:left w:val="single" w:sz="4" w:space="0" w:color="000000"/>
+              <w:bottom w:val="single" w:sz="4" w:space="0" w:color="000000"/>
+              <w:right w:val="single" w:sz="4" w:space="0" w:color="000000"/>
+            </w:tcBorders>
+            <w:vAlign w:val="center"/>
+          </w:tcPr>
+          <w:p>
+            <w:pPr>
+              <w:pStyle w:val="Normal"/>
+              <w:spacing w:lineRule="exact" w:line="240" w:before="0" w:after="0"/>
+              <w:jc w:val="left"/>
+              <w:rPr/>
+            </w:pPr>
+            <w:r>
+              <w:rPr>
+                <w:rFonts w:eastAsia="Arial" w:cs="Arial"/>
+                <w:b w:val="false"/>
+                <w:bCs w:val="false"/>
+                <w:color w:val="000000"/>
+                <w:sz w:val="22"/>
+                <w:szCs w:val="22"/>
+              </w:rPr>
+              <w:t>Monto</w:t>
+            </w:r>
+          </w:p>
+        </w:tc>
+        <w:tc>
+          <w:tcPr>
+            <w:tcW w:w="5800" w:type="dxa"/>
+            <w:tcBorders>
+              <w:top w:val="single" w:sz="4" w:space="0" w:color="000000"/>
+              <w:left w:val="single" w:sz="4" w:space="0" w:color="000000"/>
+              <w:bottom w:val="single" w:sz="4" w:space="0" w:color="000000"/>
+              <w:right w:val="single" w:sz="4" w:space="0" w:color="000000"/>
+            </w:tcBorders>
+            <w:vAlign w:val="center"/>
+          </w:tcPr>
+          <w:p>
+            <w:pPr>
+              <w:pStyle w:val="Normal"/>
+              <w:spacing w:lineRule="exact" w:line="240" w:before="0" w:after="0"/>
+              <w:jc w:val="center"/>
+              <w:rPr/>
+            </w:pPr>
+            <w:r>
+              <w:rPr>
+                <w:rFonts w:eastAsia="Arial" w:cs="Arial"/>
+                <w:b w:val="false"/>
+                <w:bCs w:val="false"/>
+                <w:color w:val="000000"/>
+                <w:sz w:val="22"/>
+                <w:szCs w:val="22"/>
+              </w:rPr>
+              <w:t>monto_capped</w:t>
+            </w:r>
+          </w:p>
+        </w:tc>
+      </w:tr>
+      <w:tr>
+        <w:trPr>
+          <w:cantSplit w:val="true"/>
+        </w:trPr>
+        <w:tc>
+          <w:tcPr>
+            <w:tcW w:w="2999" w:type="dxa"/>
+            <w:tcBorders>
+              <w:top w:val="single" w:sz="4" w:space="0" w:color="000000"/>
+              <w:left w:val="single" w:sz="4" w:space="0" w:color="000000"/>
+              <w:bottom w:val="single" w:sz="4" w:space="0" w:color="000000"/>
+              <w:right w:val="single" w:sz="4" w:space="0" w:color="000000"/>
+            </w:tcBorders>
+            <w:vAlign w:val="center"/>
+          </w:tcPr>
+          <w:p>
+            <w:pPr>
+              <w:pStyle w:val="Normal"/>
+              <w:spacing w:lineRule="exact" w:line="240" w:before="0" w:after="0"/>
+              <w:jc w:val="left"/>
+              <w:rPr/>
+            </w:pPr>
+            <w:r>
+              <w:rPr>
+                <w:rFonts w:eastAsia="Arial" w:cs="Arial"/>
+                <w:b w:val="false"/>
+                <w:bCs w:val="false"/>
+                <w:color w:val="000000"/>
+                <w:sz w:val="22"/>
+                <w:szCs w:val="22"/>
+              </w:rPr>
+              <w:t>CV</w:t>
+            </w:r>
+          </w:p>
+        </w:tc>
+        <w:tc>
+          <w:tcPr>
+            <w:tcW w:w="5800" w:type="dxa"/>
+            <w:tcBorders>
+              <w:top w:val="single" w:sz="4" w:space="0" w:color="000000"/>
+              <w:left w:val="single" w:sz="4" w:space="0" w:color="000000"/>
+              <w:bottom w:val="single" w:sz="4" w:space="0" w:color="000000"/>
+              <w:right w:val="single" w:sz="4" w:space="0" w:color="000000"/>
+            </w:tcBorders>
+            <w:vAlign w:val="center"/>
+          </w:tcPr>
+          <w:p>
+            <w:pPr>
+              <w:pStyle w:val="Normal"/>
+              <w:spacing w:lineRule="exact" w:line="240" w:before="0" w:after="0"/>
+              <w:jc w:val="center"/>
+              <w:rPr/>
+            </w:pPr>
+            <w:r>
+              <w:rPr>
+                <w:rFonts w:eastAsia="Arial" w:cs="Arial"/>
+                <w:b w:val="false"/>
+                <w:bCs w:val="false"/>
+                <w:color w:val="000000"/>
+                <w:sz w:val="22"/>
+                <w:szCs w:val="22"/>
+              </w:rPr>
+              <w:t>5-fold estratificado determinístico solo en desarrollo</w:t>
+            </w:r>
+          </w:p>
+        </w:tc>
+      </w:tr>
+      <w:tr>
+        <w:trPr>
+          <w:cantSplit w:val="true"/>
+        </w:trPr>
+        <w:tc>
+          <w:tcPr>
+            <w:tcW w:w="2999" w:type="dxa"/>
+            <w:tcBorders>
+              <w:top w:val="single" w:sz="4" w:space="0" w:color="000000"/>
+              <w:left w:val="single" w:sz="4" w:space="0" w:color="000000"/>
+              <w:bottom w:val="single" w:sz="4" w:space="0" w:color="000000"/>
+              <w:right w:val="single" w:sz="4" w:space="0" w:color="000000"/>
+            </w:tcBorders>
+            <w:vAlign w:val="center"/>
+          </w:tcPr>
+          <w:p>
+            <w:pPr>
+              <w:pStyle w:val="Normal"/>
+              <w:spacing w:lineRule="exact" w:line="240" w:before="0" w:after="0"/>
+              <w:jc w:val="left"/>
+              <w:rPr/>
+            </w:pPr>
+            <w:r>
+              <w:rPr>
+                <w:rFonts w:eastAsia="Arial" w:cs="Arial"/>
+                <w:b w:val="false"/>
+                <w:bCs w:val="false"/>
+                <w:color w:val="000000"/>
+                <w:sz w:val="22"/>
+                <w:szCs w:val="22"/>
+              </w:rPr>
+              <w:t>Holdout</w:t>
+            </w:r>
+          </w:p>
+        </w:tc>
+        <w:tc>
+          <w:tcPr>
+            <w:tcW w:w="5800" w:type="dxa"/>
+            <w:tcBorders>
+              <w:top w:val="single" w:sz="4" w:space="0" w:color="000000"/>
+              <w:left w:val="single" w:sz="4" w:space="0" w:color="000000"/>
+              <w:bottom w:val="single" w:sz="4" w:space="0" w:color="000000"/>
+              <w:right w:val="single" w:sz="4" w:space="0" w:color="000000"/>
+            </w:tcBorders>
+            <w:vAlign w:val="center"/>
+          </w:tcPr>
+          <w:p>
+            <w:pPr>
+              <w:pStyle w:val="Normal"/>
+              <w:spacing w:lineRule="exact" w:line="240" w:before="0" w:after="0"/>
+              <w:jc w:val="center"/>
+              <w:rPr/>
+            </w:pPr>
+            <w:r>
+              <w:rPr>
+                <w:rFonts w:eastAsia="Arial" w:cs="Arial"/>
+                <w:b w:val="false"/>
+                <w:bCs w:val="false"/>
+                <w:color w:val="000000"/>
+                <w:sz w:val="22"/>
+                <w:szCs w:val="22"/>
+              </w:rPr>
+              <w:t>591 pares; 8 positivos sintéticos</w:t>
+            </w:r>
+          </w:p>
+        </w:tc>
+      </w:tr>
+      <w:tr>
+        <w:trPr>
+          <w:cantSplit w:val="true"/>
+        </w:trPr>
+        <w:tc>
+          <w:tcPr>
+            <w:tcW w:w="2999" w:type="dxa"/>
+            <w:tcBorders>
+              <w:top w:val="single" w:sz="4" w:space="0" w:color="000000"/>
+              <w:left w:val="single" w:sz="4" w:space="0" w:color="000000"/>
+              <w:bottom w:val="single" w:sz="4" w:space="0" w:color="000000"/>
+              <w:right w:val="single" w:sz="4" w:space="0" w:color="000000"/>
+            </w:tcBorders>
+            <w:vAlign w:val="center"/>
+          </w:tcPr>
+          <w:p>
+            <w:pPr>
+              <w:pStyle w:val="Normal"/>
+              <w:spacing w:lineRule="exact" w:line="240" w:before="0" w:after="0"/>
+              <w:jc w:val="left"/>
+              <w:rPr/>
+            </w:pPr>
+            <w:r>
+              <w:rPr>
+                <w:rFonts w:eastAsia="Arial" w:cs="Arial"/>
+                <w:b w:val="false"/>
+                <w:bCs w:val="false"/>
+                <w:color w:val="000000"/>
+                <w:sz w:val="22"/>
+                <w:szCs w:val="22"/>
+              </w:rPr>
+              <w:t>AUC-PR holdout</w:t>
+            </w:r>
+          </w:p>
+        </w:tc>
+        <w:tc>
+          <w:tcPr>
+            <w:tcW w:w="5800" w:type="dxa"/>
+            <w:tcBorders>
+              <w:top w:val="single" w:sz="4" w:space="0" w:color="000000"/>
+              <w:left w:val="single" w:sz="4" w:space="0" w:color="000000"/>
+              <w:bottom w:val="single" w:sz="4" w:space="0" w:color="000000"/>
+              <w:right w:val="single" w:sz="4" w:space="0" w:color="000000"/>
+            </w:tcBorders>
+            <w:vAlign w:val="center"/>
+          </w:tcPr>
+          <w:p>
+            <w:pPr>
+              <w:pStyle w:val="Normal"/>
+              <w:spacing w:lineRule="exact" w:line="240" w:before="0" w:after="0"/>
+              <w:jc w:val="center"/>
+              <w:rPr/>
+            </w:pPr>
+            <w:r>
+              <w:rPr>
+                <w:rFonts w:eastAsia="Arial" w:cs="Arial"/>
+                <w:b w:val="false"/>
+                <w:bCs w:val="false"/>
+                <w:color w:val="000000"/>
+                <w:sz w:val="22"/>
+                <w:szCs w:val="22"/>
+              </w:rPr>
+              <w:t>1.000</w:t>
+            </w:r>
+          </w:p>
+        </w:tc>
+      </w:tr>
+      <w:tr>
+        <w:trPr>
+          <w:cantSplit w:val="true"/>
+        </w:trPr>
+        <w:tc>
+          <w:tcPr>
+            <w:tcW w:w="2999" w:type="dxa"/>
+            <w:tcBorders>
+              <w:top w:val="single" w:sz="4" w:space="0" w:color="000000"/>
+              <w:left w:val="single" w:sz="4" w:space="0" w:color="000000"/>
+              <w:bottom w:val="single" w:sz="4" w:space="0" w:color="000000"/>
+              <w:right w:val="single" w:sz="4" w:space="0" w:color="000000"/>
+            </w:tcBorders>
+            <w:vAlign w:val="center"/>
+          </w:tcPr>
+          <w:p>
+            <w:pPr>
+              <w:pStyle w:val="Normal"/>
+              <w:spacing w:lineRule="exact" w:line="240" w:before="0" w:after="0"/>
+              <w:jc w:val="left"/>
+              <w:rPr/>
+            </w:pPr>
+            <w:r>
+              <w:rPr>
+                <w:rFonts w:eastAsia="Arial" w:cs="Arial"/>
+                <w:b w:val="false"/>
+                <w:bCs w:val="false"/>
+                <w:color w:val="000000"/>
+                <w:sz w:val="22"/>
+                <w:szCs w:val="22"/>
+              </w:rPr>
+              <w:t>Recall@K holdout</w:t>
+            </w:r>
+          </w:p>
+        </w:tc>
+        <w:tc>
+          <w:tcPr>
+            <w:tcW w:w="5800" w:type="dxa"/>
+            <w:tcBorders>
+              <w:top w:val="single" w:sz="4" w:space="0" w:color="000000"/>
+              <w:left w:val="single" w:sz="4" w:space="0" w:color="000000"/>
+              <w:bottom w:val="single" w:sz="4" w:space="0" w:color="000000"/>
+              <w:right w:val="single" w:sz="4" w:space="0" w:color="000000"/>
+            </w:tcBorders>
+            <w:vAlign w:val="center"/>
+          </w:tcPr>
+          <w:p>
+            <w:pPr>
+              <w:pStyle w:val="Normal"/>
+              <w:spacing w:lineRule="exact" w:line="240" w:before="0" w:after="0"/>
+              <w:jc w:val="center"/>
+              <w:rPr/>
+            </w:pPr>
+            <w:r>
+              <w:rPr>
+                <w:rFonts w:eastAsia="Arial" w:cs="Arial"/>
+                <w:b w:val="false"/>
+                <w:bCs w:val="false"/>
+                <w:color w:val="000000"/>
+                <w:sz w:val="22"/>
+                <w:szCs w:val="22"/>
+              </w:rPr>
+              <w:t>1.000</w:t>
+            </w:r>
+          </w:p>
+        </w:tc>
+      </w:tr>
+      <w:tr>
+        <w:trPr>
+          <w:cantSplit w:val="true"/>
+        </w:trPr>
+        <w:tc>
+          <w:tcPr>
+            <w:tcW w:w="2999" w:type="dxa"/>
+            <w:tcBorders>
+              <w:top w:val="single" w:sz="4" w:space="0" w:color="000000"/>
+              <w:left w:val="single" w:sz="4" w:space="0" w:color="000000"/>
+              <w:bottom w:val="single" w:sz="4" w:space="0" w:color="000000"/>
+              <w:right w:val="single" w:sz="4" w:space="0" w:color="000000"/>
+            </w:tcBorders>
+            <w:vAlign w:val="center"/>
+          </w:tcPr>
+          <w:p>
+            <w:pPr>
+              <w:pStyle w:val="Normal"/>
+              <w:spacing w:lineRule="exact" w:line="240" w:before="0" w:after="0"/>
+              <w:jc w:val="left"/>
+              <w:rPr/>
+            </w:pPr>
+            <w:r>
+              <w:rPr>
+                <w:rFonts w:eastAsia="Arial" w:cs="Arial"/>
+                <w:b w:val="false"/>
+                <w:bCs w:val="false"/>
+                <w:color w:val="000000"/>
+                <w:sz w:val="22"/>
+                <w:szCs w:val="22"/>
+              </w:rPr>
+              <w:t>Configuración</w:t>
+            </w:r>
+          </w:p>
+        </w:tc>
+        <w:tc>
+          <w:tcPr>
+            <w:tcW w:w="5800" w:type="dxa"/>
+            <w:tcBorders>
+              <w:top w:val="single" w:sz="4" w:space="0" w:color="000000"/>
+              <w:left w:val="single" w:sz="4" w:space="0" w:color="000000"/>
+              <w:bottom w:val="single" w:sz="4" w:space="0" w:color="000000"/>
+              <w:right w:val="single" w:sz="4" w:space="0" w:color="000000"/>
+            </w:tcBorders>
+            <w:vAlign w:val="center"/>
+          </w:tcPr>
+          <w:p>
+            <w:pPr>
+              <w:pStyle w:val="Normal"/>
+              <w:spacing w:lineRule="exact" w:line="240" w:before="0" w:after="0"/>
+              <w:jc w:val="center"/>
+              <w:rPr/>
+            </w:pPr>
+            <w:r>
+              <w:rPr>
+                <w:rFonts w:eastAsia="Arial" w:cs="Arial"/>
+                <w:b w:val="false"/>
+                <w:bCs w:val="false"/>
+                <w:color w:val="000000"/>
+                <w:sz w:val="22"/>
+                <w:szCs w:val="22"/>
+              </w:rPr>
+              <w:t>numTrees=100; maxDepth=3</w:t>
+            </w:r>
+          </w:p>
+        </w:tc>
+      </w:tr>
+    </w:tbl>
     <w:p>
       <w:pPr>
         <w:pStyle w:val="Normal"/>
@@ -4053,7 +4686,45 @@
           <w:sz w:val="22"/>
           <w:szCs w:val="22"/>
         </w:rPr>
-        <w:t>El PoC conserva una ruta histórica fuente -&gt; Bronce -&gt; limpieza/feature engineering -&gt; Plata -&gt; benchmark -&gt; Oro para reproducibilidad y una ruta operacional fuente canónica -&gt; TRAIN/INFERENCE -&gt; champion Spark -&gt; scores. El serving operacional no depende de materializar la fuente spark_sql en pandas o en la Plata legacy.</w:t>
+        <w:t>Random Forest se utiliza porque representa relaciones no lineales, admite ponderación ante desbalance y proporciona Feature Importance directamente ligada al modelo Spark servido.</w:t>
+      </w:r>
+    </w:p>
+    <w:p>
+      <w:pPr>
+        <w:pStyle w:val="Heading2"/>
+        <w:spacing w:lineRule="exact" w:line="240" w:before="180" w:after="80"/>
+        <w:rPr/>
+      </w:pPr>
+      <w:bookmarkStart w:id="11" w:name="__RefHeading___Toc2264_1096995856"/>
+      <w:bookmarkEnd w:id="11"/>
+      <w:r>
+        <w:rPr>
+          <w:rFonts w:eastAsia="Arial" w:cs="Arial" w:ascii="Arial" w:hAnsi="Arial"/>
+          <w:b/>
+          <w:bCs/>
+          <w:color w:val="000000"/>
+          <w:sz w:val="22"/>
+          <w:szCs w:val="22"/>
+        </w:rPr>
+        <w:t>3.4 Interpretabilidad</w:t>
+      </w:r>
+    </w:p>
+    <w:p>
+      <w:pPr>
+        <w:pStyle w:val="Normal"/>
+        <w:keepNext w:val="false"/>
+        <w:spacing w:lineRule="exact" w:line="240" w:before="0" w:after="80"/>
+        <w:jc w:val="both"/>
+        <w:rPr/>
+      </w:pPr>
+      <w:r>
+        <w:rPr>
+          <w:rFonts w:eastAsia="Arial" w:cs="Arial"/>
+          <w:color w:val="000000"/>
+          <w:sz w:val="22"/>
+          <w:szCs w:val="22"/>
+        </w:rPr>
+        <w:t>La Feature Importance del champion Spark constituye evidencia principal de variables utilizadas. SHAP sobre el benchmark sklearn se conserva como explicación complementaria y no sustituye la evidencia del modelo servido.</w:t>
       </w:r>
     </w:p>
     <w:p>
@@ -4073,7 +4744,7 @@
           <w:sz w:val="22"/>
           <w:szCs w:val="22"/>
         </w:rPr>
-        <w:t>Gráfico 2. Diagrama del modelo de datos del PoC</w:t>
+        <w:t>Gráfico 2. Importancia de variables del benchmark de favoritismo</w:t>
       </w:r>
     </w:p>
     <w:p>
@@ -4088,7 +4759,7 @@
         <w:rPr/>
         <w:drawing>
           <wp:inline distT="0" distB="0" distL="0" distR="0">
-            <wp:extent cx="5810250" cy="3429000"/>
+            <wp:extent cx="5810250" cy="3333750"/>
             <wp:effectExtent l="0" t="0" r="0" b="0"/>
             <wp:docPr id="2" name="Image2" descr=""/>
             <wp:cNvGraphicFramePr>
@@ -4112,7 +4783,7 @@
                   <pic:spPr bwMode="auto">
                     <a:xfrm>
                       <a:off x="0" y="0"/>
-                      <a:ext cx="5810250" cy="3429000"/>
+                      <a:ext cx="5810250" cy="3333750"/>
                     </a:xfrm>
                     <a:prstGeom prst="rect">
                       <a:avLst/>
@@ -4147,11 +4818,11 @@
     </w:p>
     <w:p>
       <w:pPr>
-        <w:pStyle w:val="Heading2"/>
-        <w:spacing w:lineRule="exact" w:line="240" w:before="180" w:after="80"/>
-        <w:rPr/>
-      </w:pPr>
-      <w:bookmarkStart w:id="12" w:name="__RefHeading___Toc2272_1103273133"/>
+        <w:pStyle w:val="Heading1"/>
+        <w:spacing w:lineRule="exact" w:line="240" w:before="240" w:after="120"/>
+        <w:rPr/>
+      </w:pPr>
+      <w:bookmarkStart w:id="12" w:name="__RefHeading___Toc2266_1096995856"/>
       <w:bookmarkEnd w:id="12"/>
       <w:r>
         <w:rPr>
@@ -4162,671 +4833,7 @@
           <w:sz w:val="22"/>
           <w:szCs w:val="22"/>
         </w:rPr>
-        <w:t>3.5 Reporte de implementación usando Apache Spark MLlib</w:t>
-      </w:r>
-    </w:p>
-    <w:p>
-      <w:pPr>
-        <w:pStyle w:val="Normal"/>
-        <w:keepNext w:val="true"/>
-        <w:spacing w:lineRule="exact" w:line="240" w:before="0" w:after="45"/>
-        <w:jc w:val="center"/>
-        <w:rPr/>
-      </w:pPr>
-      <w:r>
-        <w:rPr>
-          <w:rFonts w:eastAsia="Arial" w:cs="Arial"/>
-          <w:b/>
-          <w:bCs/>
-          <w:color w:val="000000"/>
-          <w:sz w:val="22"/>
-          <w:szCs w:val="22"/>
-        </w:rPr>
-        <w:t>Tabla 2. Implementación Spark MLlib para favoritismo</w:t>
-      </w:r>
-    </w:p>
-    <w:tbl>
-      <w:tblPr>
-        <w:tblW w:w="8800" w:type="dxa"/>
-        <w:jc w:val="left"/>
-        <w:tblInd w:w="0" w:type="dxa"/>
-        <w:tblLayout w:type="fixed"/>
-        <w:tblCellMar>
-          <w:top w:w="55" w:type="dxa"/>
-          <w:left w:w="80" w:type="dxa"/>
-          <w:bottom w:w="55" w:type="dxa"/>
-          <w:right w:w="80" w:type="dxa"/>
-        </w:tblCellMar>
-      </w:tblPr>
-      <w:tblGrid>
-        <w:gridCol w:w="3300"/>
-        <w:gridCol w:w="5499"/>
-      </w:tblGrid>
-      <w:tr>
-        <w:trPr>
-          <w:tblHeader w:val="true"/>
-          <w:cantSplit w:val="true"/>
-        </w:trPr>
-        <w:tc>
-          <w:tcPr>
-            <w:tcW w:w="3300" w:type="dxa"/>
-            <w:tcBorders>
-              <w:top w:val="single" w:sz="4" w:space="0" w:color="000000"/>
-              <w:left w:val="single" w:sz="4" w:space="0" w:color="000000"/>
-              <w:bottom w:val="single" w:sz="4" w:space="0" w:color="000000"/>
-              <w:right w:val="single" w:sz="4" w:space="0" w:color="000000"/>
-            </w:tcBorders>
-            <w:shd w:fill="E7E6E6" w:val="clear"/>
-            <w:vAlign w:val="center"/>
-          </w:tcPr>
-          <w:p>
-            <w:pPr>
-              <w:pStyle w:val="Normal"/>
-              <w:spacing w:lineRule="exact" w:line="240" w:before="0" w:after="0"/>
-              <w:jc w:val="left"/>
-              <w:rPr/>
-            </w:pPr>
-            <w:r>
-              <w:rPr>
-                <w:rFonts w:eastAsia="Arial" w:cs="Arial"/>
-                <w:b/>
-                <w:bCs/>
-                <w:color w:val="000000"/>
-                <w:sz w:val="22"/>
-                <w:szCs w:val="22"/>
-              </w:rPr>
-              <w:t>Elemento</w:t>
-            </w:r>
-          </w:p>
-        </w:tc>
-        <w:tc>
-          <w:tcPr>
-            <w:tcW w:w="5499" w:type="dxa"/>
-            <w:tcBorders>
-              <w:top w:val="single" w:sz="4" w:space="0" w:color="000000"/>
-              <w:left w:val="single" w:sz="4" w:space="0" w:color="000000"/>
-              <w:bottom w:val="single" w:sz="4" w:space="0" w:color="000000"/>
-              <w:right w:val="single" w:sz="4" w:space="0" w:color="000000"/>
-            </w:tcBorders>
-            <w:shd w:fill="E7E6E6" w:val="clear"/>
-            <w:vAlign w:val="center"/>
-          </w:tcPr>
-          <w:p>
-            <w:pPr>
-              <w:pStyle w:val="Normal"/>
-              <w:spacing w:lineRule="exact" w:line="240" w:before="0" w:after="0"/>
-              <w:jc w:val="left"/>
-              <w:rPr/>
-            </w:pPr>
-            <w:r>
-              <w:rPr>
-                <w:rFonts w:eastAsia="Arial" w:cs="Arial"/>
-                <w:b/>
-                <w:bCs/>
-                <w:color w:val="000000"/>
-                <w:sz w:val="22"/>
-                <w:szCs w:val="22"/>
-              </w:rPr>
-              <w:t>Evidencia</w:t>
-            </w:r>
-          </w:p>
-        </w:tc>
-      </w:tr>
-      <w:tr>
-        <w:trPr>
-          <w:cantSplit w:val="true"/>
-        </w:trPr>
-        <w:tc>
-          <w:tcPr>
-            <w:tcW w:w="3300" w:type="dxa"/>
-            <w:tcBorders>
-              <w:top w:val="single" w:sz="4" w:space="0" w:color="000000"/>
-              <w:left w:val="single" w:sz="4" w:space="0" w:color="000000"/>
-              <w:bottom w:val="single" w:sz="4" w:space="0" w:color="000000"/>
-              <w:right w:val="single" w:sz="4" w:space="0" w:color="000000"/>
-            </w:tcBorders>
-            <w:vAlign w:val="center"/>
-          </w:tcPr>
-          <w:p>
-            <w:pPr>
-              <w:pStyle w:val="Normal"/>
-              <w:spacing w:lineRule="exact" w:line="240" w:before="0" w:after="0"/>
-              <w:jc w:val="left"/>
-              <w:rPr/>
-            </w:pPr>
-            <w:r>
-              <w:rPr>
-                <w:rFonts w:eastAsia="Arial" w:cs="Arial"/>
-                <w:b w:val="false"/>
-                <w:bCs w:val="false"/>
-                <w:color w:val="000000"/>
-                <w:sz w:val="22"/>
-                <w:szCs w:val="22"/>
-              </w:rPr>
-              <w:t>Motor</w:t>
-            </w:r>
-          </w:p>
-        </w:tc>
-        <w:tc>
-          <w:tcPr>
-            <w:tcW w:w="5499" w:type="dxa"/>
-            <w:tcBorders>
-              <w:top w:val="single" w:sz="4" w:space="0" w:color="000000"/>
-              <w:left w:val="single" w:sz="4" w:space="0" w:color="000000"/>
-              <w:bottom w:val="single" w:sz="4" w:space="0" w:color="000000"/>
-              <w:right w:val="single" w:sz="4" w:space="0" w:color="000000"/>
-            </w:tcBorders>
-            <w:vAlign w:val="center"/>
-          </w:tcPr>
-          <w:p>
-            <w:pPr>
-              <w:pStyle w:val="Normal"/>
-              <w:spacing w:lineRule="exact" w:line="240" w:before="0" w:after="0"/>
-              <w:jc w:val="center"/>
-              <w:rPr/>
-            </w:pPr>
-            <w:r>
-              <w:rPr>
-                <w:rFonts w:eastAsia="Arial" w:cs="Arial"/>
-                <w:b w:val="false"/>
-                <w:bCs w:val="false"/>
-                <w:color w:val="000000"/>
-                <w:sz w:val="22"/>
-                <w:szCs w:val="22"/>
-              </w:rPr>
-              <w:t>Apache Spark MLlib</w:t>
-            </w:r>
-          </w:p>
-        </w:tc>
-      </w:tr>
-      <w:tr>
-        <w:trPr>
-          <w:cantSplit w:val="true"/>
-        </w:trPr>
-        <w:tc>
-          <w:tcPr>
-            <w:tcW w:w="3300" w:type="dxa"/>
-            <w:tcBorders>
-              <w:top w:val="single" w:sz="4" w:space="0" w:color="000000"/>
-              <w:left w:val="single" w:sz="4" w:space="0" w:color="000000"/>
-              <w:bottom w:val="single" w:sz="4" w:space="0" w:color="000000"/>
-              <w:right w:val="single" w:sz="4" w:space="0" w:color="000000"/>
-            </w:tcBorders>
-            <w:vAlign w:val="center"/>
-          </w:tcPr>
-          <w:p>
-            <w:pPr>
-              <w:pStyle w:val="Normal"/>
-              <w:spacing w:lineRule="exact" w:line="240" w:before="0" w:after="0"/>
-              <w:jc w:val="left"/>
-              <w:rPr/>
-            </w:pPr>
-            <w:r>
-              <w:rPr>
-                <w:rFonts w:eastAsia="Arial" w:cs="Arial"/>
-                <w:b w:val="false"/>
-                <w:bCs w:val="false"/>
-                <w:color w:val="000000"/>
-                <w:sz w:val="22"/>
-                <w:szCs w:val="22"/>
-              </w:rPr>
-              <w:t>Modo</w:t>
-            </w:r>
-          </w:p>
-        </w:tc>
-        <w:tc>
-          <w:tcPr>
-            <w:tcW w:w="5499" w:type="dxa"/>
-            <w:tcBorders>
-              <w:top w:val="single" w:sz="4" w:space="0" w:color="000000"/>
-              <w:left w:val="single" w:sz="4" w:space="0" w:color="000000"/>
-              <w:bottom w:val="single" w:sz="4" w:space="0" w:color="000000"/>
-              <w:right w:val="single" w:sz="4" w:space="0" w:color="000000"/>
-            </w:tcBorders>
-            <w:vAlign w:val="center"/>
-          </w:tcPr>
-          <w:p>
-            <w:pPr>
-              <w:pStyle w:val="Normal"/>
-              <w:spacing w:lineRule="exact" w:line="240" w:before="0" w:after="0"/>
-              <w:jc w:val="center"/>
-              <w:rPr/>
-            </w:pPr>
-            <w:r>
-              <w:rPr>
-                <w:rFonts w:eastAsia="Arial" w:cs="Arial"/>
-                <w:b w:val="false"/>
-                <w:bCs w:val="false"/>
-                <w:color w:val="000000"/>
-                <w:sz w:val="22"/>
-                <w:szCs w:val="22"/>
-              </w:rPr>
-              <w:t>local[*]</w:t>
-            </w:r>
-          </w:p>
-        </w:tc>
-      </w:tr>
-      <w:tr>
-        <w:trPr>
-          <w:cantSplit w:val="true"/>
-        </w:trPr>
-        <w:tc>
-          <w:tcPr>
-            <w:tcW w:w="3300" w:type="dxa"/>
-            <w:tcBorders>
-              <w:top w:val="single" w:sz="4" w:space="0" w:color="000000"/>
-              <w:left w:val="single" w:sz="4" w:space="0" w:color="000000"/>
-              <w:bottom w:val="single" w:sz="4" w:space="0" w:color="000000"/>
-              <w:right w:val="single" w:sz="4" w:space="0" w:color="000000"/>
-            </w:tcBorders>
-            <w:vAlign w:val="center"/>
-          </w:tcPr>
-          <w:p>
-            <w:pPr>
-              <w:pStyle w:val="Normal"/>
-              <w:spacing w:lineRule="exact" w:line="240" w:before="0" w:after="0"/>
-              <w:jc w:val="left"/>
-              <w:rPr/>
-            </w:pPr>
-            <w:r>
-              <w:rPr>
-                <w:rFonts w:eastAsia="Arial" w:cs="Arial"/>
-                <w:b w:val="false"/>
-                <w:bCs w:val="false"/>
-                <w:color w:val="000000"/>
-                <w:sz w:val="22"/>
-                <w:szCs w:val="22"/>
-              </w:rPr>
-              <w:t>Algoritmo</w:t>
-            </w:r>
-          </w:p>
-        </w:tc>
-        <w:tc>
-          <w:tcPr>
-            <w:tcW w:w="5499" w:type="dxa"/>
-            <w:tcBorders>
-              <w:top w:val="single" w:sz="4" w:space="0" w:color="000000"/>
-              <w:left w:val="single" w:sz="4" w:space="0" w:color="000000"/>
-              <w:bottom w:val="single" w:sz="4" w:space="0" w:color="000000"/>
-              <w:right w:val="single" w:sz="4" w:space="0" w:color="000000"/>
-            </w:tcBorders>
-            <w:vAlign w:val="center"/>
-          </w:tcPr>
-          <w:p>
-            <w:pPr>
-              <w:pStyle w:val="Normal"/>
-              <w:spacing w:lineRule="exact" w:line="240" w:before="0" w:after="0"/>
-              <w:jc w:val="center"/>
-              <w:rPr/>
-            </w:pPr>
-            <w:r>
-              <w:rPr>
-                <w:rFonts w:eastAsia="Arial" w:cs="Arial"/>
-                <w:b w:val="false"/>
-                <w:bCs w:val="false"/>
-                <w:color w:val="000000"/>
-                <w:sz w:val="22"/>
-                <w:szCs w:val="22"/>
-              </w:rPr>
-              <w:t>RandomForestClassifier</w:t>
-            </w:r>
-          </w:p>
-        </w:tc>
-      </w:tr>
-      <w:tr>
-        <w:trPr>
-          <w:cantSplit w:val="true"/>
-        </w:trPr>
-        <w:tc>
-          <w:tcPr>
-            <w:tcW w:w="3300" w:type="dxa"/>
-            <w:tcBorders>
-              <w:top w:val="single" w:sz="4" w:space="0" w:color="000000"/>
-              <w:left w:val="single" w:sz="4" w:space="0" w:color="000000"/>
-              <w:bottom w:val="single" w:sz="4" w:space="0" w:color="000000"/>
-              <w:right w:val="single" w:sz="4" w:space="0" w:color="000000"/>
-            </w:tcBorders>
-            <w:vAlign w:val="center"/>
-          </w:tcPr>
-          <w:p>
-            <w:pPr>
-              <w:pStyle w:val="Normal"/>
-              <w:spacing w:lineRule="exact" w:line="240" w:before="0" w:after="0"/>
-              <w:jc w:val="left"/>
-              <w:rPr/>
-            </w:pPr>
-            <w:r>
-              <w:rPr>
-                <w:rFonts w:eastAsia="Arial" w:cs="Arial"/>
-                <w:b w:val="false"/>
-                <w:bCs w:val="false"/>
-                <w:color w:val="000000"/>
-                <w:sz w:val="22"/>
-                <w:szCs w:val="22"/>
-              </w:rPr>
-              <w:t>Dataset</w:t>
-            </w:r>
-          </w:p>
-        </w:tc>
-        <w:tc>
-          <w:tcPr>
-            <w:tcW w:w="5499" w:type="dxa"/>
-            <w:tcBorders>
-              <w:top w:val="single" w:sz="4" w:space="0" w:color="000000"/>
-              <w:left w:val="single" w:sz="4" w:space="0" w:color="000000"/>
-              <w:bottom w:val="single" w:sz="4" w:space="0" w:color="000000"/>
-              <w:right w:val="single" w:sz="4" w:space="0" w:color="000000"/>
-            </w:tcBorders>
-            <w:vAlign w:val="center"/>
-          </w:tcPr>
-          <w:p>
-            <w:pPr>
-              <w:pStyle w:val="Normal"/>
-              <w:spacing w:lineRule="exact" w:line="240" w:before="0" w:after="0"/>
-              <w:jc w:val="center"/>
-              <w:rPr/>
-            </w:pPr>
-            <w:r>
-              <w:rPr>
-                <w:rFonts w:eastAsia="Arial" w:cs="Arial"/>
-                <w:b w:val="false"/>
-                <w:bCs w:val="false"/>
-                <w:color w:val="000000"/>
-                <w:sz w:val="22"/>
-                <w:szCs w:val="22"/>
-              </w:rPr>
-              <w:t>lakehouse/plata/contratos_procesados.csv</w:t>
-            </w:r>
-          </w:p>
-        </w:tc>
-      </w:tr>
-      <w:tr>
-        <w:trPr>
-          <w:cantSplit w:val="true"/>
-        </w:trPr>
-        <w:tc>
-          <w:tcPr>
-            <w:tcW w:w="3300" w:type="dxa"/>
-            <w:tcBorders>
-              <w:top w:val="single" w:sz="4" w:space="0" w:color="000000"/>
-              <w:left w:val="single" w:sz="4" w:space="0" w:color="000000"/>
-              <w:bottom w:val="single" w:sz="4" w:space="0" w:color="000000"/>
-              <w:right w:val="single" w:sz="4" w:space="0" w:color="000000"/>
-            </w:tcBorders>
-            <w:vAlign w:val="center"/>
-          </w:tcPr>
-          <w:p>
-            <w:pPr>
-              <w:pStyle w:val="Normal"/>
-              <w:spacing w:lineRule="exact" w:line="240" w:before="0" w:after="0"/>
-              <w:jc w:val="left"/>
-              <w:rPr/>
-            </w:pPr>
-            <w:r>
-              <w:rPr>
-                <w:rFonts w:eastAsia="Arial" w:cs="Arial"/>
-                <w:b w:val="false"/>
-                <w:bCs w:val="false"/>
-                <w:color w:val="000000"/>
-                <w:sz w:val="22"/>
-                <w:szCs w:val="22"/>
-              </w:rPr>
-              <w:t>Validación</w:t>
-            </w:r>
-          </w:p>
-        </w:tc>
-        <w:tc>
-          <w:tcPr>
-            <w:tcW w:w="5499" w:type="dxa"/>
-            <w:tcBorders>
-              <w:top w:val="single" w:sz="4" w:space="0" w:color="000000"/>
-              <w:left w:val="single" w:sz="4" w:space="0" w:color="000000"/>
-              <w:bottom w:val="single" w:sz="4" w:space="0" w:color="000000"/>
-              <w:right w:val="single" w:sz="4" w:space="0" w:color="000000"/>
-            </w:tcBorders>
-            <w:vAlign w:val="center"/>
-          </w:tcPr>
-          <w:p>
-            <w:pPr>
-              <w:pStyle w:val="Normal"/>
-              <w:spacing w:lineRule="exact" w:line="240" w:before="0" w:after="0"/>
-              <w:jc w:val="center"/>
-              <w:rPr/>
-            </w:pPr>
-            <w:r>
-              <w:rPr>
-                <w:rFonts w:eastAsia="Arial" w:cs="Arial"/>
-                <w:b w:val="false"/>
-                <w:bCs w:val="false"/>
-                <w:color w:val="000000"/>
-                <w:sz w:val="22"/>
-                <w:szCs w:val="22"/>
-              </w:rPr>
-              <w:t>3-fold estratificado con orden xxhash64 determinístico</w:t>
-            </w:r>
-          </w:p>
-        </w:tc>
-      </w:tr>
-      <w:tr>
-        <w:trPr>
-          <w:cantSplit w:val="true"/>
-        </w:trPr>
-        <w:tc>
-          <w:tcPr>
-            <w:tcW w:w="3300" w:type="dxa"/>
-            <w:tcBorders>
-              <w:top w:val="single" w:sz="4" w:space="0" w:color="000000"/>
-              <w:left w:val="single" w:sz="4" w:space="0" w:color="000000"/>
-              <w:bottom w:val="single" w:sz="4" w:space="0" w:color="000000"/>
-              <w:right w:val="single" w:sz="4" w:space="0" w:color="000000"/>
-            </w:tcBorders>
-            <w:vAlign w:val="center"/>
-          </w:tcPr>
-          <w:p>
-            <w:pPr>
-              <w:pStyle w:val="Normal"/>
-              <w:spacing w:lineRule="exact" w:line="240" w:before="0" w:after="0"/>
-              <w:jc w:val="left"/>
-              <w:rPr/>
-            </w:pPr>
-            <w:r>
-              <w:rPr>
-                <w:rFonts w:eastAsia="Arial" w:cs="Arial"/>
-                <w:b w:val="false"/>
-                <w:bCs w:val="false"/>
-                <w:color w:val="000000"/>
-                <w:sz w:val="22"/>
-                <w:szCs w:val="22"/>
-              </w:rPr>
-              <w:t>Métrica</w:t>
-            </w:r>
-          </w:p>
-        </w:tc>
-        <w:tc>
-          <w:tcPr>
-            <w:tcW w:w="5499" w:type="dxa"/>
-            <w:tcBorders>
-              <w:top w:val="single" w:sz="4" w:space="0" w:color="000000"/>
-              <w:left w:val="single" w:sz="4" w:space="0" w:color="000000"/>
-              <w:bottom w:val="single" w:sz="4" w:space="0" w:color="000000"/>
-              <w:right w:val="single" w:sz="4" w:space="0" w:color="000000"/>
-            </w:tcBorders>
-            <w:vAlign w:val="center"/>
-          </w:tcPr>
-          <w:p>
-            <w:pPr>
-              <w:pStyle w:val="Normal"/>
-              <w:spacing w:lineRule="exact" w:line="240" w:before="0" w:after="0"/>
-              <w:jc w:val="center"/>
-              <w:rPr/>
-            </w:pPr>
-            <w:r>
-              <w:rPr>
-                <w:rFonts w:eastAsia="Arial" w:cs="Arial"/>
-                <w:b w:val="false"/>
-                <w:bCs w:val="false"/>
-                <w:color w:val="000000"/>
-                <w:sz w:val="22"/>
-                <w:szCs w:val="22"/>
-              </w:rPr>
-              <w:t>AUC-PR CV</w:t>
-            </w:r>
-          </w:p>
-        </w:tc>
-      </w:tr>
-      <w:tr>
-        <w:trPr>
-          <w:cantSplit w:val="true"/>
-        </w:trPr>
-        <w:tc>
-          <w:tcPr>
-            <w:tcW w:w="3300" w:type="dxa"/>
-            <w:tcBorders>
-              <w:top w:val="single" w:sz="4" w:space="0" w:color="000000"/>
-              <w:left w:val="single" w:sz="4" w:space="0" w:color="000000"/>
-              <w:bottom w:val="single" w:sz="4" w:space="0" w:color="000000"/>
-              <w:right w:val="single" w:sz="4" w:space="0" w:color="000000"/>
-            </w:tcBorders>
-            <w:vAlign w:val="center"/>
-          </w:tcPr>
-          <w:p>
-            <w:pPr>
-              <w:pStyle w:val="Normal"/>
-              <w:spacing w:lineRule="exact" w:line="240" w:before="0" w:after="0"/>
-              <w:jc w:val="left"/>
-              <w:rPr/>
-            </w:pPr>
-            <w:r>
-              <w:rPr>
-                <w:rFonts w:eastAsia="Arial" w:cs="Arial"/>
-                <w:b w:val="false"/>
-                <w:bCs w:val="false"/>
-                <w:color w:val="000000"/>
-                <w:sz w:val="22"/>
-                <w:szCs w:val="22"/>
-              </w:rPr>
-              <w:t>AUC-PR CV del sanity check</w:t>
-            </w:r>
-          </w:p>
-        </w:tc>
-        <w:tc>
-          <w:tcPr>
-            <w:tcW w:w="5499" w:type="dxa"/>
-            <w:tcBorders>
-              <w:top w:val="single" w:sz="4" w:space="0" w:color="000000"/>
-              <w:left w:val="single" w:sz="4" w:space="0" w:color="000000"/>
-              <w:bottom w:val="single" w:sz="4" w:space="0" w:color="000000"/>
-              <w:right w:val="single" w:sz="4" w:space="0" w:color="000000"/>
-            </w:tcBorders>
-            <w:vAlign w:val="center"/>
-          </w:tcPr>
-          <w:p>
-            <w:pPr>
-              <w:pStyle w:val="Normal"/>
-              <w:spacing w:lineRule="exact" w:line="240" w:before="0" w:after="0"/>
-              <w:jc w:val="center"/>
-              <w:rPr/>
-            </w:pPr>
-            <w:r>
-              <w:rPr>
-                <w:rFonts w:eastAsia="Arial" w:cs="Arial"/>
-                <w:b w:val="false"/>
-                <w:bCs w:val="false"/>
-                <w:color w:val="000000"/>
-                <w:sz w:val="22"/>
-                <w:szCs w:val="22"/>
-              </w:rPr>
-              <w:t>1.000</w:t>
-            </w:r>
-          </w:p>
-        </w:tc>
-      </w:tr>
-      <w:tr>
-        <w:trPr>
-          <w:cantSplit w:val="true"/>
-        </w:trPr>
-        <w:tc>
-          <w:tcPr>
-            <w:tcW w:w="3300" w:type="dxa"/>
-            <w:tcBorders>
-              <w:top w:val="single" w:sz="4" w:space="0" w:color="000000"/>
-              <w:left w:val="single" w:sz="4" w:space="0" w:color="000000"/>
-              <w:bottom w:val="single" w:sz="4" w:space="0" w:color="000000"/>
-              <w:right w:val="single" w:sz="4" w:space="0" w:color="000000"/>
-            </w:tcBorders>
-            <w:vAlign w:val="center"/>
-          </w:tcPr>
-          <w:p>
-            <w:pPr>
-              <w:pStyle w:val="Normal"/>
-              <w:spacing w:lineRule="exact" w:line="240" w:before="0" w:after="0"/>
-              <w:jc w:val="left"/>
-              <w:rPr/>
-            </w:pPr>
-            <w:r>
-              <w:rPr>
-                <w:rFonts w:eastAsia="Arial" w:cs="Arial"/>
-                <w:b w:val="false"/>
-                <w:bCs w:val="false"/>
-                <w:color w:val="000000"/>
-                <w:sz w:val="22"/>
-                <w:szCs w:val="22"/>
-              </w:rPr>
-              <w:t>Advertencia</w:t>
-            </w:r>
-          </w:p>
-        </w:tc>
-        <w:tc>
-          <w:tcPr>
-            <w:tcW w:w="5499" w:type="dxa"/>
-            <w:tcBorders>
-              <w:top w:val="single" w:sz="4" w:space="0" w:color="000000"/>
-              <w:left w:val="single" w:sz="4" w:space="0" w:color="000000"/>
-              <w:bottom w:val="single" w:sz="4" w:space="0" w:color="000000"/>
-              <w:right w:val="single" w:sz="4" w:space="0" w:color="000000"/>
-            </w:tcBorders>
-            <w:vAlign w:val="center"/>
-          </w:tcPr>
-          <w:p>
-            <w:pPr>
-              <w:pStyle w:val="Normal"/>
-              <w:spacing w:lineRule="exact" w:line="240" w:before="0" w:after="0"/>
-              <w:jc w:val="center"/>
-              <w:rPr/>
-            </w:pPr>
-            <w:r>
-              <w:rPr>
-                <w:rFonts w:eastAsia="Arial" w:cs="Arial"/>
-                <w:b w:val="false"/>
-                <w:bCs w:val="false"/>
-                <w:color w:val="000000"/>
-                <w:sz w:val="22"/>
-                <w:szCs w:val="22"/>
-              </w:rPr>
-              <w:t>Benchmark sintético con solo 6 positivos: la métrica CV es de alta varianza y no se usa como estimación de desempeño productivo. Ejecución Spark real local; clúster CGR pendiente.</w:t>
-            </w:r>
-          </w:p>
-        </w:tc>
-      </w:tr>
-    </w:tbl>
-    <w:p>
-      <w:pPr>
-        <w:pStyle w:val="Heading2"/>
-        <w:spacing w:lineRule="exact" w:line="240" w:before="180" w:after="80"/>
-        <w:rPr/>
-      </w:pPr>
-      <w:bookmarkStart w:id="13" w:name="__RefHeading___Toc2274_1103273133"/>
-      <w:bookmarkEnd w:id="13"/>
-      <w:r>
-        <w:rPr>
-          <w:rFonts w:eastAsia="Arial" w:cs="Arial" w:ascii="Arial" w:hAnsi="Arial"/>
-          <w:b/>
-          <w:bCs/>
-          <w:color w:val="000000"/>
-          <w:sz w:val="22"/>
-          <w:szCs w:val="22"/>
-        </w:rPr>
-        <w:t>3.6 Parámetros de entrenamiento y configuraciones</w:t>
+        <w:t>4. Actividades Realizadas</w:t>
       </w:r>
     </w:p>
     <w:p>
@@ -4846,7 +4853,7 @@
           <w:sz w:val="22"/>
           <w:szCs w:val="22"/>
         </w:rPr>
-        <w:t>sklearn Random Forest seleccionado: n_estimators=100, max_depth=4, min_samples_leaf=1.</w:t>
+        <w:t>Comparación de Regresión Logística, Random Forest y Gradient Boosting.</w:t>
       </w:r>
     </w:p>
     <w:p>
@@ -4866,7 +4873,7 @@
           <w:sz w:val="22"/>
           <w:szCs w:val="22"/>
         </w:rPr>
-        <w:t>Spark MLlib Random Forest: numTrees=100, maxDepth=3.</w:t>
+        <w:t>Selección/tuning con AUC-PR en desarrollo.</w:t>
       </w:r>
     </w:p>
     <w:p>
@@ -4886,27 +4893,7 @@
           <w:sz w:val="22"/>
           <w:szCs w:val="22"/>
         </w:rPr>
-        <w:t>Versiones registradas en run_manifest.json: PySpark 4.1.1; scikit-learn 1.8.0.</w:t>
-      </w:r>
-    </w:p>
-    <w:p>
-      <w:pPr>
-        <w:pStyle w:val="Heading1"/>
-        <w:spacing w:lineRule="exact" w:line="240" w:before="240" w:after="120"/>
-        <w:rPr/>
-      </w:pPr>
-      <w:bookmarkStart w:id="14" w:name="__RefHeading___Toc2276_1103273133"/>
-      <w:bookmarkEnd w:id="14"/>
-      <w:r>
-        <w:rPr>
-          <w:rFonts w:eastAsia="Arial" w:cs="Arial" w:ascii="Arial" w:hAnsi="Arial"/>
-          <w:b/>
-          <w:bCs/>
-          <w:color w:val="000000"/>
-          <w:sz w:val="22"/>
-          <w:szCs w:val="22"/>
-        </w:rPr>
-        <w:t>4. Actividades Realizadas</w:t>
+        <w:t>Implementación RandomForestClassificationModel con Apache Spark MLlib.</w:t>
       </w:r>
     </w:p>
     <w:p>
@@ -4926,7 +4913,65 @@
           <w:sz w:val="22"/>
           <w:szCs w:val="22"/>
         </w:rPr>
-        <w:t>Comparación ejecutable con las mismas particiones out-of-fold.</w:t>
+        <w:t>Registro de Feature Importance y evidencia PySpark reproducible.</w:t>
+      </w:r>
+    </w:p>
+    <w:p>
+      <w:pPr>
+        <w:pStyle w:val="Heading1"/>
+        <w:spacing w:lineRule="exact" w:line="240" w:before="240" w:after="120"/>
+        <w:rPr/>
+      </w:pPr>
+      <w:bookmarkStart w:id="13" w:name="__RefHeading___Toc2268_1096995856"/>
+      <w:bookmarkEnd w:id="13"/>
+      <w:r>
+        <w:rPr>
+          <w:rFonts w:eastAsia="Arial" w:cs="Arial" w:ascii="Arial" w:hAnsi="Arial"/>
+          <w:b/>
+          <w:bCs/>
+          <w:color w:val="000000"/>
+          <w:sz w:val="22"/>
+          <w:szCs w:val="22"/>
+        </w:rPr>
+        <w:t>5. Grado de Cumplimiento del Producto</w:t>
+      </w:r>
+    </w:p>
+    <w:p>
+      <w:pPr>
+        <w:pStyle w:val="Normal"/>
+        <w:keepNext w:val="false"/>
+        <w:spacing w:lineRule="exact" w:line="240" w:before="0" w:after="80"/>
+        <w:jc w:val="both"/>
+        <w:rPr/>
+      </w:pPr>
+      <w:r>
+        <w:rPr>
+          <w:rFonts w:eastAsia="Arial" w:cs="Arial"/>
+          <w:color w:val="000000"/>
+          <w:sz w:val="22"/>
+          <w:szCs w:val="22"/>
+        </w:rPr>
+        <w:t>La selección, implementación MLlib y evaluación del pipeline servido son reproducibles. La aceptación productiva necesita ground truth, umbrales y pruebas institucionales.</w:t>
+      </w:r>
+    </w:p>
+    <w:p>
+      <w:pPr>
+        <w:pStyle w:val="Heading1"/>
+        <w:spacing w:lineRule="exact" w:line="240" w:before="240" w:after="120"/>
+        <w:rPr/>
+      </w:pPr>
+      <w:bookmarkStart w:id="14" w:name="__RefHeading___Toc2270_1096995856"/>
+      <w:bookmarkEnd w:id="14"/>
+      <w:r>
+        <w:rPr>
+          <w:rFonts w:eastAsia="Arial" w:cs="Arial" w:ascii="Arial" w:hAnsi="Arial"/>
+          <w:b/>
+          <w:bCs/>
+          <w:color w:val="000000"/>
+          <w:sz w:val="22"/>
+          <w:szCs w:val="22"/>
+        </w:rPr>
+        <w:t>6. Dificultades y Limitaciones Encontradas</w:t>
       </w:r>
     </w:p>
     <w:p>
@@ -4946,7 +4991,7 @@
           <w:sz w:val="22"/>
           <w:szCs w:val="22"/>
         </w:rPr>
-        <w:t>Grid search de Random Forest por AUC-PR.</w:t>
+        <w:t>El benchmark sintético puede ser más separable que un corpus institucional.</w:t>
       </w:r>
     </w:p>
     <w:p>
@@ -4966,7 +5011,65 @@
           <w:sz w:val="22"/>
           <w:szCs w:val="22"/>
         </w:rPr>
-        <w:t>Implementación y ejecución real de RandomForestClassifier con Spark MLlib.</w:t>
+        <w:t>La estabilidad por periodo/segmento debe validarse con datos históricos CGR.</w:t>
+      </w:r>
+    </w:p>
+    <w:p>
+      <w:pPr>
+        <w:pStyle w:val="Heading1"/>
+        <w:spacing w:lineRule="exact" w:line="240" w:before="240" w:after="120"/>
+        <w:rPr/>
+      </w:pPr>
+      <w:bookmarkStart w:id="15" w:name="__RefHeading___Toc2272_1096995856"/>
+      <w:bookmarkEnd w:id="15"/>
+      <w:r>
+        <w:rPr>
+          <w:rFonts w:eastAsia="Arial" w:cs="Arial" w:ascii="Arial" w:hAnsi="Arial"/>
+          <w:b/>
+          <w:bCs/>
+          <w:color w:val="000000"/>
+          <w:sz w:val="22"/>
+          <w:szCs w:val="22"/>
+        </w:rPr>
+        <w:t>7. Conclusiones y Recomendaciones</w:t>
+      </w:r>
+    </w:p>
+    <w:p>
+      <w:pPr>
+        <w:pStyle w:val="Normal"/>
+        <w:keepNext w:val="false"/>
+        <w:spacing w:lineRule="exact" w:line="240" w:before="0" w:after="80"/>
+        <w:jc w:val="both"/>
+        <w:rPr/>
+      </w:pPr>
+      <w:r>
+        <w:rPr>
+          <w:rFonts w:eastAsia="Arial" w:cs="Arial"/>
+          <w:color w:val="000000"/>
+          <w:sz w:val="22"/>
+          <w:szCs w:val="22"/>
+        </w:rPr>
+        <w:t>Random Forest Spark es el modelo operacional del PoC para favoritismo; sklearn se mantiene como benchmark/explicabilidad. Las métricas sintéticas no deben extrapolarse como desempeño productivo.</w:t>
+      </w:r>
+    </w:p>
+    <w:p>
+      <w:pPr>
+        <w:pStyle w:val="Heading1"/>
+        <w:spacing w:lineRule="exact" w:line="240" w:before="240" w:after="120"/>
+        <w:rPr/>
+      </w:pPr>
+      <w:bookmarkStart w:id="16" w:name="__RefHeading___Toc2274_1096995856"/>
+      <w:bookmarkEnd w:id="16"/>
+      <w:r>
+        <w:rPr>
+          <w:rFonts w:eastAsia="Arial" w:cs="Arial" w:ascii="Arial" w:hAnsi="Arial"/>
+          <w:b/>
+          <w:bCs/>
+          <w:color w:val="000000"/>
+          <w:sz w:val="22"/>
+          <w:szCs w:val="22"/>
+        </w:rPr>
+        <w:t>8. Anexos</w:t>
       </w:r>
     </w:p>
     <w:p>
@@ -4986,65 +5089,7 @@
           <w:sz w:val="22"/>
           <w:szCs w:val="22"/>
         </w:rPr>
-        <w:t>Persistencia de rankings, configuración y resumen machine-readable en outputs/.</w:t>
-      </w:r>
-    </w:p>
-    <w:p>
-      <w:pPr>
-        <w:pStyle w:val="Heading1"/>
-        <w:spacing w:lineRule="exact" w:line="240" w:before="240" w:after="120"/>
-        <w:rPr/>
-      </w:pPr>
-      <w:bookmarkStart w:id="15" w:name="__RefHeading___Toc2278_1103273133"/>
-      <w:bookmarkEnd w:id="15"/>
-      <w:r>
-        <w:rPr>
-          <w:rFonts w:eastAsia="Arial" w:cs="Arial" w:ascii="Arial" w:hAnsi="Arial"/>
-          <w:b/>
-          <w:bCs/>
-          <w:color w:val="000000"/>
-          <w:sz w:val="22"/>
-          <w:szCs w:val="22"/>
-        </w:rPr>
-        <w:t>5. Grado de Cumplimiento del Producto</w:t>
-      </w:r>
-    </w:p>
-    <w:p>
-      <w:pPr>
-        <w:pStyle w:val="Normal"/>
-        <w:keepNext w:val="false"/>
-        <w:spacing w:lineRule="exact" w:line="240" w:before="0" w:after="80"/>
-        <w:jc w:val="both"/>
-        <w:rPr/>
-      </w:pPr>
-      <w:r>
-        <w:rPr>
-          <w:rFonts w:eastAsia="Arial" w:cs="Arial"/>
-          <w:color w:val="000000"/>
-          <w:sz w:val="22"/>
-          <w:szCs w:val="22"/>
-        </w:rPr>
-        <w:t>Contenido exigido por el TDR implementado y verificado para el PoC, con benchmark MLlib local reproducible y contrato operacional Spark-native. La validación de escalabilidad, carga y rendimiento sobre infraestructura institucional queda pendiente de la CGR.</w:t>
-      </w:r>
-    </w:p>
-    <w:p>
-      <w:pPr>
-        <w:pStyle w:val="Heading1"/>
-        <w:spacing w:lineRule="exact" w:line="240" w:before="240" w:after="120"/>
-        <w:rPr/>
-      </w:pPr>
-      <w:bookmarkStart w:id="16" w:name="__RefHeading___Toc2280_1103273133"/>
-      <w:bookmarkEnd w:id="16"/>
-      <w:r>
-        <w:rPr>
-          <w:rFonts w:eastAsia="Arial" w:cs="Arial" w:ascii="Arial" w:hAnsi="Arial"/>
-          <w:b/>
-          <w:bCs/>
-          <w:color w:val="000000"/>
-          <w:sz w:val="22"/>
-          <w:szCs w:val="22"/>
-        </w:rPr>
-        <w:t>6. Dificultades y Limitaciones Encontradas</w:t>
+        <w:t>Repositorio, código y documentación técnica: https://github.com/NoeCalle/cgr-analisis-datos</w:t>
       </w:r>
     </w:p>
     <w:p>
@@ -5064,7 +5109,7 @@
           <w:sz w:val="22"/>
           <w:szCs w:val="22"/>
         </w:rPr>
-        <w:t>El benchmark contiene solo 30 positivos sintéticos; la métrica Spark CV tiene alta varianza y no se interpreta como desempeño productivo.</w:t>
+        <w:t>Fuente machine-readable de cifras documentales: outputs/evidencia_documental.json.</w:t>
       </w:r>
     </w:p>
     <w:p>
@@ -5084,65 +5129,7 @@
           <w:sz w:val="22"/>
           <w:szCs w:val="22"/>
         </w:rPr>
-        <w:t>La selección final en producción requiere datos internos y ground truth acordado con auditores.</w:t>
-      </w:r>
-    </w:p>
-    <w:p>
-      <w:pPr>
-        <w:pStyle w:val="Heading1"/>
-        <w:spacing w:lineRule="exact" w:line="240" w:before="240" w:after="120"/>
-        <w:rPr/>
-      </w:pPr>
-      <w:bookmarkStart w:id="17" w:name="__RefHeading___Toc2282_1103273133"/>
-      <w:bookmarkEnd w:id="17"/>
-      <w:r>
-        <w:rPr>
-          <w:rFonts w:eastAsia="Arial" w:cs="Arial" w:ascii="Arial" w:hAnsi="Arial"/>
-          <w:b/>
-          <w:bCs/>
-          <w:color w:val="000000"/>
-          <w:sz w:val="22"/>
-          <w:szCs w:val="22"/>
-        </w:rPr>
-        <w:t>7. Conclusiones y Recomendaciones</w:t>
-      </w:r>
-    </w:p>
-    <w:p>
-      <w:pPr>
-        <w:pStyle w:val="Normal"/>
-        <w:keepNext w:val="false"/>
-        <w:spacing w:lineRule="exact" w:line="240" w:before="0" w:after="80"/>
-        <w:jc w:val="both"/>
-        <w:rPr/>
-      </w:pPr>
-      <w:r>
-        <w:rPr>
-          <w:rFonts w:eastAsia="Arial" w:cs="Arial"/>
-          <w:color w:val="000000"/>
-          <w:sz w:val="22"/>
-          <w:szCs w:val="22"/>
-        </w:rPr>
-        <w:t>Random Forest es el candidato técnico preferido del PoC por AUC-PR e interpretabilidad. Spark MLlib forma parte tanto del benchmark histórico como del serving operacional; la validación de carga, rendimiento y umbrales productivos requiere el entorno CGR.</w:t>
-      </w:r>
-    </w:p>
-    <w:p>
-      <w:pPr>
-        <w:pStyle w:val="Heading1"/>
-        <w:spacing w:lineRule="exact" w:line="240" w:before="240" w:after="120"/>
-        <w:rPr/>
-      </w:pPr>
-      <w:bookmarkStart w:id="18" w:name="__RefHeading___Toc2284_1103273133"/>
-      <w:bookmarkEnd w:id="18"/>
-      <w:r>
-        <w:rPr>
-          <w:rFonts w:eastAsia="Arial" w:cs="Arial" w:ascii="Arial" w:hAnsi="Arial"/>
-          <w:b/>
-          <w:bCs/>
-          <w:color w:val="000000"/>
-          <w:sz w:val="22"/>
-          <w:szCs w:val="22"/>
-        </w:rPr>
-        <w:t>8. Anexos</w:t>
+        <w:t>Trazabilidad: outputs/run_manifest.json, outputs/linaje_datos.csv y outputs/model_registry.json.</w:t>
       </w:r>
     </w:p>
     <w:p>
@@ -5162,7 +5149,7 @@
           <w:sz w:val="22"/>
           <w:szCs w:val="22"/>
         </w:rPr>
-        <w:t>Repositorio organizado con código, datasets sintéticos, evidencia reproducible y documentación: https://github.com/NoeCalle/cgr-analisis-datos</w:t>
+        <w:t>Arquitectura MLOps: docs/Arquitectura_MLOps.md.</w:t>
       </w:r>
     </w:p>
     <w:p>
@@ -5182,27 +5169,7 @@
           <w:sz w:val="22"/>
           <w:szCs w:val="22"/>
         </w:rPr>
-        <w:t>Fuente única de cifras documentales: outputs/evidencia_documental.json.</w:t>
-      </w:r>
-    </w:p>
-    <w:p>
-      <w:pPr>
-        <w:pStyle w:val="ListParagraph"/>
-        <w:numPr>
-          <w:ilvl w:val="0"/>
-          <w:numId w:val="1"/>
-        </w:numPr>
-        <w:spacing w:lineRule="exact" w:line="240" w:before="0" w:after="50"/>
-        <w:rPr/>
-      </w:pPr>
-      <w:r>
-        <w:rPr>
-          <w:rFonts w:eastAsia="Arial" w:cs="Arial"/>
-          <w:color w:val="000000"/>
-          <w:sz w:val="22"/>
-          <w:szCs w:val="22"/>
-        </w:rPr>
-        <w:t>Trazabilidad de ejecución: outputs/run_manifest.json y outputs/linaje_datos.csv.</w:t>
+        <w:t>Evaluación Spark y performance: docs/Evaluacion_Spark_y_Performance.md.</w:t>
       </w:r>
     </w:p>
     <w:p>
@@ -5211,8 +5178,8 @@
         <w:spacing w:lineRule="auto" w:line="240" w:before="0" w:after="60"/>
         <w:rPr/>
       </w:pPr>
-      <w:bookmarkStart w:id="19" w:name="__RefHeading___Toc2286_1103273133"/>
-      <w:bookmarkEnd w:id="19"/>
+      <w:bookmarkStart w:id="17" w:name="__RefHeading___Toc2276_1096995856"/>
+      <w:bookmarkEnd w:id="17"/>
       <w:r>
         <w:rPr>
           <w:rFonts w:ascii="Arial" w:hAnsi="Arial"/>
@@ -5233,7 +5200,7 @@
         <w:rPr>
           <w:sz w:val="22"/>
         </w:rPr>
-        <w:t>Este anexo cubre el análisis estadístico/exploratorio de pagos, montos contractuales y modalidades y actualiza la descripción de la arquitectura operacional. La evidencia de pagos usa datos sintéticos vinculados a contratos sintéticos; no representa información SIAF real ni determina la legalidad de una modalidad.</w:t>
+        <w:t>Este anexo cubre el análisis estadístico/exploratorio de pagos, montos contractuales y modalidades y documenta la arquitectura operacional asociada. La evidencia de pagos usa datos sintéticos vinculados a contratos sintéticos; no representa información SIAF real ni determina la legalidad de una modalidad.</w:t>
       </w:r>
     </w:p>
     <w:p>
@@ -5242,8 +5209,8 @@
         <w:spacing w:lineRule="auto" w:line="240" w:before="0" w:after="60"/>
         <w:rPr/>
       </w:pPr>
-      <w:bookmarkStart w:id="20" w:name="__RefHeading___Toc2288_1103273133"/>
-      <w:bookmarkEnd w:id="20"/>
+      <w:bookmarkStart w:id="18" w:name="__RefHeading___Toc2278_1096995856"/>
+      <w:bookmarkEnd w:id="18"/>
       <w:r>
         <w:rPr>
           <w:rFonts w:ascii="Arial" w:hAnsi="Arial"/>
@@ -5806,8 +5773,8 @@
         <w:spacing w:lineRule="auto" w:line="240" w:before="0" w:after="60"/>
         <w:rPr/>
       </w:pPr>
-      <w:bookmarkStart w:id="21" w:name="__RefHeading___Toc2290_1103273133"/>
-      <w:bookmarkEnd w:id="21"/>
+      <w:bookmarkStart w:id="19" w:name="__RefHeading___Toc2280_1096995856"/>
+      <w:bookmarkEnd w:id="19"/>
       <w:r>
         <w:rPr>
           <w:rFonts w:ascii="Arial" w:hAnsi="Arial"/>
@@ -5871,8 +5838,8 @@
         <w:spacing w:lineRule="auto" w:line="240" w:before="0" w:after="60"/>
         <w:rPr/>
       </w:pPr>
-      <w:bookmarkStart w:id="22" w:name="__RefHeading___Toc2292_1103273133"/>
-      <w:bookmarkEnd w:id="22"/>
+      <w:bookmarkStart w:id="20" w:name="__RefHeading___Toc2282_1096995856"/>
+      <w:bookmarkEnd w:id="20"/>
       <w:r>
         <w:rPr>
           <w:rFonts w:ascii="Arial" w:hAnsi="Arial"/>
@@ -5936,8 +5903,8 @@
         <w:spacing w:lineRule="auto" w:line="240" w:before="0" w:after="60"/>
         <w:rPr/>
       </w:pPr>
-      <w:bookmarkStart w:id="23" w:name="__RefHeading___Toc2294_1103273133"/>
-      <w:bookmarkEnd w:id="23"/>
+      <w:bookmarkStart w:id="21" w:name="__RefHeading___Toc2284_1096995856"/>
+      <w:bookmarkEnd w:id="21"/>
       <w:r>
         <w:rPr>
           <w:rFonts w:ascii="Arial" w:hAnsi="Arial"/>
@@ -5958,7 +5925,7 @@
         <w:rPr>
           <w:sz w:val="22"/>
         </w:rPr>
-        <w:t>La evidencia histórica de modelado Spark se conserva en modo local[*] para reproducibilidad. En paralelo, la ruta operacional TRAIN/INFERENCE admite un master Spark configurable. Cuando source.type=spark_sql, el conector devuelve un Spark DataFrame y el mapping, validación, preprocesamiento, feature engineering y MLlib permanecen en Spark sin toPandas(). Las medianas por objeto aprendidas en TRAIN se persisten como Parquet distribuido y los rankings de INFERENCE se escriben también como Parquet distribuido.</w:t>
+        <w:t>TRAIN/INFERENCE admiten un master Spark configurable. Cuando source.type=spark_sql, el conector devuelve un Spark DataFrame y el mapping, validación, preprocesamiento, feature engineering y MLlib permanecen en Spark sin toPandas(). Las medianas por objeto aprendidas en TRAIN se persisten como Parquet distribuido y los rankings de INFERENCE se escriben también como Parquet distribuido.</w:t>
       </w:r>
     </w:p>
     <w:p>
@@ -5972,7 +5939,7 @@
         <w:rPr>
           <w:sz w:val="22"/>
         </w:rPr>
-        <w:t>Esta capacidad elimina el cuello de botella pandas del adaptador Spark anterior, pero no sustituye las pruebas de carga, particionamiento, seguridad, rendimiento y robustez que deben ejecutarse con el clúster y volumen institucionales reales.</w:t>
+        <w:t>Esta frontera mantiene el corpus contractual distribuido y evita materializarlo en pandas o en la memoria del driver. No sustituye las pruebas de carga, particionamiento, seguridad, rendimiento y robustez que deben ejecutarse con el clúster y volumen institucionales reales.</w:t>
       </w:r>
     </w:p>
     <w:p>
@@ -5981,8 +5948,8 @@
         <w:spacing w:lineRule="auto" w:line="240" w:before="0" w:after="60"/>
         <w:rPr/>
       </w:pPr>
-      <w:bookmarkStart w:id="24" w:name="__RefHeading___Toc2296_1103273133"/>
-      <w:bookmarkEnd w:id="24"/>
+      <w:bookmarkStart w:id="22" w:name="__RefHeading___Toc2286_1096995856"/>
+      <w:bookmarkEnd w:id="22"/>
       <w:r>
         <w:rPr>
           <w:rFonts w:ascii="Arial" w:hAnsi="Arial"/>
@@ -6012,8 +5979,8 @@
         <w:spacing w:lineRule="exact" w:line="240" w:before="240" w:after="120"/>
         <w:rPr/>
       </w:pPr>
-      <w:bookmarkStart w:id="25" w:name="__RefHeading___Toc2298_1103273133"/>
-      <w:bookmarkEnd w:id="25"/>
+      <w:bookmarkStart w:id="23" w:name="__RefHeading___Toc2288_1096995856"/>
+      <w:bookmarkEnd w:id="23"/>
       <w:r>
         <w:rPr>
           <w:rFonts w:eastAsia="Arial" w:cs="Arial" w:ascii="Arial" w:hAnsi="Arial"/>
@@ -6324,7 +6291,7 @@
         <w:sz w:val="22"/>
         <w:szCs w:val="22"/>
       </w:rPr>
-      <w:t>Selección del Algoritmo y Desarrollo del Modelo para Identificación de Proveedores Favoritos</w:t>
+      <w:t>Selección del Algoritmo y Modelo para Identificación de Proveedores Favoritos</w:t>
     </w:r>
   </w:p>
 </w:hdr>

--- a/reporte/productos_formales/Producto_03_Modelo_Favoritismo.docx
+++ b/reporte/productos_formales/Producto_03_Modelo_Favoritismo.docx
@@ -262,7 +262,7 @@
         <w:spacing w:lineRule="exact" w:line="240" w:before="240" w:after="120"/>
         <w:rPr/>
       </w:pPr>
-      <w:bookmarkStart w:id="0" w:name="__RefHeading___Toc2242_1096995856"/>
+      <w:bookmarkStart w:id="0" w:name="__RefHeading___Toc2242_4075509268"/>
       <w:bookmarkEnd w:id="0"/>
       <w:r>
         <w:rPr>
@@ -369,7 +369,7 @@
             </w:rPr>
             <w:fldChar w:fldCharType="separate"/>
           </w:r>
-          <w:hyperlink w:anchor="__RefHeading___Toc2242_1096995856">
+          <w:hyperlink w:anchor="__RefHeading___Toc2242_4075509268">
             <w:r>
               <w:rPr>
                 <w:rStyle w:val="IndexLink"/>
@@ -389,7 +389,7 @@
             </w:tabs>
             <w:rPr/>
           </w:pPr>
-          <w:hyperlink w:anchor="__RefHeading___Toc2244_1096995856">
+          <w:hyperlink w:anchor="__RefHeading___Toc2244_4075509268">
             <w:r>
               <w:rPr>
                 <w:rStyle w:val="IndexLink"/>
@@ -409,7 +409,7 @@
             </w:tabs>
             <w:rPr/>
           </w:pPr>
-          <w:hyperlink w:anchor="__RefHeading___Toc2246_1096995856">
+          <w:hyperlink w:anchor="__RefHeading___Toc2246_4075509268">
             <w:r>
               <w:rPr>
                 <w:rStyle w:val="IndexLink"/>
@@ -429,7 +429,7 @@
             </w:tabs>
             <w:rPr/>
           </w:pPr>
-          <w:hyperlink w:anchor="__RefHeading___Toc2248_1096995856">
+          <w:hyperlink w:anchor="__RefHeading___Toc2248_4075509268">
             <w:r>
               <w:rPr>
                 <w:rStyle w:val="IndexLink"/>
@@ -449,7 +449,7 @@
             </w:tabs>
             <w:rPr/>
           </w:pPr>
-          <w:hyperlink w:anchor="__RefHeading___Toc2250_1096995856">
+          <w:hyperlink w:anchor="__RefHeading___Toc2250_4075509268">
             <w:r>
               <w:rPr>
                 <w:rStyle w:val="IndexLink"/>
@@ -469,7 +469,7 @@
             </w:tabs>
             <w:rPr/>
           </w:pPr>
-          <w:hyperlink w:anchor="__RefHeading___Toc2252_1096995856">
+          <w:hyperlink w:anchor="__RefHeading___Toc2252_4075509268">
             <w:r>
               <w:rPr>
                 <w:rStyle w:val="IndexLink"/>
@@ -489,7 +489,7 @@
             </w:tabs>
             <w:rPr/>
           </w:pPr>
-          <w:hyperlink w:anchor="__RefHeading___Toc2254_1096995856">
+          <w:hyperlink w:anchor="__RefHeading___Toc2254_4075509268">
             <w:r>
               <w:rPr>
                 <w:rStyle w:val="IndexLink"/>
@@ -509,7 +509,7 @@
             </w:tabs>
             <w:rPr/>
           </w:pPr>
-          <w:hyperlink w:anchor="__RefHeading___Toc2256_1096995856">
+          <w:hyperlink w:anchor="__RefHeading___Toc2256_4075509268">
             <w:r>
               <w:rPr>
                 <w:rStyle w:val="IndexLink"/>
@@ -529,7 +529,7 @@
             </w:tabs>
             <w:rPr/>
           </w:pPr>
-          <w:hyperlink w:anchor="__RefHeading___Toc2258_1096995856">
+          <w:hyperlink w:anchor="__RefHeading___Toc2258_4075509268">
             <w:r>
               <w:rPr>
                 <w:rStyle w:val="IndexLink"/>
@@ -549,7 +549,7 @@
             </w:tabs>
             <w:rPr/>
           </w:pPr>
-          <w:hyperlink w:anchor="__RefHeading___Toc2260_1096995856">
+          <w:hyperlink w:anchor="__RefHeading___Toc2260_4075509268">
             <w:r>
               <w:rPr>
                 <w:rStyle w:val="IndexLink"/>
@@ -569,7 +569,7 @@
             </w:tabs>
             <w:rPr/>
           </w:pPr>
-          <w:hyperlink w:anchor="__RefHeading___Toc2262_1096995856">
+          <w:hyperlink w:anchor="__RefHeading___Toc2262_4075509268">
             <w:r>
               <w:rPr>
                 <w:rStyle w:val="IndexLink"/>
@@ -589,7 +589,7 @@
             </w:tabs>
             <w:rPr/>
           </w:pPr>
-          <w:hyperlink w:anchor="__RefHeading___Toc2264_1096995856">
+          <w:hyperlink w:anchor="__RefHeading___Toc2264_4075509268">
             <w:r>
               <w:rPr>
                 <w:rStyle w:val="IndexLink"/>
@@ -609,7 +609,7 @@
             </w:tabs>
             <w:rPr/>
           </w:pPr>
-          <w:hyperlink w:anchor="__RefHeading___Toc2266_1096995856">
+          <w:hyperlink w:anchor="__RefHeading___Toc2266_4075509268">
             <w:r>
               <w:rPr>
                 <w:rStyle w:val="IndexLink"/>
@@ -629,7 +629,7 @@
             </w:tabs>
             <w:rPr/>
           </w:pPr>
-          <w:hyperlink w:anchor="__RefHeading___Toc2268_1096995856">
+          <w:hyperlink w:anchor="__RefHeading___Toc2268_4075509268">
             <w:r>
               <w:rPr>
                 <w:rStyle w:val="IndexLink"/>
@@ -649,7 +649,7 @@
             </w:tabs>
             <w:rPr/>
           </w:pPr>
-          <w:hyperlink w:anchor="__RefHeading___Toc2270_1096995856">
+          <w:hyperlink w:anchor="__RefHeading___Toc2270_4075509268">
             <w:r>
               <w:rPr>
                 <w:rStyle w:val="IndexLink"/>
@@ -669,7 +669,7 @@
             </w:tabs>
             <w:rPr/>
           </w:pPr>
-          <w:hyperlink w:anchor="__RefHeading___Toc2272_1096995856">
+          <w:hyperlink w:anchor="__RefHeading___Toc2272_4075509268">
             <w:r>
               <w:rPr>
                 <w:rStyle w:val="IndexLink"/>
@@ -689,7 +689,7 @@
             </w:tabs>
             <w:rPr/>
           </w:pPr>
-          <w:hyperlink w:anchor="__RefHeading___Toc2274_1096995856">
+          <w:hyperlink w:anchor="__RefHeading___Toc2274_4075509268">
             <w:r>
               <w:rPr>
                 <w:rStyle w:val="IndexLink"/>
@@ -709,7 +709,7 @@
             </w:tabs>
             <w:rPr/>
           </w:pPr>
-          <w:hyperlink w:anchor="__RefHeading___Toc2276_1096995856">
+          <w:hyperlink w:anchor="__RefHeading___Toc2276_4075509268">
             <w:r>
               <w:rPr>
                 <w:rStyle w:val="IndexLink"/>
@@ -729,7 +729,7 @@
             </w:tabs>
             <w:rPr/>
           </w:pPr>
-          <w:hyperlink w:anchor="__RefHeading___Toc2278_1096995856">
+          <w:hyperlink w:anchor="__RefHeading___Toc2278_4075509268">
             <w:r>
               <w:rPr>
                 <w:rStyle w:val="IndexLink"/>
@@ -749,7 +749,7 @@
             </w:tabs>
             <w:rPr/>
           </w:pPr>
-          <w:hyperlink w:anchor="__RefHeading___Toc2280_1096995856">
+          <w:hyperlink w:anchor="__RefHeading___Toc2280_4075509268">
             <w:r>
               <w:rPr>
                 <w:rStyle w:val="IndexLink"/>
@@ -769,7 +769,7 @@
             </w:tabs>
             <w:rPr/>
           </w:pPr>
-          <w:hyperlink w:anchor="__RefHeading___Toc2282_1096995856">
+          <w:hyperlink w:anchor="__RefHeading___Toc2282_4075509268">
             <w:r>
               <w:rPr>
                 <w:rStyle w:val="IndexLink"/>
@@ -789,7 +789,7 @@
             </w:tabs>
             <w:rPr/>
           </w:pPr>
-          <w:hyperlink w:anchor="__RefHeading___Toc2284_1096995856">
+          <w:hyperlink w:anchor="__RefHeading___Toc2284_4075509268">
             <w:r>
               <w:rPr>
                 <w:rStyle w:val="IndexLink"/>
@@ -809,7 +809,7 @@
             </w:tabs>
             <w:rPr/>
           </w:pPr>
-          <w:hyperlink w:anchor="__RefHeading___Toc2286_1096995856">
+          <w:hyperlink w:anchor="__RefHeading___Toc2286_4075509268">
             <w:r>
               <w:rPr>
                 <w:rStyle w:val="IndexLink"/>
@@ -829,7 +829,7 @@
             </w:tabs>
             <w:rPr/>
           </w:pPr>
-          <w:hyperlink w:anchor="__RefHeading___Toc2288_1096995856">
+          <w:hyperlink w:anchor="__RefHeading___Toc2288_4075509268">
             <w:r>
               <w:rPr>
                 <w:rStyle w:val="IndexLink"/>
@@ -869,7 +869,7 @@
         <w:spacing w:lineRule="exact" w:line="240" w:before="240" w:after="120"/>
         <w:rPr/>
       </w:pPr>
-      <w:bookmarkStart w:id="1" w:name="__RefHeading___Toc2244_1096995856"/>
+      <w:bookmarkStart w:id="1" w:name="__RefHeading___Toc2244_4075509268"/>
       <w:bookmarkEnd w:id="1"/>
       <w:r>
         <w:rPr>
@@ -925,7 +925,7 @@
         <w:spacing w:lineRule="exact" w:line="240" w:before="240" w:after="120"/>
         <w:rPr/>
       </w:pPr>
-      <w:bookmarkStart w:id="2" w:name="__RefHeading___Toc2246_1096995856"/>
+      <w:bookmarkStart w:id="2" w:name="__RefHeading___Toc2246_4075509268"/>
       <w:bookmarkEnd w:id="2"/>
       <w:r>
         <w:rPr>
@@ -981,7 +981,7 @@
         <w:spacing w:lineRule="exact" w:line="240" w:before="240" w:after="120"/>
         <w:rPr/>
       </w:pPr>
-      <w:bookmarkStart w:id="3" w:name="__RefHeading___Toc2248_1096995856"/>
+      <w:bookmarkStart w:id="3" w:name="__RefHeading___Toc2248_4075509268"/>
       <w:bookmarkEnd w:id="3"/>
       <w:r>
         <w:rPr>
@@ -2295,7 +2295,7 @@
         <w:spacing w:lineRule="exact" w:line="240" w:before="240" w:after="120"/>
         <w:rPr/>
       </w:pPr>
-      <w:bookmarkStart w:id="4" w:name="__RefHeading___Toc2250_1096995856"/>
+      <w:bookmarkStart w:id="4" w:name="__RefHeading___Toc2250_4075509268"/>
       <w:bookmarkEnd w:id="4"/>
       <w:r>
         <w:rPr>
@@ -2872,7 +2872,7 @@
         <w:spacing w:lineRule="exact" w:line="240" w:before="240" w:after="120"/>
         <w:rPr/>
       </w:pPr>
-      <w:bookmarkStart w:id="5" w:name="__RefHeading___Toc2252_1096995856"/>
+      <w:bookmarkStart w:id="5" w:name="__RefHeading___Toc2252_4075509268"/>
       <w:bookmarkEnd w:id="5"/>
       <w:r>
         <w:rPr>
@@ -2910,7 +2910,7 @@
         <w:spacing w:lineRule="exact" w:line="240" w:before="240" w:after="120"/>
         <w:rPr/>
       </w:pPr>
-      <w:bookmarkStart w:id="6" w:name="__RefHeading___Toc2254_1096995856"/>
+      <w:bookmarkStart w:id="6" w:name="__RefHeading___Toc2254_4075509268"/>
       <w:bookmarkEnd w:id="6"/>
       <w:r>
         <w:rPr>
@@ -2948,7 +2948,7 @@
         <w:spacing w:lineRule="exact" w:line="240" w:before="240" w:after="120"/>
         <w:rPr/>
       </w:pPr>
-      <w:bookmarkStart w:id="7" w:name="__RefHeading___Toc2256_1096995856"/>
+      <w:bookmarkStart w:id="7" w:name="__RefHeading___Toc2256_4075509268"/>
       <w:bookmarkEnd w:id="7"/>
       <w:r>
         <w:rPr>
@@ -2968,7 +2968,7 @@
         <w:spacing w:lineRule="exact" w:line="240" w:before="180" w:after="80"/>
         <w:rPr/>
       </w:pPr>
-      <w:bookmarkStart w:id="8" w:name="__RefHeading___Toc2258_1096995856"/>
+      <w:bookmarkStart w:id="8" w:name="__RefHeading___Toc2258_4075509268"/>
       <w:bookmarkEnd w:id="8"/>
       <w:r>
         <w:rPr>
@@ -3095,7 +3095,7 @@
         <w:spacing w:lineRule="exact" w:line="240" w:before="180" w:after="80"/>
         <w:rPr/>
       </w:pPr>
-      <w:bookmarkStart w:id="9" w:name="__RefHeading___Toc2260_1096995856"/>
+      <w:bookmarkStart w:id="9" w:name="__RefHeading___Toc2260_4075509268"/>
       <w:bookmarkEnd w:id="9"/>
       <w:r>
         <w:rPr>
@@ -3946,7 +3946,7 @@
         <w:spacing w:lineRule="exact" w:line="240" w:before="180" w:after="80"/>
         <w:rPr/>
       </w:pPr>
-      <w:bookmarkStart w:id="10" w:name="__RefHeading___Toc2262_1096995856"/>
+      <w:bookmarkStart w:id="10" w:name="__RefHeading___Toc2262_4075509268"/>
       <w:bookmarkEnd w:id="10"/>
       <w:r>
         <w:rPr>
@@ -4695,7 +4695,7 @@
         <w:spacing w:lineRule="exact" w:line="240" w:before="180" w:after="80"/>
         <w:rPr/>
       </w:pPr>
-      <w:bookmarkStart w:id="11" w:name="__RefHeading___Toc2264_1096995856"/>
+      <w:bookmarkStart w:id="11" w:name="__RefHeading___Toc2264_4075509268"/>
       <w:bookmarkEnd w:id="11"/>
       <w:r>
         <w:rPr>
@@ -4822,7 +4822,7 @@
         <w:spacing w:lineRule="exact" w:line="240" w:before="240" w:after="120"/>
         <w:rPr/>
       </w:pPr>
-      <w:bookmarkStart w:id="12" w:name="__RefHeading___Toc2266_1096995856"/>
+      <w:bookmarkStart w:id="12" w:name="__RefHeading___Toc2266_4075509268"/>
       <w:bookmarkEnd w:id="12"/>
       <w:r>
         <w:rPr>
@@ -4922,7 +4922,7 @@
         <w:spacing w:lineRule="exact" w:line="240" w:before="240" w:after="120"/>
         <w:rPr/>
       </w:pPr>
-      <w:bookmarkStart w:id="13" w:name="__RefHeading___Toc2268_1096995856"/>
+      <w:bookmarkStart w:id="13" w:name="__RefHeading___Toc2268_4075509268"/>
       <w:bookmarkEnd w:id="13"/>
       <w:r>
         <w:rPr>
@@ -4960,7 +4960,7 @@
         <w:spacing w:lineRule="exact" w:line="240" w:before="240" w:after="120"/>
         <w:rPr/>
       </w:pPr>
-      <w:bookmarkStart w:id="14" w:name="__RefHeading___Toc2270_1096995856"/>
+      <w:bookmarkStart w:id="14" w:name="__RefHeading___Toc2270_4075509268"/>
       <w:bookmarkEnd w:id="14"/>
       <w:r>
         <w:rPr>
@@ -5020,7 +5020,7 @@
         <w:spacing w:lineRule="exact" w:line="240" w:before="240" w:after="120"/>
         <w:rPr/>
       </w:pPr>
-      <w:bookmarkStart w:id="15" w:name="__RefHeading___Toc2272_1096995856"/>
+      <w:bookmarkStart w:id="15" w:name="__RefHeading___Toc2272_4075509268"/>
       <w:bookmarkEnd w:id="15"/>
       <w:r>
         <w:rPr>
@@ -5058,7 +5058,7 @@
         <w:spacing w:lineRule="exact" w:line="240" w:before="240" w:after="120"/>
         <w:rPr/>
       </w:pPr>
-      <w:bookmarkStart w:id="16" w:name="__RefHeading___Toc2274_1096995856"/>
+      <w:bookmarkStart w:id="16" w:name="__RefHeading___Toc2274_4075509268"/>
       <w:bookmarkEnd w:id="16"/>
       <w:r>
         <w:rPr>
@@ -5178,7 +5178,7 @@
         <w:spacing w:lineRule="auto" w:line="240" w:before="0" w:after="60"/>
         <w:rPr/>
       </w:pPr>
-      <w:bookmarkStart w:id="17" w:name="__RefHeading___Toc2276_1096995856"/>
+      <w:bookmarkStart w:id="17" w:name="__RefHeading___Toc2276_4075509268"/>
       <w:bookmarkEnd w:id="17"/>
       <w:r>
         <w:rPr>
@@ -5209,7 +5209,7 @@
         <w:spacing w:lineRule="auto" w:line="240" w:before="0" w:after="60"/>
         <w:rPr/>
       </w:pPr>
-      <w:bookmarkStart w:id="18" w:name="__RefHeading___Toc2278_1096995856"/>
+      <w:bookmarkStart w:id="18" w:name="__RefHeading___Toc2278_4075509268"/>
       <w:bookmarkEnd w:id="18"/>
       <w:r>
         <w:rPr>
@@ -5773,7 +5773,7 @@
         <w:spacing w:lineRule="auto" w:line="240" w:before="0" w:after="60"/>
         <w:rPr/>
       </w:pPr>
-      <w:bookmarkStart w:id="19" w:name="__RefHeading___Toc2280_1096995856"/>
+      <w:bookmarkStart w:id="19" w:name="__RefHeading___Toc2280_4075509268"/>
       <w:bookmarkEnd w:id="19"/>
       <w:r>
         <w:rPr>
@@ -5838,7 +5838,7 @@
         <w:spacing w:lineRule="auto" w:line="240" w:before="0" w:after="60"/>
         <w:rPr/>
       </w:pPr>
-      <w:bookmarkStart w:id="20" w:name="__RefHeading___Toc2282_1096995856"/>
+      <w:bookmarkStart w:id="20" w:name="__RefHeading___Toc2282_4075509268"/>
       <w:bookmarkEnd w:id="20"/>
       <w:r>
         <w:rPr>
@@ -5903,7 +5903,7 @@
         <w:spacing w:lineRule="auto" w:line="240" w:before="0" w:after="60"/>
         <w:rPr/>
       </w:pPr>
-      <w:bookmarkStart w:id="21" w:name="__RefHeading___Toc2284_1096995856"/>
+      <w:bookmarkStart w:id="21" w:name="__RefHeading___Toc2284_4075509268"/>
       <w:bookmarkEnd w:id="21"/>
       <w:r>
         <w:rPr>
@@ -5948,7 +5948,7 @@
         <w:spacing w:lineRule="auto" w:line="240" w:before="0" w:after="60"/>
         <w:rPr/>
       </w:pPr>
-      <w:bookmarkStart w:id="22" w:name="__RefHeading___Toc2286_1096995856"/>
+      <w:bookmarkStart w:id="22" w:name="__RefHeading___Toc2286_4075509268"/>
       <w:bookmarkEnd w:id="22"/>
       <w:r>
         <w:rPr>
@@ -5979,7 +5979,7 @@
         <w:spacing w:lineRule="exact" w:line="240" w:before="240" w:after="120"/>
         <w:rPr/>
       </w:pPr>
-      <w:bookmarkStart w:id="23" w:name="__RefHeading___Toc2288_1096995856"/>
+      <w:bookmarkStart w:id="23" w:name="__RefHeading___Toc2288_4075509268"/>
       <w:bookmarkEnd w:id="23"/>
       <w:r>
         <w:rPr>

--- a/reporte/productos_formales/Producto_03_Modelo_Favoritismo.docx
+++ b/reporte/productos_formales/Producto_03_Modelo_Favoritismo.docx
@@ -262,7 +262,7 @@
         <w:spacing w:lineRule="exact" w:line="240" w:before="240" w:after="120"/>
         <w:rPr/>
       </w:pPr>
-      <w:bookmarkStart w:id="0" w:name="__RefHeading___Toc2242_4075509268"/>
+      <w:bookmarkStart w:id="0" w:name="__RefHeading___Toc2242_4038105535"/>
       <w:bookmarkEnd w:id="0"/>
       <w:r>
         <w:rPr>
@@ -369,7 +369,7 @@
             </w:rPr>
             <w:fldChar w:fldCharType="separate"/>
           </w:r>
-          <w:hyperlink w:anchor="__RefHeading___Toc2242_4075509268">
+          <w:hyperlink w:anchor="__RefHeading___Toc2242_4038105535">
             <w:r>
               <w:rPr>
                 <w:rStyle w:val="IndexLink"/>
@@ -389,7 +389,7 @@
             </w:tabs>
             <w:rPr/>
           </w:pPr>
-          <w:hyperlink w:anchor="__RefHeading___Toc2244_4075509268">
+          <w:hyperlink w:anchor="__RefHeading___Toc2244_4038105535">
             <w:r>
               <w:rPr>
                 <w:rStyle w:val="IndexLink"/>
@@ -409,7 +409,7 @@
             </w:tabs>
             <w:rPr/>
           </w:pPr>
-          <w:hyperlink w:anchor="__RefHeading___Toc2246_4075509268">
+          <w:hyperlink w:anchor="__RefHeading___Toc2246_4038105535">
             <w:r>
               <w:rPr>
                 <w:rStyle w:val="IndexLink"/>
@@ -429,7 +429,7 @@
             </w:tabs>
             <w:rPr/>
           </w:pPr>
-          <w:hyperlink w:anchor="__RefHeading___Toc2248_4075509268">
+          <w:hyperlink w:anchor="__RefHeading___Toc2248_4038105535">
             <w:r>
               <w:rPr>
                 <w:rStyle w:val="IndexLink"/>
@@ -449,7 +449,7 @@
             </w:tabs>
             <w:rPr/>
           </w:pPr>
-          <w:hyperlink w:anchor="__RefHeading___Toc2250_4075509268">
+          <w:hyperlink w:anchor="__RefHeading___Toc2250_4038105535">
             <w:r>
               <w:rPr>
                 <w:rStyle w:val="IndexLink"/>
@@ -469,7 +469,7 @@
             </w:tabs>
             <w:rPr/>
           </w:pPr>
-          <w:hyperlink w:anchor="__RefHeading___Toc2252_4075509268">
+          <w:hyperlink w:anchor="__RefHeading___Toc2252_4038105535">
             <w:r>
               <w:rPr>
                 <w:rStyle w:val="IndexLink"/>
@@ -489,7 +489,7 @@
             </w:tabs>
             <w:rPr/>
           </w:pPr>
-          <w:hyperlink w:anchor="__RefHeading___Toc2254_4075509268">
+          <w:hyperlink w:anchor="__RefHeading___Toc2254_4038105535">
             <w:r>
               <w:rPr>
                 <w:rStyle w:val="IndexLink"/>
@@ -509,7 +509,7 @@
             </w:tabs>
             <w:rPr/>
           </w:pPr>
-          <w:hyperlink w:anchor="__RefHeading___Toc2256_4075509268">
+          <w:hyperlink w:anchor="__RefHeading___Toc2256_4038105535">
             <w:r>
               <w:rPr>
                 <w:rStyle w:val="IndexLink"/>
@@ -529,7 +529,7 @@
             </w:tabs>
             <w:rPr/>
           </w:pPr>
-          <w:hyperlink w:anchor="__RefHeading___Toc2258_4075509268">
+          <w:hyperlink w:anchor="__RefHeading___Toc2258_4038105535">
             <w:r>
               <w:rPr>
                 <w:rStyle w:val="IndexLink"/>
@@ -549,7 +549,7 @@
             </w:tabs>
             <w:rPr/>
           </w:pPr>
-          <w:hyperlink w:anchor="__RefHeading___Toc2260_4075509268">
+          <w:hyperlink w:anchor="__RefHeading___Toc2260_4038105535">
             <w:r>
               <w:rPr>
                 <w:rStyle w:val="IndexLink"/>
@@ -569,7 +569,7 @@
             </w:tabs>
             <w:rPr/>
           </w:pPr>
-          <w:hyperlink w:anchor="__RefHeading___Toc2262_4075509268">
+          <w:hyperlink w:anchor="__RefHeading___Toc2262_4038105535">
             <w:r>
               <w:rPr>
                 <w:rStyle w:val="IndexLink"/>
@@ -589,7 +589,7 @@
             </w:tabs>
             <w:rPr/>
           </w:pPr>
-          <w:hyperlink w:anchor="__RefHeading___Toc2264_4075509268">
+          <w:hyperlink w:anchor="__RefHeading___Toc2264_4038105535">
             <w:r>
               <w:rPr>
                 <w:rStyle w:val="IndexLink"/>
@@ -609,7 +609,7 @@
             </w:tabs>
             <w:rPr/>
           </w:pPr>
-          <w:hyperlink w:anchor="__RefHeading___Toc2266_4075509268">
+          <w:hyperlink w:anchor="__RefHeading___Toc2266_4038105535">
             <w:r>
               <w:rPr>
                 <w:rStyle w:val="IndexLink"/>
@@ -629,7 +629,7 @@
             </w:tabs>
             <w:rPr/>
           </w:pPr>
-          <w:hyperlink w:anchor="__RefHeading___Toc2268_4075509268">
+          <w:hyperlink w:anchor="__RefHeading___Toc2268_4038105535">
             <w:r>
               <w:rPr>
                 <w:rStyle w:val="IndexLink"/>
@@ -649,7 +649,7 @@
             </w:tabs>
             <w:rPr/>
           </w:pPr>
-          <w:hyperlink w:anchor="__RefHeading___Toc2270_4075509268">
+          <w:hyperlink w:anchor="__RefHeading___Toc2270_4038105535">
             <w:r>
               <w:rPr>
                 <w:rStyle w:val="IndexLink"/>
@@ -669,7 +669,7 @@
             </w:tabs>
             <w:rPr/>
           </w:pPr>
-          <w:hyperlink w:anchor="__RefHeading___Toc2272_4075509268">
+          <w:hyperlink w:anchor="__RefHeading___Toc2272_4038105535">
             <w:r>
               <w:rPr>
                 <w:rStyle w:val="IndexLink"/>
@@ -689,7 +689,7 @@
             </w:tabs>
             <w:rPr/>
           </w:pPr>
-          <w:hyperlink w:anchor="__RefHeading___Toc2274_4075509268">
+          <w:hyperlink w:anchor="__RefHeading___Toc2274_4038105535">
             <w:r>
               <w:rPr>
                 <w:rStyle w:val="IndexLink"/>
@@ -709,7 +709,7 @@
             </w:tabs>
             <w:rPr/>
           </w:pPr>
-          <w:hyperlink w:anchor="__RefHeading___Toc2276_4075509268">
+          <w:hyperlink w:anchor="__RefHeading___Toc2276_4038105535">
             <w:r>
               <w:rPr>
                 <w:rStyle w:val="IndexLink"/>
@@ -729,7 +729,7 @@
             </w:tabs>
             <w:rPr/>
           </w:pPr>
-          <w:hyperlink w:anchor="__RefHeading___Toc2278_4075509268">
+          <w:hyperlink w:anchor="__RefHeading___Toc2278_4038105535">
             <w:r>
               <w:rPr>
                 <w:rStyle w:val="IndexLink"/>
@@ -749,7 +749,7 @@
             </w:tabs>
             <w:rPr/>
           </w:pPr>
-          <w:hyperlink w:anchor="__RefHeading___Toc2280_4075509268">
+          <w:hyperlink w:anchor="__RefHeading___Toc2280_4038105535">
             <w:r>
               <w:rPr>
                 <w:rStyle w:val="IndexLink"/>
@@ -769,7 +769,7 @@
             </w:tabs>
             <w:rPr/>
           </w:pPr>
-          <w:hyperlink w:anchor="__RefHeading___Toc2282_4075509268">
+          <w:hyperlink w:anchor="__RefHeading___Toc2282_4038105535">
             <w:r>
               <w:rPr>
                 <w:rStyle w:val="IndexLink"/>
@@ -789,7 +789,7 @@
             </w:tabs>
             <w:rPr/>
           </w:pPr>
-          <w:hyperlink w:anchor="__RefHeading___Toc2284_4075509268">
+          <w:hyperlink w:anchor="__RefHeading___Toc2284_4038105535">
             <w:r>
               <w:rPr>
                 <w:rStyle w:val="IndexLink"/>
@@ -809,7 +809,7 @@
             </w:tabs>
             <w:rPr/>
           </w:pPr>
-          <w:hyperlink w:anchor="__RefHeading___Toc2286_4075509268">
+          <w:hyperlink w:anchor="__RefHeading___Toc2286_4038105535">
             <w:r>
               <w:rPr>
                 <w:rStyle w:val="IndexLink"/>
@@ -829,7 +829,7 @@
             </w:tabs>
             <w:rPr/>
           </w:pPr>
-          <w:hyperlink w:anchor="__RefHeading___Toc2288_4075509268">
+          <w:hyperlink w:anchor="__RefHeading___Toc2288_4038105535">
             <w:r>
               <w:rPr>
                 <w:rStyle w:val="IndexLink"/>
@@ -869,7 +869,7 @@
         <w:spacing w:lineRule="exact" w:line="240" w:before="240" w:after="120"/>
         <w:rPr/>
       </w:pPr>
-      <w:bookmarkStart w:id="1" w:name="__RefHeading___Toc2244_4075509268"/>
+      <w:bookmarkStart w:id="1" w:name="__RefHeading___Toc2244_4038105535"/>
       <w:bookmarkEnd w:id="1"/>
       <w:r>
         <w:rPr>
@@ -925,7 +925,7 @@
         <w:spacing w:lineRule="exact" w:line="240" w:before="240" w:after="120"/>
         <w:rPr/>
       </w:pPr>
-      <w:bookmarkStart w:id="2" w:name="__RefHeading___Toc2246_4075509268"/>
+      <w:bookmarkStart w:id="2" w:name="__RefHeading___Toc2246_4038105535"/>
       <w:bookmarkEnd w:id="2"/>
       <w:r>
         <w:rPr>
@@ -981,7 +981,7 @@
         <w:spacing w:lineRule="exact" w:line="240" w:before="240" w:after="120"/>
         <w:rPr/>
       </w:pPr>
-      <w:bookmarkStart w:id="3" w:name="__RefHeading___Toc2248_4075509268"/>
+      <w:bookmarkStart w:id="3" w:name="__RefHeading___Toc2248_4038105535"/>
       <w:bookmarkEnd w:id="3"/>
       <w:r>
         <w:rPr>
@@ -2295,7 +2295,7 @@
         <w:spacing w:lineRule="exact" w:line="240" w:before="240" w:after="120"/>
         <w:rPr/>
       </w:pPr>
-      <w:bookmarkStart w:id="4" w:name="__RefHeading___Toc2250_4075509268"/>
+      <w:bookmarkStart w:id="4" w:name="__RefHeading___Toc2250_4038105535"/>
       <w:bookmarkEnd w:id="4"/>
       <w:r>
         <w:rPr>
@@ -2872,7 +2872,7 @@
         <w:spacing w:lineRule="exact" w:line="240" w:before="240" w:after="120"/>
         <w:rPr/>
       </w:pPr>
-      <w:bookmarkStart w:id="5" w:name="__RefHeading___Toc2252_4075509268"/>
+      <w:bookmarkStart w:id="5" w:name="__RefHeading___Toc2252_4038105535"/>
       <w:bookmarkEnd w:id="5"/>
       <w:r>
         <w:rPr>
@@ -2910,7 +2910,7 @@
         <w:spacing w:lineRule="exact" w:line="240" w:before="240" w:after="120"/>
         <w:rPr/>
       </w:pPr>
-      <w:bookmarkStart w:id="6" w:name="__RefHeading___Toc2254_4075509268"/>
+      <w:bookmarkStart w:id="6" w:name="__RefHeading___Toc2254_4038105535"/>
       <w:bookmarkEnd w:id="6"/>
       <w:r>
         <w:rPr>
@@ -2948,7 +2948,7 @@
         <w:spacing w:lineRule="exact" w:line="240" w:before="240" w:after="120"/>
         <w:rPr/>
       </w:pPr>
-      <w:bookmarkStart w:id="7" w:name="__RefHeading___Toc2256_4075509268"/>
+      <w:bookmarkStart w:id="7" w:name="__RefHeading___Toc2256_4038105535"/>
       <w:bookmarkEnd w:id="7"/>
       <w:r>
         <w:rPr>
@@ -2968,7 +2968,7 @@
         <w:spacing w:lineRule="exact" w:line="240" w:before="180" w:after="80"/>
         <w:rPr/>
       </w:pPr>
-      <w:bookmarkStart w:id="8" w:name="__RefHeading___Toc2258_4075509268"/>
+      <w:bookmarkStart w:id="8" w:name="__RefHeading___Toc2258_4038105535"/>
       <w:bookmarkEnd w:id="8"/>
       <w:r>
         <w:rPr>
@@ -3095,7 +3095,7 @@
         <w:spacing w:lineRule="exact" w:line="240" w:before="180" w:after="80"/>
         <w:rPr/>
       </w:pPr>
-      <w:bookmarkStart w:id="9" w:name="__RefHeading___Toc2260_4075509268"/>
+      <w:bookmarkStart w:id="9" w:name="__RefHeading___Toc2260_4038105535"/>
       <w:bookmarkEnd w:id="9"/>
       <w:r>
         <w:rPr>
@@ -3946,7 +3946,7 @@
         <w:spacing w:lineRule="exact" w:line="240" w:before="180" w:after="80"/>
         <w:rPr/>
       </w:pPr>
-      <w:bookmarkStart w:id="10" w:name="__RefHeading___Toc2262_4075509268"/>
+      <w:bookmarkStart w:id="10" w:name="__RefHeading___Toc2262_4038105535"/>
       <w:bookmarkEnd w:id="10"/>
       <w:r>
         <w:rPr>
@@ -4695,7 +4695,7 @@
         <w:spacing w:lineRule="exact" w:line="240" w:before="180" w:after="80"/>
         <w:rPr/>
       </w:pPr>
-      <w:bookmarkStart w:id="11" w:name="__RefHeading___Toc2264_4075509268"/>
+      <w:bookmarkStart w:id="11" w:name="__RefHeading___Toc2264_4038105535"/>
       <w:bookmarkEnd w:id="11"/>
       <w:r>
         <w:rPr>
@@ -4822,7 +4822,7 @@
         <w:spacing w:lineRule="exact" w:line="240" w:before="240" w:after="120"/>
         <w:rPr/>
       </w:pPr>
-      <w:bookmarkStart w:id="12" w:name="__RefHeading___Toc2266_4075509268"/>
+      <w:bookmarkStart w:id="12" w:name="__RefHeading___Toc2266_4038105535"/>
       <w:bookmarkEnd w:id="12"/>
       <w:r>
         <w:rPr>
@@ -4922,7 +4922,7 @@
         <w:spacing w:lineRule="exact" w:line="240" w:before="240" w:after="120"/>
         <w:rPr/>
       </w:pPr>
-      <w:bookmarkStart w:id="13" w:name="__RefHeading___Toc2268_4075509268"/>
+      <w:bookmarkStart w:id="13" w:name="__RefHeading___Toc2268_4038105535"/>
       <w:bookmarkEnd w:id="13"/>
       <w:r>
         <w:rPr>
@@ -4960,7 +4960,7 @@
         <w:spacing w:lineRule="exact" w:line="240" w:before="240" w:after="120"/>
         <w:rPr/>
       </w:pPr>
-      <w:bookmarkStart w:id="14" w:name="__RefHeading___Toc2270_4075509268"/>
+      <w:bookmarkStart w:id="14" w:name="__RefHeading___Toc2270_4038105535"/>
       <w:bookmarkEnd w:id="14"/>
       <w:r>
         <w:rPr>
@@ -5020,7 +5020,7 @@
         <w:spacing w:lineRule="exact" w:line="240" w:before="240" w:after="120"/>
         <w:rPr/>
       </w:pPr>
-      <w:bookmarkStart w:id="15" w:name="__RefHeading___Toc2272_4075509268"/>
+      <w:bookmarkStart w:id="15" w:name="__RefHeading___Toc2272_4038105535"/>
       <w:bookmarkEnd w:id="15"/>
       <w:r>
         <w:rPr>
@@ -5058,7 +5058,7 @@
         <w:spacing w:lineRule="exact" w:line="240" w:before="240" w:after="120"/>
         <w:rPr/>
       </w:pPr>
-      <w:bookmarkStart w:id="16" w:name="__RefHeading___Toc2274_4075509268"/>
+      <w:bookmarkStart w:id="16" w:name="__RefHeading___Toc2274_4038105535"/>
       <w:bookmarkEnd w:id="16"/>
       <w:r>
         <w:rPr>
@@ -5178,7 +5178,7 @@
         <w:spacing w:lineRule="auto" w:line="240" w:before="0" w:after="60"/>
         <w:rPr/>
       </w:pPr>
-      <w:bookmarkStart w:id="17" w:name="__RefHeading___Toc2276_4075509268"/>
+      <w:bookmarkStart w:id="17" w:name="__RefHeading___Toc2276_4038105535"/>
       <w:bookmarkEnd w:id="17"/>
       <w:r>
         <w:rPr>
@@ -5209,7 +5209,7 @@
         <w:spacing w:lineRule="auto" w:line="240" w:before="0" w:after="60"/>
         <w:rPr/>
       </w:pPr>
-      <w:bookmarkStart w:id="18" w:name="__RefHeading___Toc2278_4075509268"/>
+      <w:bookmarkStart w:id="18" w:name="__RefHeading___Toc2278_4038105535"/>
       <w:bookmarkEnd w:id="18"/>
       <w:r>
         <w:rPr>
@@ -5773,7 +5773,7 @@
         <w:spacing w:lineRule="auto" w:line="240" w:before="0" w:after="60"/>
         <w:rPr/>
       </w:pPr>
-      <w:bookmarkStart w:id="19" w:name="__RefHeading___Toc2280_4075509268"/>
+      <w:bookmarkStart w:id="19" w:name="__RefHeading___Toc2280_4038105535"/>
       <w:bookmarkEnd w:id="19"/>
       <w:r>
         <w:rPr>
@@ -5838,7 +5838,7 @@
         <w:spacing w:lineRule="auto" w:line="240" w:before="0" w:after="60"/>
         <w:rPr/>
       </w:pPr>
-      <w:bookmarkStart w:id="20" w:name="__RefHeading___Toc2282_4075509268"/>
+      <w:bookmarkStart w:id="20" w:name="__RefHeading___Toc2282_4038105535"/>
       <w:bookmarkEnd w:id="20"/>
       <w:r>
         <w:rPr>
@@ -5903,7 +5903,7 @@
         <w:spacing w:lineRule="auto" w:line="240" w:before="0" w:after="60"/>
         <w:rPr/>
       </w:pPr>
-      <w:bookmarkStart w:id="21" w:name="__RefHeading___Toc2284_4075509268"/>
+      <w:bookmarkStart w:id="21" w:name="__RefHeading___Toc2284_4038105535"/>
       <w:bookmarkEnd w:id="21"/>
       <w:r>
         <w:rPr>
@@ -5948,7 +5948,7 @@
         <w:spacing w:lineRule="auto" w:line="240" w:before="0" w:after="60"/>
         <w:rPr/>
       </w:pPr>
-      <w:bookmarkStart w:id="22" w:name="__RefHeading___Toc2286_4075509268"/>
+      <w:bookmarkStart w:id="22" w:name="__RefHeading___Toc2286_4038105535"/>
       <w:bookmarkEnd w:id="22"/>
       <w:r>
         <w:rPr>
@@ -5979,7 +5979,7 @@
         <w:spacing w:lineRule="exact" w:line="240" w:before="240" w:after="120"/>
         <w:rPr/>
       </w:pPr>
-      <w:bookmarkStart w:id="23" w:name="__RefHeading___Toc2288_4075509268"/>
+      <w:bookmarkStart w:id="23" w:name="__RefHeading___Toc2288_4038105535"/>
       <w:bookmarkEnd w:id="23"/>
       <w:r>
         <w:rPr>

--- a/reporte/productos_formales/Producto_03_Modelo_Favoritismo.docx
+++ b/reporte/productos_formales/Producto_03_Modelo_Favoritismo.docx
@@ -262,7 +262,7 @@
         <w:spacing w:lineRule="exact" w:line="240" w:before="240" w:after="120"/>
         <w:rPr/>
       </w:pPr>
-      <w:bookmarkStart w:id="0" w:name="__RefHeading___Toc2242_4038105535"/>
+      <w:bookmarkStart w:id="0" w:name="__RefHeading___Toc2242_1005444171"/>
       <w:bookmarkEnd w:id="0"/>
       <w:r>
         <w:rPr>
@@ -369,7 +369,7 @@
             </w:rPr>
             <w:fldChar w:fldCharType="separate"/>
           </w:r>
-          <w:hyperlink w:anchor="__RefHeading___Toc2242_4038105535">
+          <w:hyperlink w:anchor="__RefHeading___Toc2242_1005444171">
             <w:r>
               <w:rPr>
                 <w:rStyle w:val="IndexLink"/>
@@ -389,7 +389,7 @@
             </w:tabs>
             <w:rPr/>
           </w:pPr>
-          <w:hyperlink w:anchor="__RefHeading___Toc2244_4038105535">
+          <w:hyperlink w:anchor="__RefHeading___Toc2244_1005444171">
             <w:r>
               <w:rPr>
                 <w:rStyle w:val="IndexLink"/>
@@ -409,7 +409,7 @@
             </w:tabs>
             <w:rPr/>
           </w:pPr>
-          <w:hyperlink w:anchor="__RefHeading___Toc2246_4038105535">
+          <w:hyperlink w:anchor="__RefHeading___Toc2246_1005444171">
             <w:r>
               <w:rPr>
                 <w:rStyle w:val="IndexLink"/>
@@ -429,7 +429,7 @@
             </w:tabs>
             <w:rPr/>
           </w:pPr>
-          <w:hyperlink w:anchor="__RefHeading___Toc2248_4038105535">
+          <w:hyperlink w:anchor="__RefHeading___Toc2248_1005444171">
             <w:r>
               <w:rPr>
                 <w:rStyle w:val="IndexLink"/>
@@ -449,7 +449,7 @@
             </w:tabs>
             <w:rPr/>
           </w:pPr>
-          <w:hyperlink w:anchor="__RefHeading___Toc2250_4038105535">
+          <w:hyperlink w:anchor="__RefHeading___Toc2250_1005444171">
             <w:r>
               <w:rPr>
                 <w:rStyle w:val="IndexLink"/>
@@ -469,7 +469,7 @@
             </w:tabs>
             <w:rPr/>
           </w:pPr>
-          <w:hyperlink w:anchor="__RefHeading___Toc2252_4038105535">
+          <w:hyperlink w:anchor="__RefHeading___Toc2252_1005444171">
             <w:r>
               <w:rPr>
                 <w:rStyle w:val="IndexLink"/>
@@ -489,7 +489,7 @@
             </w:tabs>
             <w:rPr/>
           </w:pPr>
-          <w:hyperlink w:anchor="__RefHeading___Toc2254_4038105535">
+          <w:hyperlink w:anchor="__RefHeading___Toc2254_1005444171">
             <w:r>
               <w:rPr>
                 <w:rStyle w:val="IndexLink"/>
@@ -509,7 +509,7 @@
             </w:tabs>
             <w:rPr/>
           </w:pPr>
-          <w:hyperlink w:anchor="__RefHeading___Toc2256_4038105535">
+          <w:hyperlink w:anchor="__RefHeading___Toc2256_1005444171">
             <w:r>
               <w:rPr>
                 <w:rStyle w:val="IndexLink"/>
@@ -529,7 +529,7 @@
             </w:tabs>
             <w:rPr/>
           </w:pPr>
-          <w:hyperlink w:anchor="__RefHeading___Toc2258_4038105535">
+          <w:hyperlink w:anchor="__RefHeading___Toc2258_1005444171">
             <w:r>
               <w:rPr>
                 <w:rStyle w:val="IndexLink"/>
@@ -549,7 +549,7 @@
             </w:tabs>
             <w:rPr/>
           </w:pPr>
-          <w:hyperlink w:anchor="__RefHeading___Toc2260_4038105535">
+          <w:hyperlink w:anchor="__RefHeading___Toc2260_1005444171">
             <w:r>
               <w:rPr>
                 <w:rStyle w:val="IndexLink"/>
@@ -569,7 +569,7 @@
             </w:tabs>
             <w:rPr/>
           </w:pPr>
-          <w:hyperlink w:anchor="__RefHeading___Toc2262_4038105535">
+          <w:hyperlink w:anchor="__RefHeading___Toc2262_1005444171">
             <w:r>
               <w:rPr>
                 <w:rStyle w:val="IndexLink"/>
@@ -589,7 +589,7 @@
             </w:tabs>
             <w:rPr/>
           </w:pPr>
-          <w:hyperlink w:anchor="__RefHeading___Toc2264_4038105535">
+          <w:hyperlink w:anchor="__RefHeading___Toc2264_1005444171">
             <w:r>
               <w:rPr>
                 <w:rStyle w:val="IndexLink"/>
@@ -609,7 +609,7 @@
             </w:tabs>
             <w:rPr/>
           </w:pPr>
-          <w:hyperlink w:anchor="__RefHeading___Toc2266_4038105535">
+          <w:hyperlink w:anchor="__RefHeading___Toc2266_1005444171">
             <w:r>
               <w:rPr>
                 <w:rStyle w:val="IndexLink"/>
@@ -629,7 +629,7 @@
             </w:tabs>
             <w:rPr/>
           </w:pPr>
-          <w:hyperlink w:anchor="__RefHeading___Toc2268_4038105535">
+          <w:hyperlink w:anchor="__RefHeading___Toc2268_1005444171">
             <w:r>
               <w:rPr>
                 <w:rStyle w:val="IndexLink"/>
@@ -649,7 +649,7 @@
             </w:tabs>
             <w:rPr/>
           </w:pPr>
-          <w:hyperlink w:anchor="__RefHeading___Toc2270_4038105535">
+          <w:hyperlink w:anchor="__RefHeading___Toc2270_1005444171">
             <w:r>
               <w:rPr>
                 <w:rStyle w:val="IndexLink"/>
@@ -669,7 +669,7 @@
             </w:tabs>
             <w:rPr/>
           </w:pPr>
-          <w:hyperlink w:anchor="__RefHeading___Toc2272_4038105535">
+          <w:hyperlink w:anchor="__RefHeading___Toc2272_1005444171">
             <w:r>
               <w:rPr>
                 <w:rStyle w:val="IndexLink"/>
@@ -689,7 +689,7 @@
             </w:tabs>
             <w:rPr/>
           </w:pPr>
-          <w:hyperlink w:anchor="__RefHeading___Toc2274_4038105535">
+          <w:hyperlink w:anchor="__RefHeading___Toc2274_1005444171">
             <w:r>
               <w:rPr>
                 <w:rStyle w:val="IndexLink"/>
@@ -709,7 +709,7 @@
             </w:tabs>
             <w:rPr/>
           </w:pPr>
-          <w:hyperlink w:anchor="__RefHeading___Toc2276_4038105535">
+          <w:hyperlink w:anchor="__RefHeading___Toc2276_1005444171">
             <w:r>
               <w:rPr>
                 <w:rStyle w:val="IndexLink"/>
@@ -729,7 +729,7 @@
             </w:tabs>
             <w:rPr/>
           </w:pPr>
-          <w:hyperlink w:anchor="__RefHeading___Toc2278_4038105535">
+          <w:hyperlink w:anchor="__RefHeading___Toc2278_1005444171">
             <w:r>
               <w:rPr>
                 <w:rStyle w:val="IndexLink"/>
@@ -749,7 +749,7 @@
             </w:tabs>
             <w:rPr/>
           </w:pPr>
-          <w:hyperlink w:anchor="__RefHeading___Toc2280_4038105535">
+          <w:hyperlink w:anchor="__RefHeading___Toc2280_1005444171">
             <w:r>
               <w:rPr>
                 <w:rStyle w:val="IndexLink"/>
@@ -769,7 +769,7 @@
             </w:tabs>
             <w:rPr/>
           </w:pPr>
-          <w:hyperlink w:anchor="__RefHeading___Toc2282_4038105535">
+          <w:hyperlink w:anchor="__RefHeading___Toc2282_1005444171">
             <w:r>
               <w:rPr>
                 <w:rStyle w:val="IndexLink"/>
@@ -789,7 +789,7 @@
             </w:tabs>
             <w:rPr/>
           </w:pPr>
-          <w:hyperlink w:anchor="__RefHeading___Toc2284_4038105535">
+          <w:hyperlink w:anchor="__RefHeading___Toc2284_1005444171">
             <w:r>
               <w:rPr>
                 <w:rStyle w:val="IndexLink"/>
@@ -809,7 +809,7 @@
             </w:tabs>
             <w:rPr/>
           </w:pPr>
-          <w:hyperlink w:anchor="__RefHeading___Toc2286_4038105535">
+          <w:hyperlink w:anchor="__RefHeading___Toc2286_1005444171">
             <w:r>
               <w:rPr>
                 <w:rStyle w:val="IndexLink"/>
@@ -829,7 +829,7 @@
             </w:tabs>
             <w:rPr/>
           </w:pPr>
-          <w:hyperlink w:anchor="__RefHeading___Toc2288_4038105535">
+          <w:hyperlink w:anchor="__RefHeading___Toc2288_1005444171">
             <w:r>
               <w:rPr>
                 <w:rStyle w:val="IndexLink"/>
@@ -869,7 +869,7 @@
         <w:spacing w:lineRule="exact" w:line="240" w:before="240" w:after="120"/>
         <w:rPr/>
       </w:pPr>
-      <w:bookmarkStart w:id="1" w:name="__RefHeading___Toc2244_4038105535"/>
+      <w:bookmarkStart w:id="1" w:name="__RefHeading___Toc2244_1005444171"/>
       <w:bookmarkEnd w:id="1"/>
       <w:r>
         <w:rPr>
@@ -925,7 +925,7 @@
         <w:spacing w:lineRule="exact" w:line="240" w:before="240" w:after="120"/>
         <w:rPr/>
       </w:pPr>
-      <w:bookmarkStart w:id="2" w:name="__RefHeading___Toc2246_4038105535"/>
+      <w:bookmarkStart w:id="2" w:name="__RefHeading___Toc2246_1005444171"/>
       <w:bookmarkEnd w:id="2"/>
       <w:r>
         <w:rPr>
@@ -981,7 +981,7 @@
         <w:spacing w:lineRule="exact" w:line="240" w:before="240" w:after="120"/>
         <w:rPr/>
       </w:pPr>
-      <w:bookmarkStart w:id="3" w:name="__RefHeading___Toc2248_4038105535"/>
+      <w:bookmarkStart w:id="3" w:name="__RefHeading___Toc2248_1005444171"/>
       <w:bookmarkEnd w:id="3"/>
       <w:r>
         <w:rPr>
@@ -2295,7 +2295,7 @@
         <w:spacing w:lineRule="exact" w:line="240" w:before="240" w:after="120"/>
         <w:rPr/>
       </w:pPr>
-      <w:bookmarkStart w:id="4" w:name="__RefHeading___Toc2250_4038105535"/>
+      <w:bookmarkStart w:id="4" w:name="__RefHeading___Toc2250_1005444171"/>
       <w:bookmarkEnd w:id="4"/>
       <w:r>
         <w:rPr>
@@ -2872,7 +2872,7 @@
         <w:spacing w:lineRule="exact" w:line="240" w:before="240" w:after="120"/>
         <w:rPr/>
       </w:pPr>
-      <w:bookmarkStart w:id="5" w:name="__RefHeading___Toc2252_4038105535"/>
+      <w:bookmarkStart w:id="5" w:name="__RefHeading___Toc2252_1005444171"/>
       <w:bookmarkEnd w:id="5"/>
       <w:r>
         <w:rPr>
@@ -2910,7 +2910,7 @@
         <w:spacing w:lineRule="exact" w:line="240" w:before="240" w:after="120"/>
         <w:rPr/>
       </w:pPr>
-      <w:bookmarkStart w:id="6" w:name="__RefHeading___Toc2254_4038105535"/>
+      <w:bookmarkStart w:id="6" w:name="__RefHeading___Toc2254_1005444171"/>
       <w:bookmarkEnd w:id="6"/>
       <w:r>
         <w:rPr>
@@ -2948,7 +2948,7 @@
         <w:spacing w:lineRule="exact" w:line="240" w:before="240" w:after="120"/>
         <w:rPr/>
       </w:pPr>
-      <w:bookmarkStart w:id="7" w:name="__RefHeading___Toc2256_4038105535"/>
+      <w:bookmarkStart w:id="7" w:name="__RefHeading___Toc2256_1005444171"/>
       <w:bookmarkEnd w:id="7"/>
       <w:r>
         <w:rPr>
@@ -2968,7 +2968,7 @@
         <w:spacing w:lineRule="exact" w:line="240" w:before="180" w:after="80"/>
         <w:rPr/>
       </w:pPr>
-      <w:bookmarkStart w:id="8" w:name="__RefHeading___Toc2258_4038105535"/>
+      <w:bookmarkStart w:id="8" w:name="__RefHeading___Toc2258_1005444171"/>
       <w:bookmarkEnd w:id="8"/>
       <w:r>
         <w:rPr>
@@ -3095,7 +3095,7 @@
         <w:spacing w:lineRule="exact" w:line="240" w:before="180" w:after="80"/>
         <w:rPr/>
       </w:pPr>
-      <w:bookmarkStart w:id="9" w:name="__RefHeading___Toc2260_4038105535"/>
+      <w:bookmarkStart w:id="9" w:name="__RefHeading___Toc2260_1005444171"/>
       <w:bookmarkEnd w:id="9"/>
       <w:r>
         <w:rPr>
@@ -3946,7 +3946,7 @@
         <w:spacing w:lineRule="exact" w:line="240" w:before="180" w:after="80"/>
         <w:rPr/>
       </w:pPr>
-      <w:bookmarkStart w:id="10" w:name="__RefHeading___Toc2262_4038105535"/>
+      <w:bookmarkStart w:id="10" w:name="__RefHeading___Toc2262_1005444171"/>
       <w:bookmarkEnd w:id="10"/>
       <w:r>
         <w:rPr>
@@ -4695,7 +4695,7 @@
         <w:spacing w:lineRule="exact" w:line="240" w:before="180" w:after="80"/>
         <w:rPr/>
       </w:pPr>
-      <w:bookmarkStart w:id="11" w:name="__RefHeading___Toc2264_4038105535"/>
+      <w:bookmarkStart w:id="11" w:name="__RefHeading___Toc2264_1005444171"/>
       <w:bookmarkEnd w:id="11"/>
       <w:r>
         <w:rPr>
@@ -4822,7 +4822,7 @@
         <w:spacing w:lineRule="exact" w:line="240" w:before="240" w:after="120"/>
         <w:rPr/>
       </w:pPr>
-      <w:bookmarkStart w:id="12" w:name="__RefHeading___Toc2266_4038105535"/>
+      <w:bookmarkStart w:id="12" w:name="__RefHeading___Toc2266_1005444171"/>
       <w:bookmarkEnd w:id="12"/>
       <w:r>
         <w:rPr>
@@ -4922,7 +4922,7 @@
         <w:spacing w:lineRule="exact" w:line="240" w:before="240" w:after="120"/>
         <w:rPr/>
       </w:pPr>
-      <w:bookmarkStart w:id="13" w:name="__RefHeading___Toc2268_4038105535"/>
+      <w:bookmarkStart w:id="13" w:name="__RefHeading___Toc2268_1005444171"/>
       <w:bookmarkEnd w:id="13"/>
       <w:r>
         <w:rPr>
@@ -4960,7 +4960,7 @@
         <w:spacing w:lineRule="exact" w:line="240" w:before="240" w:after="120"/>
         <w:rPr/>
       </w:pPr>
-      <w:bookmarkStart w:id="14" w:name="__RefHeading___Toc2270_4038105535"/>
+      <w:bookmarkStart w:id="14" w:name="__RefHeading___Toc2270_1005444171"/>
       <w:bookmarkEnd w:id="14"/>
       <w:r>
         <w:rPr>
@@ -5020,7 +5020,7 @@
         <w:spacing w:lineRule="exact" w:line="240" w:before="240" w:after="120"/>
         <w:rPr/>
       </w:pPr>
-      <w:bookmarkStart w:id="15" w:name="__RefHeading___Toc2272_4038105535"/>
+      <w:bookmarkStart w:id="15" w:name="__RefHeading___Toc2272_1005444171"/>
       <w:bookmarkEnd w:id="15"/>
       <w:r>
         <w:rPr>
@@ -5058,7 +5058,7 @@
         <w:spacing w:lineRule="exact" w:line="240" w:before="240" w:after="120"/>
         <w:rPr/>
       </w:pPr>
-      <w:bookmarkStart w:id="16" w:name="__RefHeading___Toc2274_4038105535"/>
+      <w:bookmarkStart w:id="16" w:name="__RefHeading___Toc2274_1005444171"/>
       <w:bookmarkEnd w:id="16"/>
       <w:r>
         <w:rPr>
@@ -5178,7 +5178,7 @@
         <w:spacing w:lineRule="auto" w:line="240" w:before="0" w:after="60"/>
         <w:rPr/>
       </w:pPr>
-      <w:bookmarkStart w:id="17" w:name="__RefHeading___Toc2276_4038105535"/>
+      <w:bookmarkStart w:id="17" w:name="__RefHeading___Toc2276_1005444171"/>
       <w:bookmarkEnd w:id="17"/>
       <w:r>
         <w:rPr>
@@ -5209,7 +5209,7 @@
         <w:spacing w:lineRule="auto" w:line="240" w:before="0" w:after="60"/>
         <w:rPr/>
       </w:pPr>
-      <w:bookmarkStart w:id="18" w:name="__RefHeading___Toc2278_4038105535"/>
+      <w:bookmarkStart w:id="18" w:name="__RefHeading___Toc2278_1005444171"/>
       <w:bookmarkEnd w:id="18"/>
       <w:r>
         <w:rPr>
@@ -5773,7 +5773,7 @@
         <w:spacing w:lineRule="auto" w:line="240" w:before="0" w:after="60"/>
         <w:rPr/>
       </w:pPr>
-      <w:bookmarkStart w:id="19" w:name="__RefHeading___Toc2280_4038105535"/>
+      <w:bookmarkStart w:id="19" w:name="__RefHeading___Toc2280_1005444171"/>
       <w:bookmarkEnd w:id="19"/>
       <w:r>
         <w:rPr>
@@ -5838,7 +5838,7 @@
         <w:spacing w:lineRule="auto" w:line="240" w:before="0" w:after="60"/>
         <w:rPr/>
       </w:pPr>
-      <w:bookmarkStart w:id="20" w:name="__RefHeading___Toc2282_4038105535"/>
+      <w:bookmarkStart w:id="20" w:name="__RefHeading___Toc2282_1005444171"/>
       <w:bookmarkEnd w:id="20"/>
       <w:r>
         <w:rPr>
@@ -5903,7 +5903,7 @@
         <w:spacing w:lineRule="auto" w:line="240" w:before="0" w:after="60"/>
         <w:rPr/>
       </w:pPr>
-      <w:bookmarkStart w:id="21" w:name="__RefHeading___Toc2284_4038105535"/>
+      <w:bookmarkStart w:id="21" w:name="__RefHeading___Toc2284_1005444171"/>
       <w:bookmarkEnd w:id="21"/>
       <w:r>
         <w:rPr>
@@ -5948,7 +5948,7 @@
         <w:spacing w:lineRule="auto" w:line="240" w:before="0" w:after="60"/>
         <w:rPr/>
       </w:pPr>
-      <w:bookmarkStart w:id="22" w:name="__RefHeading___Toc2286_4038105535"/>
+      <w:bookmarkStart w:id="22" w:name="__RefHeading___Toc2286_1005444171"/>
       <w:bookmarkEnd w:id="22"/>
       <w:r>
         <w:rPr>
@@ -5979,7 +5979,7 @@
         <w:spacing w:lineRule="exact" w:line="240" w:before="240" w:after="120"/>
         <w:rPr/>
       </w:pPr>
-      <w:bookmarkStart w:id="23" w:name="__RefHeading___Toc2288_4038105535"/>
+      <w:bookmarkStart w:id="23" w:name="__RefHeading___Toc2288_1005444171"/>
       <w:bookmarkEnd w:id="23"/>
       <w:r>
         <w:rPr>

--- a/reporte/productos_formales/Producto_03_Modelo_Favoritismo.docx
+++ b/reporte/productos_formales/Producto_03_Modelo_Favoritismo.docx
@@ -262,7 +262,7 @@
         <w:spacing w:lineRule="exact" w:line="240" w:before="240" w:after="120"/>
         <w:rPr/>
       </w:pPr>
-      <w:bookmarkStart w:id="0" w:name="__RefHeading___Toc2242_1005444171"/>
+      <w:bookmarkStart w:id="0" w:name="__RefHeading___Toc2242_2401388243"/>
       <w:bookmarkEnd w:id="0"/>
       <w:r>
         <w:rPr>
@@ -369,7 +369,7 @@
             </w:rPr>
             <w:fldChar w:fldCharType="separate"/>
           </w:r>
-          <w:hyperlink w:anchor="__RefHeading___Toc2242_1005444171">
+          <w:hyperlink w:anchor="__RefHeading___Toc2242_2401388243">
             <w:r>
               <w:rPr>
                 <w:rStyle w:val="IndexLink"/>
@@ -389,7 +389,7 @@
             </w:tabs>
             <w:rPr/>
           </w:pPr>
-          <w:hyperlink w:anchor="__RefHeading___Toc2244_1005444171">
+          <w:hyperlink w:anchor="__RefHeading___Toc2244_2401388243">
             <w:r>
               <w:rPr>
                 <w:rStyle w:val="IndexLink"/>
@@ -409,7 +409,7 @@
             </w:tabs>
             <w:rPr/>
           </w:pPr>
-          <w:hyperlink w:anchor="__RefHeading___Toc2246_1005444171">
+          <w:hyperlink w:anchor="__RefHeading___Toc2246_2401388243">
             <w:r>
               <w:rPr>
                 <w:rStyle w:val="IndexLink"/>
@@ -429,7 +429,7 @@
             </w:tabs>
             <w:rPr/>
           </w:pPr>
-          <w:hyperlink w:anchor="__RefHeading___Toc2248_1005444171">
+          <w:hyperlink w:anchor="__RefHeading___Toc2248_2401388243">
             <w:r>
               <w:rPr>
                 <w:rStyle w:val="IndexLink"/>
@@ -449,7 +449,7 @@
             </w:tabs>
             <w:rPr/>
           </w:pPr>
-          <w:hyperlink w:anchor="__RefHeading___Toc2250_1005444171">
+          <w:hyperlink w:anchor="__RefHeading___Toc2250_2401388243">
             <w:r>
               <w:rPr>
                 <w:rStyle w:val="IndexLink"/>
@@ -469,7 +469,7 @@
             </w:tabs>
             <w:rPr/>
           </w:pPr>
-          <w:hyperlink w:anchor="__RefHeading___Toc2252_1005444171">
+          <w:hyperlink w:anchor="__RefHeading___Toc2252_2401388243">
             <w:r>
               <w:rPr>
                 <w:rStyle w:val="IndexLink"/>
@@ -489,7 +489,7 @@
             </w:tabs>
             <w:rPr/>
           </w:pPr>
-          <w:hyperlink w:anchor="__RefHeading___Toc2254_1005444171">
+          <w:hyperlink w:anchor="__RefHeading___Toc2254_2401388243">
             <w:r>
               <w:rPr>
                 <w:rStyle w:val="IndexLink"/>
@@ -509,7 +509,7 @@
             </w:tabs>
             <w:rPr/>
           </w:pPr>
-          <w:hyperlink w:anchor="__RefHeading___Toc2256_1005444171">
+          <w:hyperlink w:anchor="__RefHeading___Toc2256_2401388243">
             <w:r>
               <w:rPr>
                 <w:rStyle w:val="IndexLink"/>
@@ -529,7 +529,7 @@
             </w:tabs>
             <w:rPr/>
           </w:pPr>
-          <w:hyperlink w:anchor="__RefHeading___Toc2258_1005444171">
+          <w:hyperlink w:anchor="__RefHeading___Toc2258_2401388243">
             <w:r>
               <w:rPr>
                 <w:rStyle w:val="IndexLink"/>
@@ -549,7 +549,7 @@
             </w:tabs>
             <w:rPr/>
           </w:pPr>
-          <w:hyperlink w:anchor="__RefHeading___Toc2260_1005444171">
+          <w:hyperlink w:anchor="__RefHeading___Toc2260_2401388243">
             <w:r>
               <w:rPr>
                 <w:rStyle w:val="IndexLink"/>
@@ -569,7 +569,7 @@
             </w:tabs>
             <w:rPr/>
           </w:pPr>
-          <w:hyperlink w:anchor="__RefHeading___Toc2262_1005444171">
+          <w:hyperlink w:anchor="__RefHeading___Toc2262_2401388243">
             <w:r>
               <w:rPr>
                 <w:rStyle w:val="IndexLink"/>
@@ -589,7 +589,7 @@
             </w:tabs>
             <w:rPr/>
           </w:pPr>
-          <w:hyperlink w:anchor="__RefHeading___Toc2264_1005444171">
+          <w:hyperlink w:anchor="__RefHeading___Toc2264_2401388243">
             <w:r>
               <w:rPr>
                 <w:rStyle w:val="IndexLink"/>
@@ -609,7 +609,7 @@
             </w:tabs>
             <w:rPr/>
           </w:pPr>
-          <w:hyperlink w:anchor="__RefHeading___Toc2266_1005444171">
+          <w:hyperlink w:anchor="__RefHeading___Toc2266_2401388243">
             <w:r>
               <w:rPr>
                 <w:rStyle w:val="IndexLink"/>
@@ -629,7 +629,7 @@
             </w:tabs>
             <w:rPr/>
           </w:pPr>
-          <w:hyperlink w:anchor="__RefHeading___Toc2268_1005444171">
+          <w:hyperlink w:anchor="__RefHeading___Toc2268_2401388243">
             <w:r>
               <w:rPr>
                 <w:rStyle w:val="IndexLink"/>
@@ -649,7 +649,7 @@
             </w:tabs>
             <w:rPr/>
           </w:pPr>
-          <w:hyperlink w:anchor="__RefHeading___Toc2270_1005444171">
+          <w:hyperlink w:anchor="__RefHeading___Toc2270_2401388243">
             <w:r>
               <w:rPr>
                 <w:rStyle w:val="IndexLink"/>
@@ -669,7 +669,7 @@
             </w:tabs>
             <w:rPr/>
           </w:pPr>
-          <w:hyperlink w:anchor="__RefHeading___Toc2272_1005444171">
+          <w:hyperlink w:anchor="__RefHeading___Toc2272_2401388243">
             <w:r>
               <w:rPr>
                 <w:rStyle w:val="IndexLink"/>
@@ -689,7 +689,7 @@
             </w:tabs>
             <w:rPr/>
           </w:pPr>
-          <w:hyperlink w:anchor="__RefHeading___Toc2274_1005444171">
+          <w:hyperlink w:anchor="__RefHeading___Toc2274_2401388243">
             <w:r>
               <w:rPr>
                 <w:rStyle w:val="IndexLink"/>
@@ -709,7 +709,7 @@
             </w:tabs>
             <w:rPr/>
           </w:pPr>
-          <w:hyperlink w:anchor="__RefHeading___Toc2276_1005444171">
+          <w:hyperlink w:anchor="__RefHeading___Toc2276_2401388243">
             <w:r>
               <w:rPr>
                 <w:rStyle w:val="IndexLink"/>
@@ -729,7 +729,7 @@
             </w:tabs>
             <w:rPr/>
           </w:pPr>
-          <w:hyperlink w:anchor="__RefHeading___Toc2278_1005444171">
+          <w:hyperlink w:anchor="__RefHeading___Toc2278_2401388243">
             <w:r>
               <w:rPr>
                 <w:rStyle w:val="IndexLink"/>
@@ -749,7 +749,7 @@
             </w:tabs>
             <w:rPr/>
           </w:pPr>
-          <w:hyperlink w:anchor="__RefHeading___Toc2280_1005444171">
+          <w:hyperlink w:anchor="__RefHeading___Toc2280_2401388243">
             <w:r>
               <w:rPr>
                 <w:rStyle w:val="IndexLink"/>
@@ -769,7 +769,7 @@
             </w:tabs>
             <w:rPr/>
           </w:pPr>
-          <w:hyperlink w:anchor="__RefHeading___Toc2282_1005444171">
+          <w:hyperlink w:anchor="__RefHeading___Toc2282_2401388243">
             <w:r>
               <w:rPr>
                 <w:rStyle w:val="IndexLink"/>
@@ -789,7 +789,7 @@
             </w:tabs>
             <w:rPr/>
           </w:pPr>
-          <w:hyperlink w:anchor="__RefHeading___Toc2284_1005444171">
+          <w:hyperlink w:anchor="__RefHeading___Toc2284_2401388243">
             <w:r>
               <w:rPr>
                 <w:rStyle w:val="IndexLink"/>
@@ -809,7 +809,7 @@
             </w:tabs>
             <w:rPr/>
           </w:pPr>
-          <w:hyperlink w:anchor="__RefHeading___Toc2286_1005444171">
+          <w:hyperlink w:anchor="__RefHeading___Toc2286_2401388243">
             <w:r>
               <w:rPr>
                 <w:rStyle w:val="IndexLink"/>
@@ -829,7 +829,7 @@
             </w:tabs>
             <w:rPr/>
           </w:pPr>
-          <w:hyperlink w:anchor="__RefHeading___Toc2288_1005444171">
+          <w:hyperlink w:anchor="__RefHeading___Toc2288_2401388243">
             <w:r>
               <w:rPr>
                 <w:rStyle w:val="IndexLink"/>
@@ -869,7 +869,7 @@
         <w:spacing w:lineRule="exact" w:line="240" w:before="240" w:after="120"/>
         <w:rPr/>
       </w:pPr>
-      <w:bookmarkStart w:id="1" w:name="__RefHeading___Toc2244_1005444171"/>
+      <w:bookmarkStart w:id="1" w:name="__RefHeading___Toc2244_2401388243"/>
       <w:bookmarkEnd w:id="1"/>
       <w:r>
         <w:rPr>
@@ -925,7 +925,7 @@
         <w:spacing w:lineRule="exact" w:line="240" w:before="240" w:after="120"/>
         <w:rPr/>
       </w:pPr>
-      <w:bookmarkStart w:id="2" w:name="__RefHeading___Toc2246_1005444171"/>
+      <w:bookmarkStart w:id="2" w:name="__RefHeading___Toc2246_2401388243"/>
       <w:bookmarkEnd w:id="2"/>
       <w:r>
         <w:rPr>
@@ -981,7 +981,7 @@
         <w:spacing w:lineRule="exact" w:line="240" w:before="240" w:after="120"/>
         <w:rPr/>
       </w:pPr>
-      <w:bookmarkStart w:id="3" w:name="__RefHeading___Toc2248_1005444171"/>
+      <w:bookmarkStart w:id="3" w:name="__RefHeading___Toc2248_2401388243"/>
       <w:bookmarkEnd w:id="3"/>
       <w:r>
         <w:rPr>
@@ -2295,7 +2295,7 @@
         <w:spacing w:lineRule="exact" w:line="240" w:before="240" w:after="120"/>
         <w:rPr/>
       </w:pPr>
-      <w:bookmarkStart w:id="4" w:name="__RefHeading___Toc2250_1005444171"/>
+      <w:bookmarkStart w:id="4" w:name="__RefHeading___Toc2250_2401388243"/>
       <w:bookmarkEnd w:id="4"/>
       <w:r>
         <w:rPr>
@@ -2872,7 +2872,7 @@
         <w:spacing w:lineRule="exact" w:line="240" w:before="240" w:after="120"/>
         <w:rPr/>
       </w:pPr>
-      <w:bookmarkStart w:id="5" w:name="__RefHeading___Toc2252_1005444171"/>
+      <w:bookmarkStart w:id="5" w:name="__RefHeading___Toc2252_2401388243"/>
       <w:bookmarkEnd w:id="5"/>
       <w:r>
         <w:rPr>
@@ -2910,7 +2910,7 @@
         <w:spacing w:lineRule="exact" w:line="240" w:before="240" w:after="120"/>
         <w:rPr/>
       </w:pPr>
-      <w:bookmarkStart w:id="6" w:name="__RefHeading___Toc2254_1005444171"/>
+      <w:bookmarkStart w:id="6" w:name="__RefHeading___Toc2254_2401388243"/>
       <w:bookmarkEnd w:id="6"/>
       <w:r>
         <w:rPr>
@@ -2948,7 +2948,7 @@
         <w:spacing w:lineRule="exact" w:line="240" w:before="240" w:after="120"/>
         <w:rPr/>
       </w:pPr>
-      <w:bookmarkStart w:id="7" w:name="__RefHeading___Toc2256_1005444171"/>
+      <w:bookmarkStart w:id="7" w:name="__RefHeading___Toc2256_2401388243"/>
       <w:bookmarkEnd w:id="7"/>
       <w:r>
         <w:rPr>
@@ -2968,7 +2968,7 @@
         <w:spacing w:lineRule="exact" w:line="240" w:before="180" w:after="80"/>
         <w:rPr/>
       </w:pPr>
-      <w:bookmarkStart w:id="8" w:name="__RefHeading___Toc2258_1005444171"/>
+      <w:bookmarkStart w:id="8" w:name="__RefHeading___Toc2258_2401388243"/>
       <w:bookmarkEnd w:id="8"/>
       <w:r>
         <w:rPr>
@@ -3095,7 +3095,7 @@
         <w:spacing w:lineRule="exact" w:line="240" w:before="180" w:after="80"/>
         <w:rPr/>
       </w:pPr>
-      <w:bookmarkStart w:id="9" w:name="__RefHeading___Toc2260_1005444171"/>
+      <w:bookmarkStart w:id="9" w:name="__RefHeading___Toc2260_2401388243"/>
       <w:bookmarkEnd w:id="9"/>
       <w:r>
         <w:rPr>
@@ -3601,7 +3601,7 @@
                 <w:sz w:val="22"/>
                 <w:szCs w:val="22"/>
               </w:rPr>
-              <w:t>0.751</w:t>
+              <w:t>0.783</w:t>
             </w:r>
           </w:p>
         </w:tc>
@@ -3663,7 +3663,7 @@
                 <w:sz w:val="22"/>
                 <w:szCs w:val="22"/>
               </w:rPr>
-              <w:t>55.3%</w:t>
+              <w:t>55.0%</w:t>
             </w:r>
           </w:p>
         </w:tc>
@@ -3694,7 +3694,7 @@
                 <w:sz w:val="22"/>
                 <w:szCs w:val="22"/>
               </w:rPr>
-              <w:t>95.5%</w:t>
+              <w:t>100.0%</w:t>
             </w:r>
           </w:p>
         </w:tc>
@@ -3725,7 +3725,7 @@
                 <w:sz w:val="22"/>
                 <w:szCs w:val="22"/>
               </w:rPr>
-              <w:t>0.700</w:t>
+              <w:t>0.710</w:t>
             </w:r>
           </w:p>
         </w:tc>
@@ -3946,7 +3946,7 @@
         <w:spacing w:lineRule="exact" w:line="240" w:before="180" w:after="80"/>
         <w:rPr/>
       </w:pPr>
-      <w:bookmarkStart w:id="10" w:name="__RefHeading___Toc2262_1005444171"/>
+      <w:bookmarkStart w:id="10" w:name="__RefHeading___Toc2262_2401388243"/>
       <w:bookmarkEnd w:id="10"/>
       <w:r>
         <w:rPr>
@@ -4695,7 +4695,7 @@
         <w:spacing w:lineRule="exact" w:line="240" w:before="180" w:after="80"/>
         <w:rPr/>
       </w:pPr>
-      <w:bookmarkStart w:id="11" w:name="__RefHeading___Toc2264_1005444171"/>
+      <w:bookmarkStart w:id="11" w:name="__RefHeading___Toc2264_2401388243"/>
       <w:bookmarkEnd w:id="11"/>
       <w:r>
         <w:rPr>
@@ -4822,7 +4822,7 @@
         <w:spacing w:lineRule="exact" w:line="240" w:before="240" w:after="120"/>
         <w:rPr/>
       </w:pPr>
-      <w:bookmarkStart w:id="12" w:name="__RefHeading___Toc2266_1005444171"/>
+      <w:bookmarkStart w:id="12" w:name="__RefHeading___Toc2266_2401388243"/>
       <w:bookmarkEnd w:id="12"/>
       <w:r>
         <w:rPr>
@@ -4922,7 +4922,7 @@
         <w:spacing w:lineRule="exact" w:line="240" w:before="240" w:after="120"/>
         <w:rPr/>
       </w:pPr>
-      <w:bookmarkStart w:id="13" w:name="__RefHeading___Toc2268_1005444171"/>
+      <w:bookmarkStart w:id="13" w:name="__RefHeading___Toc2268_2401388243"/>
       <w:bookmarkEnd w:id="13"/>
       <w:r>
         <w:rPr>
@@ -4960,7 +4960,7 @@
         <w:spacing w:lineRule="exact" w:line="240" w:before="240" w:after="120"/>
         <w:rPr/>
       </w:pPr>
-      <w:bookmarkStart w:id="14" w:name="__RefHeading___Toc2270_1005444171"/>
+      <w:bookmarkStart w:id="14" w:name="__RefHeading___Toc2270_2401388243"/>
       <w:bookmarkEnd w:id="14"/>
       <w:r>
         <w:rPr>
@@ -5020,7 +5020,7 @@
         <w:spacing w:lineRule="exact" w:line="240" w:before="240" w:after="120"/>
         <w:rPr/>
       </w:pPr>
-      <w:bookmarkStart w:id="15" w:name="__RefHeading___Toc2272_1005444171"/>
+      <w:bookmarkStart w:id="15" w:name="__RefHeading___Toc2272_2401388243"/>
       <w:bookmarkEnd w:id="15"/>
       <w:r>
         <w:rPr>
@@ -5058,7 +5058,7 @@
         <w:spacing w:lineRule="exact" w:line="240" w:before="240" w:after="120"/>
         <w:rPr/>
       </w:pPr>
-      <w:bookmarkStart w:id="16" w:name="__RefHeading___Toc2274_1005444171"/>
+      <w:bookmarkStart w:id="16" w:name="__RefHeading___Toc2274_2401388243"/>
       <w:bookmarkEnd w:id="16"/>
       <w:r>
         <w:rPr>
@@ -5178,7 +5178,7 @@
         <w:spacing w:lineRule="auto" w:line="240" w:before="0" w:after="60"/>
         <w:rPr/>
       </w:pPr>
-      <w:bookmarkStart w:id="17" w:name="__RefHeading___Toc2276_1005444171"/>
+      <w:bookmarkStart w:id="17" w:name="__RefHeading___Toc2276_2401388243"/>
       <w:bookmarkEnd w:id="17"/>
       <w:r>
         <w:rPr>
@@ -5209,7 +5209,7 @@
         <w:spacing w:lineRule="auto" w:line="240" w:before="0" w:after="60"/>
         <w:rPr/>
       </w:pPr>
-      <w:bookmarkStart w:id="18" w:name="__RefHeading___Toc2278_1005444171"/>
+      <w:bookmarkStart w:id="18" w:name="__RefHeading___Toc2278_2401388243"/>
       <w:bookmarkEnd w:id="18"/>
       <w:r>
         <w:rPr>
@@ -5773,7 +5773,7 @@
         <w:spacing w:lineRule="auto" w:line="240" w:before="0" w:after="60"/>
         <w:rPr/>
       </w:pPr>
-      <w:bookmarkStart w:id="19" w:name="__RefHeading___Toc2280_1005444171"/>
+      <w:bookmarkStart w:id="19" w:name="__RefHeading___Toc2280_2401388243"/>
       <w:bookmarkEnd w:id="19"/>
       <w:r>
         <w:rPr>
@@ -5838,7 +5838,7 @@
         <w:spacing w:lineRule="auto" w:line="240" w:before="0" w:after="60"/>
         <w:rPr/>
       </w:pPr>
-      <w:bookmarkStart w:id="20" w:name="__RefHeading___Toc2282_1005444171"/>
+      <w:bookmarkStart w:id="20" w:name="__RefHeading___Toc2282_2401388243"/>
       <w:bookmarkEnd w:id="20"/>
       <w:r>
         <w:rPr>
@@ -5903,7 +5903,7 @@
         <w:spacing w:lineRule="auto" w:line="240" w:before="0" w:after="60"/>
         <w:rPr/>
       </w:pPr>
-      <w:bookmarkStart w:id="21" w:name="__RefHeading___Toc2284_1005444171"/>
+      <w:bookmarkStart w:id="21" w:name="__RefHeading___Toc2284_2401388243"/>
       <w:bookmarkEnd w:id="21"/>
       <w:r>
         <w:rPr>
@@ -5948,7 +5948,7 @@
         <w:spacing w:lineRule="auto" w:line="240" w:before="0" w:after="60"/>
         <w:rPr/>
       </w:pPr>
-      <w:bookmarkStart w:id="22" w:name="__RefHeading___Toc2286_1005444171"/>
+      <w:bookmarkStart w:id="22" w:name="__RefHeading___Toc2286_2401388243"/>
       <w:bookmarkEnd w:id="22"/>
       <w:r>
         <w:rPr>
@@ -5979,7 +5979,7 @@
         <w:spacing w:lineRule="exact" w:line="240" w:before="240" w:after="120"/>
         <w:rPr/>
       </w:pPr>
-      <w:bookmarkStart w:id="23" w:name="__RefHeading___Toc2288_1005444171"/>
+      <w:bookmarkStart w:id="23" w:name="__RefHeading___Toc2288_2401388243"/>
       <w:bookmarkEnd w:id="23"/>
       <w:r>
         <w:rPr>
